--- a/重构版论文_v4_20260915/材料完整性清单.docx
+++ b/重构版论文_v4_20260915/材料完整性清单.docx
@@ -789,7 +789,7 @@
               <w:rPr>
                 <w:sz w:val="16"/>
               </w:rPr>
-              <w:t>644</w:t>
+              <w:t>648</w:t>
             </w:r>
           </w:p>
         </w:tc>
@@ -1614,7 +1614,7 @@
               <w:rPr>
                 <w:sz w:val="16"/>
               </w:rPr>
-              <w:t>356</w:t>
+              <w:t>358</w:t>
             </w:r>
           </w:p>
         </w:tc>
@@ -1851,7 +1851,7 @@
               <w:rPr>
                 <w:sz w:val="16"/>
               </w:rPr>
-              <w:t>32.2 MB</w:t>
+              <w:t>32.3 MB</w:t>
             </w:r>
           </w:p>
         </w:tc>
@@ -2154,7 +2154,7 @@
               <w:rPr>
                 <w:sz w:val="16"/>
               </w:rPr>
-              <w:t>553</w:t>
+              <w:t>556</w:t>
             </w:r>
           </w:p>
         </w:tc>
@@ -2175,7 +2175,7 @@
               <w:rPr>
                 <w:sz w:val="16"/>
               </w:rPr>
-              <w:t>22.5 MB</w:t>
+              <w:t>22.8 MB</w:t>
             </w:r>
           </w:p>
         </w:tc>

--- a/重构版论文_v4_20260915/材料完整性清单.docx
+++ b/重构版论文_v4_20260915/材料完整性清单.docx
@@ -789,7 +789,7 @@
               <w:rPr>
                 <w:sz w:val="16"/>
               </w:rPr>
-              <w:t>648</w:t>
+              <w:t>649</w:t>
             </w:r>
           </w:p>
         </w:tc>
@@ -1614,7 +1614,7 @@
               <w:rPr>
                 <w:sz w:val="16"/>
               </w:rPr>
-              <w:t>358</w:t>
+              <w:t>359</w:t>
             </w:r>
           </w:p>
         </w:tc>
@@ -2154,7 +2154,7 @@
               <w:rPr>
                 <w:sz w:val="16"/>
               </w:rPr>
-              <w:t>556</w:t>
+              <w:t>557</w:t>
             </w:r>
           </w:p>
         </w:tc>
@@ -2175,7 +2175,7 @@
               <w:rPr>
                 <w:sz w:val="16"/>
               </w:rPr>
-              <w:t>22.8 MB</w:t>
+              <w:t>22.9 MB</w:t>
             </w:r>
           </w:p>
         </w:tc>

--- a/重构版论文_v4_20260915/材料完整性清单.docx
+++ b/重构版论文_v4_20260915/材料完整性清单.docx
@@ -233,7 +233,7 @@
               <w:rPr>
                 <w:sz w:val="16"/>
               </w:rPr>
-              <w:t>173 类</w:t>
+              <w:t>174 类</w:t>
             </w:r>
           </w:p>
         </w:tc>
@@ -254,7 +254,7 @@
               <w:rPr>
                 <w:sz w:val="16"/>
               </w:rPr>
-              <w:t xml:space="preserve">原始语料、处理后数据、144 个 </w:t>
+              <w:t xml:space="preserve">原始语料、处理后数据、145 个 </w:t>
             </w:r>
             <w:r>
               <w:rPr>
@@ -654,7 +654,7 @@
               <w:rPr>
                 <w:sz w:val="16"/>
               </w:rPr>
-              <w:t>78</w:t>
+              <w:t>80</w:t>
             </w:r>
           </w:p>
         </w:tc>
@@ -789,7 +789,7 @@
               <w:rPr>
                 <w:sz w:val="16"/>
               </w:rPr>
-              <w:t>649</w:t>
+              <w:t>652</w:t>
             </w:r>
           </w:p>
         </w:tc>
@@ -1506,7 +1506,7 @@
               <w:rPr>
                 <w:sz w:val="16"/>
               </w:rPr>
-              <w:t>171</w:t>
+              <w:t>173</w:t>
             </w:r>
           </w:p>
         </w:tc>
@@ -1614,7 +1614,7 @@
               <w:rPr>
                 <w:sz w:val="16"/>
               </w:rPr>
-              <w:t>359</w:t>
+              <w:t>362</w:t>
             </w:r>
           </w:p>
         </w:tc>
@@ -2154,7 +2154,7 @@
               <w:rPr>
                 <w:sz w:val="16"/>
               </w:rPr>
-              <w:t>557</w:t>
+              <w:t>562</w:t>
             </w:r>
           </w:p>
         </w:tc>
@@ -7341,7 +7341,7 @@
               <w:rPr>
                 <w:sz w:val="16"/>
               </w:rPr>
-              <w:t>（144 个结果目录）</w:t>
+              <w:t>（145 个结果目录）</w:t>
             </w:r>
           </w:p>
         </w:tc>
@@ -7362,7 +7362,7 @@
               <w:rPr>
                 <w:sz w:val="16"/>
               </w:rPr>
-              <w:t>3,092</w:t>
+              <w:t>3,104</w:t>
             </w:r>
           </w:p>
         </w:tc>
@@ -7383,7 +7383,7 @@
               <w:rPr>
                 <w:sz w:val="16"/>
               </w:rPr>
-              <w:t>2466.5 MB</w:t>
+              <w:t>2471.4 MB</w:t>
             </w:r>
           </w:p>
         </w:tc>

--- a/重构版论文_v4_20260915/材料完整性清单.docx
+++ b/重构版论文_v4_20260915/材料完整性清单.docx
@@ -789,7 +789,7 @@
               <w:rPr>
                 <w:sz w:val="16"/>
               </w:rPr>
-              <w:t>652</w:t>
+              <w:t>653</w:t>
             </w:r>
           </w:p>
         </w:tc>
@@ -1614,7 +1614,7 @@
               <w:rPr>
                 <w:sz w:val="16"/>
               </w:rPr>
-              <w:t>362</w:t>
+              <w:t>363</w:t>
             </w:r>
           </w:p>
         </w:tc>
@@ -1635,7 +1635,7 @@
               <w:rPr>
                 <w:sz w:val="16"/>
               </w:rPr>
-              <w:t>1.9 MB</w:t>
+              <w:t>2.0 MB</w:t>
             </w:r>
           </w:p>
         </w:tc>
@@ -2154,7 +2154,7 @@
               <w:rPr>
                 <w:sz w:val="16"/>
               </w:rPr>
-              <w:t>562</w:t>
+              <w:t>563</w:t>
             </w:r>
           </w:p>
         </w:tc>

--- a/重构版论文_v4_20260915/材料完整性清单.docx
+++ b/重构版论文_v4_20260915/材料完整性清单.docx
@@ -233,7 +233,7 @@
               <w:rPr>
                 <w:sz w:val="16"/>
               </w:rPr>
-              <w:t>174 类</w:t>
+              <w:t>180 类</w:t>
             </w:r>
           </w:p>
         </w:tc>
@@ -254,7 +254,7 @@
               <w:rPr>
                 <w:sz w:val="16"/>
               </w:rPr>
-              <w:t xml:space="preserve">原始语料、处理后数据、145 个 </w:t>
+              <w:t xml:space="preserve">原始语料、处理后数据、151 个 </w:t>
             </w:r>
             <w:r>
               <w:rPr>
@@ -654,7 +654,7 @@
               <w:rPr>
                 <w:sz w:val="16"/>
               </w:rPr>
-              <w:t>80</w:t>
+              <w:t>85</w:t>
             </w:r>
           </w:p>
         </w:tc>
@@ -789,7 +789,7 @@
               <w:rPr>
                 <w:sz w:val="16"/>
               </w:rPr>
-              <w:t>653</w:t>
+              <w:t>655</w:t>
             </w:r>
           </w:p>
         </w:tc>
@@ -1506,7 +1506,7 @@
               <w:rPr>
                 <w:sz w:val="16"/>
               </w:rPr>
-              <w:t>173</w:t>
+              <w:t>178</w:t>
             </w:r>
           </w:p>
         </w:tc>
@@ -1614,7 +1614,7 @@
               <w:rPr>
                 <w:sz w:val="16"/>
               </w:rPr>
-              <w:t>363</w:t>
+              <w:t>365</w:t>
             </w:r>
           </w:p>
         </w:tc>
@@ -2154,7 +2154,7 @@
               <w:rPr>
                 <w:sz w:val="16"/>
               </w:rPr>
-              <w:t>563</w:t>
+              <w:t>570</w:t>
             </w:r>
           </w:p>
         </w:tc>
@@ -7341,7 +7341,7 @@
               <w:rPr>
                 <w:sz w:val="16"/>
               </w:rPr>
-              <w:t>（145 个结果目录）</w:t>
+              <w:t>（151 个结果目录）</w:t>
             </w:r>
           </w:p>
         </w:tc>
@@ -7362,7 +7362,7 @@
               <w:rPr>
                 <w:sz w:val="16"/>
               </w:rPr>
-              <w:t>3,104</w:t>
+              <w:t>3,180</w:t>
             </w:r>
           </w:p>
         </w:tc>
@@ -7383,7 +7383,7 @@
               <w:rPr>
                 <w:sz w:val="16"/>
               </w:rPr>
-              <w:t>2471.4 MB</w:t>
+              <w:t>2480.5 MB</w:t>
             </w:r>
           </w:p>
         </w:tc>

--- a/重构版论文_v4_20260915/材料完整性清单.docx
+++ b/重构版论文_v4_20260915/材料完整性清单.docx
@@ -233,7 +233,7 @@
               <w:rPr>
                 <w:sz w:val="16"/>
               </w:rPr>
-              <w:t>180 类</w:t>
+              <w:t>181 类</w:t>
             </w:r>
           </w:p>
         </w:tc>
@@ -254,7 +254,7 @@
               <w:rPr>
                 <w:sz w:val="16"/>
               </w:rPr>
-              <w:t xml:space="preserve">原始语料、处理后数据、151 个 </w:t>
+              <w:t xml:space="preserve">原始语料、处理后数据、152 个 </w:t>
             </w:r>
             <w:r>
               <w:rPr>
@@ -654,7 +654,7 @@
               <w:rPr>
                 <w:sz w:val="16"/>
               </w:rPr>
-              <w:t>85</w:t>
+              <w:t>87</w:t>
             </w:r>
           </w:p>
         </w:tc>
@@ -789,7 +789,7 @@
               <w:rPr>
                 <w:sz w:val="16"/>
               </w:rPr>
-              <w:t>655</w:t>
+              <w:t>657</w:t>
             </w:r>
           </w:p>
         </w:tc>
@@ -1506,7 +1506,7 @@
               <w:rPr>
                 <w:sz w:val="16"/>
               </w:rPr>
-              <w:t>178</w:t>
+              <w:t>180</w:t>
             </w:r>
           </w:p>
         </w:tc>
@@ -1614,7 +1614,7 @@
               <w:rPr>
                 <w:sz w:val="16"/>
               </w:rPr>
-              <w:t>365</w:t>
+              <w:t>367</w:t>
             </w:r>
           </w:p>
         </w:tc>
@@ -2154,7 +2154,7 @@
               <w:rPr>
                 <w:sz w:val="16"/>
               </w:rPr>
-              <w:t>570</w:t>
+              <w:t>574</w:t>
             </w:r>
           </w:p>
         </w:tc>
@@ -2175,7 +2175,7 @@
               <w:rPr>
                 <w:sz w:val="16"/>
               </w:rPr>
-              <w:t>22.9 MB</w:t>
+              <w:t>23.0 MB</w:t>
             </w:r>
           </w:p>
         </w:tc>
@@ -7341,7 +7341,7 @@
               <w:rPr>
                 <w:sz w:val="16"/>
               </w:rPr>
-              <w:t>（151 个结果目录）</w:t>
+              <w:t>（152 个结果目录）</w:t>
             </w:r>
           </w:p>
         </w:tc>
@@ -7362,7 +7362,7 @@
               <w:rPr>
                 <w:sz w:val="16"/>
               </w:rPr>
-              <w:t>3,180</w:t>
+              <w:t>3,182</w:t>
             </w:r>
           </w:p>
         </w:tc>

--- a/重构版论文_v4_20260915/材料完整性清单.docx
+++ b/重构版论文_v4_20260915/材料完整性清单.docx
@@ -233,7 +233,7 @@
               <w:rPr>
                 <w:sz w:val="16"/>
               </w:rPr>
-              <w:t>181 类</w:t>
+              <w:t>193 类</w:t>
             </w:r>
           </w:p>
         </w:tc>
@@ -254,7 +254,7 @@
               <w:rPr>
                 <w:sz w:val="16"/>
               </w:rPr>
-              <w:t xml:space="preserve">原始语料、处理后数据、152 个 </w:t>
+              <w:t xml:space="preserve">原始语料、处理后数据、162 个 </w:t>
             </w:r>
             <w:r>
               <w:rPr>
@@ -789,7 +789,7 @@
               <w:rPr>
                 <w:sz w:val="16"/>
               </w:rPr>
-              <w:t>657</w:t>
+              <w:t>694</w:t>
             </w:r>
           </w:p>
         </w:tc>
@@ -1614,7 +1614,7 @@
               <w:rPr>
                 <w:sz w:val="16"/>
               </w:rPr>
-              <w:t>367</w:t>
+              <w:t>380</w:t>
             </w:r>
           </w:p>
         </w:tc>
@@ -1635,7 +1635,7 @@
               <w:rPr>
                 <w:sz w:val="16"/>
               </w:rPr>
-              <w:t>2.0 MB</w:t>
+              <w:t>2.1 MB</w:t>
             </w:r>
           </w:p>
         </w:tc>
@@ -1851,7 +1851,7 @@
               <w:rPr>
                 <w:sz w:val="16"/>
               </w:rPr>
-              <w:t>32.3 MB</w:t>
+              <w:t>32.4 MB</w:t>
             </w:r>
           </w:p>
         </w:tc>
@@ -2154,7 +2154,7 @@
               <w:rPr>
                 <w:sz w:val="16"/>
               </w:rPr>
-              <w:t>574</w:t>
+              <w:t>589</w:t>
             </w:r>
           </w:p>
         </w:tc>
@@ -2175,7 +2175,7 @@
               <w:rPr>
                 <w:sz w:val="16"/>
               </w:rPr>
-              <w:t>23.0 MB</w:t>
+              <w:t>23.1 MB</w:t>
             </w:r>
           </w:p>
         </w:tc>
@@ -5391,7 +5391,7 @@
                 <w:rFonts w:ascii="Consolas" w:hAnsi="Consolas"/>
                 <w:sz w:val="16"/>
               </w:rPr>
-              <w:t>data_processed_cic_natural_v1</w:t>
+              <w:t>data_processed_cic_ids2018_v1</w:t>
             </w:r>
           </w:p>
         </w:tc>
@@ -5412,7 +5412,7 @@
               <w:rPr>
                 <w:sz w:val="16"/>
               </w:rPr>
-              <w:t>10</w:t>
+              <w:t>5</w:t>
             </w:r>
           </w:p>
         </w:tc>
@@ -5433,7 +5433,7 @@
               <w:rPr>
                 <w:sz w:val="16"/>
               </w:rPr>
-              <w:t>28.1 MB</w:t>
+              <w:t>37.2 MB</w:t>
             </w:r>
           </w:p>
         </w:tc>
@@ -5499,7 +5499,7 @@
                 <w:rFonts w:ascii="Consolas" w:hAnsi="Consolas"/>
                 <w:sz w:val="16"/>
               </w:rPr>
-              <w:t>data_processed_cic_natural_v2</w:t>
+              <w:t>data_processed_cic_iot2023_v1</w:t>
             </w:r>
           </w:p>
         </w:tc>
@@ -5520,7 +5520,7 @@
               <w:rPr>
                 <w:sz w:val="16"/>
               </w:rPr>
-              <w:t>10</w:t>
+              <w:t>5</w:t>
             </w:r>
           </w:p>
         </w:tc>
@@ -5541,7 +5541,7 @@
               <w:rPr>
                 <w:sz w:val="16"/>
               </w:rPr>
-              <w:t>28.1 MB</w:t>
+              <w:t>37.6 MB</w:t>
             </w:r>
           </w:p>
         </w:tc>
@@ -5607,7 +5607,7 @@
                 <w:rFonts w:ascii="Consolas" w:hAnsi="Consolas"/>
                 <w:sz w:val="16"/>
               </w:rPr>
-              <w:t>data_processed_cic_natural_v3</w:t>
+              <w:t>data_processed_cic_natural_v1</w:t>
             </w:r>
           </w:p>
         </w:tc>
@@ -5715,7 +5715,7 @@
                 <w:rFonts w:ascii="Consolas" w:hAnsi="Consolas"/>
                 <w:sz w:val="16"/>
               </w:rPr>
-              <w:t>data_processed_cic_natural_v3b</w:t>
+              <w:t>data_processed_cic_natural_v2</w:t>
             </w:r>
           </w:p>
         </w:tc>
@@ -5757,7 +5757,7 @@
               <w:rPr>
                 <w:sz w:val="16"/>
               </w:rPr>
-              <w:t>26.1 MB</w:t>
+              <w:t>28.1 MB</w:t>
             </w:r>
           </w:p>
         </w:tc>
@@ -5823,7 +5823,7 @@
                 <w:rFonts w:ascii="Consolas" w:hAnsi="Consolas"/>
                 <w:sz w:val="16"/>
               </w:rPr>
-              <w:t>data_processed_cic_natural_v4_full</w:t>
+              <w:t>data_processed_cic_natural_v3</w:t>
             </w:r>
           </w:p>
         </w:tc>
@@ -5865,7 +5865,7 @@
               <w:rPr>
                 <w:sz w:val="16"/>
               </w:rPr>
-              <w:t>1132.0 MB</w:t>
+              <w:t>28.1 MB</w:t>
             </w:r>
           </w:p>
         </w:tc>
@@ -5931,7 +5931,7 @@
                 <w:rFonts w:ascii="Consolas" w:hAnsi="Consolas"/>
                 <w:sz w:val="16"/>
               </w:rPr>
-              <w:t>data_processed_cic_natural_v4_scale200k</w:t>
+              <w:t>data_processed_cic_natural_v3b</w:t>
             </w:r>
           </w:p>
         </w:tc>
@@ -5973,7 +5973,7 @@
               <w:rPr>
                 <w:sz w:val="16"/>
               </w:rPr>
-              <w:t>202.4 MB</w:t>
+              <w:t>26.1 MB</w:t>
             </w:r>
           </w:p>
         </w:tc>
@@ -6039,7 +6039,7 @@
                 <w:rFonts w:ascii="Consolas" w:hAnsi="Consolas"/>
                 <w:sz w:val="16"/>
               </w:rPr>
-              <w:t>data_processed_imbalanced</w:t>
+              <w:t>data_processed_cic_natural_v4_full</w:t>
             </w:r>
           </w:p>
         </w:tc>
@@ -6060,7 +6060,7 @@
               <w:rPr>
                 <w:sz w:val="16"/>
               </w:rPr>
-              <w:t>7</w:t>
+              <w:t>10</w:t>
             </w:r>
           </w:p>
         </w:tc>
@@ -6081,7 +6081,7 @@
               <w:rPr>
                 <w:sz w:val="16"/>
               </w:rPr>
-              <w:t>20.1 MB</w:t>
+              <w:t>1132.0 MB</w:t>
             </w:r>
           </w:p>
         </w:tc>
@@ -6147,7 +6147,7 @@
                 <w:rFonts w:ascii="Consolas" w:hAnsi="Consolas"/>
                 <w:sz w:val="16"/>
               </w:rPr>
-              <w:t>data_processed_imbalanced_v3</w:t>
+              <w:t>data_processed_cic_natural_v4_scale200k</w:t>
             </w:r>
           </w:p>
         </w:tc>
@@ -6168,7 +6168,7 @@
               <w:rPr>
                 <w:sz w:val="16"/>
               </w:rPr>
-              <w:t>7</w:t>
+              <w:t>10</w:t>
             </w:r>
           </w:p>
         </w:tc>
@@ -6189,7 +6189,7 @@
               <w:rPr>
                 <w:sz w:val="16"/>
               </w:rPr>
-              <w:t>20.1 MB</w:t>
+              <w:t>202.4 MB</w:t>
             </w:r>
           </w:p>
         </w:tc>
@@ -6255,7 +6255,7 @@
                 <w:rFonts w:ascii="Consolas" w:hAnsi="Consolas"/>
                 <w:sz w:val="16"/>
               </w:rPr>
-              <w:t>data_processed_nbaiot_v48</w:t>
+              <w:t>data_processed_imbalanced</w:t>
             </w:r>
           </w:p>
         </w:tc>
@@ -6276,7 +6276,7 @@
               <w:rPr>
                 <w:sz w:val="16"/>
               </w:rPr>
-              <w:t>5</w:t>
+              <w:t>7</w:t>
             </w:r>
           </w:p>
         </w:tc>
@@ -6297,7 +6297,7 @@
               <w:rPr>
                 <w:sz w:val="16"/>
               </w:rPr>
-              <w:t>164.7 MB</w:t>
+              <w:t>20.1 MB</w:t>
             </w:r>
           </w:p>
         </w:tc>
@@ -6363,7 +6363,7 @@
                 <w:rFonts w:ascii="Consolas" w:hAnsi="Consolas"/>
                 <w:sz w:val="16"/>
               </w:rPr>
-              <w:t>logs</w:t>
+              <w:t>data_processed_imbalanced_v3</w:t>
             </w:r>
           </w:p>
         </w:tc>
@@ -6384,7 +6384,7 @@
               <w:rPr>
                 <w:sz w:val="16"/>
               </w:rPr>
-              <w:t>39</w:t>
+              <w:t>7</w:t>
             </w:r>
           </w:p>
         </w:tc>
@@ -6405,7 +6405,7 @@
               <w:rPr>
                 <w:sz w:val="16"/>
               </w:rPr>
-              <w:t>0.4 MB</w:t>
+              <w:t>20.1 MB</w:t>
             </w:r>
           </w:p>
         </w:tc>
@@ -6426,7 +6426,7 @@
               <w:rPr>
                 <w:sz w:val="16"/>
               </w:rPr>
-              <w:t>运行日志仅 4 份随包留档，其余为本地临时输出</w:t>
+              <w:t>处理后数据由脚本从原始文件重建，体积 1.5 GB 以上</w:t>
             </w:r>
           </w:p>
         </w:tc>
@@ -6447,7 +6447,7 @@
               <w:rPr>
                 <w:sz w:val="16"/>
               </w:rPr>
-              <w:t>见《实验代码与运行记录》附录 B</w:t>
+              <w:t>跑 scripts/audit_data_processing_v1.py</w:t>
             </w:r>
           </w:p>
         </w:tc>
@@ -6471,7 +6471,7 @@
                 <w:rFonts w:ascii="Consolas" w:hAnsi="Consolas"/>
                 <w:sz w:val="16"/>
               </w:rPr>
-              <w:t>.gitignore</w:t>
+              <w:t>data_processed_nbaiot_v48</w:t>
             </w:r>
           </w:p>
         </w:tc>
@@ -6492,7 +6492,7 @@
               <w:rPr>
                 <w:sz w:val="16"/>
               </w:rPr>
-              <w:t>1</w:t>
+              <w:t>5</w:t>
             </w:r>
           </w:p>
         </w:tc>
@@ -6513,7 +6513,7 @@
               <w:rPr>
                 <w:sz w:val="16"/>
               </w:rPr>
-              <w:t>0.0 MB</w:t>
+              <w:t>164.7 MB</w:t>
             </w:r>
           </w:p>
         </w:tc>
@@ -6534,7 +6534,7 @@
               <w:rPr>
                 <w:sz w:val="16"/>
               </w:rPr>
-              <w:t>本地保留</w:t>
+              <w:t>处理后数据由脚本从原始文件重建，体积 1.5 GB 以上</w:t>
             </w:r>
           </w:p>
         </w:tc>
@@ -6555,7 +6555,7 @@
               <w:rPr>
                 <w:sz w:val="16"/>
               </w:rPr>
-              <w:t>—</w:t>
+              <w:t>跑 scripts/audit_data_processing_v1.py</w:t>
             </w:r>
           </w:p>
         </w:tc>
@@ -6579,7 +6579,7 @@
                 <w:rFonts w:ascii="Consolas" w:hAnsi="Consolas"/>
                 <w:sz w:val="16"/>
               </w:rPr>
-              <w:t>RCCF_FULL_RESEARCH_ARCHIVE_20260912.tar.gz</w:t>
+              <w:t>logs</w:t>
             </w:r>
           </w:p>
         </w:tc>
@@ -6600,7 +6600,7 @@
               <w:rPr>
                 <w:sz w:val="16"/>
               </w:rPr>
-              <w:t>1</w:t>
+              <w:t>61</w:t>
             </w:r>
           </w:p>
         </w:tc>
@@ -6621,7 +6621,7 @@
               <w:rPr>
                 <w:sz w:val="16"/>
               </w:rPr>
-              <w:t>392.8 MB</w:t>
+              <w:t>0.4 MB</w:t>
             </w:r>
           </w:p>
         </w:tc>
@@ -6642,7 +6642,7 @@
               <w:rPr>
                 <w:sz w:val="16"/>
               </w:rPr>
-              <w:t>完整研究档案 374–393 MB/个，本地保存</w:t>
+              <w:t>运行日志仅 4 份随包留档，其余为本地临时输出</w:t>
             </w:r>
           </w:p>
         </w:tc>
@@ -6663,7 +6663,7 @@
               <w:rPr>
                 <w:sz w:val="16"/>
               </w:rPr>
-              <w:t>按《数据与资料来源总表》的校验值核对</w:t>
+              <w:t>见《实验代码与运行记录》附录 B</w:t>
             </w:r>
           </w:p>
         </w:tc>
@@ -6687,7 +6687,7 @@
                 <w:rFonts w:ascii="Consolas" w:hAnsi="Consolas"/>
                 <w:sz w:val="16"/>
               </w:rPr>
-              <w:t>RCCF_FULL_RESEARCH_ARCHIVE_v2_20260912.tar.gz</w:t>
+              <w:t>.gitignore</w:t>
             </w:r>
           </w:p>
         </w:tc>
@@ -6729,7 +6729,7 @@
               <w:rPr>
                 <w:sz w:val="16"/>
               </w:rPr>
-              <w:t>411.7 MB</w:t>
+              <w:t>0.0 MB</w:t>
             </w:r>
           </w:p>
         </w:tc>
@@ -6750,7 +6750,7 @@
               <w:rPr>
                 <w:sz w:val="16"/>
               </w:rPr>
-              <w:t>完整研究档案 374–393 MB/个，本地保存</w:t>
+              <w:t>本地保留</w:t>
             </w:r>
           </w:p>
         </w:tc>
@@ -6771,7 +6771,7 @@
               <w:rPr>
                 <w:sz w:val="16"/>
               </w:rPr>
-              <w:t>按《数据与资料来源总表》的校验值核对</w:t>
+              <w:t>—</w:t>
             </w:r>
           </w:p>
         </w:tc>
@@ -6795,7 +6795,7 @@
                 <w:rFonts w:ascii="Consolas" w:hAnsi="Consolas"/>
                 <w:sz w:val="16"/>
               </w:rPr>
-              <w:t>RCCF_v3b_complete_package_20260912.zip</w:t>
+              <w:t>RCCF_FULL_RESEARCH_ARCHIVE_20260912.tar.gz</w:t>
             </w:r>
           </w:p>
         </w:tc>
@@ -6837,7 +6837,7 @@
               <w:rPr>
                 <w:sz w:val="16"/>
               </w:rPr>
-              <w:t>27.9 MB</w:t>
+              <w:t>392.8 MB</w:t>
             </w:r>
           </w:p>
         </w:tc>
@@ -6903,7 +6903,7 @@
                 <w:rFonts w:ascii="Consolas" w:hAnsi="Consolas"/>
                 <w:sz w:val="16"/>
               </w:rPr>
-              <w:t>RCCF_v3b_reproducibility_package_20260912.zip</w:t>
+              <w:t>RCCF_FULL_RESEARCH_ARCHIVE_v2_20260912.tar.gz</w:t>
             </w:r>
           </w:p>
         </w:tc>
@@ -6945,7 +6945,7 @@
               <w:rPr>
                 <w:sz w:val="16"/>
               </w:rPr>
-              <w:t>27.6 MB</w:t>
+              <w:t>411.7 MB</w:t>
             </w:r>
           </w:p>
         </w:tc>
@@ -7011,7 +7011,7 @@
                 <w:rFonts w:ascii="Consolas" w:hAnsi="Consolas"/>
                 <w:sz w:val="16"/>
               </w:rPr>
-              <w:t>RCCF_v3b_submission_package_20260912.zip</w:t>
+              <w:t>RCCF_v3b_complete_package_20260912.zip</w:t>
             </w:r>
           </w:p>
         </w:tc>
@@ -7053,7 +7053,7 @@
               <w:rPr>
                 <w:sz w:val="16"/>
               </w:rPr>
-              <w:t>0.3 MB</w:t>
+              <w:t>27.9 MB</w:t>
             </w:r>
           </w:p>
         </w:tc>
@@ -7119,7 +7119,7 @@
                 <w:rFonts w:ascii="Consolas" w:hAnsi="Consolas"/>
                 <w:sz w:val="16"/>
               </w:rPr>
-              <w:t>RCCF_完整研究档案_v2_20260912.tar.gz</w:t>
+              <w:t>RCCF_v3b_reproducibility_package_20260912.zip</w:t>
             </w:r>
           </w:p>
         </w:tc>
@@ -7161,7 +7161,7 @@
               <w:rPr>
                 <w:sz w:val="16"/>
               </w:rPr>
-              <w:t>411.9 MB</w:t>
+              <w:t>27.6 MB</w:t>
             </w:r>
           </w:p>
         </w:tc>
@@ -7227,7 +7227,7 @@
                 <w:rFonts w:ascii="Consolas" w:hAnsi="Consolas"/>
                 <w:sz w:val="16"/>
               </w:rPr>
-              <w:t>这是本地快照，不等于安全审计。第三方</w:t>
+              <w:t>RCCF_v3b_submission_package_20260912.zip</w:t>
             </w:r>
           </w:p>
         </w:tc>
@@ -7269,7 +7269,7 @@
               <w:rPr>
                 <w:sz w:val="16"/>
               </w:rPr>
-              <w:t>0.0 MB</w:t>
+              <w:t>0.3 MB</w:t>
             </w:r>
           </w:p>
         </w:tc>
@@ -7290,7 +7290,7 @@
               <w:rPr>
                 <w:sz w:val="16"/>
               </w:rPr>
-              <w:t>本地保留</w:t>
+              <w:t>完整研究档案 374–393 MB/个，本地保存</w:t>
             </w:r>
           </w:p>
         </w:tc>
@@ -7311,7 +7311,7 @@
               <w:rPr>
                 <w:sz w:val="16"/>
               </w:rPr>
-              <w:t>—</w:t>
+              <w:t>按《数据与资料来源总表》的校验值核对</w:t>
             </w:r>
           </w:p>
         </w:tc>
@@ -7335,13 +7335,229 @@
                 <w:rFonts w:ascii="Consolas" w:hAnsi="Consolas"/>
                 <w:sz w:val="16"/>
               </w:rPr>
+              <w:t>RCCF_完整研究档案_v2_20260912.tar.gz</w:t>
+            </w:r>
+          </w:p>
+        </w:tc>
+        <w:tc>
+          <w:tcPr>
+            <w:tcW w:type="dxa" w:w="1958"/>
+          </w:tcPr>
+          <w:p>
+            <w:pPr>
+              <w:spacing w:after="0"/>
+            </w:pPr>
+            <w:r>
+              <w:rPr>
+                <w:sz w:val="16"/>
+              </w:rPr>
+            </w:r>
+            <w:r>
+              <w:rPr>
+                <w:sz w:val="16"/>
+              </w:rPr>
+              <w:t>1</w:t>
+            </w:r>
+          </w:p>
+        </w:tc>
+        <w:tc>
+          <w:tcPr>
+            <w:tcW w:type="dxa" w:w="1958"/>
+          </w:tcPr>
+          <w:p>
+            <w:pPr>
+              <w:spacing w:after="0"/>
+            </w:pPr>
+            <w:r>
+              <w:rPr>
+                <w:sz w:val="16"/>
+              </w:rPr>
+            </w:r>
+            <w:r>
+              <w:rPr>
+                <w:sz w:val="16"/>
+              </w:rPr>
+              <w:t>411.9 MB</w:t>
+            </w:r>
+          </w:p>
+        </w:tc>
+        <w:tc>
+          <w:tcPr>
+            <w:tcW w:type="dxa" w:w="1958"/>
+          </w:tcPr>
+          <w:p>
+            <w:pPr>
+              <w:spacing w:after="0"/>
+            </w:pPr>
+            <w:r>
+              <w:rPr>
+                <w:sz w:val="16"/>
+              </w:rPr>
+            </w:r>
+            <w:r>
+              <w:rPr>
+                <w:sz w:val="16"/>
+              </w:rPr>
+              <w:t>完整研究档案 374–393 MB/个，本地保存</w:t>
+            </w:r>
+          </w:p>
+        </w:tc>
+        <w:tc>
+          <w:tcPr>
+            <w:tcW w:type="dxa" w:w="1958"/>
+          </w:tcPr>
+          <w:p>
+            <w:pPr>
+              <w:spacing w:after="0"/>
+            </w:pPr>
+            <w:r>
+              <w:rPr>
+                <w:sz w:val="16"/>
+              </w:rPr>
+            </w:r>
+            <w:r>
+              <w:rPr>
+                <w:sz w:val="16"/>
+              </w:rPr>
+              <w:t>按《数据与资料来源总表》的校验值核对</w:t>
+            </w:r>
+          </w:p>
+        </w:tc>
+      </w:tr>
+      <w:tr>
+        <w:tc>
+          <w:tcPr>
+            <w:tcW w:type="dxa" w:w="1958"/>
+          </w:tcPr>
+          <w:p>
+            <w:pPr>
+              <w:spacing w:after="0"/>
+            </w:pPr>
+            <w:r>
+              <w:rPr>
+                <w:sz w:val="16"/>
+              </w:rPr>
+            </w:r>
+            <w:r>
+              <w:rPr>
+                <w:rFonts w:ascii="Consolas" w:hAnsi="Consolas"/>
+                <w:sz w:val="16"/>
+              </w:rPr>
+              <w:t>这是本地快照，不等于安全审计。第三方</w:t>
+            </w:r>
+          </w:p>
+        </w:tc>
+        <w:tc>
+          <w:tcPr>
+            <w:tcW w:type="dxa" w:w="1958"/>
+          </w:tcPr>
+          <w:p>
+            <w:pPr>
+              <w:spacing w:after="0"/>
+            </w:pPr>
+            <w:r>
+              <w:rPr>
+                <w:sz w:val="16"/>
+              </w:rPr>
+            </w:r>
+            <w:r>
+              <w:rPr>
+                <w:sz w:val="16"/>
+              </w:rPr>
+              <w:t>1</w:t>
+            </w:r>
+          </w:p>
+        </w:tc>
+        <w:tc>
+          <w:tcPr>
+            <w:tcW w:type="dxa" w:w="1958"/>
+          </w:tcPr>
+          <w:p>
+            <w:pPr>
+              <w:spacing w:after="0"/>
+            </w:pPr>
+            <w:r>
+              <w:rPr>
+                <w:sz w:val="16"/>
+              </w:rPr>
+            </w:r>
+            <w:r>
+              <w:rPr>
+                <w:sz w:val="16"/>
+              </w:rPr>
+              <w:t>0.0 MB</w:t>
+            </w:r>
+          </w:p>
+        </w:tc>
+        <w:tc>
+          <w:tcPr>
+            <w:tcW w:type="dxa" w:w="1958"/>
+          </w:tcPr>
+          <w:p>
+            <w:pPr>
+              <w:spacing w:after="0"/>
+            </w:pPr>
+            <w:r>
+              <w:rPr>
+                <w:sz w:val="16"/>
+              </w:rPr>
+            </w:r>
+            <w:r>
+              <w:rPr>
+                <w:sz w:val="16"/>
+              </w:rPr>
+              <w:t>本地保留</w:t>
+            </w:r>
+          </w:p>
+        </w:tc>
+        <w:tc>
+          <w:tcPr>
+            <w:tcW w:type="dxa" w:w="1958"/>
+          </w:tcPr>
+          <w:p>
+            <w:pPr>
+              <w:spacing w:after="0"/>
+            </w:pPr>
+            <w:r>
+              <w:rPr>
+                <w:sz w:val="16"/>
+              </w:rPr>
+            </w:r>
+            <w:r>
+              <w:rPr>
+                <w:sz w:val="16"/>
+              </w:rPr>
+              <w:t>—</w:t>
+            </w:r>
+          </w:p>
+        </w:tc>
+      </w:tr>
+      <w:tr>
+        <w:tc>
+          <w:tcPr>
+            <w:tcW w:type="dxa" w:w="1958"/>
+          </w:tcPr>
+          <w:p>
+            <w:pPr>
+              <w:spacing w:after="0"/>
+            </w:pPr>
+            <w:r>
+              <w:rPr>
+                <w:sz w:val="16"/>
+              </w:rPr>
+            </w:r>
+            <w:r>
+              <w:rPr>
+                <w:rFonts w:ascii="Consolas" w:hAnsi="Consolas"/>
+                <w:sz w:val="16"/>
+              </w:rPr>
               <w:t>results_*</w:t>
             </w:r>
             <w:r>
               <w:rPr>
                 <w:sz w:val="16"/>
               </w:rPr>
-              <w:t>（152 个结果目录）</w:t>
+              <w:t>（162 个结果目录）</w:t>
             </w:r>
           </w:p>
         </w:tc>
@@ -7362,7 +7578,7 @@
               <w:rPr>
                 <w:sz w:val="16"/>
               </w:rPr>
-              <w:t>3,182</w:t>
+              <w:t>3,356</w:t>
             </w:r>
           </w:p>
         </w:tc>
@@ -7383,7 +7599,7 @@
               <w:rPr>
                 <w:sz w:val="16"/>
               </w:rPr>
-              <w:t>2480.5 MB</w:t>
+              <w:t>3042.0 MB</w:t>
             </w:r>
           </w:p>
         </w:tc>

--- a/重构版论文_v4_20260915/材料完整性清单.docx
+++ b/重构版论文_v4_20260915/材料完整性清单.docx
@@ -233,7 +233,7 @@
               <w:rPr>
                 <w:sz w:val="16"/>
               </w:rPr>
-              <w:t>193 类</w:t>
+              <w:t>205 类</w:t>
             </w:r>
           </w:p>
         </w:tc>
@@ -254,7 +254,7 @@
               <w:rPr>
                 <w:sz w:val="16"/>
               </w:rPr>
-              <w:t xml:space="preserve">原始语料、处理后数据、162 个 </w:t>
+              <w:t xml:space="preserve">原始语料、处理后数据、170 个 </w:t>
             </w:r>
             <w:r>
               <w:rPr>
@@ -789,7 +789,7 @@
               <w:rPr>
                 <w:sz w:val="16"/>
               </w:rPr>
-              <w:t>694</w:t>
+              <w:t>710</w:t>
             </w:r>
           </w:p>
         </w:tc>
@@ -1614,7 +1614,7 @@
               <w:rPr>
                 <w:sz w:val="16"/>
               </w:rPr>
-              <w:t>380</w:t>
+              <w:t>384</w:t>
             </w:r>
           </w:p>
         </w:tc>
@@ -2154,7 +2154,7 @@
               <w:rPr>
                 <w:sz w:val="16"/>
               </w:rPr>
-              <w:t>589</w:t>
+              <w:t>593</w:t>
             </w:r>
           </w:p>
         </w:tc>
@@ -4635,7 +4635,7 @@
                 <w:rFonts w:ascii="Consolas" w:hAnsi="Consolas"/>
                 <w:sz w:val="16"/>
               </w:rPr>
-              <w:t>data_processed_audit_v2</w:t>
+              <w:t>data_processed_aci_iot2023_v1</w:t>
             </w:r>
           </w:p>
         </w:tc>
@@ -4656,7 +4656,7 @@
               <w:rPr>
                 <w:sz w:val="16"/>
               </w:rPr>
-              <w:t>7</w:t>
+              <w:t>5</w:t>
             </w:r>
           </w:p>
         </w:tc>
@@ -4677,7 +4677,7 @@
               <w:rPr>
                 <w:sz w:val="16"/>
               </w:rPr>
-              <w:t>1.2 MB</w:t>
+              <w:t>56.8 MB</w:t>
             </w:r>
           </w:p>
         </w:tc>
@@ -4743,7 +4743,7 @@
                 <w:rFonts w:ascii="Consolas" w:hAnsi="Consolas"/>
                 <w:sz w:val="16"/>
               </w:rPr>
-              <w:t>data_processed_audit_v3</w:t>
+              <w:t>data_processed_audit_v2</w:t>
             </w:r>
           </w:p>
         </w:tc>
@@ -4851,7 +4851,7 @@
                 <w:rFonts w:ascii="Consolas" w:hAnsi="Consolas"/>
                 <w:sz w:val="16"/>
               </w:rPr>
-              <w:t>data_processed_audit_v4</w:t>
+              <w:t>data_processed_audit_v3</w:t>
             </w:r>
           </w:p>
         </w:tc>
@@ -4872,7 +4872,7 @@
               <w:rPr>
                 <w:sz w:val="16"/>
               </w:rPr>
-              <w:t>10</w:t>
+              <w:t>7</w:t>
             </w:r>
           </w:p>
         </w:tc>
@@ -4893,7 +4893,7 @@
               <w:rPr>
                 <w:sz w:val="16"/>
               </w:rPr>
-              <w:t>1.7 MB</w:t>
+              <w:t>1.2 MB</w:t>
             </w:r>
           </w:p>
         </w:tc>
@@ -4959,7 +4959,7 @@
                 <w:rFonts w:ascii="Consolas" w:hAnsi="Consolas"/>
                 <w:sz w:val="16"/>
               </w:rPr>
-              <w:t>data_processed_audit_v5</w:t>
+              <w:t>data_processed_audit_v4</w:t>
             </w:r>
           </w:p>
         </w:tc>
@@ -5067,7 +5067,7 @@
                 <w:rFonts w:ascii="Consolas" w:hAnsi="Consolas"/>
                 <w:sz w:val="16"/>
               </w:rPr>
-              <w:t>data_processed_audit_v6</w:t>
+              <w:t>data_processed_audit_v5</w:t>
             </w:r>
           </w:p>
         </w:tc>
@@ -5175,7 +5175,7 @@
                 <w:rFonts w:ascii="Consolas" w:hAnsi="Consolas"/>
                 <w:sz w:val="16"/>
               </w:rPr>
-              <w:t>data_processed_cic_balanced_v2</w:t>
+              <w:t>data_processed_audit_v6</w:t>
             </w:r>
           </w:p>
         </w:tc>
@@ -5283,7 +5283,7 @@
                 <w:rFonts w:ascii="Consolas" w:hAnsi="Consolas"/>
                 <w:sz w:val="16"/>
               </w:rPr>
-              <w:t>data_processed_cic_balanced_v3b</w:t>
+              <w:t>data_processed_cic_balanced_v2</w:t>
             </w:r>
           </w:p>
         </w:tc>
@@ -5325,7 +5325,7 @@
               <w:rPr>
                 <w:sz w:val="16"/>
               </w:rPr>
-              <w:t>1.6 MB</w:t>
+              <w:t>1.7 MB</w:t>
             </w:r>
           </w:p>
         </w:tc>
@@ -5391,7 +5391,7 @@
                 <w:rFonts w:ascii="Consolas" w:hAnsi="Consolas"/>
                 <w:sz w:val="16"/>
               </w:rPr>
-              <w:t>data_processed_cic_ids2018_v1</w:t>
+              <w:t>data_processed_cic_balanced_v3b</w:t>
             </w:r>
           </w:p>
         </w:tc>
@@ -5412,7 +5412,7 @@
               <w:rPr>
                 <w:sz w:val="16"/>
               </w:rPr>
-              <w:t>5</w:t>
+              <w:t>10</w:t>
             </w:r>
           </w:p>
         </w:tc>
@@ -5433,7 +5433,7 @@
               <w:rPr>
                 <w:sz w:val="16"/>
               </w:rPr>
-              <w:t>37.2 MB</w:t>
+              <w:t>1.6 MB</w:t>
             </w:r>
           </w:p>
         </w:tc>
@@ -5499,7 +5499,7 @@
                 <w:rFonts w:ascii="Consolas" w:hAnsi="Consolas"/>
                 <w:sz w:val="16"/>
               </w:rPr>
-              <w:t>data_processed_cic_iot2023_v1</w:t>
+              <w:t>data_processed_cic_ids2018_v1</w:t>
             </w:r>
           </w:p>
         </w:tc>
@@ -5541,7 +5541,7 @@
               <w:rPr>
                 <w:sz w:val="16"/>
               </w:rPr>
-              <w:t>37.6 MB</w:t>
+              <w:t>37.2 MB</w:t>
             </w:r>
           </w:p>
         </w:tc>
@@ -5607,7 +5607,7 @@
                 <w:rFonts w:ascii="Consolas" w:hAnsi="Consolas"/>
                 <w:sz w:val="16"/>
               </w:rPr>
-              <w:t>data_processed_cic_natural_v1</w:t>
+              <w:t>data_processed_cic_iot2023_v1</w:t>
             </w:r>
           </w:p>
         </w:tc>
@@ -5628,7 +5628,7 @@
               <w:rPr>
                 <w:sz w:val="16"/>
               </w:rPr>
-              <w:t>10</w:t>
+              <w:t>5</w:t>
             </w:r>
           </w:p>
         </w:tc>
@@ -5649,7 +5649,7 @@
               <w:rPr>
                 <w:sz w:val="16"/>
               </w:rPr>
-              <w:t>28.1 MB</w:t>
+              <w:t>37.6 MB</w:t>
             </w:r>
           </w:p>
         </w:tc>
@@ -5715,7 +5715,7 @@
                 <w:rFonts w:ascii="Consolas" w:hAnsi="Consolas"/>
                 <w:sz w:val="16"/>
               </w:rPr>
-              <w:t>data_processed_cic_natural_v2</w:t>
+              <w:t>data_processed_cic_natural_v1</w:t>
             </w:r>
           </w:p>
         </w:tc>
@@ -5823,7 +5823,7 @@
                 <w:rFonts w:ascii="Consolas" w:hAnsi="Consolas"/>
                 <w:sz w:val="16"/>
               </w:rPr>
-              <w:t>data_processed_cic_natural_v3</w:t>
+              <w:t>data_processed_cic_natural_v2</w:t>
             </w:r>
           </w:p>
         </w:tc>
@@ -5931,7 +5931,7 @@
                 <w:rFonts w:ascii="Consolas" w:hAnsi="Consolas"/>
                 <w:sz w:val="16"/>
               </w:rPr>
-              <w:t>data_processed_cic_natural_v3b</w:t>
+              <w:t>data_processed_cic_natural_v3</w:t>
             </w:r>
           </w:p>
         </w:tc>
@@ -5973,7 +5973,7 @@
               <w:rPr>
                 <w:sz w:val="16"/>
               </w:rPr>
-              <w:t>26.1 MB</w:t>
+              <w:t>28.1 MB</w:t>
             </w:r>
           </w:p>
         </w:tc>
@@ -6039,7 +6039,7 @@
                 <w:rFonts w:ascii="Consolas" w:hAnsi="Consolas"/>
                 <w:sz w:val="16"/>
               </w:rPr>
-              <w:t>data_processed_cic_natural_v4_full</w:t>
+              <w:t>data_processed_cic_natural_v3b</w:t>
             </w:r>
           </w:p>
         </w:tc>
@@ -6081,7 +6081,7 @@
               <w:rPr>
                 <w:sz w:val="16"/>
               </w:rPr>
-              <w:t>1132.0 MB</w:t>
+              <w:t>26.1 MB</w:t>
             </w:r>
           </w:p>
         </w:tc>
@@ -6147,7 +6147,7 @@
                 <w:rFonts w:ascii="Consolas" w:hAnsi="Consolas"/>
                 <w:sz w:val="16"/>
               </w:rPr>
-              <w:t>data_processed_cic_natural_v4_scale200k</w:t>
+              <w:t>data_processed_cic_natural_v4_full</w:t>
             </w:r>
           </w:p>
         </w:tc>
@@ -6189,7 +6189,7 @@
               <w:rPr>
                 <w:sz w:val="16"/>
               </w:rPr>
-              <w:t>202.4 MB</w:t>
+              <w:t>1132.0 MB</w:t>
             </w:r>
           </w:p>
         </w:tc>
@@ -6255,7 +6255,7 @@
                 <w:rFonts w:ascii="Consolas" w:hAnsi="Consolas"/>
                 <w:sz w:val="16"/>
               </w:rPr>
-              <w:t>data_processed_imbalanced</w:t>
+              <w:t>data_processed_cic_natural_v4_scale200k</w:t>
             </w:r>
           </w:p>
         </w:tc>
@@ -6276,7 +6276,7 @@
               <w:rPr>
                 <w:sz w:val="16"/>
               </w:rPr>
-              <w:t>7</w:t>
+              <w:t>10</w:t>
             </w:r>
           </w:p>
         </w:tc>
@@ -6297,7 +6297,7 @@
               <w:rPr>
                 <w:sz w:val="16"/>
               </w:rPr>
-              <w:t>20.1 MB</w:t>
+              <w:t>202.4 MB</w:t>
             </w:r>
           </w:p>
         </w:tc>
@@ -6363,7 +6363,7 @@
                 <w:rFonts w:ascii="Consolas" w:hAnsi="Consolas"/>
                 <w:sz w:val="16"/>
               </w:rPr>
-              <w:t>data_processed_imbalanced_v3</w:t>
+              <w:t>data_processed_imbalanced</w:t>
             </w:r>
           </w:p>
         </w:tc>
@@ -6471,7 +6471,7 @@
                 <w:rFonts w:ascii="Consolas" w:hAnsi="Consolas"/>
                 <w:sz w:val="16"/>
               </w:rPr>
-              <w:t>data_processed_nbaiot_v48</w:t>
+              <w:t>data_processed_imbalanced_v3</w:t>
             </w:r>
           </w:p>
         </w:tc>
@@ -6492,7 +6492,7 @@
               <w:rPr>
                 <w:sz w:val="16"/>
               </w:rPr>
-              <w:t>5</w:t>
+              <w:t>7</w:t>
             </w:r>
           </w:p>
         </w:tc>
@@ -6513,7 +6513,7 @@
               <w:rPr>
                 <w:sz w:val="16"/>
               </w:rPr>
-              <w:t>164.7 MB</w:t>
+              <w:t>20.1 MB</w:t>
             </w:r>
           </w:p>
         </w:tc>
@@ -6579,7 +6579,7 @@
                 <w:rFonts w:ascii="Consolas" w:hAnsi="Consolas"/>
                 <w:sz w:val="16"/>
               </w:rPr>
-              <w:t>logs</w:t>
+              <w:t>data_processed_iot23_v1</w:t>
             </w:r>
           </w:p>
         </w:tc>
@@ -6600,7 +6600,7 @@
               <w:rPr>
                 <w:sz w:val="16"/>
               </w:rPr>
-              <w:t>61</w:t>
+              <w:t>5</w:t>
             </w:r>
           </w:p>
         </w:tc>
@@ -6621,7 +6621,7 @@
               <w:rPr>
                 <w:sz w:val="16"/>
               </w:rPr>
-              <w:t>0.4 MB</w:t>
+              <w:t>0.7 MB</w:t>
             </w:r>
           </w:p>
         </w:tc>
@@ -6642,7 +6642,7 @@
               <w:rPr>
                 <w:sz w:val="16"/>
               </w:rPr>
-              <w:t>运行日志仅 4 份随包留档，其余为本地临时输出</w:t>
+              <w:t>处理后数据由脚本从原始文件重建，体积 1.5 GB 以上</w:t>
             </w:r>
           </w:p>
         </w:tc>
@@ -6663,7 +6663,7 @@
               <w:rPr>
                 <w:sz w:val="16"/>
               </w:rPr>
-              <w:t>见《实验代码与运行记录》附录 B</w:t>
+              <w:t>跑 scripts/audit_data_processing_v1.py</w:t>
             </w:r>
           </w:p>
         </w:tc>
@@ -6687,7 +6687,7 @@
                 <w:rFonts w:ascii="Consolas" w:hAnsi="Consolas"/>
                 <w:sz w:val="16"/>
               </w:rPr>
-              <w:t>.gitignore</w:t>
+              <w:t>data_processed_litnet2020_v1</w:t>
             </w:r>
           </w:p>
         </w:tc>
@@ -6708,7 +6708,7 @@
               <w:rPr>
                 <w:sz w:val="16"/>
               </w:rPr>
-              <w:t>1</w:t>
+              <w:t>5</w:t>
             </w:r>
           </w:p>
         </w:tc>
@@ -6729,7 +6729,7 @@
               <w:rPr>
                 <w:sz w:val="16"/>
               </w:rPr>
-              <w:t>0.0 MB</w:t>
+              <w:t>8.3 MB</w:t>
             </w:r>
           </w:p>
         </w:tc>
@@ -6750,7 +6750,7 @@
               <w:rPr>
                 <w:sz w:val="16"/>
               </w:rPr>
-              <w:t>本地保留</w:t>
+              <w:t>处理后数据由脚本从原始文件重建，体积 1.5 GB 以上</w:t>
             </w:r>
           </w:p>
         </w:tc>
@@ -6771,7 +6771,7 @@
               <w:rPr>
                 <w:sz w:val="16"/>
               </w:rPr>
-              <w:t>—</w:t>
+              <w:t>跑 scripts/audit_data_processing_v1.py</w:t>
             </w:r>
           </w:p>
         </w:tc>
@@ -6795,7 +6795,7 @@
                 <w:rFonts w:ascii="Consolas" w:hAnsi="Consolas"/>
                 <w:sz w:val="16"/>
               </w:rPr>
-              <w:t>RCCF_FULL_RESEARCH_ARCHIVE_20260912.tar.gz</w:t>
+              <w:t>data_processed_nbaiot_v48</w:t>
             </w:r>
           </w:p>
         </w:tc>
@@ -6816,7 +6816,7 @@
               <w:rPr>
                 <w:sz w:val="16"/>
               </w:rPr>
-              <w:t>1</w:t>
+              <w:t>5</w:t>
             </w:r>
           </w:p>
         </w:tc>
@@ -6837,7 +6837,7 @@
               <w:rPr>
                 <w:sz w:val="16"/>
               </w:rPr>
-              <w:t>392.8 MB</w:t>
+              <w:t>164.7 MB</w:t>
             </w:r>
           </w:p>
         </w:tc>
@@ -6858,7 +6858,7 @@
               <w:rPr>
                 <w:sz w:val="16"/>
               </w:rPr>
-              <w:t>完整研究档案 374–393 MB/个，本地保存</w:t>
+              <w:t>处理后数据由脚本从原始文件重建，体积 1.5 GB 以上</w:t>
             </w:r>
           </w:p>
         </w:tc>
@@ -6879,7 +6879,7 @@
               <w:rPr>
                 <w:sz w:val="16"/>
               </w:rPr>
-              <w:t>按《数据与资料来源总表》的校验值核对</w:t>
+              <w:t>跑 scripts/audit_data_processing_v1.py</w:t>
             </w:r>
           </w:p>
         </w:tc>
@@ -6903,7 +6903,7 @@
                 <w:rFonts w:ascii="Consolas" w:hAnsi="Consolas"/>
                 <w:sz w:val="16"/>
               </w:rPr>
-              <w:t>RCCF_FULL_RESEARCH_ARCHIVE_v2_20260912.tar.gz</w:t>
+              <w:t>data_processed_rt_iot2022_v1</w:t>
             </w:r>
           </w:p>
         </w:tc>
@@ -6924,7 +6924,7 @@
               <w:rPr>
                 <w:sz w:val="16"/>
               </w:rPr>
-              <w:t>1</w:t>
+              <w:t>5</w:t>
             </w:r>
           </w:p>
         </w:tc>
@@ -6945,7 +6945,7 @@
               <w:rPr>
                 <w:sz w:val="16"/>
               </w:rPr>
-              <w:t>411.7 MB</w:t>
+              <w:t>9.0 MB</w:t>
             </w:r>
           </w:p>
         </w:tc>
@@ -6966,7 +6966,7 @@
               <w:rPr>
                 <w:sz w:val="16"/>
               </w:rPr>
-              <w:t>完整研究档案 374–393 MB/个，本地保存</w:t>
+              <w:t>处理后数据由脚本从原始文件重建，体积 1.5 GB 以上</w:t>
             </w:r>
           </w:p>
         </w:tc>
@@ -6987,7 +6987,7 @@
               <w:rPr>
                 <w:sz w:val="16"/>
               </w:rPr>
-              <w:t>按《数据与资料来源总表》的校验值核对</w:t>
+              <w:t>跑 scripts/audit_data_processing_v1.py</w:t>
             </w:r>
           </w:p>
         </w:tc>
@@ -7011,7 +7011,7 @@
                 <w:rFonts w:ascii="Consolas" w:hAnsi="Consolas"/>
                 <w:sz w:val="16"/>
               </w:rPr>
-              <w:t>RCCF_v3b_complete_package_20260912.zip</w:t>
+              <w:t>logs</w:t>
             </w:r>
           </w:p>
         </w:tc>
@@ -7032,7 +7032,7 @@
               <w:rPr>
                 <w:sz w:val="16"/>
               </w:rPr>
-              <w:t>1</w:t>
+              <w:t>63</w:t>
             </w:r>
           </w:p>
         </w:tc>
@@ -7053,7 +7053,7 @@
               <w:rPr>
                 <w:sz w:val="16"/>
               </w:rPr>
-              <w:t>27.9 MB</w:t>
+              <w:t>0.4 MB</w:t>
             </w:r>
           </w:p>
         </w:tc>
@@ -7074,7 +7074,7 @@
               <w:rPr>
                 <w:sz w:val="16"/>
               </w:rPr>
-              <w:t>完整研究档案 374–393 MB/个，本地保存</w:t>
+              <w:t>运行日志仅 4 份随包留档，其余为本地临时输出</w:t>
             </w:r>
           </w:p>
         </w:tc>
@@ -7095,7 +7095,7 @@
               <w:rPr>
                 <w:sz w:val="16"/>
               </w:rPr>
-              <w:t>按《数据与资料来源总表》的校验值核对</w:t>
+              <w:t>见《实验代码与运行记录》附录 B</w:t>
             </w:r>
           </w:p>
         </w:tc>
@@ -7119,7 +7119,7 @@
                 <w:rFonts w:ascii="Consolas" w:hAnsi="Consolas"/>
                 <w:sz w:val="16"/>
               </w:rPr>
-              <w:t>RCCF_v3b_reproducibility_package_20260912.zip</w:t>
+              <w:t>.gitignore</w:t>
             </w:r>
           </w:p>
         </w:tc>
@@ -7161,7 +7161,7 @@
               <w:rPr>
                 <w:sz w:val="16"/>
               </w:rPr>
-              <w:t>27.6 MB</w:t>
+              <w:t>0.0 MB</w:t>
             </w:r>
           </w:p>
         </w:tc>
@@ -7182,7 +7182,7 @@
               <w:rPr>
                 <w:sz w:val="16"/>
               </w:rPr>
-              <w:t>完整研究档案 374–393 MB/个，本地保存</w:t>
+              <w:t>本地保留</w:t>
             </w:r>
           </w:p>
         </w:tc>
@@ -7203,7 +7203,7 @@
               <w:rPr>
                 <w:sz w:val="16"/>
               </w:rPr>
-              <w:t>按《数据与资料来源总表》的校验值核对</w:t>
+              <w:t>—</w:t>
             </w:r>
           </w:p>
         </w:tc>
@@ -7227,7 +7227,7 @@
                 <w:rFonts w:ascii="Consolas" w:hAnsi="Consolas"/>
                 <w:sz w:val="16"/>
               </w:rPr>
-              <w:t>RCCF_v3b_submission_package_20260912.zip</w:t>
+              <w:t>RCCF_FULL_RESEARCH_ARCHIVE_20260912.tar.gz</w:t>
             </w:r>
           </w:p>
         </w:tc>
@@ -7269,7 +7269,7 @@
               <w:rPr>
                 <w:sz w:val="16"/>
               </w:rPr>
-              <w:t>0.3 MB</w:t>
+              <w:t>392.8 MB</w:t>
             </w:r>
           </w:p>
         </w:tc>
@@ -7335,7 +7335,7 @@
                 <w:rFonts w:ascii="Consolas" w:hAnsi="Consolas"/>
                 <w:sz w:val="16"/>
               </w:rPr>
-              <w:t>RCCF_完整研究档案_v2_20260912.tar.gz</w:t>
+              <w:t>RCCF_FULL_RESEARCH_ARCHIVE_v2_20260912.tar.gz</w:t>
             </w:r>
           </w:p>
         </w:tc>
@@ -7377,7 +7377,7 @@
               <w:rPr>
                 <w:sz w:val="16"/>
               </w:rPr>
-              <w:t>411.9 MB</w:t>
+              <w:t>411.7 MB</w:t>
             </w:r>
           </w:p>
         </w:tc>
@@ -7443,7 +7443,7 @@
                 <w:rFonts w:ascii="Consolas" w:hAnsi="Consolas"/>
                 <w:sz w:val="16"/>
               </w:rPr>
-              <w:t>这是本地快照，不等于安全审计。第三方</w:t>
+              <w:t>RCCF_v3b_complete_package_20260912.zip</w:t>
             </w:r>
           </w:p>
         </w:tc>
@@ -7485,7 +7485,7 @@
               <w:rPr>
                 <w:sz w:val="16"/>
               </w:rPr>
-              <w:t>0.0 MB</w:t>
+              <w:t>27.9 MB</w:t>
             </w:r>
           </w:p>
         </w:tc>
@@ -7506,7 +7506,7 @@
               <w:rPr>
                 <w:sz w:val="16"/>
               </w:rPr>
-              <w:t>本地保留</w:t>
+              <w:t>完整研究档案 374–393 MB/个，本地保存</w:t>
             </w:r>
           </w:p>
         </w:tc>
@@ -7527,7 +7527,7 @@
               <w:rPr>
                 <w:sz w:val="16"/>
               </w:rPr>
-              <w:t>—</w:t>
+              <w:t>按《数据与资料来源总表》的校验值核对</w:t>
             </w:r>
           </w:p>
         </w:tc>
@@ -7551,13 +7551,445 @@
                 <w:rFonts w:ascii="Consolas" w:hAnsi="Consolas"/>
                 <w:sz w:val="16"/>
               </w:rPr>
+              <w:t>RCCF_v3b_reproducibility_package_20260912.zip</w:t>
+            </w:r>
+          </w:p>
+        </w:tc>
+        <w:tc>
+          <w:tcPr>
+            <w:tcW w:type="dxa" w:w="1958"/>
+          </w:tcPr>
+          <w:p>
+            <w:pPr>
+              <w:spacing w:after="0"/>
+            </w:pPr>
+            <w:r>
+              <w:rPr>
+                <w:sz w:val="16"/>
+              </w:rPr>
+            </w:r>
+            <w:r>
+              <w:rPr>
+                <w:sz w:val="16"/>
+              </w:rPr>
+              <w:t>1</w:t>
+            </w:r>
+          </w:p>
+        </w:tc>
+        <w:tc>
+          <w:tcPr>
+            <w:tcW w:type="dxa" w:w="1958"/>
+          </w:tcPr>
+          <w:p>
+            <w:pPr>
+              <w:spacing w:after="0"/>
+            </w:pPr>
+            <w:r>
+              <w:rPr>
+                <w:sz w:val="16"/>
+              </w:rPr>
+            </w:r>
+            <w:r>
+              <w:rPr>
+                <w:sz w:val="16"/>
+              </w:rPr>
+              <w:t>27.6 MB</w:t>
+            </w:r>
+          </w:p>
+        </w:tc>
+        <w:tc>
+          <w:tcPr>
+            <w:tcW w:type="dxa" w:w="1958"/>
+          </w:tcPr>
+          <w:p>
+            <w:pPr>
+              <w:spacing w:after="0"/>
+            </w:pPr>
+            <w:r>
+              <w:rPr>
+                <w:sz w:val="16"/>
+              </w:rPr>
+            </w:r>
+            <w:r>
+              <w:rPr>
+                <w:sz w:val="16"/>
+              </w:rPr>
+              <w:t>完整研究档案 374–393 MB/个，本地保存</w:t>
+            </w:r>
+          </w:p>
+        </w:tc>
+        <w:tc>
+          <w:tcPr>
+            <w:tcW w:type="dxa" w:w="1958"/>
+          </w:tcPr>
+          <w:p>
+            <w:pPr>
+              <w:spacing w:after="0"/>
+            </w:pPr>
+            <w:r>
+              <w:rPr>
+                <w:sz w:val="16"/>
+              </w:rPr>
+            </w:r>
+            <w:r>
+              <w:rPr>
+                <w:sz w:val="16"/>
+              </w:rPr>
+              <w:t>按《数据与资料来源总表》的校验值核对</w:t>
+            </w:r>
+          </w:p>
+        </w:tc>
+      </w:tr>
+      <w:tr>
+        <w:tc>
+          <w:tcPr>
+            <w:tcW w:type="dxa" w:w="1958"/>
+          </w:tcPr>
+          <w:p>
+            <w:pPr>
+              <w:spacing w:after="0"/>
+            </w:pPr>
+            <w:r>
+              <w:rPr>
+                <w:sz w:val="16"/>
+              </w:rPr>
+            </w:r>
+            <w:r>
+              <w:rPr>
+                <w:rFonts w:ascii="Consolas" w:hAnsi="Consolas"/>
+                <w:sz w:val="16"/>
+              </w:rPr>
+              <w:t>RCCF_v3b_submission_package_20260912.zip</w:t>
+            </w:r>
+          </w:p>
+        </w:tc>
+        <w:tc>
+          <w:tcPr>
+            <w:tcW w:type="dxa" w:w="1958"/>
+          </w:tcPr>
+          <w:p>
+            <w:pPr>
+              <w:spacing w:after="0"/>
+            </w:pPr>
+            <w:r>
+              <w:rPr>
+                <w:sz w:val="16"/>
+              </w:rPr>
+            </w:r>
+            <w:r>
+              <w:rPr>
+                <w:sz w:val="16"/>
+              </w:rPr>
+              <w:t>1</w:t>
+            </w:r>
+          </w:p>
+        </w:tc>
+        <w:tc>
+          <w:tcPr>
+            <w:tcW w:type="dxa" w:w="1958"/>
+          </w:tcPr>
+          <w:p>
+            <w:pPr>
+              <w:spacing w:after="0"/>
+            </w:pPr>
+            <w:r>
+              <w:rPr>
+                <w:sz w:val="16"/>
+              </w:rPr>
+            </w:r>
+            <w:r>
+              <w:rPr>
+                <w:sz w:val="16"/>
+              </w:rPr>
+              <w:t>0.3 MB</w:t>
+            </w:r>
+          </w:p>
+        </w:tc>
+        <w:tc>
+          <w:tcPr>
+            <w:tcW w:type="dxa" w:w="1958"/>
+          </w:tcPr>
+          <w:p>
+            <w:pPr>
+              <w:spacing w:after="0"/>
+            </w:pPr>
+            <w:r>
+              <w:rPr>
+                <w:sz w:val="16"/>
+              </w:rPr>
+            </w:r>
+            <w:r>
+              <w:rPr>
+                <w:sz w:val="16"/>
+              </w:rPr>
+              <w:t>完整研究档案 374–393 MB/个，本地保存</w:t>
+            </w:r>
+          </w:p>
+        </w:tc>
+        <w:tc>
+          <w:tcPr>
+            <w:tcW w:type="dxa" w:w="1958"/>
+          </w:tcPr>
+          <w:p>
+            <w:pPr>
+              <w:spacing w:after="0"/>
+            </w:pPr>
+            <w:r>
+              <w:rPr>
+                <w:sz w:val="16"/>
+              </w:rPr>
+            </w:r>
+            <w:r>
+              <w:rPr>
+                <w:sz w:val="16"/>
+              </w:rPr>
+              <w:t>按《数据与资料来源总表》的校验值核对</w:t>
+            </w:r>
+          </w:p>
+        </w:tc>
+      </w:tr>
+      <w:tr>
+        <w:tc>
+          <w:tcPr>
+            <w:tcW w:type="dxa" w:w="1958"/>
+          </w:tcPr>
+          <w:p>
+            <w:pPr>
+              <w:spacing w:after="0"/>
+            </w:pPr>
+            <w:r>
+              <w:rPr>
+                <w:sz w:val="16"/>
+              </w:rPr>
+            </w:r>
+            <w:r>
+              <w:rPr>
+                <w:rFonts w:ascii="Consolas" w:hAnsi="Consolas"/>
+                <w:sz w:val="16"/>
+              </w:rPr>
+              <w:t>RCCF_完整研究档案_v2_20260912.tar.gz</w:t>
+            </w:r>
+          </w:p>
+        </w:tc>
+        <w:tc>
+          <w:tcPr>
+            <w:tcW w:type="dxa" w:w="1958"/>
+          </w:tcPr>
+          <w:p>
+            <w:pPr>
+              <w:spacing w:after="0"/>
+            </w:pPr>
+            <w:r>
+              <w:rPr>
+                <w:sz w:val="16"/>
+              </w:rPr>
+            </w:r>
+            <w:r>
+              <w:rPr>
+                <w:sz w:val="16"/>
+              </w:rPr>
+              <w:t>1</w:t>
+            </w:r>
+          </w:p>
+        </w:tc>
+        <w:tc>
+          <w:tcPr>
+            <w:tcW w:type="dxa" w:w="1958"/>
+          </w:tcPr>
+          <w:p>
+            <w:pPr>
+              <w:spacing w:after="0"/>
+            </w:pPr>
+            <w:r>
+              <w:rPr>
+                <w:sz w:val="16"/>
+              </w:rPr>
+            </w:r>
+            <w:r>
+              <w:rPr>
+                <w:sz w:val="16"/>
+              </w:rPr>
+              <w:t>411.9 MB</w:t>
+            </w:r>
+          </w:p>
+        </w:tc>
+        <w:tc>
+          <w:tcPr>
+            <w:tcW w:type="dxa" w:w="1958"/>
+          </w:tcPr>
+          <w:p>
+            <w:pPr>
+              <w:spacing w:after="0"/>
+            </w:pPr>
+            <w:r>
+              <w:rPr>
+                <w:sz w:val="16"/>
+              </w:rPr>
+            </w:r>
+            <w:r>
+              <w:rPr>
+                <w:sz w:val="16"/>
+              </w:rPr>
+              <w:t>完整研究档案 374–393 MB/个，本地保存</w:t>
+            </w:r>
+          </w:p>
+        </w:tc>
+        <w:tc>
+          <w:tcPr>
+            <w:tcW w:type="dxa" w:w="1958"/>
+          </w:tcPr>
+          <w:p>
+            <w:pPr>
+              <w:spacing w:after="0"/>
+            </w:pPr>
+            <w:r>
+              <w:rPr>
+                <w:sz w:val="16"/>
+              </w:rPr>
+            </w:r>
+            <w:r>
+              <w:rPr>
+                <w:sz w:val="16"/>
+              </w:rPr>
+              <w:t>按《数据与资料来源总表》的校验值核对</w:t>
+            </w:r>
+          </w:p>
+        </w:tc>
+      </w:tr>
+      <w:tr>
+        <w:tc>
+          <w:tcPr>
+            <w:tcW w:type="dxa" w:w="1958"/>
+          </w:tcPr>
+          <w:p>
+            <w:pPr>
+              <w:spacing w:after="0"/>
+            </w:pPr>
+            <w:r>
+              <w:rPr>
+                <w:sz w:val="16"/>
+              </w:rPr>
+            </w:r>
+            <w:r>
+              <w:rPr>
+                <w:rFonts w:ascii="Consolas" w:hAnsi="Consolas"/>
+                <w:sz w:val="16"/>
+              </w:rPr>
+              <w:t>这是本地快照，不等于安全审计。第三方</w:t>
+            </w:r>
+          </w:p>
+        </w:tc>
+        <w:tc>
+          <w:tcPr>
+            <w:tcW w:type="dxa" w:w="1958"/>
+          </w:tcPr>
+          <w:p>
+            <w:pPr>
+              <w:spacing w:after="0"/>
+            </w:pPr>
+            <w:r>
+              <w:rPr>
+                <w:sz w:val="16"/>
+              </w:rPr>
+            </w:r>
+            <w:r>
+              <w:rPr>
+                <w:sz w:val="16"/>
+              </w:rPr>
+              <w:t>1</w:t>
+            </w:r>
+          </w:p>
+        </w:tc>
+        <w:tc>
+          <w:tcPr>
+            <w:tcW w:type="dxa" w:w="1958"/>
+          </w:tcPr>
+          <w:p>
+            <w:pPr>
+              <w:spacing w:after="0"/>
+            </w:pPr>
+            <w:r>
+              <w:rPr>
+                <w:sz w:val="16"/>
+              </w:rPr>
+            </w:r>
+            <w:r>
+              <w:rPr>
+                <w:sz w:val="16"/>
+              </w:rPr>
+              <w:t>0.0 MB</w:t>
+            </w:r>
+          </w:p>
+        </w:tc>
+        <w:tc>
+          <w:tcPr>
+            <w:tcW w:type="dxa" w:w="1958"/>
+          </w:tcPr>
+          <w:p>
+            <w:pPr>
+              <w:spacing w:after="0"/>
+            </w:pPr>
+            <w:r>
+              <w:rPr>
+                <w:sz w:val="16"/>
+              </w:rPr>
+            </w:r>
+            <w:r>
+              <w:rPr>
+                <w:sz w:val="16"/>
+              </w:rPr>
+              <w:t>本地保留</w:t>
+            </w:r>
+          </w:p>
+        </w:tc>
+        <w:tc>
+          <w:tcPr>
+            <w:tcW w:type="dxa" w:w="1958"/>
+          </w:tcPr>
+          <w:p>
+            <w:pPr>
+              <w:spacing w:after="0"/>
+            </w:pPr>
+            <w:r>
+              <w:rPr>
+                <w:sz w:val="16"/>
+              </w:rPr>
+            </w:r>
+            <w:r>
+              <w:rPr>
+                <w:sz w:val="16"/>
+              </w:rPr>
+              <w:t>—</w:t>
+            </w:r>
+          </w:p>
+        </w:tc>
+      </w:tr>
+      <w:tr>
+        <w:tc>
+          <w:tcPr>
+            <w:tcW w:type="dxa" w:w="1958"/>
+          </w:tcPr>
+          <w:p>
+            <w:pPr>
+              <w:spacing w:after="0"/>
+            </w:pPr>
+            <w:r>
+              <w:rPr>
+                <w:sz w:val="16"/>
+              </w:rPr>
+            </w:r>
+            <w:r>
+              <w:rPr>
+                <w:rFonts w:ascii="Consolas" w:hAnsi="Consolas"/>
+                <w:sz w:val="16"/>
+              </w:rPr>
               <w:t>results_*</w:t>
             </w:r>
             <w:r>
               <w:rPr>
                 <w:sz w:val="16"/>
               </w:rPr>
-              <w:t>（162 个结果目录）</w:t>
+              <w:t>（170 个结果目录）</w:t>
             </w:r>
           </w:p>
         </w:tc>
@@ -7578,7 +8010,7 @@
               <w:rPr>
                 <w:sz w:val="16"/>
               </w:rPr>
-              <w:t>3,356</w:t>
+              <w:t>3,420</w:t>
             </w:r>
           </w:p>
         </w:tc>
@@ -7599,7 +8031,7 @@
               <w:rPr>
                 <w:sz w:val="16"/>
               </w:rPr>
-              <w:t>3042.0 MB</w:t>
+              <w:t>3111.8 MB</w:t>
             </w:r>
           </w:p>
         </w:tc>

--- a/重构版论文_v4_20260915/材料完整性清单.docx
+++ b/重构版论文_v4_20260915/材料完整性清单.docx
@@ -233,7 +233,7 @@
               <w:rPr>
                 <w:sz w:val="16"/>
               </w:rPr>
-              <w:t>205 类</w:t>
+              <w:t>214 类</w:t>
             </w:r>
           </w:p>
         </w:tc>
@@ -254,7 +254,7 @@
               <w:rPr>
                 <w:sz w:val="16"/>
               </w:rPr>
-              <w:t xml:space="preserve">原始语料、处理后数据、170 个 </w:t>
+              <w:t xml:space="preserve">原始语料、处理后数据、176 个 </w:t>
             </w:r>
             <w:r>
               <w:rPr>
@@ -789,7 +789,7 @@
               <w:rPr>
                 <w:sz w:val="16"/>
               </w:rPr>
-              <w:t>710</w:t>
+              <w:t>721</w:t>
             </w:r>
           </w:p>
         </w:tc>
@@ -1614,7 +1614,7 @@
               <w:rPr>
                 <w:sz w:val="16"/>
               </w:rPr>
-              <w:t>384</w:t>
+              <w:t>386</w:t>
             </w:r>
           </w:p>
         </w:tc>
@@ -2154,7 +2154,7 @@
               <w:rPr>
                 <w:sz w:val="16"/>
               </w:rPr>
-              <w:t>593</w:t>
+              <w:t>595</w:t>
             </w:r>
           </w:p>
         </w:tc>
@@ -6363,49 +6363,49 @@
                 <w:rFonts w:ascii="Consolas" w:hAnsi="Consolas"/>
                 <w:sz w:val="16"/>
               </w:rPr>
-              <w:t>data_processed_imbalanced</w:t>
-            </w:r>
-          </w:p>
-        </w:tc>
-        <w:tc>
-          <w:tcPr>
-            <w:tcW w:type="dxa" w:w="1958"/>
-          </w:tcPr>
-          <w:p>
-            <w:pPr>
-              <w:spacing w:after="0"/>
-            </w:pPr>
-            <w:r>
-              <w:rPr>
-                <w:sz w:val="16"/>
-              </w:rPr>
-            </w:r>
-            <w:r>
-              <w:rPr>
-                <w:sz w:val="16"/>
-              </w:rPr>
-              <w:t>7</w:t>
-            </w:r>
-          </w:p>
-        </w:tc>
-        <w:tc>
-          <w:tcPr>
-            <w:tcW w:type="dxa" w:w="1958"/>
-          </w:tcPr>
-          <w:p>
-            <w:pPr>
-              <w:spacing w:after="0"/>
-            </w:pPr>
-            <w:r>
-              <w:rPr>
-                <w:sz w:val="16"/>
-              </w:rPr>
-            </w:r>
-            <w:r>
-              <w:rPr>
-                <w:sz w:val="16"/>
-              </w:rPr>
-              <w:t>20.1 MB</w:t>
+              <w:t>data_processed_genis2025_v1</w:t>
+            </w:r>
+          </w:p>
+        </w:tc>
+        <w:tc>
+          <w:tcPr>
+            <w:tcW w:type="dxa" w:w="1958"/>
+          </w:tcPr>
+          <w:p>
+            <w:pPr>
+              <w:spacing w:after="0"/>
+            </w:pPr>
+            <w:r>
+              <w:rPr>
+                <w:sz w:val="16"/>
+              </w:rPr>
+            </w:r>
+            <w:r>
+              <w:rPr>
+                <w:sz w:val="16"/>
+              </w:rPr>
+              <w:t>5</w:t>
+            </w:r>
+          </w:p>
+        </w:tc>
+        <w:tc>
+          <w:tcPr>
+            <w:tcW w:type="dxa" w:w="1958"/>
+          </w:tcPr>
+          <w:p>
+            <w:pPr>
+              <w:spacing w:after="0"/>
+            </w:pPr>
+            <w:r>
+              <w:rPr>
+                <w:sz w:val="16"/>
+              </w:rPr>
+            </w:r>
+            <w:r>
+              <w:rPr>
+                <w:sz w:val="16"/>
+              </w:rPr>
+              <w:t>12.6 MB</w:t>
             </w:r>
           </w:p>
         </w:tc>
@@ -6471,49 +6471,49 @@
                 <w:rFonts w:ascii="Consolas" w:hAnsi="Consolas"/>
                 <w:sz w:val="16"/>
               </w:rPr>
-              <w:t>data_processed_imbalanced_v3</w:t>
-            </w:r>
-          </w:p>
-        </w:tc>
-        <w:tc>
-          <w:tcPr>
-            <w:tcW w:type="dxa" w:w="1958"/>
-          </w:tcPr>
-          <w:p>
-            <w:pPr>
-              <w:spacing w:after="0"/>
-            </w:pPr>
-            <w:r>
-              <w:rPr>
-                <w:sz w:val="16"/>
-              </w:rPr>
-            </w:r>
-            <w:r>
-              <w:rPr>
-                <w:sz w:val="16"/>
-              </w:rPr>
-              <w:t>7</w:t>
-            </w:r>
-          </w:p>
-        </w:tc>
-        <w:tc>
-          <w:tcPr>
-            <w:tcW w:type="dxa" w:w="1958"/>
-          </w:tcPr>
-          <w:p>
-            <w:pPr>
-              <w:spacing w:after="0"/>
-            </w:pPr>
-            <w:r>
-              <w:rPr>
-                <w:sz w:val="16"/>
-              </w:rPr>
-            </w:r>
-            <w:r>
-              <w:rPr>
-                <w:sz w:val="16"/>
-              </w:rPr>
-              <w:t>20.1 MB</w:t>
+              <w:t>data_processed_ids2025_v1</w:t>
+            </w:r>
+          </w:p>
+        </w:tc>
+        <w:tc>
+          <w:tcPr>
+            <w:tcW w:type="dxa" w:w="1958"/>
+          </w:tcPr>
+          <w:p>
+            <w:pPr>
+              <w:spacing w:after="0"/>
+            </w:pPr>
+            <w:r>
+              <w:rPr>
+                <w:sz w:val="16"/>
+              </w:rPr>
+            </w:r>
+            <w:r>
+              <w:rPr>
+                <w:sz w:val="16"/>
+              </w:rPr>
+              <w:t>5</w:t>
+            </w:r>
+          </w:p>
+        </w:tc>
+        <w:tc>
+          <w:tcPr>
+            <w:tcW w:type="dxa" w:w="1958"/>
+          </w:tcPr>
+          <w:p>
+            <w:pPr>
+              <w:spacing w:after="0"/>
+            </w:pPr>
+            <w:r>
+              <w:rPr>
+                <w:sz w:val="16"/>
+              </w:rPr>
+            </w:r>
+            <w:r>
+              <w:rPr>
+                <w:sz w:val="16"/>
+              </w:rPr>
+              <w:t>13.4 MB</w:t>
             </w:r>
           </w:p>
         </w:tc>
@@ -6579,49 +6579,49 @@
                 <w:rFonts w:ascii="Consolas" w:hAnsi="Consolas"/>
                 <w:sz w:val="16"/>
               </w:rPr>
-              <w:t>data_processed_iot23_v1</w:t>
-            </w:r>
-          </w:p>
-        </w:tc>
-        <w:tc>
-          <w:tcPr>
-            <w:tcW w:type="dxa" w:w="1958"/>
-          </w:tcPr>
-          <w:p>
-            <w:pPr>
-              <w:spacing w:after="0"/>
-            </w:pPr>
-            <w:r>
-              <w:rPr>
-                <w:sz w:val="16"/>
-              </w:rPr>
-            </w:r>
-            <w:r>
-              <w:rPr>
-                <w:sz w:val="16"/>
-              </w:rPr>
-              <w:t>5</w:t>
-            </w:r>
-          </w:p>
-        </w:tc>
-        <w:tc>
-          <w:tcPr>
-            <w:tcW w:type="dxa" w:w="1958"/>
-          </w:tcPr>
-          <w:p>
-            <w:pPr>
-              <w:spacing w:after="0"/>
-            </w:pPr>
-            <w:r>
-              <w:rPr>
-                <w:sz w:val="16"/>
-              </w:rPr>
-            </w:r>
-            <w:r>
-              <w:rPr>
-                <w:sz w:val="16"/>
-              </w:rPr>
-              <w:t>0.7 MB</w:t>
+              <w:t>data_processed_imbalanced</w:t>
+            </w:r>
+          </w:p>
+        </w:tc>
+        <w:tc>
+          <w:tcPr>
+            <w:tcW w:type="dxa" w:w="1958"/>
+          </w:tcPr>
+          <w:p>
+            <w:pPr>
+              <w:spacing w:after="0"/>
+            </w:pPr>
+            <w:r>
+              <w:rPr>
+                <w:sz w:val="16"/>
+              </w:rPr>
+            </w:r>
+            <w:r>
+              <w:rPr>
+                <w:sz w:val="16"/>
+              </w:rPr>
+              <w:t>7</w:t>
+            </w:r>
+          </w:p>
+        </w:tc>
+        <w:tc>
+          <w:tcPr>
+            <w:tcW w:type="dxa" w:w="1958"/>
+          </w:tcPr>
+          <w:p>
+            <w:pPr>
+              <w:spacing w:after="0"/>
+            </w:pPr>
+            <w:r>
+              <w:rPr>
+                <w:sz w:val="16"/>
+              </w:rPr>
+            </w:r>
+            <w:r>
+              <w:rPr>
+                <w:sz w:val="16"/>
+              </w:rPr>
+              <w:t>20.1 MB</w:t>
             </w:r>
           </w:p>
         </w:tc>
@@ -6687,49 +6687,49 @@
                 <w:rFonts w:ascii="Consolas" w:hAnsi="Consolas"/>
                 <w:sz w:val="16"/>
               </w:rPr>
-              <w:t>data_processed_litnet2020_v1</w:t>
-            </w:r>
-          </w:p>
-        </w:tc>
-        <w:tc>
-          <w:tcPr>
-            <w:tcW w:type="dxa" w:w="1958"/>
-          </w:tcPr>
-          <w:p>
-            <w:pPr>
-              <w:spacing w:after="0"/>
-            </w:pPr>
-            <w:r>
-              <w:rPr>
-                <w:sz w:val="16"/>
-              </w:rPr>
-            </w:r>
-            <w:r>
-              <w:rPr>
-                <w:sz w:val="16"/>
-              </w:rPr>
-              <w:t>5</w:t>
-            </w:r>
-          </w:p>
-        </w:tc>
-        <w:tc>
-          <w:tcPr>
-            <w:tcW w:type="dxa" w:w="1958"/>
-          </w:tcPr>
-          <w:p>
-            <w:pPr>
-              <w:spacing w:after="0"/>
-            </w:pPr>
-            <w:r>
-              <w:rPr>
-                <w:sz w:val="16"/>
-              </w:rPr>
-            </w:r>
-            <w:r>
-              <w:rPr>
-                <w:sz w:val="16"/>
-              </w:rPr>
-              <w:t>8.3 MB</w:t>
+              <w:t>data_processed_imbalanced_v3</w:t>
+            </w:r>
+          </w:p>
+        </w:tc>
+        <w:tc>
+          <w:tcPr>
+            <w:tcW w:type="dxa" w:w="1958"/>
+          </w:tcPr>
+          <w:p>
+            <w:pPr>
+              <w:spacing w:after="0"/>
+            </w:pPr>
+            <w:r>
+              <w:rPr>
+                <w:sz w:val="16"/>
+              </w:rPr>
+            </w:r>
+            <w:r>
+              <w:rPr>
+                <w:sz w:val="16"/>
+              </w:rPr>
+              <w:t>7</w:t>
+            </w:r>
+          </w:p>
+        </w:tc>
+        <w:tc>
+          <w:tcPr>
+            <w:tcW w:type="dxa" w:w="1958"/>
+          </w:tcPr>
+          <w:p>
+            <w:pPr>
+              <w:spacing w:after="0"/>
+            </w:pPr>
+            <w:r>
+              <w:rPr>
+                <w:sz w:val="16"/>
+              </w:rPr>
+            </w:r>
+            <w:r>
+              <w:rPr>
+                <w:sz w:val="16"/>
+              </w:rPr>
+              <w:t>20.1 MB</w:t>
             </w:r>
           </w:p>
         </w:tc>
@@ -6795,7 +6795,7 @@
                 <w:rFonts w:ascii="Consolas" w:hAnsi="Consolas"/>
                 <w:sz w:val="16"/>
               </w:rPr>
-              <w:t>data_processed_nbaiot_v48</w:t>
+              <w:t>data_processed_iot23_v1</w:t>
             </w:r>
           </w:p>
         </w:tc>
@@ -6837,7 +6837,7 @@
               <w:rPr>
                 <w:sz w:val="16"/>
               </w:rPr>
-              <w:t>164.7 MB</w:t>
+              <w:t>0.7 MB</w:t>
             </w:r>
           </w:p>
         </w:tc>
@@ -6903,7 +6903,7 @@
                 <w:rFonts w:ascii="Consolas" w:hAnsi="Consolas"/>
                 <w:sz w:val="16"/>
               </w:rPr>
-              <w:t>data_processed_rt_iot2022_v1</w:t>
+              <w:t>data_processed_litnet2020_v1</w:t>
             </w:r>
           </w:p>
         </w:tc>
@@ -6945,7 +6945,7 @@
               <w:rPr>
                 <w:sz w:val="16"/>
               </w:rPr>
-              <w:t>9.0 MB</w:t>
+              <w:t>8.3 MB</w:t>
             </w:r>
           </w:p>
         </w:tc>
@@ -7011,91 +7011,91 @@
                 <w:rFonts w:ascii="Consolas" w:hAnsi="Consolas"/>
                 <w:sz w:val="16"/>
               </w:rPr>
-              <w:t>logs</w:t>
-            </w:r>
-          </w:p>
-        </w:tc>
-        <w:tc>
-          <w:tcPr>
-            <w:tcW w:type="dxa" w:w="1958"/>
-          </w:tcPr>
-          <w:p>
-            <w:pPr>
-              <w:spacing w:after="0"/>
-            </w:pPr>
-            <w:r>
-              <w:rPr>
-                <w:sz w:val="16"/>
-              </w:rPr>
-            </w:r>
-            <w:r>
-              <w:rPr>
-                <w:sz w:val="16"/>
-              </w:rPr>
-              <w:t>63</w:t>
-            </w:r>
-          </w:p>
-        </w:tc>
-        <w:tc>
-          <w:tcPr>
-            <w:tcW w:type="dxa" w:w="1958"/>
-          </w:tcPr>
-          <w:p>
-            <w:pPr>
-              <w:spacing w:after="0"/>
-            </w:pPr>
-            <w:r>
-              <w:rPr>
-                <w:sz w:val="16"/>
-              </w:rPr>
-            </w:r>
-            <w:r>
-              <w:rPr>
-                <w:sz w:val="16"/>
-              </w:rPr>
-              <w:t>0.4 MB</w:t>
-            </w:r>
-          </w:p>
-        </w:tc>
-        <w:tc>
-          <w:tcPr>
-            <w:tcW w:type="dxa" w:w="1958"/>
-          </w:tcPr>
-          <w:p>
-            <w:pPr>
-              <w:spacing w:after="0"/>
-            </w:pPr>
-            <w:r>
-              <w:rPr>
-                <w:sz w:val="16"/>
-              </w:rPr>
-            </w:r>
-            <w:r>
-              <w:rPr>
-                <w:sz w:val="16"/>
-              </w:rPr>
-              <w:t>运行日志仅 4 份随包留档，其余为本地临时输出</w:t>
-            </w:r>
-          </w:p>
-        </w:tc>
-        <w:tc>
-          <w:tcPr>
-            <w:tcW w:type="dxa" w:w="1958"/>
-          </w:tcPr>
-          <w:p>
-            <w:pPr>
-              <w:spacing w:after="0"/>
-            </w:pPr>
-            <w:r>
-              <w:rPr>
-                <w:sz w:val="16"/>
-              </w:rPr>
-            </w:r>
-            <w:r>
-              <w:rPr>
-                <w:sz w:val="16"/>
-              </w:rPr>
-              <w:t>见《实验代码与运行记录》附录 B</w:t>
+              <w:t>data_processed_nbaiot_v48</w:t>
+            </w:r>
+          </w:p>
+        </w:tc>
+        <w:tc>
+          <w:tcPr>
+            <w:tcW w:type="dxa" w:w="1958"/>
+          </w:tcPr>
+          <w:p>
+            <w:pPr>
+              <w:spacing w:after="0"/>
+            </w:pPr>
+            <w:r>
+              <w:rPr>
+                <w:sz w:val="16"/>
+              </w:rPr>
+            </w:r>
+            <w:r>
+              <w:rPr>
+                <w:sz w:val="16"/>
+              </w:rPr>
+              <w:t>5</w:t>
+            </w:r>
+          </w:p>
+        </w:tc>
+        <w:tc>
+          <w:tcPr>
+            <w:tcW w:type="dxa" w:w="1958"/>
+          </w:tcPr>
+          <w:p>
+            <w:pPr>
+              <w:spacing w:after="0"/>
+            </w:pPr>
+            <w:r>
+              <w:rPr>
+                <w:sz w:val="16"/>
+              </w:rPr>
+            </w:r>
+            <w:r>
+              <w:rPr>
+                <w:sz w:val="16"/>
+              </w:rPr>
+              <w:t>164.7 MB</w:t>
+            </w:r>
+          </w:p>
+        </w:tc>
+        <w:tc>
+          <w:tcPr>
+            <w:tcW w:type="dxa" w:w="1958"/>
+          </w:tcPr>
+          <w:p>
+            <w:pPr>
+              <w:spacing w:after="0"/>
+            </w:pPr>
+            <w:r>
+              <w:rPr>
+                <w:sz w:val="16"/>
+              </w:rPr>
+            </w:r>
+            <w:r>
+              <w:rPr>
+                <w:sz w:val="16"/>
+              </w:rPr>
+              <w:t>处理后数据由脚本从原始文件重建，体积 1.5 GB 以上</w:t>
+            </w:r>
+          </w:p>
+        </w:tc>
+        <w:tc>
+          <w:tcPr>
+            <w:tcW w:type="dxa" w:w="1958"/>
+          </w:tcPr>
+          <w:p>
+            <w:pPr>
+              <w:spacing w:after="0"/>
+            </w:pPr>
+            <w:r>
+              <w:rPr>
+                <w:sz w:val="16"/>
+              </w:rPr>
+            </w:r>
+            <w:r>
+              <w:rPr>
+                <w:sz w:val="16"/>
+              </w:rPr>
+              <w:t>跑 scripts/audit_data_processing_v1.py</w:t>
             </w:r>
           </w:p>
         </w:tc>
@@ -7119,91 +7119,91 @@
                 <w:rFonts w:ascii="Consolas" w:hAnsi="Consolas"/>
                 <w:sz w:val="16"/>
               </w:rPr>
-              <w:t>.gitignore</w:t>
-            </w:r>
-          </w:p>
-        </w:tc>
-        <w:tc>
-          <w:tcPr>
-            <w:tcW w:type="dxa" w:w="1958"/>
-          </w:tcPr>
-          <w:p>
-            <w:pPr>
-              <w:spacing w:after="0"/>
-            </w:pPr>
-            <w:r>
-              <w:rPr>
-                <w:sz w:val="16"/>
-              </w:rPr>
-            </w:r>
-            <w:r>
-              <w:rPr>
-                <w:sz w:val="16"/>
-              </w:rPr>
-              <w:t>1</w:t>
-            </w:r>
-          </w:p>
-        </w:tc>
-        <w:tc>
-          <w:tcPr>
-            <w:tcW w:type="dxa" w:w="1958"/>
-          </w:tcPr>
-          <w:p>
-            <w:pPr>
-              <w:spacing w:after="0"/>
-            </w:pPr>
-            <w:r>
-              <w:rPr>
-                <w:sz w:val="16"/>
-              </w:rPr>
-            </w:r>
-            <w:r>
-              <w:rPr>
-                <w:sz w:val="16"/>
-              </w:rPr>
-              <w:t>0.0 MB</w:t>
-            </w:r>
-          </w:p>
-        </w:tc>
-        <w:tc>
-          <w:tcPr>
-            <w:tcW w:type="dxa" w:w="1958"/>
-          </w:tcPr>
-          <w:p>
-            <w:pPr>
-              <w:spacing w:after="0"/>
-            </w:pPr>
-            <w:r>
-              <w:rPr>
-                <w:sz w:val="16"/>
-              </w:rPr>
-            </w:r>
-            <w:r>
-              <w:rPr>
-                <w:sz w:val="16"/>
-              </w:rPr>
-              <w:t>本地保留</w:t>
-            </w:r>
-          </w:p>
-        </w:tc>
-        <w:tc>
-          <w:tcPr>
-            <w:tcW w:type="dxa" w:w="1958"/>
-          </w:tcPr>
-          <w:p>
-            <w:pPr>
-              <w:spacing w:after="0"/>
-            </w:pPr>
-            <w:r>
-              <w:rPr>
-                <w:sz w:val="16"/>
-              </w:rPr>
-            </w:r>
-            <w:r>
-              <w:rPr>
-                <w:sz w:val="16"/>
-              </w:rPr>
-              <w:t>—</w:t>
+              <w:t>data_processed_rt_iot2022_v1</w:t>
+            </w:r>
+          </w:p>
+        </w:tc>
+        <w:tc>
+          <w:tcPr>
+            <w:tcW w:type="dxa" w:w="1958"/>
+          </w:tcPr>
+          <w:p>
+            <w:pPr>
+              <w:spacing w:after="0"/>
+            </w:pPr>
+            <w:r>
+              <w:rPr>
+                <w:sz w:val="16"/>
+              </w:rPr>
+            </w:r>
+            <w:r>
+              <w:rPr>
+                <w:sz w:val="16"/>
+              </w:rPr>
+              <w:t>5</w:t>
+            </w:r>
+          </w:p>
+        </w:tc>
+        <w:tc>
+          <w:tcPr>
+            <w:tcW w:type="dxa" w:w="1958"/>
+          </w:tcPr>
+          <w:p>
+            <w:pPr>
+              <w:spacing w:after="0"/>
+            </w:pPr>
+            <w:r>
+              <w:rPr>
+                <w:sz w:val="16"/>
+              </w:rPr>
+            </w:r>
+            <w:r>
+              <w:rPr>
+                <w:sz w:val="16"/>
+              </w:rPr>
+              <w:t>9.0 MB</w:t>
+            </w:r>
+          </w:p>
+        </w:tc>
+        <w:tc>
+          <w:tcPr>
+            <w:tcW w:type="dxa" w:w="1958"/>
+          </w:tcPr>
+          <w:p>
+            <w:pPr>
+              <w:spacing w:after="0"/>
+            </w:pPr>
+            <w:r>
+              <w:rPr>
+                <w:sz w:val="16"/>
+              </w:rPr>
+            </w:r>
+            <w:r>
+              <w:rPr>
+                <w:sz w:val="16"/>
+              </w:rPr>
+              <w:t>处理后数据由脚本从原始文件重建，体积 1.5 GB 以上</w:t>
+            </w:r>
+          </w:p>
+        </w:tc>
+        <w:tc>
+          <w:tcPr>
+            <w:tcW w:type="dxa" w:w="1958"/>
+          </w:tcPr>
+          <w:p>
+            <w:pPr>
+              <w:spacing w:after="0"/>
+            </w:pPr>
+            <w:r>
+              <w:rPr>
+                <w:sz w:val="16"/>
+              </w:rPr>
+            </w:r>
+            <w:r>
+              <w:rPr>
+                <w:sz w:val="16"/>
+              </w:rPr>
+              <w:t>跑 scripts/audit_data_processing_v1.py</w:t>
             </w:r>
           </w:p>
         </w:tc>
@@ -7227,91 +7227,91 @@
                 <w:rFonts w:ascii="Consolas" w:hAnsi="Consolas"/>
                 <w:sz w:val="16"/>
               </w:rPr>
-              <w:t>RCCF_FULL_RESEARCH_ARCHIVE_20260912.tar.gz</w:t>
-            </w:r>
-          </w:p>
-        </w:tc>
-        <w:tc>
-          <w:tcPr>
-            <w:tcW w:type="dxa" w:w="1958"/>
-          </w:tcPr>
-          <w:p>
-            <w:pPr>
-              <w:spacing w:after="0"/>
-            </w:pPr>
-            <w:r>
-              <w:rPr>
-                <w:sz w:val="16"/>
-              </w:rPr>
-            </w:r>
-            <w:r>
-              <w:rPr>
-                <w:sz w:val="16"/>
-              </w:rPr>
-              <w:t>1</w:t>
-            </w:r>
-          </w:p>
-        </w:tc>
-        <w:tc>
-          <w:tcPr>
-            <w:tcW w:type="dxa" w:w="1958"/>
-          </w:tcPr>
-          <w:p>
-            <w:pPr>
-              <w:spacing w:after="0"/>
-            </w:pPr>
-            <w:r>
-              <w:rPr>
-                <w:sz w:val="16"/>
-              </w:rPr>
-            </w:r>
-            <w:r>
-              <w:rPr>
-                <w:sz w:val="16"/>
-              </w:rPr>
-              <w:t>392.8 MB</w:t>
-            </w:r>
-          </w:p>
-        </w:tc>
-        <w:tc>
-          <w:tcPr>
-            <w:tcW w:type="dxa" w:w="1958"/>
-          </w:tcPr>
-          <w:p>
-            <w:pPr>
-              <w:spacing w:after="0"/>
-            </w:pPr>
-            <w:r>
-              <w:rPr>
-                <w:sz w:val="16"/>
-              </w:rPr>
-            </w:r>
-            <w:r>
-              <w:rPr>
-                <w:sz w:val="16"/>
-              </w:rPr>
-              <w:t>完整研究档案 374–393 MB/个，本地保存</w:t>
-            </w:r>
-          </w:p>
-        </w:tc>
-        <w:tc>
-          <w:tcPr>
-            <w:tcW w:type="dxa" w:w="1958"/>
-          </w:tcPr>
-          <w:p>
-            <w:pPr>
-              <w:spacing w:after="0"/>
-            </w:pPr>
-            <w:r>
-              <w:rPr>
-                <w:sz w:val="16"/>
-              </w:rPr>
-            </w:r>
-            <w:r>
-              <w:rPr>
-                <w:sz w:val="16"/>
-              </w:rPr>
-              <w:t>按《数据与资料来源总表》的校验值核对</w:t>
+              <w:t>data_processed_uavids2025_v1</w:t>
+            </w:r>
+          </w:p>
+        </w:tc>
+        <w:tc>
+          <w:tcPr>
+            <w:tcW w:type="dxa" w:w="1958"/>
+          </w:tcPr>
+          <w:p>
+            <w:pPr>
+              <w:spacing w:after="0"/>
+            </w:pPr>
+            <w:r>
+              <w:rPr>
+                <w:sz w:val="16"/>
+              </w:rPr>
+            </w:r>
+            <w:r>
+              <w:rPr>
+                <w:sz w:val="16"/>
+              </w:rPr>
+              <w:t>5</w:t>
+            </w:r>
+          </w:p>
+        </w:tc>
+        <w:tc>
+          <w:tcPr>
+            <w:tcW w:type="dxa" w:w="1958"/>
+          </w:tcPr>
+          <w:p>
+            <w:pPr>
+              <w:spacing w:after="0"/>
+            </w:pPr>
+            <w:r>
+              <w:rPr>
+                <w:sz w:val="16"/>
+              </w:rPr>
+            </w:r>
+            <w:r>
+              <w:rPr>
+                <w:sz w:val="16"/>
+              </w:rPr>
+              <w:t>5.1 MB</w:t>
+            </w:r>
+          </w:p>
+        </w:tc>
+        <w:tc>
+          <w:tcPr>
+            <w:tcW w:type="dxa" w:w="1958"/>
+          </w:tcPr>
+          <w:p>
+            <w:pPr>
+              <w:spacing w:after="0"/>
+            </w:pPr>
+            <w:r>
+              <w:rPr>
+                <w:sz w:val="16"/>
+              </w:rPr>
+            </w:r>
+            <w:r>
+              <w:rPr>
+                <w:sz w:val="16"/>
+              </w:rPr>
+              <w:t>处理后数据由脚本从原始文件重建，体积 1.5 GB 以上</w:t>
+            </w:r>
+          </w:p>
+        </w:tc>
+        <w:tc>
+          <w:tcPr>
+            <w:tcW w:type="dxa" w:w="1958"/>
+          </w:tcPr>
+          <w:p>
+            <w:pPr>
+              <w:spacing w:after="0"/>
+            </w:pPr>
+            <w:r>
+              <w:rPr>
+                <w:sz w:val="16"/>
+              </w:rPr>
+            </w:r>
+            <w:r>
+              <w:rPr>
+                <w:sz w:val="16"/>
+              </w:rPr>
+              <w:t>跑 scripts/audit_data_processing_v1.py</w:t>
             </w:r>
           </w:p>
         </w:tc>
@@ -7335,91 +7335,91 @@
                 <w:rFonts w:ascii="Consolas" w:hAnsi="Consolas"/>
                 <w:sz w:val="16"/>
               </w:rPr>
-              <w:t>RCCF_FULL_RESEARCH_ARCHIVE_v2_20260912.tar.gz</w:t>
-            </w:r>
-          </w:p>
-        </w:tc>
-        <w:tc>
-          <w:tcPr>
-            <w:tcW w:type="dxa" w:w="1958"/>
-          </w:tcPr>
-          <w:p>
-            <w:pPr>
-              <w:spacing w:after="0"/>
-            </w:pPr>
-            <w:r>
-              <w:rPr>
-                <w:sz w:val="16"/>
-              </w:rPr>
-            </w:r>
-            <w:r>
-              <w:rPr>
-                <w:sz w:val="16"/>
-              </w:rPr>
-              <w:t>1</w:t>
-            </w:r>
-          </w:p>
-        </w:tc>
-        <w:tc>
-          <w:tcPr>
-            <w:tcW w:type="dxa" w:w="1958"/>
-          </w:tcPr>
-          <w:p>
-            <w:pPr>
-              <w:spacing w:after="0"/>
-            </w:pPr>
-            <w:r>
-              <w:rPr>
-                <w:sz w:val="16"/>
-              </w:rPr>
-            </w:r>
-            <w:r>
-              <w:rPr>
-                <w:sz w:val="16"/>
-              </w:rPr>
-              <w:t>411.7 MB</w:t>
-            </w:r>
-          </w:p>
-        </w:tc>
-        <w:tc>
-          <w:tcPr>
-            <w:tcW w:type="dxa" w:w="1958"/>
-          </w:tcPr>
-          <w:p>
-            <w:pPr>
-              <w:spacing w:after="0"/>
-            </w:pPr>
-            <w:r>
-              <w:rPr>
-                <w:sz w:val="16"/>
-              </w:rPr>
-            </w:r>
-            <w:r>
-              <w:rPr>
-                <w:sz w:val="16"/>
-              </w:rPr>
-              <w:t>完整研究档案 374–393 MB/个，本地保存</w:t>
-            </w:r>
-          </w:p>
-        </w:tc>
-        <w:tc>
-          <w:tcPr>
-            <w:tcW w:type="dxa" w:w="1958"/>
-          </w:tcPr>
-          <w:p>
-            <w:pPr>
-              <w:spacing w:after="0"/>
-            </w:pPr>
-            <w:r>
-              <w:rPr>
-                <w:sz w:val="16"/>
-              </w:rPr>
-            </w:r>
-            <w:r>
-              <w:rPr>
-                <w:sz w:val="16"/>
-              </w:rPr>
-              <w:t>按《数据与资料来源总表》的校验值核对</w:t>
+              <w:t>logs</w:t>
+            </w:r>
+          </w:p>
+        </w:tc>
+        <w:tc>
+          <w:tcPr>
+            <w:tcW w:type="dxa" w:w="1958"/>
+          </w:tcPr>
+          <w:p>
+            <w:pPr>
+              <w:spacing w:after="0"/>
+            </w:pPr>
+            <w:r>
+              <w:rPr>
+                <w:sz w:val="16"/>
+              </w:rPr>
+            </w:r>
+            <w:r>
+              <w:rPr>
+                <w:sz w:val="16"/>
+              </w:rPr>
+              <w:t>65</w:t>
+            </w:r>
+          </w:p>
+        </w:tc>
+        <w:tc>
+          <w:tcPr>
+            <w:tcW w:type="dxa" w:w="1958"/>
+          </w:tcPr>
+          <w:p>
+            <w:pPr>
+              <w:spacing w:after="0"/>
+            </w:pPr>
+            <w:r>
+              <w:rPr>
+                <w:sz w:val="16"/>
+              </w:rPr>
+            </w:r>
+            <w:r>
+              <w:rPr>
+                <w:sz w:val="16"/>
+              </w:rPr>
+              <w:t>0.4 MB</w:t>
+            </w:r>
+          </w:p>
+        </w:tc>
+        <w:tc>
+          <w:tcPr>
+            <w:tcW w:type="dxa" w:w="1958"/>
+          </w:tcPr>
+          <w:p>
+            <w:pPr>
+              <w:spacing w:after="0"/>
+            </w:pPr>
+            <w:r>
+              <w:rPr>
+                <w:sz w:val="16"/>
+              </w:rPr>
+            </w:r>
+            <w:r>
+              <w:rPr>
+                <w:sz w:val="16"/>
+              </w:rPr>
+              <w:t>运行日志仅 4 份随包留档，其余为本地临时输出</w:t>
+            </w:r>
+          </w:p>
+        </w:tc>
+        <w:tc>
+          <w:tcPr>
+            <w:tcW w:type="dxa" w:w="1958"/>
+          </w:tcPr>
+          <w:p>
+            <w:pPr>
+              <w:spacing w:after="0"/>
+            </w:pPr>
+            <w:r>
+              <w:rPr>
+                <w:sz w:val="16"/>
+              </w:rPr>
+            </w:r>
+            <w:r>
+              <w:rPr>
+                <w:sz w:val="16"/>
+              </w:rPr>
+              <w:t>见《实验代码与运行记录》附录 B</w:t>
             </w:r>
           </w:p>
         </w:tc>
@@ -7443,7 +7443,7 @@
                 <w:rFonts w:ascii="Consolas" w:hAnsi="Consolas"/>
                 <w:sz w:val="16"/>
               </w:rPr>
-              <w:t>RCCF_v3b_complete_package_20260912.zip</w:t>
+              <w:t>.gitignore</w:t>
             </w:r>
           </w:p>
         </w:tc>
@@ -7485,49 +7485,49 @@
               <w:rPr>
                 <w:sz w:val="16"/>
               </w:rPr>
-              <w:t>27.9 MB</w:t>
-            </w:r>
-          </w:p>
-        </w:tc>
-        <w:tc>
-          <w:tcPr>
-            <w:tcW w:type="dxa" w:w="1958"/>
-          </w:tcPr>
-          <w:p>
-            <w:pPr>
-              <w:spacing w:after="0"/>
-            </w:pPr>
-            <w:r>
-              <w:rPr>
-                <w:sz w:val="16"/>
-              </w:rPr>
-            </w:r>
-            <w:r>
-              <w:rPr>
-                <w:sz w:val="16"/>
-              </w:rPr>
-              <w:t>完整研究档案 374–393 MB/个，本地保存</w:t>
-            </w:r>
-          </w:p>
-        </w:tc>
-        <w:tc>
-          <w:tcPr>
-            <w:tcW w:type="dxa" w:w="1958"/>
-          </w:tcPr>
-          <w:p>
-            <w:pPr>
-              <w:spacing w:after="0"/>
-            </w:pPr>
-            <w:r>
-              <w:rPr>
-                <w:sz w:val="16"/>
-              </w:rPr>
-            </w:r>
-            <w:r>
-              <w:rPr>
-                <w:sz w:val="16"/>
-              </w:rPr>
-              <w:t>按《数据与资料来源总表》的校验值核对</w:t>
+              <w:t>0.0 MB</w:t>
+            </w:r>
+          </w:p>
+        </w:tc>
+        <w:tc>
+          <w:tcPr>
+            <w:tcW w:type="dxa" w:w="1958"/>
+          </w:tcPr>
+          <w:p>
+            <w:pPr>
+              <w:spacing w:after="0"/>
+            </w:pPr>
+            <w:r>
+              <w:rPr>
+                <w:sz w:val="16"/>
+              </w:rPr>
+            </w:r>
+            <w:r>
+              <w:rPr>
+                <w:sz w:val="16"/>
+              </w:rPr>
+              <w:t>本地保留</w:t>
+            </w:r>
+          </w:p>
+        </w:tc>
+        <w:tc>
+          <w:tcPr>
+            <w:tcW w:type="dxa" w:w="1958"/>
+          </w:tcPr>
+          <w:p>
+            <w:pPr>
+              <w:spacing w:after="0"/>
+            </w:pPr>
+            <w:r>
+              <w:rPr>
+                <w:sz w:val="16"/>
+              </w:rPr>
+            </w:r>
+            <w:r>
+              <w:rPr>
+                <w:sz w:val="16"/>
+              </w:rPr>
+              <w:t>—</w:t>
             </w:r>
           </w:p>
         </w:tc>
@@ -7551,7 +7551,7 @@
                 <w:rFonts w:ascii="Consolas" w:hAnsi="Consolas"/>
                 <w:sz w:val="16"/>
               </w:rPr>
-              <w:t>RCCF_v3b_reproducibility_package_20260912.zip</w:t>
+              <w:t>RCCF_FULL_RESEARCH_ARCHIVE_20260912.tar.gz</w:t>
             </w:r>
           </w:p>
         </w:tc>
@@ -7593,7 +7593,7 @@
               <w:rPr>
                 <w:sz w:val="16"/>
               </w:rPr>
-              <w:t>27.6 MB</w:t>
+              <w:t>392.8 MB</w:t>
             </w:r>
           </w:p>
         </w:tc>
@@ -7659,7 +7659,7 @@
                 <w:rFonts w:ascii="Consolas" w:hAnsi="Consolas"/>
                 <w:sz w:val="16"/>
               </w:rPr>
-              <w:t>RCCF_v3b_submission_package_20260912.zip</w:t>
+              <w:t>RCCF_FULL_RESEARCH_ARCHIVE_v2_20260912.tar.gz</w:t>
             </w:r>
           </w:p>
         </w:tc>
@@ -7701,7 +7701,7 @@
               <w:rPr>
                 <w:sz w:val="16"/>
               </w:rPr>
-              <w:t>0.3 MB</w:t>
+              <w:t>411.7 MB</w:t>
             </w:r>
           </w:p>
         </w:tc>
@@ -7767,7 +7767,7 @@
                 <w:rFonts w:ascii="Consolas" w:hAnsi="Consolas"/>
                 <w:sz w:val="16"/>
               </w:rPr>
-              <w:t>RCCF_完整研究档案_v2_20260912.tar.gz</w:t>
+              <w:t>RCCF_v3b_complete_package_20260912.zip</w:t>
             </w:r>
           </w:p>
         </w:tc>
@@ -7809,7 +7809,7 @@
               <w:rPr>
                 <w:sz w:val="16"/>
               </w:rPr>
-              <w:t>411.9 MB</w:t>
+              <w:t>27.9 MB</w:t>
             </w:r>
           </w:p>
         </w:tc>
@@ -7875,7 +7875,7 @@
                 <w:rFonts w:ascii="Consolas" w:hAnsi="Consolas"/>
                 <w:sz w:val="16"/>
               </w:rPr>
-              <w:t>这是本地快照，不等于安全审计。第三方</w:t>
+              <w:t>RCCF_v3b_reproducibility_package_20260912.zip</w:t>
             </w:r>
           </w:p>
         </w:tc>
@@ -7917,49 +7917,49 @@
               <w:rPr>
                 <w:sz w:val="16"/>
               </w:rPr>
-              <w:t>0.0 MB</w:t>
-            </w:r>
-          </w:p>
-        </w:tc>
-        <w:tc>
-          <w:tcPr>
-            <w:tcW w:type="dxa" w:w="1958"/>
-          </w:tcPr>
-          <w:p>
-            <w:pPr>
-              <w:spacing w:after="0"/>
-            </w:pPr>
-            <w:r>
-              <w:rPr>
-                <w:sz w:val="16"/>
-              </w:rPr>
-            </w:r>
-            <w:r>
-              <w:rPr>
-                <w:sz w:val="16"/>
-              </w:rPr>
-              <w:t>本地保留</w:t>
-            </w:r>
-          </w:p>
-        </w:tc>
-        <w:tc>
-          <w:tcPr>
-            <w:tcW w:type="dxa" w:w="1958"/>
-          </w:tcPr>
-          <w:p>
-            <w:pPr>
-              <w:spacing w:after="0"/>
-            </w:pPr>
-            <w:r>
-              <w:rPr>
-                <w:sz w:val="16"/>
-              </w:rPr>
-            </w:r>
-            <w:r>
-              <w:rPr>
-                <w:sz w:val="16"/>
-              </w:rPr>
-              <w:t>—</w:t>
+              <w:t>27.6 MB</w:t>
+            </w:r>
+          </w:p>
+        </w:tc>
+        <w:tc>
+          <w:tcPr>
+            <w:tcW w:type="dxa" w:w="1958"/>
+          </w:tcPr>
+          <w:p>
+            <w:pPr>
+              <w:spacing w:after="0"/>
+            </w:pPr>
+            <w:r>
+              <w:rPr>
+                <w:sz w:val="16"/>
+              </w:rPr>
+            </w:r>
+            <w:r>
+              <w:rPr>
+                <w:sz w:val="16"/>
+              </w:rPr>
+              <w:t>完整研究档案 374–393 MB/个，本地保存</w:t>
+            </w:r>
+          </w:p>
+        </w:tc>
+        <w:tc>
+          <w:tcPr>
+            <w:tcW w:type="dxa" w:w="1958"/>
+          </w:tcPr>
+          <w:p>
+            <w:pPr>
+              <w:spacing w:after="0"/>
+            </w:pPr>
+            <w:r>
+              <w:rPr>
+                <w:sz w:val="16"/>
+              </w:rPr>
+            </w:r>
+            <w:r>
+              <w:rPr>
+                <w:sz w:val="16"/>
+              </w:rPr>
+              <w:t>按《数据与资料来源总表》的校验值核对</w:t>
             </w:r>
           </w:p>
         </w:tc>
@@ -7983,55 +7983,379 @@
                 <w:rFonts w:ascii="Consolas" w:hAnsi="Consolas"/>
                 <w:sz w:val="16"/>
               </w:rPr>
+              <w:t>RCCF_v3b_submission_package_20260912.zip</w:t>
+            </w:r>
+          </w:p>
+        </w:tc>
+        <w:tc>
+          <w:tcPr>
+            <w:tcW w:type="dxa" w:w="1958"/>
+          </w:tcPr>
+          <w:p>
+            <w:pPr>
+              <w:spacing w:after="0"/>
+            </w:pPr>
+            <w:r>
+              <w:rPr>
+                <w:sz w:val="16"/>
+              </w:rPr>
+            </w:r>
+            <w:r>
+              <w:rPr>
+                <w:sz w:val="16"/>
+              </w:rPr>
+              <w:t>1</w:t>
+            </w:r>
+          </w:p>
+        </w:tc>
+        <w:tc>
+          <w:tcPr>
+            <w:tcW w:type="dxa" w:w="1958"/>
+          </w:tcPr>
+          <w:p>
+            <w:pPr>
+              <w:spacing w:after="0"/>
+            </w:pPr>
+            <w:r>
+              <w:rPr>
+                <w:sz w:val="16"/>
+              </w:rPr>
+            </w:r>
+            <w:r>
+              <w:rPr>
+                <w:sz w:val="16"/>
+              </w:rPr>
+              <w:t>0.3 MB</w:t>
+            </w:r>
+          </w:p>
+        </w:tc>
+        <w:tc>
+          <w:tcPr>
+            <w:tcW w:type="dxa" w:w="1958"/>
+          </w:tcPr>
+          <w:p>
+            <w:pPr>
+              <w:spacing w:after="0"/>
+            </w:pPr>
+            <w:r>
+              <w:rPr>
+                <w:sz w:val="16"/>
+              </w:rPr>
+            </w:r>
+            <w:r>
+              <w:rPr>
+                <w:sz w:val="16"/>
+              </w:rPr>
+              <w:t>完整研究档案 374–393 MB/个，本地保存</w:t>
+            </w:r>
+          </w:p>
+        </w:tc>
+        <w:tc>
+          <w:tcPr>
+            <w:tcW w:type="dxa" w:w="1958"/>
+          </w:tcPr>
+          <w:p>
+            <w:pPr>
+              <w:spacing w:after="0"/>
+            </w:pPr>
+            <w:r>
+              <w:rPr>
+                <w:sz w:val="16"/>
+              </w:rPr>
+            </w:r>
+            <w:r>
+              <w:rPr>
+                <w:sz w:val="16"/>
+              </w:rPr>
+              <w:t>按《数据与资料来源总表》的校验值核对</w:t>
+            </w:r>
+          </w:p>
+        </w:tc>
+      </w:tr>
+      <w:tr>
+        <w:tc>
+          <w:tcPr>
+            <w:tcW w:type="dxa" w:w="1958"/>
+          </w:tcPr>
+          <w:p>
+            <w:pPr>
+              <w:spacing w:after="0"/>
+            </w:pPr>
+            <w:r>
+              <w:rPr>
+                <w:sz w:val="16"/>
+              </w:rPr>
+            </w:r>
+            <w:r>
+              <w:rPr>
+                <w:rFonts w:ascii="Consolas" w:hAnsi="Consolas"/>
+                <w:sz w:val="16"/>
+              </w:rPr>
+              <w:t>RCCF_完整研究档案_v2_20260912.tar.gz</w:t>
+            </w:r>
+          </w:p>
+        </w:tc>
+        <w:tc>
+          <w:tcPr>
+            <w:tcW w:type="dxa" w:w="1958"/>
+          </w:tcPr>
+          <w:p>
+            <w:pPr>
+              <w:spacing w:after="0"/>
+            </w:pPr>
+            <w:r>
+              <w:rPr>
+                <w:sz w:val="16"/>
+              </w:rPr>
+            </w:r>
+            <w:r>
+              <w:rPr>
+                <w:sz w:val="16"/>
+              </w:rPr>
+              <w:t>1</w:t>
+            </w:r>
+          </w:p>
+        </w:tc>
+        <w:tc>
+          <w:tcPr>
+            <w:tcW w:type="dxa" w:w="1958"/>
+          </w:tcPr>
+          <w:p>
+            <w:pPr>
+              <w:spacing w:after="0"/>
+            </w:pPr>
+            <w:r>
+              <w:rPr>
+                <w:sz w:val="16"/>
+              </w:rPr>
+            </w:r>
+            <w:r>
+              <w:rPr>
+                <w:sz w:val="16"/>
+              </w:rPr>
+              <w:t>411.9 MB</w:t>
+            </w:r>
+          </w:p>
+        </w:tc>
+        <w:tc>
+          <w:tcPr>
+            <w:tcW w:type="dxa" w:w="1958"/>
+          </w:tcPr>
+          <w:p>
+            <w:pPr>
+              <w:spacing w:after="0"/>
+            </w:pPr>
+            <w:r>
+              <w:rPr>
+                <w:sz w:val="16"/>
+              </w:rPr>
+            </w:r>
+            <w:r>
+              <w:rPr>
+                <w:sz w:val="16"/>
+              </w:rPr>
+              <w:t>完整研究档案 374–393 MB/个，本地保存</w:t>
+            </w:r>
+          </w:p>
+        </w:tc>
+        <w:tc>
+          <w:tcPr>
+            <w:tcW w:type="dxa" w:w="1958"/>
+          </w:tcPr>
+          <w:p>
+            <w:pPr>
+              <w:spacing w:after="0"/>
+            </w:pPr>
+            <w:r>
+              <w:rPr>
+                <w:sz w:val="16"/>
+              </w:rPr>
+            </w:r>
+            <w:r>
+              <w:rPr>
+                <w:sz w:val="16"/>
+              </w:rPr>
+              <w:t>按《数据与资料来源总表》的校验值核对</w:t>
+            </w:r>
+          </w:p>
+        </w:tc>
+      </w:tr>
+      <w:tr>
+        <w:tc>
+          <w:tcPr>
+            <w:tcW w:type="dxa" w:w="1958"/>
+          </w:tcPr>
+          <w:p>
+            <w:pPr>
+              <w:spacing w:after="0"/>
+            </w:pPr>
+            <w:r>
+              <w:rPr>
+                <w:sz w:val="16"/>
+              </w:rPr>
+            </w:r>
+            <w:r>
+              <w:rPr>
+                <w:rFonts w:ascii="Consolas" w:hAnsi="Consolas"/>
+                <w:sz w:val="16"/>
+              </w:rPr>
+              <w:t>这是本地快照，不等于安全审计。第三方</w:t>
+            </w:r>
+          </w:p>
+        </w:tc>
+        <w:tc>
+          <w:tcPr>
+            <w:tcW w:type="dxa" w:w="1958"/>
+          </w:tcPr>
+          <w:p>
+            <w:pPr>
+              <w:spacing w:after="0"/>
+            </w:pPr>
+            <w:r>
+              <w:rPr>
+                <w:sz w:val="16"/>
+              </w:rPr>
+            </w:r>
+            <w:r>
+              <w:rPr>
+                <w:sz w:val="16"/>
+              </w:rPr>
+              <w:t>1</w:t>
+            </w:r>
+          </w:p>
+        </w:tc>
+        <w:tc>
+          <w:tcPr>
+            <w:tcW w:type="dxa" w:w="1958"/>
+          </w:tcPr>
+          <w:p>
+            <w:pPr>
+              <w:spacing w:after="0"/>
+            </w:pPr>
+            <w:r>
+              <w:rPr>
+                <w:sz w:val="16"/>
+              </w:rPr>
+            </w:r>
+            <w:r>
+              <w:rPr>
+                <w:sz w:val="16"/>
+              </w:rPr>
+              <w:t>0.0 MB</w:t>
+            </w:r>
+          </w:p>
+        </w:tc>
+        <w:tc>
+          <w:tcPr>
+            <w:tcW w:type="dxa" w:w="1958"/>
+          </w:tcPr>
+          <w:p>
+            <w:pPr>
+              <w:spacing w:after="0"/>
+            </w:pPr>
+            <w:r>
+              <w:rPr>
+                <w:sz w:val="16"/>
+              </w:rPr>
+            </w:r>
+            <w:r>
+              <w:rPr>
+                <w:sz w:val="16"/>
+              </w:rPr>
+              <w:t>本地保留</w:t>
+            </w:r>
+          </w:p>
+        </w:tc>
+        <w:tc>
+          <w:tcPr>
+            <w:tcW w:type="dxa" w:w="1958"/>
+          </w:tcPr>
+          <w:p>
+            <w:pPr>
+              <w:spacing w:after="0"/>
+            </w:pPr>
+            <w:r>
+              <w:rPr>
+                <w:sz w:val="16"/>
+              </w:rPr>
+            </w:r>
+            <w:r>
+              <w:rPr>
+                <w:sz w:val="16"/>
+              </w:rPr>
+              <w:t>—</w:t>
+            </w:r>
+          </w:p>
+        </w:tc>
+      </w:tr>
+      <w:tr>
+        <w:tc>
+          <w:tcPr>
+            <w:tcW w:type="dxa" w:w="1958"/>
+          </w:tcPr>
+          <w:p>
+            <w:pPr>
+              <w:spacing w:after="0"/>
+            </w:pPr>
+            <w:r>
+              <w:rPr>
+                <w:sz w:val="16"/>
+              </w:rPr>
+            </w:r>
+            <w:r>
+              <w:rPr>
+                <w:rFonts w:ascii="Consolas" w:hAnsi="Consolas"/>
+                <w:sz w:val="16"/>
+              </w:rPr>
               <w:t>results_*</w:t>
             </w:r>
             <w:r>
               <w:rPr>
                 <w:sz w:val="16"/>
               </w:rPr>
-              <w:t>（170 个结果目录）</w:t>
-            </w:r>
-          </w:p>
-        </w:tc>
-        <w:tc>
-          <w:tcPr>
-            <w:tcW w:type="dxa" w:w="1958"/>
-          </w:tcPr>
-          <w:p>
-            <w:pPr>
-              <w:spacing w:after="0"/>
-            </w:pPr>
-            <w:r>
-              <w:rPr>
-                <w:sz w:val="16"/>
-              </w:rPr>
-            </w:r>
-            <w:r>
-              <w:rPr>
-                <w:sz w:val="16"/>
-              </w:rPr>
-              <w:t>3,420</w:t>
-            </w:r>
-          </w:p>
-        </w:tc>
-        <w:tc>
-          <w:tcPr>
-            <w:tcW w:type="dxa" w:w="1958"/>
-          </w:tcPr>
-          <w:p>
-            <w:pPr>
-              <w:spacing w:after="0"/>
-            </w:pPr>
-            <w:r>
-              <w:rPr>
-                <w:sz w:val="16"/>
-              </w:rPr>
-            </w:r>
-            <w:r>
-              <w:rPr>
-                <w:sz w:val="16"/>
-              </w:rPr>
-              <w:t>3111.8 MB</w:t>
+              <w:t>（176 个结果目录）</w:t>
+            </w:r>
+          </w:p>
+        </w:tc>
+        <w:tc>
+          <w:tcPr>
+            <w:tcW w:type="dxa" w:w="1958"/>
+          </w:tcPr>
+          <w:p>
+            <w:pPr>
+              <w:spacing w:after="0"/>
+            </w:pPr>
+            <w:r>
+              <w:rPr>
+                <w:sz w:val="16"/>
+              </w:rPr>
+            </w:r>
+            <w:r>
+              <w:rPr>
+                <w:sz w:val="16"/>
+              </w:rPr>
+              <w:t>3,468</w:t>
+            </w:r>
+          </w:p>
+        </w:tc>
+        <w:tc>
+          <w:tcPr>
+            <w:tcW w:type="dxa" w:w="1958"/>
+          </w:tcPr>
+          <w:p>
+            <w:pPr>
+              <w:spacing w:after="0"/>
+            </w:pPr>
+            <w:r>
+              <w:rPr>
+                <w:sz w:val="16"/>
+              </w:rPr>
+            </w:r>
+            <w:r>
+              <w:rPr>
+                <w:sz w:val="16"/>
+              </w:rPr>
+              <w:t>3141.2 MB</w:t>
             </w:r>
           </w:p>
         </w:tc>

--- a/重构版论文_v4_20260915/材料完整性清单.docx
+++ b/重构版论文_v4_20260915/材料完整性清单.docx
@@ -789,7 +789,7 @@
               <w:rPr>
                 <w:sz w:val="16"/>
               </w:rPr>
-              <w:t>721</w:t>
+              <w:t>723</w:t>
             </w:r>
           </w:p>
         </w:tc>
@@ -1614,7 +1614,7 @@
               <w:rPr>
                 <w:sz w:val="16"/>
               </w:rPr>
-              <w:t>386</w:t>
+              <w:t>388</w:t>
             </w:r>
           </w:p>
         </w:tc>
@@ -2154,7 +2154,7 @@
               <w:rPr>
                 <w:sz w:val="16"/>
               </w:rPr>
-              <w:t>595</w:t>
+              <w:t>597</w:t>
             </w:r>
           </w:p>
         </w:tc>

--- a/重构版论文_v4_20260915/材料完整性清单.docx
+++ b/重构版论文_v4_20260915/材料完整性清单.docx
@@ -789,7 +789,7 @@
               <w:rPr>
                 <w:sz w:val="16"/>
               </w:rPr>
-              <w:t>723</w:t>
+              <w:t>724</w:t>
             </w:r>
           </w:p>
         </w:tc>
@@ -1614,28 +1614,28 @@
               <w:rPr>
                 <w:sz w:val="16"/>
               </w:rPr>
-              <w:t>388</w:t>
-            </w:r>
-          </w:p>
-        </w:tc>
-        <w:tc>
-          <w:tcPr>
-            <w:tcW w:type="dxa" w:w="1958"/>
-          </w:tcPr>
-          <w:p>
-            <w:pPr>
-              <w:spacing w:after="0"/>
-            </w:pPr>
-            <w:r>
-              <w:rPr>
-                <w:sz w:val="16"/>
-              </w:rPr>
-            </w:r>
-            <w:r>
-              <w:rPr>
-                <w:sz w:val="16"/>
-              </w:rPr>
-              <w:t>2.1 MB</w:t>
+              <w:t>389</w:t>
+            </w:r>
+          </w:p>
+        </w:tc>
+        <w:tc>
+          <w:tcPr>
+            <w:tcW w:type="dxa" w:w="1958"/>
+          </w:tcPr>
+          <w:p>
+            <w:pPr>
+              <w:spacing w:after="0"/>
+            </w:pPr>
+            <w:r>
+              <w:rPr>
+                <w:sz w:val="16"/>
+              </w:rPr>
+            </w:r>
+            <w:r>
+              <w:rPr>
+                <w:sz w:val="16"/>
+              </w:rPr>
+              <w:t>2.2 MB</w:t>
             </w:r>
           </w:p>
         </w:tc>
@@ -2154,7 +2154,7 @@
               <w:rPr>
                 <w:sz w:val="16"/>
               </w:rPr>
-              <w:t>597</w:t>
+              <w:t>598</w:t>
             </w:r>
           </w:p>
         </w:tc>
@@ -8334,28 +8334,28 @@
               <w:rPr>
                 <w:sz w:val="16"/>
               </w:rPr>
-              <w:t>3,468</w:t>
-            </w:r>
-          </w:p>
-        </w:tc>
-        <w:tc>
-          <w:tcPr>
-            <w:tcW w:type="dxa" w:w="1958"/>
-          </w:tcPr>
-          <w:p>
-            <w:pPr>
-              <w:spacing w:after="0"/>
-            </w:pPr>
-            <w:r>
-              <w:rPr>
-                <w:sz w:val="16"/>
-              </w:rPr>
-            </w:r>
-            <w:r>
-              <w:rPr>
-                <w:sz w:val="16"/>
-              </w:rPr>
-              <w:t>3141.2 MB</w:t>
+              <w:t>3,712</w:t>
+            </w:r>
+          </w:p>
+        </w:tc>
+        <w:tc>
+          <w:tcPr>
+            <w:tcW w:type="dxa" w:w="1958"/>
+          </w:tcPr>
+          <w:p>
+            <w:pPr>
+              <w:spacing w:after="0"/>
+            </w:pPr>
+            <w:r>
+              <w:rPr>
+                <w:sz w:val="16"/>
+              </w:rPr>
+            </w:r>
+            <w:r>
+              <w:rPr>
+                <w:sz w:val="16"/>
+              </w:rPr>
+              <w:t>3528.2 MB</w:t>
             </w:r>
           </w:p>
         </w:tc>

--- a/重构版论文_v4_20260915/材料完整性清单.docx
+++ b/重构版论文_v4_20260915/材料完整性清单.docx
@@ -789,7 +789,7 @@
               <w:rPr>
                 <w:sz w:val="16"/>
               </w:rPr>
-              <w:t>724</w:t>
+              <w:t>725</w:t>
             </w:r>
           </w:p>
         </w:tc>
@@ -1614,7 +1614,7 @@
               <w:rPr>
                 <w:sz w:val="16"/>
               </w:rPr>
-              <w:t>389</w:t>
+              <w:t>390</w:t>
             </w:r>
           </w:p>
         </w:tc>
@@ -2154,7 +2154,7 @@
               <w:rPr>
                 <w:sz w:val="16"/>
               </w:rPr>
-              <w:t>598</w:t>
+              <w:t>599</w:t>
             </w:r>
           </w:p>
         </w:tc>

--- a/重构版论文_v4_20260915/材料完整性清单.docx
+++ b/重构版论文_v4_20260915/材料完整性清单.docx
@@ -789,7 +789,7 @@
               <w:rPr>
                 <w:sz w:val="16"/>
               </w:rPr>
-              <w:t>725</w:t>
+              <w:t>726</w:t>
             </w:r>
           </w:p>
         </w:tc>
@@ -1614,7 +1614,7 @@
               <w:rPr>
                 <w:sz w:val="16"/>
               </w:rPr>
-              <w:t>390</w:t>
+              <w:t>391</w:t>
             </w:r>
           </w:p>
         </w:tc>
@@ -2154,7 +2154,7 @@
               <w:rPr>
                 <w:sz w:val="16"/>
               </w:rPr>
-              <w:t>599</w:t>
+              <w:t>600</w:t>
             </w:r>
           </w:p>
         </w:tc>

--- a/重构版论文_v4_20260915/材料完整性清单.docx
+++ b/重构版论文_v4_20260915/材料完整性清单.docx
@@ -233,7 +233,7 @@
               <w:rPr>
                 <w:sz w:val="16"/>
               </w:rPr>
-              <w:t>214 类</w:t>
+              <w:t>218 类</w:t>
             </w:r>
           </w:p>
         </w:tc>
@@ -254,7 +254,7 @@
               <w:rPr>
                 <w:sz w:val="16"/>
               </w:rPr>
-              <w:t xml:space="preserve">原始语料、处理后数据、176 个 </w:t>
+              <w:t xml:space="preserve">原始语料、处理后数据、179 个 </w:t>
             </w:r>
             <w:r>
               <w:rPr>
@@ -789,7 +789,7 @@
               <w:rPr>
                 <w:sz w:val="16"/>
               </w:rPr>
-              <w:t>726</w:t>
+              <w:t>737</w:t>
             </w:r>
           </w:p>
         </w:tc>
@@ -1614,7 +1614,7 @@
               <w:rPr>
                 <w:sz w:val="16"/>
               </w:rPr>
-              <w:t>391</w:t>
+              <w:t>396</w:t>
             </w:r>
           </w:p>
         </w:tc>
@@ -2154,28 +2154,28 @@
               <w:rPr>
                 <w:sz w:val="16"/>
               </w:rPr>
-              <w:t>600</w:t>
-            </w:r>
-          </w:p>
-        </w:tc>
-        <w:tc>
-          <w:tcPr>
-            <w:tcW w:type="dxa" w:w="1958"/>
-          </w:tcPr>
-          <w:p>
-            <w:pPr>
-              <w:spacing w:after="0"/>
-            </w:pPr>
-            <w:r>
-              <w:rPr>
-                <w:sz w:val="16"/>
-              </w:rPr>
-            </w:r>
-            <w:r>
-              <w:rPr>
-                <w:sz w:val="16"/>
-              </w:rPr>
-              <w:t>23.1 MB</w:t>
+              <w:t>605</w:t>
+            </w:r>
+          </w:p>
+        </w:tc>
+        <w:tc>
+          <w:tcPr>
+            <w:tcW w:type="dxa" w:w="1958"/>
+          </w:tcPr>
+          <w:p>
+            <w:pPr>
+              <w:spacing w:after="0"/>
+            </w:pPr>
+            <w:r>
+              <w:rPr>
+                <w:sz w:val="16"/>
+              </w:rPr>
+            </w:r>
+            <w:r>
+              <w:rPr>
+                <w:sz w:val="16"/>
+              </w:rPr>
+              <w:t>23.2 MB</w:t>
             </w:r>
           </w:p>
         </w:tc>
@@ -6471,7 +6471,7 @@
                 <w:rFonts w:ascii="Consolas" w:hAnsi="Consolas"/>
                 <w:sz w:val="16"/>
               </w:rPr>
-              <w:t>data_processed_ids2025_v1</w:t>
+              <w:t>data_processed_gotham2025_v1</w:t>
             </w:r>
           </w:p>
         </w:tc>
@@ -6513,7 +6513,7 @@
               <w:rPr>
                 <w:sz w:val="16"/>
               </w:rPr>
-              <w:t>13.4 MB</w:t>
+              <w:t>10.2 MB</w:t>
             </w:r>
           </w:p>
         </w:tc>
@@ -6579,49 +6579,49 @@
                 <w:rFonts w:ascii="Consolas" w:hAnsi="Consolas"/>
                 <w:sz w:val="16"/>
               </w:rPr>
-              <w:t>data_processed_imbalanced</w:t>
-            </w:r>
-          </w:p>
-        </w:tc>
-        <w:tc>
-          <w:tcPr>
-            <w:tcW w:type="dxa" w:w="1958"/>
-          </w:tcPr>
-          <w:p>
-            <w:pPr>
-              <w:spacing w:after="0"/>
-            </w:pPr>
-            <w:r>
-              <w:rPr>
-                <w:sz w:val="16"/>
-              </w:rPr>
-            </w:r>
-            <w:r>
-              <w:rPr>
-                <w:sz w:val="16"/>
-              </w:rPr>
-              <w:t>7</w:t>
-            </w:r>
-          </w:p>
-        </w:tc>
-        <w:tc>
-          <w:tcPr>
-            <w:tcW w:type="dxa" w:w="1958"/>
-          </w:tcPr>
-          <w:p>
-            <w:pPr>
-              <w:spacing w:after="0"/>
-            </w:pPr>
-            <w:r>
-              <w:rPr>
-                <w:sz w:val="16"/>
-              </w:rPr>
-            </w:r>
-            <w:r>
-              <w:rPr>
-                <w:sz w:val="16"/>
-              </w:rPr>
-              <w:t>20.1 MB</w:t>
+              <w:t>data_processed_ids2025_v1</w:t>
+            </w:r>
+          </w:p>
+        </w:tc>
+        <w:tc>
+          <w:tcPr>
+            <w:tcW w:type="dxa" w:w="1958"/>
+          </w:tcPr>
+          <w:p>
+            <w:pPr>
+              <w:spacing w:after="0"/>
+            </w:pPr>
+            <w:r>
+              <w:rPr>
+                <w:sz w:val="16"/>
+              </w:rPr>
+            </w:r>
+            <w:r>
+              <w:rPr>
+                <w:sz w:val="16"/>
+              </w:rPr>
+              <w:t>5</w:t>
+            </w:r>
+          </w:p>
+        </w:tc>
+        <w:tc>
+          <w:tcPr>
+            <w:tcW w:type="dxa" w:w="1958"/>
+          </w:tcPr>
+          <w:p>
+            <w:pPr>
+              <w:spacing w:after="0"/>
+            </w:pPr>
+            <w:r>
+              <w:rPr>
+                <w:sz w:val="16"/>
+              </w:rPr>
+            </w:r>
+            <w:r>
+              <w:rPr>
+                <w:sz w:val="16"/>
+              </w:rPr>
+              <w:t>13.4 MB</w:t>
             </w:r>
           </w:p>
         </w:tc>
@@ -6687,7 +6687,7 @@
                 <w:rFonts w:ascii="Consolas" w:hAnsi="Consolas"/>
                 <w:sz w:val="16"/>
               </w:rPr>
-              <w:t>data_processed_imbalanced_v3</w:t>
+              <w:t>data_processed_imbalanced</w:t>
             </w:r>
           </w:p>
         </w:tc>
@@ -6795,49 +6795,49 @@
                 <w:rFonts w:ascii="Consolas" w:hAnsi="Consolas"/>
                 <w:sz w:val="16"/>
               </w:rPr>
-              <w:t>data_processed_iot23_v1</w:t>
-            </w:r>
-          </w:p>
-        </w:tc>
-        <w:tc>
-          <w:tcPr>
-            <w:tcW w:type="dxa" w:w="1958"/>
-          </w:tcPr>
-          <w:p>
-            <w:pPr>
-              <w:spacing w:after="0"/>
-            </w:pPr>
-            <w:r>
-              <w:rPr>
-                <w:sz w:val="16"/>
-              </w:rPr>
-            </w:r>
-            <w:r>
-              <w:rPr>
-                <w:sz w:val="16"/>
-              </w:rPr>
-              <w:t>5</w:t>
-            </w:r>
-          </w:p>
-        </w:tc>
-        <w:tc>
-          <w:tcPr>
-            <w:tcW w:type="dxa" w:w="1958"/>
-          </w:tcPr>
-          <w:p>
-            <w:pPr>
-              <w:spacing w:after="0"/>
-            </w:pPr>
-            <w:r>
-              <w:rPr>
-                <w:sz w:val="16"/>
-              </w:rPr>
-            </w:r>
-            <w:r>
-              <w:rPr>
-                <w:sz w:val="16"/>
-              </w:rPr>
-              <w:t>0.7 MB</w:t>
+              <w:t>data_processed_imbalanced_v3</w:t>
+            </w:r>
+          </w:p>
+        </w:tc>
+        <w:tc>
+          <w:tcPr>
+            <w:tcW w:type="dxa" w:w="1958"/>
+          </w:tcPr>
+          <w:p>
+            <w:pPr>
+              <w:spacing w:after="0"/>
+            </w:pPr>
+            <w:r>
+              <w:rPr>
+                <w:sz w:val="16"/>
+              </w:rPr>
+            </w:r>
+            <w:r>
+              <w:rPr>
+                <w:sz w:val="16"/>
+              </w:rPr>
+              <w:t>7</w:t>
+            </w:r>
+          </w:p>
+        </w:tc>
+        <w:tc>
+          <w:tcPr>
+            <w:tcW w:type="dxa" w:w="1958"/>
+          </w:tcPr>
+          <w:p>
+            <w:pPr>
+              <w:spacing w:after="0"/>
+            </w:pPr>
+            <w:r>
+              <w:rPr>
+                <w:sz w:val="16"/>
+              </w:rPr>
+            </w:r>
+            <w:r>
+              <w:rPr>
+                <w:sz w:val="16"/>
+              </w:rPr>
+              <w:t>20.1 MB</w:t>
             </w:r>
           </w:p>
         </w:tc>
@@ -6903,7 +6903,7 @@
                 <w:rFonts w:ascii="Consolas" w:hAnsi="Consolas"/>
                 <w:sz w:val="16"/>
               </w:rPr>
-              <w:t>data_processed_litnet2020_v1</w:t>
+              <w:t>data_processed_iot23_v1</w:t>
             </w:r>
           </w:p>
         </w:tc>
@@ -6945,7 +6945,7 @@
               <w:rPr>
                 <w:sz w:val="16"/>
               </w:rPr>
-              <w:t>8.3 MB</w:t>
+              <w:t>0.7 MB</w:t>
             </w:r>
           </w:p>
         </w:tc>
@@ -7011,7 +7011,7 @@
                 <w:rFonts w:ascii="Consolas" w:hAnsi="Consolas"/>
                 <w:sz w:val="16"/>
               </w:rPr>
-              <w:t>data_processed_nbaiot_v48</w:t>
+              <w:t>data_processed_litnet2020_v1</w:t>
             </w:r>
           </w:p>
         </w:tc>
@@ -7053,7 +7053,7 @@
               <w:rPr>
                 <w:sz w:val="16"/>
               </w:rPr>
-              <w:t>164.7 MB</w:t>
+              <w:t>8.3 MB</w:t>
             </w:r>
           </w:p>
         </w:tc>
@@ -7119,7 +7119,7 @@
                 <w:rFonts w:ascii="Consolas" w:hAnsi="Consolas"/>
                 <w:sz w:val="16"/>
               </w:rPr>
-              <w:t>data_processed_rt_iot2022_v1</w:t>
+              <w:t>data_processed_nbaiot_v48</w:t>
             </w:r>
           </w:p>
         </w:tc>
@@ -7161,7 +7161,7 @@
               <w:rPr>
                 <w:sz w:val="16"/>
               </w:rPr>
-              <w:t>9.0 MB</w:t>
+              <w:t>164.7 MB</w:t>
             </w:r>
           </w:p>
         </w:tc>
@@ -7227,7 +7227,7 @@
                 <w:rFonts w:ascii="Consolas" w:hAnsi="Consolas"/>
                 <w:sz w:val="16"/>
               </w:rPr>
-              <w:t>data_processed_uavids2025_v1</w:t>
+              <w:t>data_processed_rt_iot2022_v1</w:t>
             </w:r>
           </w:p>
         </w:tc>
@@ -7269,7 +7269,7 @@
               <w:rPr>
                 <w:sz w:val="16"/>
               </w:rPr>
-              <w:t>5.1 MB</w:t>
+              <w:t>9.0 MB</w:t>
             </w:r>
           </w:p>
         </w:tc>
@@ -7335,91 +7335,91 @@
                 <w:rFonts w:ascii="Consolas" w:hAnsi="Consolas"/>
                 <w:sz w:val="16"/>
               </w:rPr>
-              <w:t>logs</w:t>
-            </w:r>
-          </w:p>
-        </w:tc>
-        <w:tc>
-          <w:tcPr>
-            <w:tcW w:type="dxa" w:w="1958"/>
-          </w:tcPr>
-          <w:p>
-            <w:pPr>
-              <w:spacing w:after="0"/>
-            </w:pPr>
-            <w:r>
-              <w:rPr>
-                <w:sz w:val="16"/>
-              </w:rPr>
-            </w:r>
-            <w:r>
-              <w:rPr>
-                <w:sz w:val="16"/>
-              </w:rPr>
-              <w:t>65</w:t>
-            </w:r>
-          </w:p>
-        </w:tc>
-        <w:tc>
-          <w:tcPr>
-            <w:tcW w:type="dxa" w:w="1958"/>
-          </w:tcPr>
-          <w:p>
-            <w:pPr>
-              <w:spacing w:after="0"/>
-            </w:pPr>
-            <w:r>
-              <w:rPr>
-                <w:sz w:val="16"/>
-              </w:rPr>
-            </w:r>
-            <w:r>
-              <w:rPr>
-                <w:sz w:val="16"/>
-              </w:rPr>
-              <w:t>0.4 MB</w:t>
-            </w:r>
-          </w:p>
-        </w:tc>
-        <w:tc>
-          <w:tcPr>
-            <w:tcW w:type="dxa" w:w="1958"/>
-          </w:tcPr>
-          <w:p>
-            <w:pPr>
-              <w:spacing w:after="0"/>
-            </w:pPr>
-            <w:r>
-              <w:rPr>
-                <w:sz w:val="16"/>
-              </w:rPr>
-            </w:r>
-            <w:r>
-              <w:rPr>
-                <w:sz w:val="16"/>
-              </w:rPr>
-              <w:t>运行日志仅 4 份随包留档，其余为本地临时输出</w:t>
-            </w:r>
-          </w:p>
-        </w:tc>
-        <w:tc>
-          <w:tcPr>
-            <w:tcW w:type="dxa" w:w="1958"/>
-          </w:tcPr>
-          <w:p>
-            <w:pPr>
-              <w:spacing w:after="0"/>
-            </w:pPr>
-            <w:r>
-              <w:rPr>
-                <w:sz w:val="16"/>
-              </w:rPr>
-            </w:r>
-            <w:r>
-              <w:rPr>
-                <w:sz w:val="16"/>
-              </w:rPr>
-              <w:t>见《实验代码与运行记录》附录 B</w:t>
+              <w:t>data_processed_uavids2025_v1</w:t>
+            </w:r>
+          </w:p>
+        </w:tc>
+        <w:tc>
+          <w:tcPr>
+            <w:tcW w:type="dxa" w:w="1958"/>
+          </w:tcPr>
+          <w:p>
+            <w:pPr>
+              <w:spacing w:after="0"/>
+            </w:pPr>
+            <w:r>
+              <w:rPr>
+                <w:sz w:val="16"/>
+              </w:rPr>
+            </w:r>
+            <w:r>
+              <w:rPr>
+                <w:sz w:val="16"/>
+              </w:rPr>
+              <w:t>5</w:t>
+            </w:r>
+          </w:p>
+        </w:tc>
+        <w:tc>
+          <w:tcPr>
+            <w:tcW w:type="dxa" w:w="1958"/>
+          </w:tcPr>
+          <w:p>
+            <w:pPr>
+              <w:spacing w:after="0"/>
+            </w:pPr>
+            <w:r>
+              <w:rPr>
+                <w:sz w:val="16"/>
+              </w:rPr>
+            </w:r>
+            <w:r>
+              <w:rPr>
+                <w:sz w:val="16"/>
+              </w:rPr>
+              <w:t>5.1 MB</w:t>
+            </w:r>
+          </w:p>
+        </w:tc>
+        <w:tc>
+          <w:tcPr>
+            <w:tcW w:type="dxa" w:w="1958"/>
+          </w:tcPr>
+          <w:p>
+            <w:pPr>
+              <w:spacing w:after="0"/>
+            </w:pPr>
+            <w:r>
+              <w:rPr>
+                <w:sz w:val="16"/>
+              </w:rPr>
+            </w:r>
+            <w:r>
+              <w:rPr>
+                <w:sz w:val="16"/>
+              </w:rPr>
+              <w:t>处理后数据由脚本从原始文件重建，体积 1.5 GB 以上</w:t>
+            </w:r>
+          </w:p>
+        </w:tc>
+        <w:tc>
+          <w:tcPr>
+            <w:tcW w:type="dxa" w:w="1958"/>
+          </w:tcPr>
+          <w:p>
+            <w:pPr>
+              <w:spacing w:after="0"/>
+            </w:pPr>
+            <w:r>
+              <w:rPr>
+                <w:sz w:val="16"/>
+              </w:rPr>
+            </w:r>
+            <w:r>
+              <w:rPr>
+                <w:sz w:val="16"/>
+              </w:rPr>
+              <w:t>跑 scripts/audit_data_processing_v1.py</w:t>
             </w:r>
           </w:p>
         </w:tc>
@@ -7443,91 +7443,91 @@
                 <w:rFonts w:ascii="Consolas" w:hAnsi="Consolas"/>
                 <w:sz w:val="16"/>
               </w:rPr>
-              <w:t>.gitignore</w:t>
-            </w:r>
-          </w:p>
-        </w:tc>
-        <w:tc>
-          <w:tcPr>
-            <w:tcW w:type="dxa" w:w="1958"/>
-          </w:tcPr>
-          <w:p>
-            <w:pPr>
-              <w:spacing w:after="0"/>
-            </w:pPr>
-            <w:r>
-              <w:rPr>
-                <w:sz w:val="16"/>
-              </w:rPr>
-            </w:r>
-            <w:r>
-              <w:rPr>
-                <w:sz w:val="16"/>
-              </w:rPr>
-              <w:t>1</w:t>
-            </w:r>
-          </w:p>
-        </w:tc>
-        <w:tc>
-          <w:tcPr>
-            <w:tcW w:type="dxa" w:w="1958"/>
-          </w:tcPr>
-          <w:p>
-            <w:pPr>
-              <w:spacing w:after="0"/>
-            </w:pPr>
-            <w:r>
-              <w:rPr>
-                <w:sz w:val="16"/>
-              </w:rPr>
-            </w:r>
-            <w:r>
-              <w:rPr>
-                <w:sz w:val="16"/>
-              </w:rPr>
-              <w:t>0.0 MB</w:t>
-            </w:r>
-          </w:p>
-        </w:tc>
-        <w:tc>
-          <w:tcPr>
-            <w:tcW w:type="dxa" w:w="1958"/>
-          </w:tcPr>
-          <w:p>
-            <w:pPr>
-              <w:spacing w:after="0"/>
-            </w:pPr>
-            <w:r>
-              <w:rPr>
-                <w:sz w:val="16"/>
-              </w:rPr>
-            </w:r>
-            <w:r>
-              <w:rPr>
-                <w:sz w:val="16"/>
-              </w:rPr>
-              <w:t>本地保留</w:t>
-            </w:r>
-          </w:p>
-        </w:tc>
-        <w:tc>
-          <w:tcPr>
-            <w:tcW w:type="dxa" w:w="1958"/>
-          </w:tcPr>
-          <w:p>
-            <w:pPr>
-              <w:spacing w:after="0"/>
-            </w:pPr>
-            <w:r>
-              <w:rPr>
-                <w:sz w:val="16"/>
-              </w:rPr>
-            </w:r>
-            <w:r>
-              <w:rPr>
-                <w:sz w:val="16"/>
-              </w:rPr>
-              <w:t>—</w:t>
+              <w:t>logs</w:t>
+            </w:r>
+          </w:p>
+        </w:tc>
+        <w:tc>
+          <w:tcPr>
+            <w:tcW w:type="dxa" w:w="1958"/>
+          </w:tcPr>
+          <w:p>
+            <w:pPr>
+              <w:spacing w:after="0"/>
+            </w:pPr>
+            <w:r>
+              <w:rPr>
+                <w:sz w:val="16"/>
+              </w:rPr>
+            </w:r>
+            <w:r>
+              <w:rPr>
+                <w:sz w:val="16"/>
+              </w:rPr>
+              <w:t>65</w:t>
+            </w:r>
+          </w:p>
+        </w:tc>
+        <w:tc>
+          <w:tcPr>
+            <w:tcW w:type="dxa" w:w="1958"/>
+          </w:tcPr>
+          <w:p>
+            <w:pPr>
+              <w:spacing w:after="0"/>
+            </w:pPr>
+            <w:r>
+              <w:rPr>
+                <w:sz w:val="16"/>
+              </w:rPr>
+            </w:r>
+            <w:r>
+              <w:rPr>
+                <w:sz w:val="16"/>
+              </w:rPr>
+              <w:t>0.4 MB</w:t>
+            </w:r>
+          </w:p>
+        </w:tc>
+        <w:tc>
+          <w:tcPr>
+            <w:tcW w:type="dxa" w:w="1958"/>
+          </w:tcPr>
+          <w:p>
+            <w:pPr>
+              <w:spacing w:after="0"/>
+            </w:pPr>
+            <w:r>
+              <w:rPr>
+                <w:sz w:val="16"/>
+              </w:rPr>
+            </w:r>
+            <w:r>
+              <w:rPr>
+                <w:sz w:val="16"/>
+              </w:rPr>
+              <w:t>运行日志仅 4 份随包留档，其余为本地临时输出</w:t>
+            </w:r>
+          </w:p>
+        </w:tc>
+        <w:tc>
+          <w:tcPr>
+            <w:tcW w:type="dxa" w:w="1958"/>
+          </w:tcPr>
+          <w:p>
+            <w:pPr>
+              <w:spacing w:after="0"/>
+            </w:pPr>
+            <w:r>
+              <w:rPr>
+                <w:sz w:val="16"/>
+              </w:rPr>
+            </w:r>
+            <w:r>
+              <w:rPr>
+                <w:sz w:val="16"/>
+              </w:rPr>
+              <w:t>见《实验代码与运行记录》附录 B</w:t>
             </w:r>
           </w:p>
         </w:tc>
@@ -7551,7 +7551,7 @@
                 <w:rFonts w:ascii="Consolas" w:hAnsi="Consolas"/>
                 <w:sz w:val="16"/>
               </w:rPr>
-              <w:t>RCCF_FULL_RESEARCH_ARCHIVE_20260912.tar.gz</w:t>
+              <w:t>.gitignore</w:t>
             </w:r>
           </w:p>
         </w:tc>
@@ -7593,49 +7593,49 @@
               <w:rPr>
                 <w:sz w:val="16"/>
               </w:rPr>
-              <w:t>392.8 MB</w:t>
-            </w:r>
-          </w:p>
-        </w:tc>
-        <w:tc>
-          <w:tcPr>
-            <w:tcW w:type="dxa" w:w="1958"/>
-          </w:tcPr>
-          <w:p>
-            <w:pPr>
-              <w:spacing w:after="0"/>
-            </w:pPr>
-            <w:r>
-              <w:rPr>
-                <w:sz w:val="16"/>
-              </w:rPr>
-            </w:r>
-            <w:r>
-              <w:rPr>
-                <w:sz w:val="16"/>
-              </w:rPr>
-              <w:t>完整研究档案 374–393 MB/个，本地保存</w:t>
-            </w:r>
-          </w:p>
-        </w:tc>
-        <w:tc>
-          <w:tcPr>
-            <w:tcW w:type="dxa" w:w="1958"/>
-          </w:tcPr>
-          <w:p>
-            <w:pPr>
-              <w:spacing w:after="0"/>
-            </w:pPr>
-            <w:r>
-              <w:rPr>
-                <w:sz w:val="16"/>
-              </w:rPr>
-            </w:r>
-            <w:r>
-              <w:rPr>
-                <w:sz w:val="16"/>
-              </w:rPr>
-              <w:t>按《数据与资料来源总表》的校验值核对</w:t>
+              <w:t>0.0 MB</w:t>
+            </w:r>
+          </w:p>
+        </w:tc>
+        <w:tc>
+          <w:tcPr>
+            <w:tcW w:type="dxa" w:w="1958"/>
+          </w:tcPr>
+          <w:p>
+            <w:pPr>
+              <w:spacing w:after="0"/>
+            </w:pPr>
+            <w:r>
+              <w:rPr>
+                <w:sz w:val="16"/>
+              </w:rPr>
+            </w:r>
+            <w:r>
+              <w:rPr>
+                <w:sz w:val="16"/>
+              </w:rPr>
+              <w:t>本地保留</w:t>
+            </w:r>
+          </w:p>
+        </w:tc>
+        <w:tc>
+          <w:tcPr>
+            <w:tcW w:type="dxa" w:w="1958"/>
+          </w:tcPr>
+          <w:p>
+            <w:pPr>
+              <w:spacing w:after="0"/>
+            </w:pPr>
+            <w:r>
+              <w:rPr>
+                <w:sz w:val="16"/>
+              </w:rPr>
+            </w:r>
+            <w:r>
+              <w:rPr>
+                <w:sz w:val="16"/>
+              </w:rPr>
+              <w:t>—</w:t>
             </w:r>
           </w:p>
         </w:tc>
@@ -7659,7 +7659,7 @@
                 <w:rFonts w:ascii="Consolas" w:hAnsi="Consolas"/>
                 <w:sz w:val="16"/>
               </w:rPr>
-              <w:t>RCCF_FULL_RESEARCH_ARCHIVE_v2_20260912.tar.gz</w:t>
+              <w:t>RCCF_FULL_RESEARCH_ARCHIVE_20260912.tar.gz</w:t>
             </w:r>
           </w:p>
         </w:tc>
@@ -7701,7 +7701,7 @@
               <w:rPr>
                 <w:sz w:val="16"/>
               </w:rPr>
-              <w:t>411.7 MB</w:t>
+              <w:t>392.8 MB</w:t>
             </w:r>
           </w:p>
         </w:tc>
@@ -7767,7 +7767,7 @@
                 <w:rFonts w:ascii="Consolas" w:hAnsi="Consolas"/>
                 <w:sz w:val="16"/>
               </w:rPr>
-              <w:t>RCCF_v3b_complete_package_20260912.zip</w:t>
+              <w:t>RCCF_FULL_RESEARCH_ARCHIVE_v2_20260912.tar.gz</w:t>
             </w:r>
           </w:p>
         </w:tc>
@@ -7809,7 +7809,7 @@
               <w:rPr>
                 <w:sz w:val="16"/>
               </w:rPr>
-              <w:t>27.9 MB</w:t>
+              <w:t>411.7 MB</w:t>
             </w:r>
           </w:p>
         </w:tc>
@@ -7875,7 +7875,7 @@
                 <w:rFonts w:ascii="Consolas" w:hAnsi="Consolas"/>
                 <w:sz w:val="16"/>
               </w:rPr>
-              <w:t>RCCF_v3b_reproducibility_package_20260912.zip</w:t>
+              <w:t>RCCF_v3b_complete_package_20260912.zip</w:t>
             </w:r>
           </w:p>
         </w:tc>
@@ -7917,7 +7917,7 @@
               <w:rPr>
                 <w:sz w:val="16"/>
               </w:rPr>
-              <w:t>27.6 MB</w:t>
+              <w:t>27.9 MB</w:t>
             </w:r>
           </w:p>
         </w:tc>
@@ -7983,7 +7983,7 @@
                 <w:rFonts w:ascii="Consolas" w:hAnsi="Consolas"/>
                 <w:sz w:val="16"/>
               </w:rPr>
-              <w:t>RCCF_v3b_submission_package_20260912.zip</w:t>
+              <w:t>RCCF_v3b_reproducibility_package_20260912.zip</w:t>
             </w:r>
           </w:p>
         </w:tc>
@@ -8025,7 +8025,7 @@
               <w:rPr>
                 <w:sz w:val="16"/>
               </w:rPr>
-              <w:t>0.3 MB</w:t>
+              <w:t>27.6 MB</w:t>
             </w:r>
           </w:p>
         </w:tc>
@@ -8091,7 +8091,7 @@
                 <w:rFonts w:ascii="Consolas" w:hAnsi="Consolas"/>
                 <w:sz w:val="16"/>
               </w:rPr>
-              <w:t>RCCF_完整研究档案_v2_20260912.tar.gz</w:t>
+              <w:t>RCCF_v3b_submission_package_20260912.zip</w:t>
             </w:r>
           </w:p>
         </w:tc>
@@ -8133,7 +8133,7 @@
               <w:rPr>
                 <w:sz w:val="16"/>
               </w:rPr>
-              <w:t>411.9 MB</w:t>
+              <w:t>0.3 MB</w:t>
             </w:r>
           </w:p>
         </w:tc>
@@ -8199,7 +8199,7 @@
                 <w:rFonts w:ascii="Consolas" w:hAnsi="Consolas"/>
                 <w:sz w:val="16"/>
               </w:rPr>
-              <w:t>这是本地快照，不等于安全审计。第三方</w:t>
+              <w:t>RCCF_完整研究档案_v2_20260912.tar.gz</w:t>
             </w:r>
           </w:p>
         </w:tc>
@@ -8241,49 +8241,49 @@
               <w:rPr>
                 <w:sz w:val="16"/>
               </w:rPr>
-              <w:t>0.0 MB</w:t>
-            </w:r>
-          </w:p>
-        </w:tc>
-        <w:tc>
-          <w:tcPr>
-            <w:tcW w:type="dxa" w:w="1958"/>
-          </w:tcPr>
-          <w:p>
-            <w:pPr>
-              <w:spacing w:after="0"/>
-            </w:pPr>
-            <w:r>
-              <w:rPr>
-                <w:sz w:val="16"/>
-              </w:rPr>
-            </w:r>
-            <w:r>
-              <w:rPr>
-                <w:sz w:val="16"/>
-              </w:rPr>
-              <w:t>本地保留</w:t>
-            </w:r>
-          </w:p>
-        </w:tc>
-        <w:tc>
-          <w:tcPr>
-            <w:tcW w:type="dxa" w:w="1958"/>
-          </w:tcPr>
-          <w:p>
-            <w:pPr>
-              <w:spacing w:after="0"/>
-            </w:pPr>
-            <w:r>
-              <w:rPr>
-                <w:sz w:val="16"/>
-              </w:rPr>
-            </w:r>
-            <w:r>
-              <w:rPr>
-                <w:sz w:val="16"/>
-              </w:rPr>
-              <w:t>—</w:t>
+              <w:t>411.9 MB</w:t>
+            </w:r>
+          </w:p>
+        </w:tc>
+        <w:tc>
+          <w:tcPr>
+            <w:tcW w:type="dxa" w:w="1958"/>
+          </w:tcPr>
+          <w:p>
+            <w:pPr>
+              <w:spacing w:after="0"/>
+            </w:pPr>
+            <w:r>
+              <w:rPr>
+                <w:sz w:val="16"/>
+              </w:rPr>
+            </w:r>
+            <w:r>
+              <w:rPr>
+                <w:sz w:val="16"/>
+              </w:rPr>
+              <w:t>完整研究档案 374–393 MB/个，本地保存</w:t>
+            </w:r>
+          </w:p>
+        </w:tc>
+        <w:tc>
+          <w:tcPr>
+            <w:tcW w:type="dxa" w:w="1958"/>
+          </w:tcPr>
+          <w:p>
+            <w:pPr>
+              <w:spacing w:after="0"/>
+            </w:pPr>
+            <w:r>
+              <w:rPr>
+                <w:sz w:val="16"/>
+              </w:rPr>
+            </w:r>
+            <w:r>
+              <w:rPr>
+                <w:sz w:val="16"/>
+              </w:rPr>
+              <w:t>按《数据与资料来源总表》的校验值核对</w:t>
             </w:r>
           </w:p>
         </w:tc>
@@ -8307,55 +8307,163 @@
                 <w:rFonts w:ascii="Consolas" w:hAnsi="Consolas"/>
                 <w:sz w:val="16"/>
               </w:rPr>
+              <w:t>这是本地快照，不等于安全审计。第三方</w:t>
+            </w:r>
+          </w:p>
+        </w:tc>
+        <w:tc>
+          <w:tcPr>
+            <w:tcW w:type="dxa" w:w="1958"/>
+          </w:tcPr>
+          <w:p>
+            <w:pPr>
+              <w:spacing w:after="0"/>
+            </w:pPr>
+            <w:r>
+              <w:rPr>
+                <w:sz w:val="16"/>
+              </w:rPr>
+            </w:r>
+            <w:r>
+              <w:rPr>
+                <w:sz w:val="16"/>
+              </w:rPr>
+              <w:t>1</w:t>
+            </w:r>
+          </w:p>
+        </w:tc>
+        <w:tc>
+          <w:tcPr>
+            <w:tcW w:type="dxa" w:w="1958"/>
+          </w:tcPr>
+          <w:p>
+            <w:pPr>
+              <w:spacing w:after="0"/>
+            </w:pPr>
+            <w:r>
+              <w:rPr>
+                <w:sz w:val="16"/>
+              </w:rPr>
+            </w:r>
+            <w:r>
+              <w:rPr>
+                <w:sz w:val="16"/>
+              </w:rPr>
+              <w:t>0.0 MB</w:t>
+            </w:r>
+          </w:p>
+        </w:tc>
+        <w:tc>
+          <w:tcPr>
+            <w:tcW w:type="dxa" w:w="1958"/>
+          </w:tcPr>
+          <w:p>
+            <w:pPr>
+              <w:spacing w:after="0"/>
+            </w:pPr>
+            <w:r>
+              <w:rPr>
+                <w:sz w:val="16"/>
+              </w:rPr>
+            </w:r>
+            <w:r>
+              <w:rPr>
+                <w:sz w:val="16"/>
+              </w:rPr>
+              <w:t>本地保留</w:t>
+            </w:r>
+          </w:p>
+        </w:tc>
+        <w:tc>
+          <w:tcPr>
+            <w:tcW w:type="dxa" w:w="1958"/>
+          </w:tcPr>
+          <w:p>
+            <w:pPr>
+              <w:spacing w:after="0"/>
+            </w:pPr>
+            <w:r>
+              <w:rPr>
+                <w:sz w:val="16"/>
+              </w:rPr>
+            </w:r>
+            <w:r>
+              <w:rPr>
+                <w:sz w:val="16"/>
+              </w:rPr>
+              <w:t>—</w:t>
+            </w:r>
+          </w:p>
+        </w:tc>
+      </w:tr>
+      <w:tr>
+        <w:tc>
+          <w:tcPr>
+            <w:tcW w:type="dxa" w:w="1958"/>
+          </w:tcPr>
+          <w:p>
+            <w:pPr>
+              <w:spacing w:after="0"/>
+            </w:pPr>
+            <w:r>
+              <w:rPr>
+                <w:sz w:val="16"/>
+              </w:rPr>
+            </w:r>
+            <w:r>
+              <w:rPr>
+                <w:rFonts w:ascii="Consolas" w:hAnsi="Consolas"/>
+                <w:sz w:val="16"/>
+              </w:rPr>
               <w:t>results_*</w:t>
             </w:r>
             <w:r>
               <w:rPr>
                 <w:sz w:val="16"/>
               </w:rPr>
-              <w:t>（176 个结果目录）</w:t>
-            </w:r>
-          </w:p>
-        </w:tc>
-        <w:tc>
-          <w:tcPr>
-            <w:tcW w:type="dxa" w:w="1958"/>
-          </w:tcPr>
-          <w:p>
-            <w:pPr>
-              <w:spacing w:after="0"/>
-            </w:pPr>
-            <w:r>
-              <w:rPr>
-                <w:sz w:val="16"/>
-              </w:rPr>
-            </w:r>
-            <w:r>
-              <w:rPr>
-                <w:sz w:val="16"/>
-              </w:rPr>
-              <w:t>3,712</w:t>
-            </w:r>
-          </w:p>
-        </w:tc>
-        <w:tc>
-          <w:tcPr>
-            <w:tcW w:type="dxa" w:w="1958"/>
-          </w:tcPr>
-          <w:p>
-            <w:pPr>
-              <w:spacing w:after="0"/>
-            </w:pPr>
-            <w:r>
-              <w:rPr>
-                <w:sz w:val="16"/>
-              </w:rPr>
-            </w:r>
-            <w:r>
-              <w:rPr>
-                <w:sz w:val="16"/>
-              </w:rPr>
-              <w:t>3528.2 MB</w:t>
+              <w:t>（179 个结果目录）</w:t>
+            </w:r>
+          </w:p>
+        </w:tc>
+        <w:tc>
+          <w:tcPr>
+            <w:tcW w:type="dxa" w:w="1958"/>
+          </w:tcPr>
+          <w:p>
+            <w:pPr>
+              <w:spacing w:after="0"/>
+            </w:pPr>
+            <w:r>
+              <w:rPr>
+                <w:sz w:val="16"/>
+              </w:rPr>
+            </w:r>
+            <w:r>
+              <w:rPr>
+                <w:sz w:val="16"/>
+              </w:rPr>
+              <w:t>3,799</w:t>
+            </w:r>
+          </w:p>
+        </w:tc>
+        <w:tc>
+          <w:tcPr>
+            <w:tcW w:type="dxa" w:w="1958"/>
+          </w:tcPr>
+          <w:p>
+            <w:pPr>
+              <w:spacing w:after="0"/>
+            </w:pPr>
+            <w:r>
+              <w:rPr>
+                <w:sz w:val="16"/>
+              </w:rPr>
+            </w:r>
+            <w:r>
+              <w:rPr>
+                <w:sz w:val="16"/>
+              </w:rPr>
+              <w:t>4124.1 MB</w:t>
             </w:r>
           </w:p>
         </w:tc>

--- a/重构版论文_v4_20260915/材料完整性清单.docx
+++ b/重构版论文_v4_20260915/材料完整性清单.docx
@@ -233,7 +233,7 @@
               <w:rPr>
                 <w:sz w:val="16"/>
               </w:rPr>
-              <w:t>218 类</w:t>
+              <w:t>227 类</w:t>
             </w:r>
           </w:p>
         </w:tc>
@@ -254,7 +254,7 @@
               <w:rPr>
                 <w:sz w:val="16"/>
               </w:rPr>
-              <w:t xml:space="preserve">原始语料、处理后数据、179 个 </w:t>
+              <w:t xml:space="preserve">原始语料、处理后数据、185 个 </w:t>
             </w:r>
             <w:r>
               <w:rPr>
@@ -789,7 +789,7 @@
               <w:rPr>
                 <w:sz w:val="16"/>
               </w:rPr>
-              <w:t>737</w:t>
+              <w:t>750</w:t>
             </w:r>
           </w:p>
         </w:tc>
@@ -1614,28 +1614,28 @@
               <w:rPr>
                 <w:sz w:val="16"/>
               </w:rPr>
-              <w:t>396</w:t>
-            </w:r>
-          </w:p>
-        </w:tc>
-        <w:tc>
-          <w:tcPr>
-            <w:tcW w:type="dxa" w:w="1958"/>
-          </w:tcPr>
-          <w:p>
-            <w:pPr>
-              <w:spacing w:after="0"/>
-            </w:pPr>
-            <w:r>
-              <w:rPr>
-                <w:sz w:val="16"/>
-              </w:rPr>
-            </w:r>
-            <w:r>
-              <w:rPr>
-                <w:sz w:val="16"/>
-              </w:rPr>
-              <w:t>2.2 MB</w:t>
+              <w:t>400</w:t>
+            </w:r>
+          </w:p>
+        </w:tc>
+        <w:tc>
+          <w:tcPr>
+            <w:tcW w:type="dxa" w:w="1958"/>
+          </w:tcPr>
+          <w:p>
+            <w:pPr>
+              <w:spacing w:after="0"/>
+            </w:pPr>
+            <w:r>
+              <w:rPr>
+                <w:sz w:val="16"/>
+              </w:rPr>
+            </w:r>
+            <w:r>
+              <w:rPr>
+                <w:sz w:val="16"/>
+              </w:rPr>
+              <w:t>2.3 MB</w:t>
             </w:r>
           </w:p>
         </w:tc>
@@ -1851,7 +1851,7 @@
               <w:rPr>
                 <w:sz w:val="16"/>
               </w:rPr>
-              <w:t>32.4 MB</w:t>
+              <w:t>32.5 MB</w:t>
             </w:r>
           </w:p>
         </w:tc>
@@ -2154,28 +2154,28 @@
               <w:rPr>
                 <w:sz w:val="16"/>
               </w:rPr>
-              <w:t>605</w:t>
-            </w:r>
-          </w:p>
-        </w:tc>
-        <w:tc>
-          <w:tcPr>
-            <w:tcW w:type="dxa" w:w="1958"/>
-          </w:tcPr>
-          <w:p>
-            <w:pPr>
-              <w:spacing w:after="0"/>
-            </w:pPr>
-            <w:r>
-              <w:rPr>
-                <w:sz w:val="16"/>
-              </w:rPr>
-            </w:r>
-            <w:r>
-              <w:rPr>
-                <w:sz w:val="16"/>
-              </w:rPr>
-              <w:t>23.2 MB</w:t>
+              <w:t>609</w:t>
+            </w:r>
+          </w:p>
+        </w:tc>
+        <w:tc>
+          <w:tcPr>
+            <w:tcW w:type="dxa" w:w="1958"/>
+          </w:tcPr>
+          <w:p>
+            <w:pPr>
+              <w:spacing w:after="0"/>
+            </w:pPr>
+            <w:r>
+              <w:rPr>
+                <w:sz w:val="16"/>
+              </w:rPr>
+            </w:r>
+            <w:r>
+              <w:rPr>
+                <w:sz w:val="16"/>
+              </w:rPr>
+              <w:t>23.3 MB</w:t>
             </w:r>
           </w:p>
         </w:tc>
@@ -4635,7 +4635,7 @@
                 <w:rFonts w:ascii="Consolas" w:hAnsi="Consolas"/>
                 <w:sz w:val="16"/>
               </w:rPr>
-              <w:t>data_processed_aci_iot2023_v1</w:t>
+              <w:t>data_processed_6tisch2026_v1</w:t>
             </w:r>
           </w:p>
         </w:tc>
@@ -4677,7 +4677,7 @@
               <w:rPr>
                 <w:sz w:val="16"/>
               </w:rPr>
-              <w:t>56.8 MB</w:t>
+              <w:t>5.6 MB</w:t>
             </w:r>
           </w:p>
         </w:tc>
@@ -4743,49 +4743,49 @@
                 <w:rFonts w:ascii="Consolas" w:hAnsi="Consolas"/>
                 <w:sz w:val="16"/>
               </w:rPr>
-              <w:t>data_processed_audit_v2</w:t>
-            </w:r>
-          </w:p>
-        </w:tc>
-        <w:tc>
-          <w:tcPr>
-            <w:tcW w:type="dxa" w:w="1958"/>
-          </w:tcPr>
-          <w:p>
-            <w:pPr>
-              <w:spacing w:after="0"/>
-            </w:pPr>
-            <w:r>
-              <w:rPr>
-                <w:sz w:val="16"/>
-              </w:rPr>
-            </w:r>
-            <w:r>
-              <w:rPr>
-                <w:sz w:val="16"/>
-              </w:rPr>
-              <w:t>7</w:t>
-            </w:r>
-          </w:p>
-        </w:tc>
-        <w:tc>
-          <w:tcPr>
-            <w:tcW w:type="dxa" w:w="1958"/>
-          </w:tcPr>
-          <w:p>
-            <w:pPr>
-              <w:spacing w:after="0"/>
-            </w:pPr>
-            <w:r>
-              <w:rPr>
-                <w:sz w:val="16"/>
-              </w:rPr>
-            </w:r>
-            <w:r>
-              <w:rPr>
-                <w:sz w:val="16"/>
-              </w:rPr>
-              <w:t>1.2 MB</w:t>
+              <w:t>data_processed_aci_iot2023_v1</w:t>
+            </w:r>
+          </w:p>
+        </w:tc>
+        <w:tc>
+          <w:tcPr>
+            <w:tcW w:type="dxa" w:w="1958"/>
+          </w:tcPr>
+          <w:p>
+            <w:pPr>
+              <w:spacing w:after="0"/>
+            </w:pPr>
+            <w:r>
+              <w:rPr>
+                <w:sz w:val="16"/>
+              </w:rPr>
+            </w:r>
+            <w:r>
+              <w:rPr>
+                <w:sz w:val="16"/>
+              </w:rPr>
+              <w:t>5</w:t>
+            </w:r>
+          </w:p>
+        </w:tc>
+        <w:tc>
+          <w:tcPr>
+            <w:tcW w:type="dxa" w:w="1958"/>
+          </w:tcPr>
+          <w:p>
+            <w:pPr>
+              <w:spacing w:after="0"/>
+            </w:pPr>
+            <w:r>
+              <w:rPr>
+                <w:sz w:val="16"/>
+              </w:rPr>
+            </w:r>
+            <w:r>
+              <w:rPr>
+                <w:sz w:val="16"/>
+              </w:rPr>
+              <w:t>56.8 MB</w:t>
             </w:r>
           </w:p>
         </w:tc>
@@ -4851,7 +4851,7 @@
                 <w:rFonts w:ascii="Consolas" w:hAnsi="Consolas"/>
                 <w:sz w:val="16"/>
               </w:rPr>
-              <w:t>data_processed_audit_v3</w:t>
+              <w:t>data_processed_audit_v2</w:t>
             </w:r>
           </w:p>
         </w:tc>
@@ -4959,49 +4959,49 @@
                 <w:rFonts w:ascii="Consolas" w:hAnsi="Consolas"/>
                 <w:sz w:val="16"/>
               </w:rPr>
-              <w:t>data_processed_audit_v4</w:t>
-            </w:r>
-          </w:p>
-        </w:tc>
-        <w:tc>
-          <w:tcPr>
-            <w:tcW w:type="dxa" w:w="1958"/>
-          </w:tcPr>
-          <w:p>
-            <w:pPr>
-              <w:spacing w:after="0"/>
-            </w:pPr>
-            <w:r>
-              <w:rPr>
-                <w:sz w:val="16"/>
-              </w:rPr>
-            </w:r>
-            <w:r>
-              <w:rPr>
-                <w:sz w:val="16"/>
-              </w:rPr>
-              <w:t>10</w:t>
-            </w:r>
-          </w:p>
-        </w:tc>
-        <w:tc>
-          <w:tcPr>
-            <w:tcW w:type="dxa" w:w="1958"/>
-          </w:tcPr>
-          <w:p>
-            <w:pPr>
-              <w:spacing w:after="0"/>
-            </w:pPr>
-            <w:r>
-              <w:rPr>
-                <w:sz w:val="16"/>
-              </w:rPr>
-            </w:r>
-            <w:r>
-              <w:rPr>
-                <w:sz w:val="16"/>
-              </w:rPr>
-              <w:t>1.7 MB</w:t>
+              <w:t>data_processed_audit_v3</w:t>
+            </w:r>
+          </w:p>
+        </w:tc>
+        <w:tc>
+          <w:tcPr>
+            <w:tcW w:type="dxa" w:w="1958"/>
+          </w:tcPr>
+          <w:p>
+            <w:pPr>
+              <w:spacing w:after="0"/>
+            </w:pPr>
+            <w:r>
+              <w:rPr>
+                <w:sz w:val="16"/>
+              </w:rPr>
+            </w:r>
+            <w:r>
+              <w:rPr>
+                <w:sz w:val="16"/>
+              </w:rPr>
+              <w:t>7</w:t>
+            </w:r>
+          </w:p>
+        </w:tc>
+        <w:tc>
+          <w:tcPr>
+            <w:tcW w:type="dxa" w:w="1958"/>
+          </w:tcPr>
+          <w:p>
+            <w:pPr>
+              <w:spacing w:after="0"/>
+            </w:pPr>
+            <w:r>
+              <w:rPr>
+                <w:sz w:val="16"/>
+              </w:rPr>
+            </w:r>
+            <w:r>
+              <w:rPr>
+                <w:sz w:val="16"/>
+              </w:rPr>
+              <w:t>1.2 MB</w:t>
             </w:r>
           </w:p>
         </w:tc>
@@ -5067,7 +5067,7 @@
                 <w:rFonts w:ascii="Consolas" w:hAnsi="Consolas"/>
                 <w:sz w:val="16"/>
               </w:rPr>
-              <w:t>data_processed_audit_v5</w:t>
+              <w:t>data_processed_audit_v4</w:t>
             </w:r>
           </w:p>
         </w:tc>
@@ -5175,7 +5175,7 @@
                 <w:rFonts w:ascii="Consolas" w:hAnsi="Consolas"/>
                 <w:sz w:val="16"/>
               </w:rPr>
-              <w:t>data_processed_audit_v6</w:t>
+              <w:t>data_processed_audit_v5</w:t>
             </w:r>
           </w:p>
         </w:tc>
@@ -5283,7 +5283,7 @@
                 <w:rFonts w:ascii="Consolas" w:hAnsi="Consolas"/>
                 <w:sz w:val="16"/>
               </w:rPr>
-              <w:t>data_processed_cic_balanced_v2</w:t>
+              <w:t>data_processed_audit_v6</w:t>
             </w:r>
           </w:p>
         </w:tc>
@@ -5391,7 +5391,7 @@
                 <w:rFonts w:ascii="Consolas" w:hAnsi="Consolas"/>
                 <w:sz w:val="16"/>
               </w:rPr>
-              <w:t>data_processed_cic_balanced_v3b</w:t>
+              <w:t>data_processed_cic_balanced_v2</w:t>
             </w:r>
           </w:p>
         </w:tc>
@@ -5433,7 +5433,7 @@
               <w:rPr>
                 <w:sz w:val="16"/>
               </w:rPr>
-              <w:t>1.6 MB</w:t>
+              <w:t>1.7 MB</w:t>
             </w:r>
           </w:p>
         </w:tc>
@@ -5499,49 +5499,49 @@
                 <w:rFonts w:ascii="Consolas" w:hAnsi="Consolas"/>
                 <w:sz w:val="16"/>
               </w:rPr>
-              <w:t>data_processed_cic_ids2018_v1</w:t>
-            </w:r>
-          </w:p>
-        </w:tc>
-        <w:tc>
-          <w:tcPr>
-            <w:tcW w:type="dxa" w:w="1958"/>
-          </w:tcPr>
-          <w:p>
-            <w:pPr>
-              <w:spacing w:after="0"/>
-            </w:pPr>
-            <w:r>
-              <w:rPr>
-                <w:sz w:val="16"/>
-              </w:rPr>
-            </w:r>
-            <w:r>
-              <w:rPr>
-                <w:sz w:val="16"/>
-              </w:rPr>
-              <w:t>5</w:t>
-            </w:r>
-          </w:p>
-        </w:tc>
-        <w:tc>
-          <w:tcPr>
-            <w:tcW w:type="dxa" w:w="1958"/>
-          </w:tcPr>
-          <w:p>
-            <w:pPr>
-              <w:spacing w:after="0"/>
-            </w:pPr>
-            <w:r>
-              <w:rPr>
-                <w:sz w:val="16"/>
-              </w:rPr>
-            </w:r>
-            <w:r>
-              <w:rPr>
-                <w:sz w:val="16"/>
-              </w:rPr>
-              <w:t>37.2 MB</w:t>
+              <w:t>data_processed_cic_balanced_v3b</w:t>
+            </w:r>
+          </w:p>
+        </w:tc>
+        <w:tc>
+          <w:tcPr>
+            <w:tcW w:type="dxa" w:w="1958"/>
+          </w:tcPr>
+          <w:p>
+            <w:pPr>
+              <w:spacing w:after="0"/>
+            </w:pPr>
+            <w:r>
+              <w:rPr>
+                <w:sz w:val="16"/>
+              </w:rPr>
+            </w:r>
+            <w:r>
+              <w:rPr>
+                <w:sz w:val="16"/>
+              </w:rPr>
+              <w:t>10</w:t>
+            </w:r>
+          </w:p>
+        </w:tc>
+        <w:tc>
+          <w:tcPr>
+            <w:tcW w:type="dxa" w:w="1958"/>
+          </w:tcPr>
+          <w:p>
+            <w:pPr>
+              <w:spacing w:after="0"/>
+            </w:pPr>
+            <w:r>
+              <w:rPr>
+                <w:sz w:val="16"/>
+              </w:rPr>
+            </w:r>
+            <w:r>
+              <w:rPr>
+                <w:sz w:val="16"/>
+              </w:rPr>
+              <w:t>1.6 MB</w:t>
             </w:r>
           </w:p>
         </w:tc>
@@ -5607,7 +5607,7 @@
                 <w:rFonts w:ascii="Consolas" w:hAnsi="Consolas"/>
                 <w:sz w:val="16"/>
               </w:rPr>
-              <w:t>data_processed_cic_iot2023_v1</w:t>
+              <w:t>data_processed_cic_ids2018_v1</w:t>
             </w:r>
           </w:p>
         </w:tc>
@@ -5649,7 +5649,7 @@
               <w:rPr>
                 <w:sz w:val="16"/>
               </w:rPr>
-              <w:t>37.6 MB</w:t>
+              <w:t>37.2 MB</w:t>
             </w:r>
           </w:p>
         </w:tc>
@@ -5715,49 +5715,49 @@
                 <w:rFonts w:ascii="Consolas" w:hAnsi="Consolas"/>
                 <w:sz w:val="16"/>
               </w:rPr>
-              <w:t>data_processed_cic_natural_v1</w:t>
-            </w:r>
-          </w:p>
-        </w:tc>
-        <w:tc>
-          <w:tcPr>
-            <w:tcW w:type="dxa" w:w="1958"/>
-          </w:tcPr>
-          <w:p>
-            <w:pPr>
-              <w:spacing w:after="0"/>
-            </w:pPr>
-            <w:r>
-              <w:rPr>
-                <w:sz w:val="16"/>
-              </w:rPr>
-            </w:r>
-            <w:r>
-              <w:rPr>
-                <w:sz w:val="16"/>
-              </w:rPr>
-              <w:t>10</w:t>
-            </w:r>
-          </w:p>
-        </w:tc>
-        <w:tc>
-          <w:tcPr>
-            <w:tcW w:type="dxa" w:w="1958"/>
-          </w:tcPr>
-          <w:p>
-            <w:pPr>
-              <w:spacing w:after="0"/>
-            </w:pPr>
-            <w:r>
-              <w:rPr>
-                <w:sz w:val="16"/>
-              </w:rPr>
-            </w:r>
-            <w:r>
-              <w:rPr>
-                <w:sz w:val="16"/>
-              </w:rPr>
-              <w:t>28.1 MB</w:t>
+              <w:t>data_processed_cic_iot2023_v1</w:t>
+            </w:r>
+          </w:p>
+        </w:tc>
+        <w:tc>
+          <w:tcPr>
+            <w:tcW w:type="dxa" w:w="1958"/>
+          </w:tcPr>
+          <w:p>
+            <w:pPr>
+              <w:spacing w:after="0"/>
+            </w:pPr>
+            <w:r>
+              <w:rPr>
+                <w:sz w:val="16"/>
+              </w:rPr>
+            </w:r>
+            <w:r>
+              <w:rPr>
+                <w:sz w:val="16"/>
+              </w:rPr>
+              <w:t>5</w:t>
+            </w:r>
+          </w:p>
+        </w:tc>
+        <w:tc>
+          <w:tcPr>
+            <w:tcW w:type="dxa" w:w="1958"/>
+          </w:tcPr>
+          <w:p>
+            <w:pPr>
+              <w:spacing w:after="0"/>
+            </w:pPr>
+            <w:r>
+              <w:rPr>
+                <w:sz w:val="16"/>
+              </w:rPr>
+            </w:r>
+            <w:r>
+              <w:rPr>
+                <w:sz w:val="16"/>
+              </w:rPr>
+              <w:t>37.6 MB</w:t>
             </w:r>
           </w:p>
         </w:tc>
@@ -5823,7 +5823,7 @@
                 <w:rFonts w:ascii="Consolas" w:hAnsi="Consolas"/>
                 <w:sz w:val="16"/>
               </w:rPr>
-              <w:t>data_processed_cic_natural_v2</w:t>
+              <w:t>data_processed_cic_natural_v1</w:t>
             </w:r>
           </w:p>
         </w:tc>
@@ -5931,7 +5931,7 @@
                 <w:rFonts w:ascii="Consolas" w:hAnsi="Consolas"/>
                 <w:sz w:val="16"/>
               </w:rPr>
-              <w:t>data_processed_cic_natural_v3</w:t>
+              <w:t>data_processed_cic_natural_v2</w:t>
             </w:r>
           </w:p>
         </w:tc>
@@ -6039,7 +6039,7 @@
                 <w:rFonts w:ascii="Consolas" w:hAnsi="Consolas"/>
                 <w:sz w:val="16"/>
               </w:rPr>
-              <w:t>data_processed_cic_natural_v3b</w:t>
+              <w:t>data_processed_cic_natural_v3</w:t>
             </w:r>
           </w:p>
         </w:tc>
@@ -6081,7 +6081,7 @@
               <w:rPr>
                 <w:sz w:val="16"/>
               </w:rPr>
-              <w:t>26.1 MB</w:t>
+              <w:t>28.1 MB</w:t>
             </w:r>
           </w:p>
         </w:tc>
@@ -6147,7 +6147,7 @@
                 <w:rFonts w:ascii="Consolas" w:hAnsi="Consolas"/>
                 <w:sz w:val="16"/>
               </w:rPr>
-              <w:t>data_processed_cic_natural_v4_full</w:t>
+              <w:t>data_processed_cic_natural_v3b</w:t>
             </w:r>
           </w:p>
         </w:tc>
@@ -6189,7 +6189,7 @@
               <w:rPr>
                 <w:sz w:val="16"/>
               </w:rPr>
-              <w:t>1132.0 MB</w:t>
+              <w:t>26.1 MB</w:t>
             </w:r>
           </w:p>
         </w:tc>
@@ -6255,7 +6255,7 @@
                 <w:rFonts w:ascii="Consolas" w:hAnsi="Consolas"/>
                 <w:sz w:val="16"/>
               </w:rPr>
-              <w:t>data_processed_cic_natural_v4_scale200k</w:t>
+              <w:t>data_processed_cic_natural_v4_full</w:t>
             </w:r>
           </w:p>
         </w:tc>
@@ -6297,7 +6297,7 @@
               <w:rPr>
                 <w:sz w:val="16"/>
               </w:rPr>
-              <w:t>202.4 MB</w:t>
+              <w:t>1132.0 MB</w:t>
             </w:r>
           </w:p>
         </w:tc>
@@ -6363,49 +6363,49 @@
                 <w:rFonts w:ascii="Consolas" w:hAnsi="Consolas"/>
                 <w:sz w:val="16"/>
               </w:rPr>
-              <w:t>data_processed_genis2025_v1</w:t>
-            </w:r>
-          </w:p>
-        </w:tc>
-        <w:tc>
-          <w:tcPr>
-            <w:tcW w:type="dxa" w:w="1958"/>
-          </w:tcPr>
-          <w:p>
-            <w:pPr>
-              <w:spacing w:after="0"/>
-            </w:pPr>
-            <w:r>
-              <w:rPr>
-                <w:sz w:val="16"/>
-              </w:rPr>
-            </w:r>
-            <w:r>
-              <w:rPr>
-                <w:sz w:val="16"/>
-              </w:rPr>
-              <w:t>5</w:t>
-            </w:r>
-          </w:p>
-        </w:tc>
-        <w:tc>
-          <w:tcPr>
-            <w:tcW w:type="dxa" w:w="1958"/>
-          </w:tcPr>
-          <w:p>
-            <w:pPr>
-              <w:spacing w:after="0"/>
-            </w:pPr>
-            <w:r>
-              <w:rPr>
-                <w:sz w:val="16"/>
-              </w:rPr>
-            </w:r>
-            <w:r>
-              <w:rPr>
-                <w:sz w:val="16"/>
-              </w:rPr>
-              <w:t>12.6 MB</w:t>
+              <w:t>data_processed_cic_natural_v4_scale200k</w:t>
+            </w:r>
+          </w:p>
+        </w:tc>
+        <w:tc>
+          <w:tcPr>
+            <w:tcW w:type="dxa" w:w="1958"/>
+          </w:tcPr>
+          <w:p>
+            <w:pPr>
+              <w:spacing w:after="0"/>
+            </w:pPr>
+            <w:r>
+              <w:rPr>
+                <w:sz w:val="16"/>
+              </w:rPr>
+            </w:r>
+            <w:r>
+              <w:rPr>
+                <w:sz w:val="16"/>
+              </w:rPr>
+              <w:t>10</w:t>
+            </w:r>
+          </w:p>
+        </w:tc>
+        <w:tc>
+          <w:tcPr>
+            <w:tcW w:type="dxa" w:w="1958"/>
+          </w:tcPr>
+          <w:p>
+            <w:pPr>
+              <w:spacing w:after="0"/>
+            </w:pPr>
+            <w:r>
+              <w:rPr>
+                <w:sz w:val="16"/>
+              </w:rPr>
+            </w:r>
+            <w:r>
+              <w:rPr>
+                <w:sz w:val="16"/>
+              </w:rPr>
+              <w:t>202.4 MB</w:t>
             </w:r>
           </w:p>
         </w:tc>
@@ -6471,7 +6471,7 @@
                 <w:rFonts w:ascii="Consolas" w:hAnsi="Consolas"/>
                 <w:sz w:val="16"/>
               </w:rPr>
-              <w:t>data_processed_gotham2025_v1</w:t>
+              <w:t>data_processed_ctu_idseval6_v1</w:t>
             </w:r>
           </w:p>
         </w:tc>
@@ -6513,7 +6513,7 @@
               <w:rPr>
                 <w:sz w:val="16"/>
               </w:rPr>
-              <w:t>10.2 MB</w:t>
+              <w:t>1.0 MB</w:t>
             </w:r>
           </w:p>
         </w:tc>
@@ -6579,7 +6579,7 @@
                 <w:rFonts w:ascii="Consolas" w:hAnsi="Consolas"/>
                 <w:sz w:val="16"/>
               </w:rPr>
-              <w:t>data_processed_ids2025_v1</w:t>
+              <w:t>data_processed_genis2025_v1</w:t>
             </w:r>
           </w:p>
         </w:tc>
@@ -6621,7 +6621,7 @@
               <w:rPr>
                 <w:sz w:val="16"/>
               </w:rPr>
-              <w:t>13.4 MB</w:t>
+              <w:t>12.6 MB</w:t>
             </w:r>
           </w:p>
         </w:tc>
@@ -6687,49 +6687,49 @@
                 <w:rFonts w:ascii="Consolas" w:hAnsi="Consolas"/>
                 <w:sz w:val="16"/>
               </w:rPr>
-              <w:t>data_processed_imbalanced</w:t>
-            </w:r>
-          </w:p>
-        </w:tc>
-        <w:tc>
-          <w:tcPr>
-            <w:tcW w:type="dxa" w:w="1958"/>
-          </w:tcPr>
-          <w:p>
-            <w:pPr>
-              <w:spacing w:after="0"/>
-            </w:pPr>
-            <w:r>
-              <w:rPr>
-                <w:sz w:val="16"/>
-              </w:rPr>
-            </w:r>
-            <w:r>
-              <w:rPr>
-                <w:sz w:val="16"/>
-              </w:rPr>
-              <w:t>7</w:t>
-            </w:r>
-          </w:p>
-        </w:tc>
-        <w:tc>
-          <w:tcPr>
-            <w:tcW w:type="dxa" w:w="1958"/>
-          </w:tcPr>
-          <w:p>
-            <w:pPr>
-              <w:spacing w:after="0"/>
-            </w:pPr>
-            <w:r>
-              <w:rPr>
-                <w:sz w:val="16"/>
-              </w:rPr>
-            </w:r>
-            <w:r>
-              <w:rPr>
-                <w:sz w:val="16"/>
-              </w:rPr>
-              <w:t>20.1 MB</w:t>
+              <w:t>data_processed_gotham2025_v1</w:t>
+            </w:r>
+          </w:p>
+        </w:tc>
+        <w:tc>
+          <w:tcPr>
+            <w:tcW w:type="dxa" w:w="1958"/>
+          </w:tcPr>
+          <w:p>
+            <w:pPr>
+              <w:spacing w:after="0"/>
+            </w:pPr>
+            <w:r>
+              <w:rPr>
+                <w:sz w:val="16"/>
+              </w:rPr>
+            </w:r>
+            <w:r>
+              <w:rPr>
+                <w:sz w:val="16"/>
+              </w:rPr>
+              <w:t>5</w:t>
+            </w:r>
+          </w:p>
+        </w:tc>
+        <w:tc>
+          <w:tcPr>
+            <w:tcW w:type="dxa" w:w="1958"/>
+          </w:tcPr>
+          <w:p>
+            <w:pPr>
+              <w:spacing w:after="0"/>
+            </w:pPr>
+            <w:r>
+              <w:rPr>
+                <w:sz w:val="16"/>
+              </w:rPr>
+            </w:r>
+            <w:r>
+              <w:rPr>
+                <w:sz w:val="16"/>
+              </w:rPr>
+              <w:t>10.2 MB</w:t>
             </w:r>
           </w:p>
         </w:tc>
@@ -6795,49 +6795,49 @@
                 <w:rFonts w:ascii="Consolas" w:hAnsi="Consolas"/>
                 <w:sz w:val="16"/>
               </w:rPr>
-              <w:t>data_processed_imbalanced_v3</w:t>
-            </w:r>
-          </w:p>
-        </w:tc>
-        <w:tc>
-          <w:tcPr>
-            <w:tcW w:type="dxa" w:w="1958"/>
-          </w:tcPr>
-          <w:p>
-            <w:pPr>
-              <w:spacing w:after="0"/>
-            </w:pPr>
-            <w:r>
-              <w:rPr>
-                <w:sz w:val="16"/>
-              </w:rPr>
-            </w:r>
-            <w:r>
-              <w:rPr>
-                <w:sz w:val="16"/>
-              </w:rPr>
-              <w:t>7</w:t>
-            </w:r>
-          </w:p>
-        </w:tc>
-        <w:tc>
-          <w:tcPr>
-            <w:tcW w:type="dxa" w:w="1958"/>
-          </w:tcPr>
-          <w:p>
-            <w:pPr>
-              <w:spacing w:after="0"/>
-            </w:pPr>
-            <w:r>
-              <w:rPr>
-                <w:sz w:val="16"/>
-              </w:rPr>
-            </w:r>
-            <w:r>
-              <w:rPr>
-                <w:sz w:val="16"/>
-              </w:rPr>
-              <w:t>20.1 MB</w:t>
+              <w:t>data_processed_ids2025_v1</w:t>
+            </w:r>
+          </w:p>
+        </w:tc>
+        <w:tc>
+          <w:tcPr>
+            <w:tcW w:type="dxa" w:w="1958"/>
+          </w:tcPr>
+          <w:p>
+            <w:pPr>
+              <w:spacing w:after="0"/>
+            </w:pPr>
+            <w:r>
+              <w:rPr>
+                <w:sz w:val="16"/>
+              </w:rPr>
+            </w:r>
+            <w:r>
+              <w:rPr>
+                <w:sz w:val="16"/>
+              </w:rPr>
+              <w:t>5</w:t>
+            </w:r>
+          </w:p>
+        </w:tc>
+        <w:tc>
+          <w:tcPr>
+            <w:tcW w:type="dxa" w:w="1958"/>
+          </w:tcPr>
+          <w:p>
+            <w:pPr>
+              <w:spacing w:after="0"/>
+            </w:pPr>
+            <w:r>
+              <w:rPr>
+                <w:sz w:val="16"/>
+              </w:rPr>
+            </w:r>
+            <w:r>
+              <w:rPr>
+                <w:sz w:val="16"/>
+              </w:rPr>
+              <w:t>13.4 MB</w:t>
             </w:r>
           </w:p>
         </w:tc>
@@ -6903,49 +6903,49 @@
                 <w:rFonts w:ascii="Consolas" w:hAnsi="Consolas"/>
                 <w:sz w:val="16"/>
               </w:rPr>
-              <w:t>data_processed_iot23_v1</w:t>
-            </w:r>
-          </w:p>
-        </w:tc>
-        <w:tc>
-          <w:tcPr>
-            <w:tcW w:type="dxa" w:w="1958"/>
-          </w:tcPr>
-          <w:p>
-            <w:pPr>
-              <w:spacing w:after="0"/>
-            </w:pPr>
-            <w:r>
-              <w:rPr>
-                <w:sz w:val="16"/>
-              </w:rPr>
-            </w:r>
-            <w:r>
-              <w:rPr>
-                <w:sz w:val="16"/>
-              </w:rPr>
-              <w:t>5</w:t>
-            </w:r>
-          </w:p>
-        </w:tc>
-        <w:tc>
-          <w:tcPr>
-            <w:tcW w:type="dxa" w:w="1958"/>
-          </w:tcPr>
-          <w:p>
-            <w:pPr>
-              <w:spacing w:after="0"/>
-            </w:pPr>
-            <w:r>
-              <w:rPr>
-                <w:sz w:val="16"/>
-              </w:rPr>
-            </w:r>
-            <w:r>
-              <w:rPr>
-                <w:sz w:val="16"/>
-              </w:rPr>
-              <w:t>0.7 MB</w:t>
+              <w:t>data_processed_imbalanced</w:t>
+            </w:r>
+          </w:p>
+        </w:tc>
+        <w:tc>
+          <w:tcPr>
+            <w:tcW w:type="dxa" w:w="1958"/>
+          </w:tcPr>
+          <w:p>
+            <w:pPr>
+              <w:spacing w:after="0"/>
+            </w:pPr>
+            <w:r>
+              <w:rPr>
+                <w:sz w:val="16"/>
+              </w:rPr>
+            </w:r>
+            <w:r>
+              <w:rPr>
+                <w:sz w:val="16"/>
+              </w:rPr>
+              <w:t>7</w:t>
+            </w:r>
+          </w:p>
+        </w:tc>
+        <w:tc>
+          <w:tcPr>
+            <w:tcW w:type="dxa" w:w="1958"/>
+          </w:tcPr>
+          <w:p>
+            <w:pPr>
+              <w:spacing w:after="0"/>
+            </w:pPr>
+            <w:r>
+              <w:rPr>
+                <w:sz w:val="16"/>
+              </w:rPr>
+            </w:r>
+            <w:r>
+              <w:rPr>
+                <w:sz w:val="16"/>
+              </w:rPr>
+              <w:t>20.1 MB</w:t>
             </w:r>
           </w:p>
         </w:tc>
@@ -7011,49 +7011,49 @@
                 <w:rFonts w:ascii="Consolas" w:hAnsi="Consolas"/>
                 <w:sz w:val="16"/>
               </w:rPr>
-              <w:t>data_processed_litnet2020_v1</w:t>
-            </w:r>
-          </w:p>
-        </w:tc>
-        <w:tc>
-          <w:tcPr>
-            <w:tcW w:type="dxa" w:w="1958"/>
-          </w:tcPr>
-          <w:p>
-            <w:pPr>
-              <w:spacing w:after="0"/>
-            </w:pPr>
-            <w:r>
-              <w:rPr>
-                <w:sz w:val="16"/>
-              </w:rPr>
-            </w:r>
-            <w:r>
-              <w:rPr>
-                <w:sz w:val="16"/>
-              </w:rPr>
-              <w:t>5</w:t>
-            </w:r>
-          </w:p>
-        </w:tc>
-        <w:tc>
-          <w:tcPr>
-            <w:tcW w:type="dxa" w:w="1958"/>
-          </w:tcPr>
-          <w:p>
-            <w:pPr>
-              <w:spacing w:after="0"/>
-            </w:pPr>
-            <w:r>
-              <w:rPr>
-                <w:sz w:val="16"/>
-              </w:rPr>
-            </w:r>
-            <w:r>
-              <w:rPr>
-                <w:sz w:val="16"/>
-              </w:rPr>
-              <w:t>8.3 MB</w:t>
+              <w:t>data_processed_imbalanced_v3</w:t>
+            </w:r>
+          </w:p>
+        </w:tc>
+        <w:tc>
+          <w:tcPr>
+            <w:tcW w:type="dxa" w:w="1958"/>
+          </w:tcPr>
+          <w:p>
+            <w:pPr>
+              <w:spacing w:after="0"/>
+            </w:pPr>
+            <w:r>
+              <w:rPr>
+                <w:sz w:val="16"/>
+              </w:rPr>
+            </w:r>
+            <w:r>
+              <w:rPr>
+                <w:sz w:val="16"/>
+              </w:rPr>
+              <w:t>7</w:t>
+            </w:r>
+          </w:p>
+        </w:tc>
+        <w:tc>
+          <w:tcPr>
+            <w:tcW w:type="dxa" w:w="1958"/>
+          </w:tcPr>
+          <w:p>
+            <w:pPr>
+              <w:spacing w:after="0"/>
+            </w:pPr>
+            <w:r>
+              <w:rPr>
+                <w:sz w:val="16"/>
+              </w:rPr>
+            </w:r>
+            <w:r>
+              <w:rPr>
+                <w:sz w:val="16"/>
+              </w:rPr>
+              <w:t>20.1 MB</w:t>
             </w:r>
           </w:p>
         </w:tc>
@@ -7119,7 +7119,7 @@
                 <w:rFonts w:ascii="Consolas" w:hAnsi="Consolas"/>
                 <w:sz w:val="16"/>
               </w:rPr>
-              <w:t>data_processed_nbaiot_v48</w:t>
+              <w:t>data_processed_iot23_v1</w:t>
             </w:r>
           </w:p>
         </w:tc>
@@ -7161,7 +7161,7 @@
               <w:rPr>
                 <w:sz w:val="16"/>
               </w:rPr>
-              <w:t>164.7 MB</w:t>
+              <w:t>0.7 MB</w:t>
             </w:r>
           </w:p>
         </w:tc>
@@ -7227,7 +7227,7 @@
                 <w:rFonts w:ascii="Consolas" w:hAnsi="Consolas"/>
                 <w:sz w:val="16"/>
               </w:rPr>
-              <w:t>data_processed_rt_iot2022_v1</w:t>
+              <w:t>data_processed_litnet2020_v1</w:t>
             </w:r>
           </w:p>
         </w:tc>
@@ -7269,7 +7269,7 @@
               <w:rPr>
                 <w:sz w:val="16"/>
               </w:rPr>
-              <w:t>9.0 MB</w:t>
+              <w:t>8.3 MB</w:t>
             </w:r>
           </w:p>
         </w:tc>
@@ -7335,7 +7335,7 @@
                 <w:rFonts w:ascii="Consolas" w:hAnsi="Consolas"/>
                 <w:sz w:val="16"/>
               </w:rPr>
-              <w:t>data_processed_uavids2025_v1</w:t>
+              <w:t>data_processed_nbaiot_v48</w:t>
             </w:r>
           </w:p>
         </w:tc>
@@ -7377,7 +7377,7 @@
               <w:rPr>
                 <w:sz w:val="16"/>
               </w:rPr>
-              <w:t>5.1 MB</w:t>
+              <w:t>164.7 MB</w:t>
             </w:r>
           </w:p>
         </w:tc>
@@ -7443,91 +7443,91 @@
                 <w:rFonts w:ascii="Consolas" w:hAnsi="Consolas"/>
                 <w:sz w:val="16"/>
               </w:rPr>
-              <w:t>logs</w:t>
-            </w:r>
-          </w:p>
-        </w:tc>
-        <w:tc>
-          <w:tcPr>
-            <w:tcW w:type="dxa" w:w="1958"/>
-          </w:tcPr>
-          <w:p>
-            <w:pPr>
-              <w:spacing w:after="0"/>
-            </w:pPr>
-            <w:r>
-              <w:rPr>
-                <w:sz w:val="16"/>
-              </w:rPr>
-            </w:r>
-            <w:r>
-              <w:rPr>
-                <w:sz w:val="16"/>
-              </w:rPr>
-              <w:t>65</w:t>
-            </w:r>
-          </w:p>
-        </w:tc>
-        <w:tc>
-          <w:tcPr>
-            <w:tcW w:type="dxa" w:w="1958"/>
-          </w:tcPr>
-          <w:p>
-            <w:pPr>
-              <w:spacing w:after="0"/>
-            </w:pPr>
-            <w:r>
-              <w:rPr>
-                <w:sz w:val="16"/>
-              </w:rPr>
-            </w:r>
-            <w:r>
-              <w:rPr>
-                <w:sz w:val="16"/>
-              </w:rPr>
-              <w:t>0.4 MB</w:t>
-            </w:r>
-          </w:p>
-        </w:tc>
-        <w:tc>
-          <w:tcPr>
-            <w:tcW w:type="dxa" w:w="1958"/>
-          </w:tcPr>
-          <w:p>
-            <w:pPr>
-              <w:spacing w:after="0"/>
-            </w:pPr>
-            <w:r>
-              <w:rPr>
-                <w:sz w:val="16"/>
-              </w:rPr>
-            </w:r>
-            <w:r>
-              <w:rPr>
-                <w:sz w:val="16"/>
-              </w:rPr>
-              <w:t>运行日志仅 4 份随包留档，其余为本地临时输出</w:t>
-            </w:r>
-          </w:p>
-        </w:tc>
-        <w:tc>
-          <w:tcPr>
-            <w:tcW w:type="dxa" w:w="1958"/>
-          </w:tcPr>
-          <w:p>
-            <w:pPr>
-              <w:spacing w:after="0"/>
-            </w:pPr>
-            <w:r>
-              <w:rPr>
-                <w:sz w:val="16"/>
-              </w:rPr>
-            </w:r>
-            <w:r>
-              <w:rPr>
-                <w:sz w:val="16"/>
-              </w:rPr>
-              <w:t>见《实验代码与运行记录》附录 B</w:t>
+              <w:t>data_processed_rt_iot2022_v1</w:t>
+            </w:r>
+          </w:p>
+        </w:tc>
+        <w:tc>
+          <w:tcPr>
+            <w:tcW w:type="dxa" w:w="1958"/>
+          </w:tcPr>
+          <w:p>
+            <w:pPr>
+              <w:spacing w:after="0"/>
+            </w:pPr>
+            <w:r>
+              <w:rPr>
+                <w:sz w:val="16"/>
+              </w:rPr>
+            </w:r>
+            <w:r>
+              <w:rPr>
+                <w:sz w:val="16"/>
+              </w:rPr>
+              <w:t>5</w:t>
+            </w:r>
+          </w:p>
+        </w:tc>
+        <w:tc>
+          <w:tcPr>
+            <w:tcW w:type="dxa" w:w="1958"/>
+          </w:tcPr>
+          <w:p>
+            <w:pPr>
+              <w:spacing w:after="0"/>
+            </w:pPr>
+            <w:r>
+              <w:rPr>
+                <w:sz w:val="16"/>
+              </w:rPr>
+            </w:r>
+            <w:r>
+              <w:rPr>
+                <w:sz w:val="16"/>
+              </w:rPr>
+              <w:t>9.0 MB</w:t>
+            </w:r>
+          </w:p>
+        </w:tc>
+        <w:tc>
+          <w:tcPr>
+            <w:tcW w:type="dxa" w:w="1958"/>
+          </w:tcPr>
+          <w:p>
+            <w:pPr>
+              <w:spacing w:after="0"/>
+            </w:pPr>
+            <w:r>
+              <w:rPr>
+                <w:sz w:val="16"/>
+              </w:rPr>
+            </w:r>
+            <w:r>
+              <w:rPr>
+                <w:sz w:val="16"/>
+              </w:rPr>
+              <w:t>处理后数据由脚本从原始文件重建，体积 1.5 GB 以上</w:t>
+            </w:r>
+          </w:p>
+        </w:tc>
+        <w:tc>
+          <w:tcPr>
+            <w:tcW w:type="dxa" w:w="1958"/>
+          </w:tcPr>
+          <w:p>
+            <w:pPr>
+              <w:spacing w:after="0"/>
+            </w:pPr>
+            <w:r>
+              <w:rPr>
+                <w:sz w:val="16"/>
+              </w:rPr>
+            </w:r>
+            <w:r>
+              <w:rPr>
+                <w:sz w:val="16"/>
+              </w:rPr>
+              <w:t>跑 scripts/audit_data_processing_v1.py</w:t>
             </w:r>
           </w:p>
         </w:tc>
@@ -7551,91 +7551,91 @@
                 <w:rFonts w:ascii="Consolas" w:hAnsi="Consolas"/>
                 <w:sz w:val="16"/>
               </w:rPr>
-              <w:t>.gitignore</w:t>
-            </w:r>
-          </w:p>
-        </w:tc>
-        <w:tc>
-          <w:tcPr>
-            <w:tcW w:type="dxa" w:w="1958"/>
-          </w:tcPr>
-          <w:p>
-            <w:pPr>
-              <w:spacing w:after="0"/>
-            </w:pPr>
-            <w:r>
-              <w:rPr>
-                <w:sz w:val="16"/>
-              </w:rPr>
-            </w:r>
-            <w:r>
-              <w:rPr>
-                <w:sz w:val="16"/>
-              </w:rPr>
-              <w:t>1</w:t>
-            </w:r>
-          </w:p>
-        </w:tc>
-        <w:tc>
-          <w:tcPr>
-            <w:tcW w:type="dxa" w:w="1958"/>
-          </w:tcPr>
-          <w:p>
-            <w:pPr>
-              <w:spacing w:after="0"/>
-            </w:pPr>
-            <w:r>
-              <w:rPr>
-                <w:sz w:val="16"/>
-              </w:rPr>
-            </w:r>
-            <w:r>
-              <w:rPr>
-                <w:sz w:val="16"/>
-              </w:rPr>
-              <w:t>0.0 MB</w:t>
-            </w:r>
-          </w:p>
-        </w:tc>
-        <w:tc>
-          <w:tcPr>
-            <w:tcW w:type="dxa" w:w="1958"/>
-          </w:tcPr>
-          <w:p>
-            <w:pPr>
-              <w:spacing w:after="0"/>
-            </w:pPr>
-            <w:r>
-              <w:rPr>
-                <w:sz w:val="16"/>
-              </w:rPr>
-            </w:r>
-            <w:r>
-              <w:rPr>
-                <w:sz w:val="16"/>
-              </w:rPr>
-              <w:t>本地保留</w:t>
-            </w:r>
-          </w:p>
-        </w:tc>
-        <w:tc>
-          <w:tcPr>
-            <w:tcW w:type="dxa" w:w="1958"/>
-          </w:tcPr>
-          <w:p>
-            <w:pPr>
-              <w:spacing w:after="0"/>
-            </w:pPr>
-            <w:r>
-              <w:rPr>
-                <w:sz w:val="16"/>
-              </w:rPr>
-            </w:r>
-            <w:r>
-              <w:rPr>
-                <w:sz w:val="16"/>
-              </w:rPr>
-              <w:t>—</w:t>
+              <w:t>data_processed_rtn2026_v1</w:t>
+            </w:r>
+          </w:p>
+        </w:tc>
+        <w:tc>
+          <w:tcPr>
+            <w:tcW w:type="dxa" w:w="1958"/>
+          </w:tcPr>
+          <w:p>
+            <w:pPr>
+              <w:spacing w:after="0"/>
+            </w:pPr>
+            <w:r>
+              <w:rPr>
+                <w:sz w:val="16"/>
+              </w:rPr>
+            </w:r>
+            <w:r>
+              <w:rPr>
+                <w:sz w:val="16"/>
+              </w:rPr>
+              <w:t>5</w:t>
+            </w:r>
+          </w:p>
+        </w:tc>
+        <w:tc>
+          <w:tcPr>
+            <w:tcW w:type="dxa" w:w="1958"/>
+          </w:tcPr>
+          <w:p>
+            <w:pPr>
+              <w:spacing w:after="0"/>
+            </w:pPr>
+            <w:r>
+              <w:rPr>
+                <w:sz w:val="16"/>
+              </w:rPr>
+            </w:r>
+            <w:r>
+              <w:rPr>
+                <w:sz w:val="16"/>
+              </w:rPr>
+              <w:t>1.0 MB</w:t>
+            </w:r>
+          </w:p>
+        </w:tc>
+        <w:tc>
+          <w:tcPr>
+            <w:tcW w:type="dxa" w:w="1958"/>
+          </w:tcPr>
+          <w:p>
+            <w:pPr>
+              <w:spacing w:after="0"/>
+            </w:pPr>
+            <w:r>
+              <w:rPr>
+                <w:sz w:val="16"/>
+              </w:rPr>
+            </w:r>
+            <w:r>
+              <w:rPr>
+                <w:sz w:val="16"/>
+              </w:rPr>
+              <w:t>处理后数据由脚本从原始文件重建，体积 1.5 GB 以上</w:t>
+            </w:r>
+          </w:p>
+        </w:tc>
+        <w:tc>
+          <w:tcPr>
+            <w:tcW w:type="dxa" w:w="1958"/>
+          </w:tcPr>
+          <w:p>
+            <w:pPr>
+              <w:spacing w:after="0"/>
+            </w:pPr>
+            <w:r>
+              <w:rPr>
+                <w:sz w:val="16"/>
+              </w:rPr>
+            </w:r>
+            <w:r>
+              <w:rPr>
+                <w:sz w:val="16"/>
+              </w:rPr>
+              <w:t>跑 scripts/audit_data_processing_v1.py</w:t>
             </w:r>
           </w:p>
         </w:tc>
@@ -7659,91 +7659,91 @@
                 <w:rFonts w:ascii="Consolas" w:hAnsi="Consolas"/>
                 <w:sz w:val="16"/>
               </w:rPr>
-              <w:t>RCCF_FULL_RESEARCH_ARCHIVE_20260912.tar.gz</w:t>
-            </w:r>
-          </w:p>
-        </w:tc>
-        <w:tc>
-          <w:tcPr>
-            <w:tcW w:type="dxa" w:w="1958"/>
-          </w:tcPr>
-          <w:p>
-            <w:pPr>
-              <w:spacing w:after="0"/>
-            </w:pPr>
-            <w:r>
-              <w:rPr>
-                <w:sz w:val="16"/>
-              </w:rPr>
-            </w:r>
-            <w:r>
-              <w:rPr>
-                <w:sz w:val="16"/>
-              </w:rPr>
-              <w:t>1</w:t>
-            </w:r>
-          </w:p>
-        </w:tc>
-        <w:tc>
-          <w:tcPr>
-            <w:tcW w:type="dxa" w:w="1958"/>
-          </w:tcPr>
-          <w:p>
-            <w:pPr>
-              <w:spacing w:after="0"/>
-            </w:pPr>
-            <w:r>
-              <w:rPr>
-                <w:sz w:val="16"/>
-              </w:rPr>
-            </w:r>
-            <w:r>
-              <w:rPr>
-                <w:sz w:val="16"/>
-              </w:rPr>
-              <w:t>392.8 MB</w:t>
-            </w:r>
-          </w:p>
-        </w:tc>
-        <w:tc>
-          <w:tcPr>
-            <w:tcW w:type="dxa" w:w="1958"/>
-          </w:tcPr>
-          <w:p>
-            <w:pPr>
-              <w:spacing w:after="0"/>
-            </w:pPr>
-            <w:r>
-              <w:rPr>
-                <w:sz w:val="16"/>
-              </w:rPr>
-            </w:r>
-            <w:r>
-              <w:rPr>
-                <w:sz w:val="16"/>
-              </w:rPr>
-              <w:t>完整研究档案 374–393 MB/个，本地保存</w:t>
-            </w:r>
-          </w:p>
-        </w:tc>
-        <w:tc>
-          <w:tcPr>
-            <w:tcW w:type="dxa" w:w="1958"/>
-          </w:tcPr>
-          <w:p>
-            <w:pPr>
-              <w:spacing w:after="0"/>
-            </w:pPr>
-            <w:r>
-              <w:rPr>
-                <w:sz w:val="16"/>
-              </w:rPr>
-            </w:r>
-            <w:r>
-              <w:rPr>
-                <w:sz w:val="16"/>
-              </w:rPr>
-              <w:t>按《数据与资料来源总表》的校验值核对</w:t>
+              <w:t>data_processed_uavids2025_v1</w:t>
+            </w:r>
+          </w:p>
+        </w:tc>
+        <w:tc>
+          <w:tcPr>
+            <w:tcW w:type="dxa" w:w="1958"/>
+          </w:tcPr>
+          <w:p>
+            <w:pPr>
+              <w:spacing w:after="0"/>
+            </w:pPr>
+            <w:r>
+              <w:rPr>
+                <w:sz w:val="16"/>
+              </w:rPr>
+            </w:r>
+            <w:r>
+              <w:rPr>
+                <w:sz w:val="16"/>
+              </w:rPr>
+              <w:t>5</w:t>
+            </w:r>
+          </w:p>
+        </w:tc>
+        <w:tc>
+          <w:tcPr>
+            <w:tcW w:type="dxa" w:w="1958"/>
+          </w:tcPr>
+          <w:p>
+            <w:pPr>
+              <w:spacing w:after="0"/>
+            </w:pPr>
+            <w:r>
+              <w:rPr>
+                <w:sz w:val="16"/>
+              </w:rPr>
+            </w:r>
+            <w:r>
+              <w:rPr>
+                <w:sz w:val="16"/>
+              </w:rPr>
+              <w:t>5.1 MB</w:t>
+            </w:r>
+          </w:p>
+        </w:tc>
+        <w:tc>
+          <w:tcPr>
+            <w:tcW w:type="dxa" w:w="1958"/>
+          </w:tcPr>
+          <w:p>
+            <w:pPr>
+              <w:spacing w:after="0"/>
+            </w:pPr>
+            <w:r>
+              <w:rPr>
+                <w:sz w:val="16"/>
+              </w:rPr>
+            </w:r>
+            <w:r>
+              <w:rPr>
+                <w:sz w:val="16"/>
+              </w:rPr>
+              <w:t>处理后数据由脚本从原始文件重建，体积 1.5 GB 以上</w:t>
+            </w:r>
+          </w:p>
+        </w:tc>
+        <w:tc>
+          <w:tcPr>
+            <w:tcW w:type="dxa" w:w="1958"/>
+          </w:tcPr>
+          <w:p>
+            <w:pPr>
+              <w:spacing w:after="0"/>
+            </w:pPr>
+            <w:r>
+              <w:rPr>
+                <w:sz w:val="16"/>
+              </w:rPr>
+            </w:r>
+            <w:r>
+              <w:rPr>
+                <w:sz w:val="16"/>
+              </w:rPr>
+              <w:t>跑 scripts/audit_data_processing_v1.py</w:t>
             </w:r>
           </w:p>
         </w:tc>
@@ -7767,91 +7767,91 @@
                 <w:rFonts w:ascii="Consolas" w:hAnsi="Consolas"/>
                 <w:sz w:val="16"/>
               </w:rPr>
-              <w:t>RCCF_FULL_RESEARCH_ARCHIVE_v2_20260912.tar.gz</w:t>
-            </w:r>
-          </w:p>
-        </w:tc>
-        <w:tc>
-          <w:tcPr>
-            <w:tcW w:type="dxa" w:w="1958"/>
-          </w:tcPr>
-          <w:p>
-            <w:pPr>
-              <w:spacing w:after="0"/>
-            </w:pPr>
-            <w:r>
-              <w:rPr>
-                <w:sz w:val="16"/>
-              </w:rPr>
-            </w:r>
-            <w:r>
-              <w:rPr>
-                <w:sz w:val="16"/>
-              </w:rPr>
-              <w:t>1</w:t>
-            </w:r>
-          </w:p>
-        </w:tc>
-        <w:tc>
-          <w:tcPr>
-            <w:tcW w:type="dxa" w:w="1958"/>
-          </w:tcPr>
-          <w:p>
-            <w:pPr>
-              <w:spacing w:after="0"/>
-            </w:pPr>
-            <w:r>
-              <w:rPr>
-                <w:sz w:val="16"/>
-              </w:rPr>
-            </w:r>
-            <w:r>
-              <w:rPr>
-                <w:sz w:val="16"/>
-              </w:rPr>
-              <w:t>411.7 MB</w:t>
-            </w:r>
-          </w:p>
-        </w:tc>
-        <w:tc>
-          <w:tcPr>
-            <w:tcW w:type="dxa" w:w="1958"/>
-          </w:tcPr>
-          <w:p>
-            <w:pPr>
-              <w:spacing w:after="0"/>
-            </w:pPr>
-            <w:r>
-              <w:rPr>
-                <w:sz w:val="16"/>
-              </w:rPr>
-            </w:r>
-            <w:r>
-              <w:rPr>
-                <w:sz w:val="16"/>
-              </w:rPr>
-              <w:t>完整研究档案 374–393 MB/个，本地保存</w:t>
-            </w:r>
-          </w:p>
-        </w:tc>
-        <w:tc>
-          <w:tcPr>
-            <w:tcW w:type="dxa" w:w="1958"/>
-          </w:tcPr>
-          <w:p>
-            <w:pPr>
-              <w:spacing w:after="0"/>
-            </w:pPr>
-            <w:r>
-              <w:rPr>
-                <w:sz w:val="16"/>
-              </w:rPr>
-            </w:r>
-            <w:r>
-              <w:rPr>
-                <w:sz w:val="16"/>
-              </w:rPr>
-              <w:t>按《数据与资料来源总表》的校验值核对</w:t>
+              <w:t>logs</w:t>
+            </w:r>
+          </w:p>
+        </w:tc>
+        <w:tc>
+          <w:tcPr>
+            <w:tcW w:type="dxa" w:w="1958"/>
+          </w:tcPr>
+          <w:p>
+            <w:pPr>
+              <w:spacing w:after="0"/>
+            </w:pPr>
+            <w:r>
+              <w:rPr>
+                <w:sz w:val="16"/>
+              </w:rPr>
+            </w:r>
+            <w:r>
+              <w:rPr>
+                <w:sz w:val="16"/>
+              </w:rPr>
+              <w:t>65</w:t>
+            </w:r>
+          </w:p>
+        </w:tc>
+        <w:tc>
+          <w:tcPr>
+            <w:tcW w:type="dxa" w:w="1958"/>
+          </w:tcPr>
+          <w:p>
+            <w:pPr>
+              <w:spacing w:after="0"/>
+            </w:pPr>
+            <w:r>
+              <w:rPr>
+                <w:sz w:val="16"/>
+              </w:rPr>
+            </w:r>
+            <w:r>
+              <w:rPr>
+                <w:sz w:val="16"/>
+              </w:rPr>
+              <w:t>0.4 MB</w:t>
+            </w:r>
+          </w:p>
+        </w:tc>
+        <w:tc>
+          <w:tcPr>
+            <w:tcW w:type="dxa" w:w="1958"/>
+          </w:tcPr>
+          <w:p>
+            <w:pPr>
+              <w:spacing w:after="0"/>
+            </w:pPr>
+            <w:r>
+              <w:rPr>
+                <w:sz w:val="16"/>
+              </w:rPr>
+            </w:r>
+            <w:r>
+              <w:rPr>
+                <w:sz w:val="16"/>
+              </w:rPr>
+              <w:t>运行日志仅 4 份随包留档，其余为本地临时输出</w:t>
+            </w:r>
+          </w:p>
+        </w:tc>
+        <w:tc>
+          <w:tcPr>
+            <w:tcW w:type="dxa" w:w="1958"/>
+          </w:tcPr>
+          <w:p>
+            <w:pPr>
+              <w:spacing w:after="0"/>
+            </w:pPr>
+            <w:r>
+              <w:rPr>
+                <w:sz w:val="16"/>
+              </w:rPr>
+            </w:r>
+            <w:r>
+              <w:rPr>
+                <w:sz w:val="16"/>
+              </w:rPr>
+              <w:t>见《实验代码与运行记录》附录 B</w:t>
             </w:r>
           </w:p>
         </w:tc>
@@ -7875,7 +7875,7 @@
                 <w:rFonts w:ascii="Consolas" w:hAnsi="Consolas"/>
                 <w:sz w:val="16"/>
               </w:rPr>
-              <w:t>RCCF_v3b_complete_package_20260912.zip</w:t>
+              <w:t>.gitignore</w:t>
             </w:r>
           </w:p>
         </w:tc>
@@ -7917,49 +7917,49 @@
               <w:rPr>
                 <w:sz w:val="16"/>
               </w:rPr>
-              <w:t>27.9 MB</w:t>
-            </w:r>
-          </w:p>
-        </w:tc>
-        <w:tc>
-          <w:tcPr>
-            <w:tcW w:type="dxa" w:w="1958"/>
-          </w:tcPr>
-          <w:p>
-            <w:pPr>
-              <w:spacing w:after="0"/>
-            </w:pPr>
-            <w:r>
-              <w:rPr>
-                <w:sz w:val="16"/>
-              </w:rPr>
-            </w:r>
-            <w:r>
-              <w:rPr>
-                <w:sz w:val="16"/>
-              </w:rPr>
-              <w:t>完整研究档案 374–393 MB/个，本地保存</w:t>
-            </w:r>
-          </w:p>
-        </w:tc>
-        <w:tc>
-          <w:tcPr>
-            <w:tcW w:type="dxa" w:w="1958"/>
-          </w:tcPr>
-          <w:p>
-            <w:pPr>
-              <w:spacing w:after="0"/>
-            </w:pPr>
-            <w:r>
-              <w:rPr>
-                <w:sz w:val="16"/>
-              </w:rPr>
-            </w:r>
-            <w:r>
-              <w:rPr>
-                <w:sz w:val="16"/>
-              </w:rPr>
-              <w:t>按《数据与资料来源总表》的校验值核对</w:t>
+              <w:t>0.0 MB</w:t>
+            </w:r>
+          </w:p>
+        </w:tc>
+        <w:tc>
+          <w:tcPr>
+            <w:tcW w:type="dxa" w:w="1958"/>
+          </w:tcPr>
+          <w:p>
+            <w:pPr>
+              <w:spacing w:after="0"/>
+            </w:pPr>
+            <w:r>
+              <w:rPr>
+                <w:sz w:val="16"/>
+              </w:rPr>
+            </w:r>
+            <w:r>
+              <w:rPr>
+                <w:sz w:val="16"/>
+              </w:rPr>
+              <w:t>本地保留</w:t>
+            </w:r>
+          </w:p>
+        </w:tc>
+        <w:tc>
+          <w:tcPr>
+            <w:tcW w:type="dxa" w:w="1958"/>
+          </w:tcPr>
+          <w:p>
+            <w:pPr>
+              <w:spacing w:after="0"/>
+            </w:pPr>
+            <w:r>
+              <w:rPr>
+                <w:sz w:val="16"/>
+              </w:rPr>
+            </w:r>
+            <w:r>
+              <w:rPr>
+                <w:sz w:val="16"/>
+              </w:rPr>
+              <w:t>—</w:t>
             </w:r>
           </w:p>
         </w:tc>
@@ -7983,7 +7983,7 @@
                 <w:rFonts w:ascii="Consolas" w:hAnsi="Consolas"/>
                 <w:sz w:val="16"/>
               </w:rPr>
-              <w:t>RCCF_v3b_reproducibility_package_20260912.zip</w:t>
+              <w:t>RCCF_FULL_RESEARCH_ARCHIVE_20260912.tar.gz</w:t>
             </w:r>
           </w:p>
         </w:tc>
@@ -8025,7 +8025,7 @@
               <w:rPr>
                 <w:sz w:val="16"/>
               </w:rPr>
-              <w:t>27.6 MB</w:t>
+              <w:t>392.8 MB</w:t>
             </w:r>
           </w:p>
         </w:tc>
@@ -8091,7 +8091,7 @@
                 <w:rFonts w:ascii="Consolas" w:hAnsi="Consolas"/>
                 <w:sz w:val="16"/>
               </w:rPr>
-              <w:t>RCCF_v3b_submission_package_20260912.zip</w:t>
+              <w:t>RCCF_FULL_RESEARCH_ARCHIVE_v2_20260912.tar.gz</w:t>
             </w:r>
           </w:p>
         </w:tc>
@@ -8133,7 +8133,7 @@
               <w:rPr>
                 <w:sz w:val="16"/>
               </w:rPr>
-              <w:t>0.3 MB</w:t>
+              <w:t>411.7 MB</w:t>
             </w:r>
           </w:p>
         </w:tc>
@@ -8199,7 +8199,7 @@
                 <w:rFonts w:ascii="Consolas" w:hAnsi="Consolas"/>
                 <w:sz w:val="16"/>
               </w:rPr>
-              <w:t>RCCF_完整研究档案_v2_20260912.tar.gz</w:t>
+              <w:t>RCCF_v3b_complete_package_20260912.zip</w:t>
             </w:r>
           </w:p>
         </w:tc>
@@ -8241,7 +8241,7 @@
               <w:rPr>
                 <w:sz w:val="16"/>
               </w:rPr>
-              <w:t>411.9 MB</w:t>
+              <w:t>27.9 MB</w:t>
             </w:r>
           </w:p>
         </w:tc>
@@ -8307,7 +8307,7 @@
                 <w:rFonts w:ascii="Consolas" w:hAnsi="Consolas"/>
                 <w:sz w:val="16"/>
               </w:rPr>
-              <w:t>这是本地快照，不等于安全审计。第三方</w:t>
+              <w:t>RCCF_v3b_reproducibility_package_20260912.zip</w:t>
             </w:r>
           </w:p>
         </w:tc>
@@ -8349,49 +8349,49 @@
               <w:rPr>
                 <w:sz w:val="16"/>
               </w:rPr>
-              <w:t>0.0 MB</w:t>
-            </w:r>
-          </w:p>
-        </w:tc>
-        <w:tc>
-          <w:tcPr>
-            <w:tcW w:type="dxa" w:w="1958"/>
-          </w:tcPr>
-          <w:p>
-            <w:pPr>
-              <w:spacing w:after="0"/>
-            </w:pPr>
-            <w:r>
-              <w:rPr>
-                <w:sz w:val="16"/>
-              </w:rPr>
-            </w:r>
-            <w:r>
-              <w:rPr>
-                <w:sz w:val="16"/>
-              </w:rPr>
-              <w:t>本地保留</w:t>
-            </w:r>
-          </w:p>
-        </w:tc>
-        <w:tc>
-          <w:tcPr>
-            <w:tcW w:type="dxa" w:w="1958"/>
-          </w:tcPr>
-          <w:p>
-            <w:pPr>
-              <w:spacing w:after="0"/>
-            </w:pPr>
-            <w:r>
-              <w:rPr>
-                <w:sz w:val="16"/>
-              </w:rPr>
-            </w:r>
-            <w:r>
-              <w:rPr>
-                <w:sz w:val="16"/>
-              </w:rPr>
-              <w:t>—</w:t>
+              <w:t>27.6 MB</w:t>
+            </w:r>
+          </w:p>
+        </w:tc>
+        <w:tc>
+          <w:tcPr>
+            <w:tcW w:type="dxa" w:w="1958"/>
+          </w:tcPr>
+          <w:p>
+            <w:pPr>
+              <w:spacing w:after="0"/>
+            </w:pPr>
+            <w:r>
+              <w:rPr>
+                <w:sz w:val="16"/>
+              </w:rPr>
+            </w:r>
+            <w:r>
+              <w:rPr>
+                <w:sz w:val="16"/>
+              </w:rPr>
+              <w:t>完整研究档案 374–393 MB/个，本地保存</w:t>
+            </w:r>
+          </w:p>
+        </w:tc>
+        <w:tc>
+          <w:tcPr>
+            <w:tcW w:type="dxa" w:w="1958"/>
+          </w:tcPr>
+          <w:p>
+            <w:pPr>
+              <w:spacing w:after="0"/>
+            </w:pPr>
+            <w:r>
+              <w:rPr>
+                <w:sz w:val="16"/>
+              </w:rPr>
+            </w:r>
+            <w:r>
+              <w:rPr>
+                <w:sz w:val="16"/>
+              </w:rPr>
+              <w:t>按《数据与资料来源总表》的校验值核对</w:t>
             </w:r>
           </w:p>
         </w:tc>
@@ -8415,55 +8415,379 @@
                 <w:rFonts w:ascii="Consolas" w:hAnsi="Consolas"/>
                 <w:sz w:val="16"/>
               </w:rPr>
+              <w:t>RCCF_v3b_submission_package_20260912.zip</w:t>
+            </w:r>
+          </w:p>
+        </w:tc>
+        <w:tc>
+          <w:tcPr>
+            <w:tcW w:type="dxa" w:w="1958"/>
+          </w:tcPr>
+          <w:p>
+            <w:pPr>
+              <w:spacing w:after="0"/>
+            </w:pPr>
+            <w:r>
+              <w:rPr>
+                <w:sz w:val="16"/>
+              </w:rPr>
+            </w:r>
+            <w:r>
+              <w:rPr>
+                <w:sz w:val="16"/>
+              </w:rPr>
+              <w:t>1</w:t>
+            </w:r>
+          </w:p>
+        </w:tc>
+        <w:tc>
+          <w:tcPr>
+            <w:tcW w:type="dxa" w:w="1958"/>
+          </w:tcPr>
+          <w:p>
+            <w:pPr>
+              <w:spacing w:after="0"/>
+            </w:pPr>
+            <w:r>
+              <w:rPr>
+                <w:sz w:val="16"/>
+              </w:rPr>
+            </w:r>
+            <w:r>
+              <w:rPr>
+                <w:sz w:val="16"/>
+              </w:rPr>
+              <w:t>0.3 MB</w:t>
+            </w:r>
+          </w:p>
+        </w:tc>
+        <w:tc>
+          <w:tcPr>
+            <w:tcW w:type="dxa" w:w="1958"/>
+          </w:tcPr>
+          <w:p>
+            <w:pPr>
+              <w:spacing w:after="0"/>
+            </w:pPr>
+            <w:r>
+              <w:rPr>
+                <w:sz w:val="16"/>
+              </w:rPr>
+            </w:r>
+            <w:r>
+              <w:rPr>
+                <w:sz w:val="16"/>
+              </w:rPr>
+              <w:t>完整研究档案 374–393 MB/个，本地保存</w:t>
+            </w:r>
+          </w:p>
+        </w:tc>
+        <w:tc>
+          <w:tcPr>
+            <w:tcW w:type="dxa" w:w="1958"/>
+          </w:tcPr>
+          <w:p>
+            <w:pPr>
+              <w:spacing w:after="0"/>
+            </w:pPr>
+            <w:r>
+              <w:rPr>
+                <w:sz w:val="16"/>
+              </w:rPr>
+            </w:r>
+            <w:r>
+              <w:rPr>
+                <w:sz w:val="16"/>
+              </w:rPr>
+              <w:t>按《数据与资料来源总表》的校验值核对</w:t>
+            </w:r>
+          </w:p>
+        </w:tc>
+      </w:tr>
+      <w:tr>
+        <w:tc>
+          <w:tcPr>
+            <w:tcW w:type="dxa" w:w="1958"/>
+          </w:tcPr>
+          <w:p>
+            <w:pPr>
+              <w:spacing w:after="0"/>
+            </w:pPr>
+            <w:r>
+              <w:rPr>
+                <w:sz w:val="16"/>
+              </w:rPr>
+            </w:r>
+            <w:r>
+              <w:rPr>
+                <w:rFonts w:ascii="Consolas" w:hAnsi="Consolas"/>
+                <w:sz w:val="16"/>
+              </w:rPr>
+              <w:t>RCCF_完整研究档案_v2_20260912.tar.gz</w:t>
+            </w:r>
+          </w:p>
+        </w:tc>
+        <w:tc>
+          <w:tcPr>
+            <w:tcW w:type="dxa" w:w="1958"/>
+          </w:tcPr>
+          <w:p>
+            <w:pPr>
+              <w:spacing w:after="0"/>
+            </w:pPr>
+            <w:r>
+              <w:rPr>
+                <w:sz w:val="16"/>
+              </w:rPr>
+            </w:r>
+            <w:r>
+              <w:rPr>
+                <w:sz w:val="16"/>
+              </w:rPr>
+              <w:t>1</w:t>
+            </w:r>
+          </w:p>
+        </w:tc>
+        <w:tc>
+          <w:tcPr>
+            <w:tcW w:type="dxa" w:w="1958"/>
+          </w:tcPr>
+          <w:p>
+            <w:pPr>
+              <w:spacing w:after="0"/>
+            </w:pPr>
+            <w:r>
+              <w:rPr>
+                <w:sz w:val="16"/>
+              </w:rPr>
+            </w:r>
+            <w:r>
+              <w:rPr>
+                <w:sz w:val="16"/>
+              </w:rPr>
+              <w:t>411.9 MB</w:t>
+            </w:r>
+          </w:p>
+        </w:tc>
+        <w:tc>
+          <w:tcPr>
+            <w:tcW w:type="dxa" w:w="1958"/>
+          </w:tcPr>
+          <w:p>
+            <w:pPr>
+              <w:spacing w:after="0"/>
+            </w:pPr>
+            <w:r>
+              <w:rPr>
+                <w:sz w:val="16"/>
+              </w:rPr>
+            </w:r>
+            <w:r>
+              <w:rPr>
+                <w:sz w:val="16"/>
+              </w:rPr>
+              <w:t>完整研究档案 374–393 MB/个，本地保存</w:t>
+            </w:r>
+          </w:p>
+        </w:tc>
+        <w:tc>
+          <w:tcPr>
+            <w:tcW w:type="dxa" w:w="1958"/>
+          </w:tcPr>
+          <w:p>
+            <w:pPr>
+              <w:spacing w:after="0"/>
+            </w:pPr>
+            <w:r>
+              <w:rPr>
+                <w:sz w:val="16"/>
+              </w:rPr>
+            </w:r>
+            <w:r>
+              <w:rPr>
+                <w:sz w:val="16"/>
+              </w:rPr>
+              <w:t>按《数据与资料来源总表》的校验值核对</w:t>
+            </w:r>
+          </w:p>
+        </w:tc>
+      </w:tr>
+      <w:tr>
+        <w:tc>
+          <w:tcPr>
+            <w:tcW w:type="dxa" w:w="1958"/>
+          </w:tcPr>
+          <w:p>
+            <w:pPr>
+              <w:spacing w:after="0"/>
+            </w:pPr>
+            <w:r>
+              <w:rPr>
+                <w:sz w:val="16"/>
+              </w:rPr>
+            </w:r>
+            <w:r>
+              <w:rPr>
+                <w:rFonts w:ascii="Consolas" w:hAnsi="Consolas"/>
+                <w:sz w:val="16"/>
+              </w:rPr>
+              <w:t>这是本地快照，不等于安全审计。第三方</w:t>
+            </w:r>
+          </w:p>
+        </w:tc>
+        <w:tc>
+          <w:tcPr>
+            <w:tcW w:type="dxa" w:w="1958"/>
+          </w:tcPr>
+          <w:p>
+            <w:pPr>
+              <w:spacing w:after="0"/>
+            </w:pPr>
+            <w:r>
+              <w:rPr>
+                <w:sz w:val="16"/>
+              </w:rPr>
+            </w:r>
+            <w:r>
+              <w:rPr>
+                <w:sz w:val="16"/>
+              </w:rPr>
+              <w:t>1</w:t>
+            </w:r>
+          </w:p>
+        </w:tc>
+        <w:tc>
+          <w:tcPr>
+            <w:tcW w:type="dxa" w:w="1958"/>
+          </w:tcPr>
+          <w:p>
+            <w:pPr>
+              <w:spacing w:after="0"/>
+            </w:pPr>
+            <w:r>
+              <w:rPr>
+                <w:sz w:val="16"/>
+              </w:rPr>
+            </w:r>
+            <w:r>
+              <w:rPr>
+                <w:sz w:val="16"/>
+              </w:rPr>
+              <w:t>0.0 MB</w:t>
+            </w:r>
+          </w:p>
+        </w:tc>
+        <w:tc>
+          <w:tcPr>
+            <w:tcW w:type="dxa" w:w="1958"/>
+          </w:tcPr>
+          <w:p>
+            <w:pPr>
+              <w:spacing w:after="0"/>
+            </w:pPr>
+            <w:r>
+              <w:rPr>
+                <w:sz w:val="16"/>
+              </w:rPr>
+            </w:r>
+            <w:r>
+              <w:rPr>
+                <w:sz w:val="16"/>
+              </w:rPr>
+              <w:t>本地保留</w:t>
+            </w:r>
+          </w:p>
+        </w:tc>
+        <w:tc>
+          <w:tcPr>
+            <w:tcW w:type="dxa" w:w="1958"/>
+          </w:tcPr>
+          <w:p>
+            <w:pPr>
+              <w:spacing w:after="0"/>
+            </w:pPr>
+            <w:r>
+              <w:rPr>
+                <w:sz w:val="16"/>
+              </w:rPr>
+            </w:r>
+            <w:r>
+              <w:rPr>
+                <w:sz w:val="16"/>
+              </w:rPr>
+              <w:t>—</w:t>
+            </w:r>
+          </w:p>
+        </w:tc>
+      </w:tr>
+      <w:tr>
+        <w:tc>
+          <w:tcPr>
+            <w:tcW w:type="dxa" w:w="1958"/>
+          </w:tcPr>
+          <w:p>
+            <w:pPr>
+              <w:spacing w:after="0"/>
+            </w:pPr>
+            <w:r>
+              <w:rPr>
+                <w:sz w:val="16"/>
+              </w:rPr>
+            </w:r>
+            <w:r>
+              <w:rPr>
+                <w:rFonts w:ascii="Consolas" w:hAnsi="Consolas"/>
+                <w:sz w:val="16"/>
+              </w:rPr>
               <w:t>results_*</w:t>
             </w:r>
             <w:r>
               <w:rPr>
                 <w:sz w:val="16"/>
               </w:rPr>
-              <w:t>（179 个结果目录）</w:t>
-            </w:r>
-          </w:p>
-        </w:tc>
-        <w:tc>
-          <w:tcPr>
-            <w:tcW w:type="dxa" w:w="1958"/>
-          </w:tcPr>
-          <w:p>
-            <w:pPr>
-              <w:spacing w:after="0"/>
-            </w:pPr>
-            <w:r>
-              <w:rPr>
-                <w:sz w:val="16"/>
-              </w:rPr>
-            </w:r>
-            <w:r>
-              <w:rPr>
-                <w:sz w:val="16"/>
-              </w:rPr>
-              <w:t>3,799</w:t>
-            </w:r>
-          </w:p>
-        </w:tc>
-        <w:tc>
-          <w:tcPr>
-            <w:tcW w:type="dxa" w:w="1958"/>
-          </w:tcPr>
-          <w:p>
-            <w:pPr>
-              <w:spacing w:after="0"/>
-            </w:pPr>
-            <w:r>
-              <w:rPr>
-                <w:sz w:val="16"/>
-              </w:rPr>
-            </w:r>
-            <w:r>
-              <w:rPr>
-                <w:sz w:val="16"/>
-              </w:rPr>
-              <w:t>4124.1 MB</w:t>
+              <w:t>（185 个结果目录）</w:t>
+            </w:r>
+          </w:p>
+        </w:tc>
+        <w:tc>
+          <w:tcPr>
+            <w:tcW w:type="dxa" w:w="1958"/>
+          </w:tcPr>
+          <w:p>
+            <w:pPr>
+              <w:spacing w:after="0"/>
+            </w:pPr>
+            <w:r>
+              <w:rPr>
+                <w:sz w:val="16"/>
+              </w:rPr>
+            </w:r>
+            <w:r>
+              <w:rPr>
+                <w:sz w:val="16"/>
+              </w:rPr>
+              <w:t>3,931</w:t>
+            </w:r>
+          </w:p>
+        </w:tc>
+        <w:tc>
+          <w:tcPr>
+            <w:tcW w:type="dxa" w:w="1958"/>
+          </w:tcPr>
+          <w:p>
+            <w:pPr>
+              <w:spacing w:after="0"/>
+            </w:pPr>
+            <w:r>
+              <w:rPr>
+                <w:sz w:val="16"/>
+              </w:rPr>
+            </w:r>
+            <w:r>
+              <w:rPr>
+                <w:sz w:val="16"/>
+              </w:rPr>
+              <w:t>4220.0 MB</w:t>
             </w:r>
           </w:p>
         </w:tc>

--- a/重构版论文_v4_20260915/材料完整性清单.docx
+++ b/重构版论文_v4_20260915/材料完整性清单.docx
@@ -233,7 +233,7 @@
               <w:rPr>
                 <w:sz w:val="16"/>
               </w:rPr>
-              <w:t>227 类</w:t>
+              <w:t>228 类</w:t>
             </w:r>
           </w:p>
         </w:tc>
@@ -254,7 +254,7 @@
               <w:rPr>
                 <w:sz w:val="16"/>
               </w:rPr>
-              <w:t xml:space="preserve">原始语料、处理后数据、185 个 </w:t>
+              <w:t xml:space="preserve">原始语料、处理后数据、186 个 </w:t>
             </w:r>
             <w:r>
               <w:rPr>
@@ -789,7 +789,7 @@
               <w:rPr>
                 <w:sz w:val="16"/>
               </w:rPr>
-              <w:t>750</w:t>
+              <w:t>753</w:t>
             </w:r>
           </w:p>
         </w:tc>
@@ -1614,7 +1614,7 @@
               <w:rPr>
                 <w:sz w:val="16"/>
               </w:rPr>
-              <w:t>400</w:t>
+              <w:t>403</w:t>
             </w:r>
           </w:p>
         </w:tc>
@@ -2154,7 +2154,7 @@
               <w:rPr>
                 <w:sz w:val="16"/>
               </w:rPr>
-              <w:t>609</w:t>
+              <w:t>612</w:t>
             </w:r>
           </w:p>
         </w:tc>
@@ -8745,28 +8745,28 @@
               <w:rPr>
                 <w:sz w:val="16"/>
               </w:rPr>
-              <w:t>（185 个结果目录）</w:t>
-            </w:r>
-          </w:p>
-        </w:tc>
-        <w:tc>
-          <w:tcPr>
-            <w:tcW w:type="dxa" w:w="1958"/>
-          </w:tcPr>
-          <w:p>
-            <w:pPr>
-              <w:spacing w:after="0"/>
-            </w:pPr>
-            <w:r>
-              <w:rPr>
-                <w:sz w:val="16"/>
-              </w:rPr>
-            </w:r>
-            <w:r>
-              <w:rPr>
-                <w:sz w:val="16"/>
-              </w:rPr>
-              <w:t>3,931</w:t>
+              <w:t>（186 个结果目录）</w:t>
+            </w:r>
+          </w:p>
+        </w:tc>
+        <w:tc>
+          <w:tcPr>
+            <w:tcW w:type="dxa" w:w="1958"/>
+          </w:tcPr>
+          <w:p>
+            <w:pPr>
+              <w:spacing w:after="0"/>
+            </w:pPr>
+            <w:r>
+              <w:rPr>
+                <w:sz w:val="16"/>
+              </w:rPr>
+            </w:r>
+            <w:r>
+              <w:rPr>
+                <w:sz w:val="16"/>
+              </w:rPr>
+              <w:t>3,933</w:t>
             </w:r>
           </w:p>
         </w:tc>

--- a/重构版论文_v4_20260915/材料完整性清单.docx
+++ b/重构版论文_v4_20260915/材料完整性清单.docx
@@ -233,7 +233,7 @@
               <w:rPr>
                 <w:sz w:val="16"/>
               </w:rPr>
-              <w:t>228 类</w:t>
+              <w:t>263 类</w:t>
             </w:r>
           </w:p>
         </w:tc>
@@ -254,7 +254,7 @@
               <w:rPr>
                 <w:sz w:val="16"/>
               </w:rPr>
-              <w:t xml:space="preserve">原始语料、处理后数据、186 个 </w:t>
+              <w:t xml:space="preserve">原始语料、处理后数据、212 个 </w:t>
             </w:r>
             <w:r>
               <w:rPr>
@@ -789,7 +789,7 @@
               <w:rPr>
                 <w:sz w:val="16"/>
               </w:rPr>
-              <w:t>753</w:t>
+              <w:t>761</w:t>
             </w:r>
           </w:p>
         </w:tc>
@@ -1614,28 +1614,28 @@
               <w:rPr>
                 <w:sz w:val="16"/>
               </w:rPr>
-              <w:t>403</w:t>
-            </w:r>
-          </w:p>
-        </w:tc>
-        <w:tc>
-          <w:tcPr>
-            <w:tcW w:type="dxa" w:w="1958"/>
-          </w:tcPr>
-          <w:p>
-            <w:pPr>
-              <w:spacing w:after="0"/>
-            </w:pPr>
-            <w:r>
-              <w:rPr>
-                <w:sz w:val="16"/>
-              </w:rPr>
-            </w:r>
-            <w:r>
-              <w:rPr>
-                <w:sz w:val="16"/>
-              </w:rPr>
-              <w:t>2.3 MB</w:t>
+              <w:t>411</w:t>
+            </w:r>
+          </w:p>
+        </w:tc>
+        <w:tc>
+          <w:tcPr>
+            <w:tcW w:type="dxa" w:w="1958"/>
+          </w:tcPr>
+          <w:p>
+            <w:pPr>
+              <w:spacing w:after="0"/>
+            </w:pPr>
+            <w:r>
+              <w:rPr>
+                <w:sz w:val="16"/>
+              </w:rPr>
+            </w:r>
+            <w:r>
+              <w:rPr>
+                <w:sz w:val="16"/>
+              </w:rPr>
+              <w:t>2.4 MB</w:t>
             </w:r>
           </w:p>
         </w:tc>
@@ -2154,28 +2154,28 @@
               <w:rPr>
                 <w:sz w:val="16"/>
               </w:rPr>
-              <w:t>612</w:t>
-            </w:r>
-          </w:p>
-        </w:tc>
-        <w:tc>
-          <w:tcPr>
-            <w:tcW w:type="dxa" w:w="1958"/>
-          </w:tcPr>
-          <w:p>
-            <w:pPr>
-              <w:spacing w:after="0"/>
-            </w:pPr>
-            <w:r>
-              <w:rPr>
-                <w:sz w:val="16"/>
-              </w:rPr>
-            </w:r>
-            <w:r>
-              <w:rPr>
-                <w:sz w:val="16"/>
-              </w:rPr>
-              <w:t>23.3 MB</w:t>
+              <w:t>620</w:t>
+            </w:r>
+          </w:p>
+        </w:tc>
+        <w:tc>
+          <w:tcPr>
+            <w:tcW w:type="dxa" w:w="1958"/>
+          </w:tcPr>
+          <w:p>
+            <w:pPr>
+              <w:spacing w:after="0"/>
+            </w:pPr>
+            <w:r>
+              <w:rPr>
+                <w:sz w:val="16"/>
+              </w:rPr>
+            </w:r>
+            <w:r>
+              <w:rPr>
+                <w:sz w:val="16"/>
+              </w:rPr>
+              <w:t>23.4 MB</w:t>
             </w:r>
           </w:p>
         </w:tc>
@@ -4635,49 +4635,49 @@
                 <w:rFonts w:ascii="Consolas" w:hAnsi="Consolas"/>
                 <w:sz w:val="16"/>
               </w:rPr>
-              <w:t>data_processed_6tisch2026_v1</w:t>
-            </w:r>
-          </w:p>
-        </w:tc>
-        <w:tc>
-          <w:tcPr>
-            <w:tcW w:type="dxa" w:w="1958"/>
-          </w:tcPr>
-          <w:p>
-            <w:pPr>
-              <w:spacing w:after="0"/>
-            </w:pPr>
-            <w:r>
-              <w:rPr>
-                <w:sz w:val="16"/>
-              </w:rPr>
-            </w:r>
-            <w:r>
-              <w:rPr>
-                <w:sz w:val="16"/>
-              </w:rPr>
-              <w:t>5</w:t>
-            </w:r>
-          </w:p>
-        </w:tc>
-        <w:tc>
-          <w:tcPr>
-            <w:tcW w:type="dxa" w:w="1958"/>
-          </w:tcPr>
-          <w:p>
-            <w:pPr>
-              <w:spacing w:after="0"/>
-            </w:pPr>
-            <w:r>
-              <w:rPr>
-                <w:sz w:val="16"/>
-              </w:rPr>
-            </w:r>
-            <w:r>
-              <w:rPr>
-                <w:sz w:val="16"/>
-              </w:rPr>
-              <w:t>5.6 MB</w:t>
+              <w:t>data_processed_6tisch2026_grouped_v1</w:t>
+            </w:r>
+          </w:p>
+        </w:tc>
+        <w:tc>
+          <w:tcPr>
+            <w:tcW w:type="dxa" w:w="1958"/>
+          </w:tcPr>
+          <w:p>
+            <w:pPr>
+              <w:spacing w:after="0"/>
+            </w:pPr>
+            <w:r>
+              <w:rPr>
+                <w:sz w:val="16"/>
+              </w:rPr>
+            </w:r>
+            <w:r>
+              <w:rPr>
+                <w:sz w:val="16"/>
+              </w:rPr>
+              <w:t>1</w:t>
+            </w:r>
+          </w:p>
+        </w:tc>
+        <w:tc>
+          <w:tcPr>
+            <w:tcW w:type="dxa" w:w="1958"/>
+          </w:tcPr>
+          <w:p>
+            <w:pPr>
+              <w:spacing w:after="0"/>
+            </w:pPr>
+            <w:r>
+              <w:rPr>
+                <w:sz w:val="16"/>
+              </w:rPr>
+            </w:r>
+            <w:r>
+              <w:rPr>
+                <w:sz w:val="16"/>
+              </w:rPr>
+              <w:t>7.6 MB</w:t>
             </w:r>
           </w:p>
         </w:tc>
@@ -4743,7 +4743,7 @@
                 <w:rFonts w:ascii="Consolas" w:hAnsi="Consolas"/>
                 <w:sz w:val="16"/>
               </w:rPr>
-              <w:t>data_processed_aci_iot2023_v1</w:t>
+              <w:t>data_processed_6tisch2026_uncapped_v1</w:t>
             </w:r>
           </w:p>
         </w:tc>
@@ -4785,7 +4785,7 @@
               <w:rPr>
                 <w:sz w:val="16"/>
               </w:rPr>
-              <w:t>56.8 MB</w:t>
+              <w:t>113.3 MB</w:t>
             </w:r>
           </w:p>
         </w:tc>
@@ -4851,49 +4851,49 @@
                 <w:rFonts w:ascii="Consolas" w:hAnsi="Consolas"/>
                 <w:sz w:val="16"/>
               </w:rPr>
-              <w:t>data_processed_audit_v2</w:t>
-            </w:r>
-          </w:p>
-        </w:tc>
-        <w:tc>
-          <w:tcPr>
-            <w:tcW w:type="dxa" w:w="1958"/>
-          </w:tcPr>
-          <w:p>
-            <w:pPr>
-              <w:spacing w:after="0"/>
-            </w:pPr>
-            <w:r>
-              <w:rPr>
-                <w:sz w:val="16"/>
-              </w:rPr>
-            </w:r>
-            <w:r>
-              <w:rPr>
-                <w:sz w:val="16"/>
-              </w:rPr>
-              <w:t>7</w:t>
-            </w:r>
-          </w:p>
-        </w:tc>
-        <w:tc>
-          <w:tcPr>
-            <w:tcW w:type="dxa" w:w="1958"/>
-          </w:tcPr>
-          <w:p>
-            <w:pPr>
-              <w:spacing w:after="0"/>
-            </w:pPr>
-            <w:r>
-              <w:rPr>
-                <w:sz w:val="16"/>
-              </w:rPr>
-            </w:r>
-            <w:r>
-              <w:rPr>
-                <w:sz w:val="16"/>
-              </w:rPr>
-              <w:t>1.2 MB</w:t>
+              <w:t>data_processed_6tisch2026_v1</w:t>
+            </w:r>
+          </w:p>
+        </w:tc>
+        <w:tc>
+          <w:tcPr>
+            <w:tcW w:type="dxa" w:w="1958"/>
+          </w:tcPr>
+          <w:p>
+            <w:pPr>
+              <w:spacing w:after="0"/>
+            </w:pPr>
+            <w:r>
+              <w:rPr>
+                <w:sz w:val="16"/>
+              </w:rPr>
+            </w:r>
+            <w:r>
+              <w:rPr>
+                <w:sz w:val="16"/>
+              </w:rPr>
+              <w:t>5</w:t>
+            </w:r>
+          </w:p>
+        </w:tc>
+        <w:tc>
+          <w:tcPr>
+            <w:tcW w:type="dxa" w:w="1958"/>
+          </w:tcPr>
+          <w:p>
+            <w:pPr>
+              <w:spacing w:after="0"/>
+            </w:pPr>
+            <w:r>
+              <w:rPr>
+                <w:sz w:val="16"/>
+              </w:rPr>
+            </w:r>
+            <w:r>
+              <w:rPr>
+                <w:sz w:val="16"/>
+              </w:rPr>
+              <w:t>5.6 MB</w:t>
             </w:r>
           </w:p>
         </w:tc>
@@ -4959,49 +4959,49 @@
                 <w:rFonts w:ascii="Consolas" w:hAnsi="Consolas"/>
                 <w:sz w:val="16"/>
               </w:rPr>
-              <w:t>data_processed_audit_v3</w:t>
-            </w:r>
-          </w:p>
-        </w:tc>
-        <w:tc>
-          <w:tcPr>
-            <w:tcW w:type="dxa" w:w="1958"/>
-          </w:tcPr>
-          <w:p>
-            <w:pPr>
-              <w:spacing w:after="0"/>
-            </w:pPr>
-            <w:r>
-              <w:rPr>
-                <w:sz w:val="16"/>
-              </w:rPr>
-            </w:r>
-            <w:r>
-              <w:rPr>
-                <w:sz w:val="16"/>
-              </w:rPr>
-              <w:t>7</w:t>
-            </w:r>
-          </w:p>
-        </w:tc>
-        <w:tc>
-          <w:tcPr>
-            <w:tcW w:type="dxa" w:w="1958"/>
-          </w:tcPr>
-          <w:p>
-            <w:pPr>
-              <w:spacing w:after="0"/>
-            </w:pPr>
-            <w:r>
-              <w:rPr>
-                <w:sz w:val="16"/>
-              </w:rPr>
-            </w:r>
-            <w:r>
-              <w:rPr>
-                <w:sz w:val="16"/>
-              </w:rPr>
-              <w:t>1.2 MB</w:t>
+              <w:t>data_processed_aci_iot2023_v1</w:t>
+            </w:r>
+          </w:p>
+        </w:tc>
+        <w:tc>
+          <w:tcPr>
+            <w:tcW w:type="dxa" w:w="1958"/>
+          </w:tcPr>
+          <w:p>
+            <w:pPr>
+              <w:spacing w:after="0"/>
+            </w:pPr>
+            <w:r>
+              <w:rPr>
+                <w:sz w:val="16"/>
+              </w:rPr>
+            </w:r>
+            <w:r>
+              <w:rPr>
+                <w:sz w:val="16"/>
+              </w:rPr>
+              <w:t>5</w:t>
+            </w:r>
+          </w:p>
+        </w:tc>
+        <w:tc>
+          <w:tcPr>
+            <w:tcW w:type="dxa" w:w="1958"/>
+          </w:tcPr>
+          <w:p>
+            <w:pPr>
+              <w:spacing w:after="0"/>
+            </w:pPr>
+            <w:r>
+              <w:rPr>
+                <w:sz w:val="16"/>
+              </w:rPr>
+            </w:r>
+            <w:r>
+              <w:rPr>
+                <w:sz w:val="16"/>
+              </w:rPr>
+              <w:t>56.8 MB</w:t>
             </w:r>
           </w:p>
         </w:tc>
@@ -5067,49 +5067,49 @@
                 <w:rFonts w:ascii="Consolas" w:hAnsi="Consolas"/>
                 <w:sz w:val="16"/>
               </w:rPr>
-              <w:t>data_processed_audit_v4</w:t>
-            </w:r>
-          </w:p>
-        </w:tc>
-        <w:tc>
-          <w:tcPr>
-            <w:tcW w:type="dxa" w:w="1958"/>
-          </w:tcPr>
-          <w:p>
-            <w:pPr>
-              <w:spacing w:after="0"/>
-            </w:pPr>
-            <w:r>
-              <w:rPr>
-                <w:sz w:val="16"/>
-              </w:rPr>
-            </w:r>
-            <w:r>
-              <w:rPr>
-                <w:sz w:val="16"/>
-              </w:rPr>
-              <w:t>10</w:t>
-            </w:r>
-          </w:p>
-        </w:tc>
-        <w:tc>
-          <w:tcPr>
-            <w:tcW w:type="dxa" w:w="1958"/>
-          </w:tcPr>
-          <w:p>
-            <w:pPr>
-              <w:spacing w:after="0"/>
-            </w:pPr>
-            <w:r>
-              <w:rPr>
-                <w:sz w:val="16"/>
-              </w:rPr>
-            </w:r>
-            <w:r>
-              <w:rPr>
-                <w:sz w:val="16"/>
-              </w:rPr>
-              <w:t>1.7 MB</w:t>
+              <w:t>data_processed_audit_v2</w:t>
+            </w:r>
+          </w:p>
+        </w:tc>
+        <w:tc>
+          <w:tcPr>
+            <w:tcW w:type="dxa" w:w="1958"/>
+          </w:tcPr>
+          <w:p>
+            <w:pPr>
+              <w:spacing w:after="0"/>
+            </w:pPr>
+            <w:r>
+              <w:rPr>
+                <w:sz w:val="16"/>
+              </w:rPr>
+            </w:r>
+            <w:r>
+              <w:rPr>
+                <w:sz w:val="16"/>
+              </w:rPr>
+              <w:t>7</w:t>
+            </w:r>
+          </w:p>
+        </w:tc>
+        <w:tc>
+          <w:tcPr>
+            <w:tcW w:type="dxa" w:w="1958"/>
+          </w:tcPr>
+          <w:p>
+            <w:pPr>
+              <w:spacing w:after="0"/>
+            </w:pPr>
+            <w:r>
+              <w:rPr>
+                <w:sz w:val="16"/>
+              </w:rPr>
+            </w:r>
+            <w:r>
+              <w:rPr>
+                <w:sz w:val="16"/>
+              </w:rPr>
+              <w:t>1.2 MB</w:t>
             </w:r>
           </w:p>
         </w:tc>
@@ -5175,49 +5175,49 @@
                 <w:rFonts w:ascii="Consolas" w:hAnsi="Consolas"/>
                 <w:sz w:val="16"/>
               </w:rPr>
-              <w:t>data_processed_audit_v5</w:t>
-            </w:r>
-          </w:p>
-        </w:tc>
-        <w:tc>
-          <w:tcPr>
-            <w:tcW w:type="dxa" w:w="1958"/>
-          </w:tcPr>
-          <w:p>
-            <w:pPr>
-              <w:spacing w:after="0"/>
-            </w:pPr>
-            <w:r>
-              <w:rPr>
-                <w:sz w:val="16"/>
-              </w:rPr>
-            </w:r>
-            <w:r>
-              <w:rPr>
-                <w:sz w:val="16"/>
-              </w:rPr>
-              <w:t>10</w:t>
-            </w:r>
-          </w:p>
-        </w:tc>
-        <w:tc>
-          <w:tcPr>
-            <w:tcW w:type="dxa" w:w="1958"/>
-          </w:tcPr>
-          <w:p>
-            <w:pPr>
-              <w:spacing w:after="0"/>
-            </w:pPr>
-            <w:r>
-              <w:rPr>
-                <w:sz w:val="16"/>
-              </w:rPr>
-            </w:r>
-            <w:r>
-              <w:rPr>
-                <w:sz w:val="16"/>
-              </w:rPr>
-              <w:t>1.7 MB</w:t>
+              <w:t>data_processed_audit_v3</w:t>
+            </w:r>
+          </w:p>
+        </w:tc>
+        <w:tc>
+          <w:tcPr>
+            <w:tcW w:type="dxa" w:w="1958"/>
+          </w:tcPr>
+          <w:p>
+            <w:pPr>
+              <w:spacing w:after="0"/>
+            </w:pPr>
+            <w:r>
+              <w:rPr>
+                <w:sz w:val="16"/>
+              </w:rPr>
+            </w:r>
+            <w:r>
+              <w:rPr>
+                <w:sz w:val="16"/>
+              </w:rPr>
+              <w:t>7</w:t>
+            </w:r>
+          </w:p>
+        </w:tc>
+        <w:tc>
+          <w:tcPr>
+            <w:tcW w:type="dxa" w:w="1958"/>
+          </w:tcPr>
+          <w:p>
+            <w:pPr>
+              <w:spacing w:after="0"/>
+            </w:pPr>
+            <w:r>
+              <w:rPr>
+                <w:sz w:val="16"/>
+              </w:rPr>
+            </w:r>
+            <w:r>
+              <w:rPr>
+                <w:sz w:val="16"/>
+              </w:rPr>
+              <w:t>1.2 MB</w:t>
             </w:r>
           </w:p>
         </w:tc>
@@ -5283,7 +5283,7 @@
                 <w:rFonts w:ascii="Consolas" w:hAnsi="Consolas"/>
                 <w:sz w:val="16"/>
               </w:rPr>
-              <w:t>data_processed_audit_v6</w:t>
+              <w:t>data_processed_audit_v4</w:t>
             </w:r>
           </w:p>
         </w:tc>
@@ -5391,7 +5391,7 @@
                 <w:rFonts w:ascii="Consolas" w:hAnsi="Consolas"/>
                 <w:sz w:val="16"/>
               </w:rPr>
-              <w:t>data_processed_cic_balanced_v2</w:t>
+              <w:t>data_processed_audit_v5</w:t>
             </w:r>
           </w:p>
         </w:tc>
@@ -5499,7 +5499,7 @@
                 <w:rFonts w:ascii="Consolas" w:hAnsi="Consolas"/>
                 <w:sz w:val="16"/>
               </w:rPr>
-              <w:t>data_processed_cic_balanced_v3b</w:t>
+              <w:t>data_processed_audit_v6</w:t>
             </w:r>
           </w:p>
         </w:tc>
@@ -5541,7 +5541,7 @@
               <w:rPr>
                 <w:sz w:val="16"/>
               </w:rPr>
-              <w:t>1.6 MB</w:t>
+              <w:t>1.7 MB</w:t>
             </w:r>
           </w:p>
         </w:tc>
@@ -5607,49 +5607,49 @@
                 <w:rFonts w:ascii="Consolas" w:hAnsi="Consolas"/>
                 <w:sz w:val="16"/>
               </w:rPr>
-              <w:t>data_processed_cic_ids2018_v1</w:t>
-            </w:r>
-          </w:p>
-        </w:tc>
-        <w:tc>
-          <w:tcPr>
-            <w:tcW w:type="dxa" w:w="1958"/>
-          </w:tcPr>
-          <w:p>
-            <w:pPr>
-              <w:spacing w:after="0"/>
-            </w:pPr>
-            <w:r>
-              <w:rPr>
-                <w:sz w:val="16"/>
-              </w:rPr>
-            </w:r>
-            <w:r>
-              <w:rPr>
-                <w:sz w:val="16"/>
-              </w:rPr>
-              <w:t>5</w:t>
-            </w:r>
-          </w:p>
-        </w:tc>
-        <w:tc>
-          <w:tcPr>
-            <w:tcW w:type="dxa" w:w="1958"/>
-          </w:tcPr>
-          <w:p>
-            <w:pPr>
-              <w:spacing w:after="0"/>
-            </w:pPr>
-            <w:r>
-              <w:rPr>
-                <w:sz w:val="16"/>
-              </w:rPr>
-            </w:r>
-            <w:r>
-              <w:rPr>
-                <w:sz w:val="16"/>
-              </w:rPr>
-              <w:t>37.2 MB</w:t>
+              <w:t>data_processed_cic_balanced_v2</w:t>
+            </w:r>
+          </w:p>
+        </w:tc>
+        <w:tc>
+          <w:tcPr>
+            <w:tcW w:type="dxa" w:w="1958"/>
+          </w:tcPr>
+          <w:p>
+            <w:pPr>
+              <w:spacing w:after="0"/>
+            </w:pPr>
+            <w:r>
+              <w:rPr>
+                <w:sz w:val="16"/>
+              </w:rPr>
+            </w:r>
+            <w:r>
+              <w:rPr>
+                <w:sz w:val="16"/>
+              </w:rPr>
+              <w:t>10</w:t>
+            </w:r>
+          </w:p>
+        </w:tc>
+        <w:tc>
+          <w:tcPr>
+            <w:tcW w:type="dxa" w:w="1958"/>
+          </w:tcPr>
+          <w:p>
+            <w:pPr>
+              <w:spacing w:after="0"/>
+            </w:pPr>
+            <w:r>
+              <w:rPr>
+                <w:sz w:val="16"/>
+              </w:rPr>
+            </w:r>
+            <w:r>
+              <w:rPr>
+                <w:sz w:val="16"/>
+              </w:rPr>
+              <w:t>1.7 MB</w:t>
             </w:r>
           </w:p>
         </w:tc>
@@ -5715,49 +5715,49 @@
                 <w:rFonts w:ascii="Consolas" w:hAnsi="Consolas"/>
                 <w:sz w:val="16"/>
               </w:rPr>
-              <w:t>data_processed_cic_iot2023_v1</w:t>
-            </w:r>
-          </w:p>
-        </w:tc>
-        <w:tc>
-          <w:tcPr>
-            <w:tcW w:type="dxa" w:w="1958"/>
-          </w:tcPr>
-          <w:p>
-            <w:pPr>
-              <w:spacing w:after="0"/>
-            </w:pPr>
-            <w:r>
-              <w:rPr>
-                <w:sz w:val="16"/>
-              </w:rPr>
-            </w:r>
-            <w:r>
-              <w:rPr>
-                <w:sz w:val="16"/>
-              </w:rPr>
-              <w:t>5</w:t>
-            </w:r>
-          </w:p>
-        </w:tc>
-        <w:tc>
-          <w:tcPr>
-            <w:tcW w:type="dxa" w:w="1958"/>
-          </w:tcPr>
-          <w:p>
-            <w:pPr>
-              <w:spacing w:after="0"/>
-            </w:pPr>
-            <w:r>
-              <w:rPr>
-                <w:sz w:val="16"/>
-              </w:rPr>
-            </w:r>
-            <w:r>
-              <w:rPr>
-                <w:sz w:val="16"/>
-              </w:rPr>
-              <w:t>37.6 MB</w:t>
+              <w:t>data_processed_cic_balanced_v3b</w:t>
+            </w:r>
+          </w:p>
+        </w:tc>
+        <w:tc>
+          <w:tcPr>
+            <w:tcW w:type="dxa" w:w="1958"/>
+          </w:tcPr>
+          <w:p>
+            <w:pPr>
+              <w:spacing w:after="0"/>
+            </w:pPr>
+            <w:r>
+              <w:rPr>
+                <w:sz w:val="16"/>
+              </w:rPr>
+            </w:r>
+            <w:r>
+              <w:rPr>
+                <w:sz w:val="16"/>
+              </w:rPr>
+              <w:t>10</w:t>
+            </w:r>
+          </w:p>
+        </w:tc>
+        <w:tc>
+          <w:tcPr>
+            <w:tcW w:type="dxa" w:w="1958"/>
+          </w:tcPr>
+          <w:p>
+            <w:pPr>
+              <w:spacing w:after="0"/>
+            </w:pPr>
+            <w:r>
+              <w:rPr>
+                <w:sz w:val="16"/>
+              </w:rPr>
+            </w:r>
+            <w:r>
+              <w:rPr>
+                <w:sz w:val="16"/>
+              </w:rPr>
+              <w:t>1.6 MB</w:t>
             </w:r>
           </w:p>
         </w:tc>
@@ -5823,49 +5823,49 @@
                 <w:rFonts w:ascii="Consolas" w:hAnsi="Consolas"/>
                 <w:sz w:val="16"/>
               </w:rPr>
-              <w:t>data_processed_cic_natural_v1</w:t>
-            </w:r>
-          </w:p>
-        </w:tc>
-        <w:tc>
-          <w:tcPr>
-            <w:tcW w:type="dxa" w:w="1958"/>
-          </w:tcPr>
-          <w:p>
-            <w:pPr>
-              <w:spacing w:after="0"/>
-            </w:pPr>
-            <w:r>
-              <w:rPr>
-                <w:sz w:val="16"/>
-              </w:rPr>
-            </w:r>
-            <w:r>
-              <w:rPr>
-                <w:sz w:val="16"/>
-              </w:rPr>
-              <w:t>10</w:t>
-            </w:r>
-          </w:p>
-        </w:tc>
-        <w:tc>
-          <w:tcPr>
-            <w:tcW w:type="dxa" w:w="1958"/>
-          </w:tcPr>
-          <w:p>
-            <w:pPr>
-              <w:spacing w:after="0"/>
-            </w:pPr>
-            <w:r>
-              <w:rPr>
-                <w:sz w:val="16"/>
-              </w:rPr>
-            </w:r>
-            <w:r>
-              <w:rPr>
-                <w:sz w:val="16"/>
-              </w:rPr>
-              <w:t>28.1 MB</w:t>
+              <w:t>data_processed_cic_ids2018_v1</w:t>
+            </w:r>
+          </w:p>
+        </w:tc>
+        <w:tc>
+          <w:tcPr>
+            <w:tcW w:type="dxa" w:w="1958"/>
+          </w:tcPr>
+          <w:p>
+            <w:pPr>
+              <w:spacing w:after="0"/>
+            </w:pPr>
+            <w:r>
+              <w:rPr>
+                <w:sz w:val="16"/>
+              </w:rPr>
+            </w:r>
+            <w:r>
+              <w:rPr>
+                <w:sz w:val="16"/>
+              </w:rPr>
+              <w:t>5</w:t>
+            </w:r>
+          </w:p>
+        </w:tc>
+        <w:tc>
+          <w:tcPr>
+            <w:tcW w:type="dxa" w:w="1958"/>
+          </w:tcPr>
+          <w:p>
+            <w:pPr>
+              <w:spacing w:after="0"/>
+            </w:pPr>
+            <w:r>
+              <w:rPr>
+                <w:sz w:val="16"/>
+              </w:rPr>
+            </w:r>
+            <w:r>
+              <w:rPr>
+                <w:sz w:val="16"/>
+              </w:rPr>
+              <w:t>37.2 MB</w:t>
             </w:r>
           </w:p>
         </w:tc>
@@ -5931,49 +5931,49 @@
                 <w:rFonts w:ascii="Consolas" w:hAnsi="Consolas"/>
                 <w:sz w:val="16"/>
               </w:rPr>
-              <w:t>data_processed_cic_natural_v2</w:t>
-            </w:r>
-          </w:p>
-        </w:tc>
-        <w:tc>
-          <w:tcPr>
-            <w:tcW w:type="dxa" w:w="1958"/>
-          </w:tcPr>
-          <w:p>
-            <w:pPr>
-              <w:spacing w:after="0"/>
-            </w:pPr>
-            <w:r>
-              <w:rPr>
-                <w:sz w:val="16"/>
-              </w:rPr>
-            </w:r>
-            <w:r>
-              <w:rPr>
-                <w:sz w:val="16"/>
-              </w:rPr>
-              <w:t>10</w:t>
-            </w:r>
-          </w:p>
-        </w:tc>
-        <w:tc>
-          <w:tcPr>
-            <w:tcW w:type="dxa" w:w="1958"/>
-          </w:tcPr>
-          <w:p>
-            <w:pPr>
-              <w:spacing w:after="0"/>
-            </w:pPr>
-            <w:r>
-              <w:rPr>
-                <w:sz w:val="16"/>
-              </w:rPr>
-            </w:r>
-            <w:r>
-              <w:rPr>
-                <w:sz w:val="16"/>
-              </w:rPr>
-              <w:t>28.1 MB</w:t>
+              <w:t>data_processed_cic_iot2023_cap200k</w:t>
+            </w:r>
+          </w:p>
+        </w:tc>
+        <w:tc>
+          <w:tcPr>
+            <w:tcW w:type="dxa" w:w="1958"/>
+          </w:tcPr>
+          <w:p>
+            <w:pPr>
+              <w:spacing w:after="0"/>
+            </w:pPr>
+            <w:r>
+              <w:rPr>
+                <w:sz w:val="16"/>
+              </w:rPr>
+            </w:r>
+            <w:r>
+              <w:rPr>
+                <w:sz w:val="16"/>
+              </w:rPr>
+              <w:t>5</w:t>
+            </w:r>
+          </w:p>
+        </w:tc>
+        <w:tc>
+          <w:tcPr>
+            <w:tcW w:type="dxa" w:w="1958"/>
+          </w:tcPr>
+          <w:p>
+            <w:pPr>
+              <w:spacing w:after="0"/>
+            </w:pPr>
+            <w:r>
+              <w:rPr>
+                <w:sz w:val="16"/>
+              </w:rPr>
+            </w:r>
+            <w:r>
+              <w:rPr>
+                <w:sz w:val="16"/>
+              </w:rPr>
+              <w:t>307.3 MB</w:t>
             </w:r>
           </w:p>
         </w:tc>
@@ -6039,49 +6039,49 @@
                 <w:rFonts w:ascii="Consolas" w:hAnsi="Consolas"/>
                 <w:sz w:val="16"/>
               </w:rPr>
-              <w:t>data_processed_cic_natural_v3</w:t>
-            </w:r>
-          </w:p>
-        </w:tc>
-        <w:tc>
-          <w:tcPr>
-            <w:tcW w:type="dxa" w:w="1958"/>
-          </w:tcPr>
-          <w:p>
-            <w:pPr>
-              <w:spacing w:after="0"/>
-            </w:pPr>
-            <w:r>
-              <w:rPr>
-                <w:sz w:val="16"/>
-              </w:rPr>
-            </w:r>
-            <w:r>
-              <w:rPr>
-                <w:sz w:val="16"/>
-              </w:rPr>
-              <w:t>10</w:t>
-            </w:r>
-          </w:p>
-        </w:tc>
-        <w:tc>
-          <w:tcPr>
-            <w:tcW w:type="dxa" w:w="1958"/>
-          </w:tcPr>
-          <w:p>
-            <w:pPr>
-              <w:spacing w:after="0"/>
-            </w:pPr>
-            <w:r>
-              <w:rPr>
-                <w:sz w:val="16"/>
-              </w:rPr>
-            </w:r>
-            <w:r>
-              <w:rPr>
-                <w:sz w:val="16"/>
-              </w:rPr>
-              <w:t>28.1 MB</w:t>
+              <w:t>data_processed_cic_iot2023_cap20k</w:t>
+            </w:r>
+          </w:p>
+        </w:tc>
+        <w:tc>
+          <w:tcPr>
+            <w:tcW w:type="dxa" w:w="1958"/>
+          </w:tcPr>
+          <w:p>
+            <w:pPr>
+              <w:spacing w:after="0"/>
+            </w:pPr>
+            <w:r>
+              <w:rPr>
+                <w:sz w:val="16"/>
+              </w:rPr>
+            </w:r>
+            <w:r>
+              <w:rPr>
+                <w:sz w:val="16"/>
+              </w:rPr>
+              <w:t>5</w:t>
+            </w:r>
+          </w:p>
+        </w:tc>
+        <w:tc>
+          <w:tcPr>
+            <w:tcW w:type="dxa" w:w="1958"/>
+          </w:tcPr>
+          <w:p>
+            <w:pPr>
+              <w:spacing w:after="0"/>
+            </w:pPr>
+            <w:r>
+              <w:rPr>
+                <w:sz w:val="16"/>
+              </w:rPr>
+            </w:r>
+            <w:r>
+              <w:rPr>
+                <w:sz w:val="16"/>
+              </w:rPr>
+              <w:t>37.6 MB</w:t>
             </w:r>
           </w:p>
         </w:tc>
@@ -6147,49 +6147,49 @@
                 <w:rFonts w:ascii="Consolas" w:hAnsi="Consolas"/>
                 <w:sz w:val="16"/>
               </w:rPr>
-              <w:t>data_processed_cic_natural_v3b</w:t>
-            </w:r>
-          </w:p>
-        </w:tc>
-        <w:tc>
-          <w:tcPr>
-            <w:tcW w:type="dxa" w:w="1958"/>
-          </w:tcPr>
-          <w:p>
-            <w:pPr>
-              <w:spacing w:after="0"/>
-            </w:pPr>
-            <w:r>
-              <w:rPr>
-                <w:sz w:val="16"/>
-              </w:rPr>
-            </w:r>
-            <w:r>
-              <w:rPr>
-                <w:sz w:val="16"/>
-              </w:rPr>
-              <w:t>10</w:t>
-            </w:r>
-          </w:p>
-        </w:tc>
-        <w:tc>
-          <w:tcPr>
-            <w:tcW w:type="dxa" w:w="1958"/>
-          </w:tcPr>
-          <w:p>
-            <w:pPr>
-              <w:spacing w:after="0"/>
-            </w:pPr>
-            <w:r>
-              <w:rPr>
-                <w:sz w:val="16"/>
-              </w:rPr>
-            </w:r>
-            <w:r>
-              <w:rPr>
-                <w:sz w:val="16"/>
-              </w:rPr>
-              <w:t>26.1 MB</w:t>
+              <w:t>data_processed_cic_iot2023_cap500k</w:t>
+            </w:r>
+          </w:p>
+        </w:tc>
+        <w:tc>
+          <w:tcPr>
+            <w:tcW w:type="dxa" w:w="1958"/>
+          </w:tcPr>
+          <w:p>
+            <w:pPr>
+              <w:spacing w:after="0"/>
+            </w:pPr>
+            <w:r>
+              <w:rPr>
+                <w:sz w:val="16"/>
+              </w:rPr>
+            </w:r>
+            <w:r>
+              <w:rPr>
+                <w:sz w:val="16"/>
+              </w:rPr>
+              <w:t>5</w:t>
+            </w:r>
+          </w:p>
+        </w:tc>
+        <w:tc>
+          <w:tcPr>
+            <w:tcW w:type="dxa" w:w="1958"/>
+          </w:tcPr>
+          <w:p>
+            <w:pPr>
+              <w:spacing w:after="0"/>
+            </w:pPr>
+            <w:r>
+              <w:rPr>
+                <w:sz w:val="16"/>
+              </w:rPr>
+            </w:r>
+            <w:r>
+              <w:rPr>
+                <w:sz w:val="16"/>
+              </w:rPr>
+              <w:t>698.2 MB</w:t>
             </w:r>
           </w:p>
         </w:tc>
@@ -6255,49 +6255,49 @@
                 <w:rFonts w:ascii="Consolas" w:hAnsi="Consolas"/>
                 <w:sz w:val="16"/>
               </w:rPr>
-              <w:t>data_processed_cic_natural_v4_full</w:t>
-            </w:r>
-          </w:p>
-        </w:tc>
-        <w:tc>
-          <w:tcPr>
-            <w:tcW w:type="dxa" w:w="1958"/>
-          </w:tcPr>
-          <w:p>
-            <w:pPr>
-              <w:spacing w:after="0"/>
-            </w:pPr>
-            <w:r>
-              <w:rPr>
-                <w:sz w:val="16"/>
-              </w:rPr>
-            </w:r>
-            <w:r>
-              <w:rPr>
-                <w:sz w:val="16"/>
-              </w:rPr>
-              <w:t>10</w:t>
-            </w:r>
-          </w:p>
-        </w:tc>
-        <w:tc>
-          <w:tcPr>
-            <w:tcW w:type="dxa" w:w="1958"/>
-          </w:tcPr>
-          <w:p>
-            <w:pPr>
-              <w:spacing w:after="0"/>
-            </w:pPr>
-            <w:r>
-              <w:rPr>
-                <w:sz w:val="16"/>
-              </w:rPr>
-            </w:r>
-            <w:r>
-              <w:rPr>
-                <w:sz w:val="16"/>
-              </w:rPr>
-              <w:t>1132.0 MB</w:t>
+              <w:t>data_processed_cic_iot2023_v1</w:t>
+            </w:r>
+          </w:p>
+        </w:tc>
+        <w:tc>
+          <w:tcPr>
+            <w:tcW w:type="dxa" w:w="1958"/>
+          </w:tcPr>
+          <w:p>
+            <w:pPr>
+              <w:spacing w:after="0"/>
+            </w:pPr>
+            <w:r>
+              <w:rPr>
+                <w:sz w:val="16"/>
+              </w:rPr>
+            </w:r>
+            <w:r>
+              <w:rPr>
+                <w:sz w:val="16"/>
+              </w:rPr>
+              <w:t>5</w:t>
+            </w:r>
+          </w:p>
+        </w:tc>
+        <w:tc>
+          <w:tcPr>
+            <w:tcW w:type="dxa" w:w="1958"/>
+          </w:tcPr>
+          <w:p>
+            <w:pPr>
+              <w:spacing w:after="0"/>
+            </w:pPr>
+            <w:r>
+              <w:rPr>
+                <w:sz w:val="16"/>
+              </w:rPr>
+            </w:r>
+            <w:r>
+              <w:rPr>
+                <w:sz w:val="16"/>
+              </w:rPr>
+              <w:t>37.6 MB</w:t>
             </w:r>
           </w:p>
         </w:tc>
@@ -6363,7 +6363,7 @@
                 <w:rFonts w:ascii="Consolas" w:hAnsi="Consolas"/>
                 <w:sz w:val="16"/>
               </w:rPr>
-              <w:t>data_processed_cic_natural_v4_scale200k</w:t>
+              <w:t>data_processed_cic_natural_v1</w:t>
             </w:r>
           </w:p>
         </w:tc>
@@ -6405,7 +6405,7 @@
               <w:rPr>
                 <w:sz w:val="16"/>
               </w:rPr>
-              <w:t>202.4 MB</w:t>
+              <w:t>28.1 MB</w:t>
             </w:r>
           </w:p>
         </w:tc>
@@ -6471,49 +6471,49 @@
                 <w:rFonts w:ascii="Consolas" w:hAnsi="Consolas"/>
                 <w:sz w:val="16"/>
               </w:rPr>
-              <w:t>data_processed_ctu_idseval6_v1</w:t>
-            </w:r>
-          </w:p>
-        </w:tc>
-        <w:tc>
-          <w:tcPr>
-            <w:tcW w:type="dxa" w:w="1958"/>
-          </w:tcPr>
-          <w:p>
-            <w:pPr>
-              <w:spacing w:after="0"/>
-            </w:pPr>
-            <w:r>
-              <w:rPr>
-                <w:sz w:val="16"/>
-              </w:rPr>
-            </w:r>
-            <w:r>
-              <w:rPr>
-                <w:sz w:val="16"/>
-              </w:rPr>
-              <w:t>5</w:t>
-            </w:r>
-          </w:p>
-        </w:tc>
-        <w:tc>
-          <w:tcPr>
-            <w:tcW w:type="dxa" w:w="1958"/>
-          </w:tcPr>
-          <w:p>
-            <w:pPr>
-              <w:spacing w:after="0"/>
-            </w:pPr>
-            <w:r>
-              <w:rPr>
-                <w:sz w:val="16"/>
-              </w:rPr>
-            </w:r>
-            <w:r>
-              <w:rPr>
-                <w:sz w:val="16"/>
-              </w:rPr>
-              <w:t>1.0 MB</w:t>
+              <w:t>data_processed_cic_natural_v2</w:t>
+            </w:r>
+          </w:p>
+        </w:tc>
+        <w:tc>
+          <w:tcPr>
+            <w:tcW w:type="dxa" w:w="1958"/>
+          </w:tcPr>
+          <w:p>
+            <w:pPr>
+              <w:spacing w:after="0"/>
+            </w:pPr>
+            <w:r>
+              <w:rPr>
+                <w:sz w:val="16"/>
+              </w:rPr>
+            </w:r>
+            <w:r>
+              <w:rPr>
+                <w:sz w:val="16"/>
+              </w:rPr>
+              <w:t>10</w:t>
+            </w:r>
+          </w:p>
+        </w:tc>
+        <w:tc>
+          <w:tcPr>
+            <w:tcW w:type="dxa" w:w="1958"/>
+          </w:tcPr>
+          <w:p>
+            <w:pPr>
+              <w:spacing w:after="0"/>
+            </w:pPr>
+            <w:r>
+              <w:rPr>
+                <w:sz w:val="16"/>
+              </w:rPr>
+            </w:r>
+            <w:r>
+              <w:rPr>
+                <w:sz w:val="16"/>
+              </w:rPr>
+              <w:t>28.1 MB</w:t>
             </w:r>
           </w:p>
         </w:tc>
@@ -6579,49 +6579,49 @@
                 <w:rFonts w:ascii="Consolas" w:hAnsi="Consolas"/>
                 <w:sz w:val="16"/>
               </w:rPr>
-              <w:t>data_processed_genis2025_v1</w:t>
-            </w:r>
-          </w:p>
-        </w:tc>
-        <w:tc>
-          <w:tcPr>
-            <w:tcW w:type="dxa" w:w="1958"/>
-          </w:tcPr>
-          <w:p>
-            <w:pPr>
-              <w:spacing w:after="0"/>
-            </w:pPr>
-            <w:r>
-              <w:rPr>
-                <w:sz w:val="16"/>
-              </w:rPr>
-            </w:r>
-            <w:r>
-              <w:rPr>
-                <w:sz w:val="16"/>
-              </w:rPr>
-              <w:t>5</w:t>
-            </w:r>
-          </w:p>
-        </w:tc>
-        <w:tc>
-          <w:tcPr>
-            <w:tcW w:type="dxa" w:w="1958"/>
-          </w:tcPr>
-          <w:p>
-            <w:pPr>
-              <w:spacing w:after="0"/>
-            </w:pPr>
-            <w:r>
-              <w:rPr>
-                <w:sz w:val="16"/>
-              </w:rPr>
-            </w:r>
-            <w:r>
-              <w:rPr>
-                <w:sz w:val="16"/>
-              </w:rPr>
-              <w:t>12.6 MB</w:t>
+              <w:t>data_processed_cic_natural_v3</w:t>
+            </w:r>
+          </w:p>
+        </w:tc>
+        <w:tc>
+          <w:tcPr>
+            <w:tcW w:type="dxa" w:w="1958"/>
+          </w:tcPr>
+          <w:p>
+            <w:pPr>
+              <w:spacing w:after="0"/>
+            </w:pPr>
+            <w:r>
+              <w:rPr>
+                <w:sz w:val="16"/>
+              </w:rPr>
+            </w:r>
+            <w:r>
+              <w:rPr>
+                <w:sz w:val="16"/>
+              </w:rPr>
+              <w:t>10</w:t>
+            </w:r>
+          </w:p>
+        </w:tc>
+        <w:tc>
+          <w:tcPr>
+            <w:tcW w:type="dxa" w:w="1958"/>
+          </w:tcPr>
+          <w:p>
+            <w:pPr>
+              <w:spacing w:after="0"/>
+            </w:pPr>
+            <w:r>
+              <w:rPr>
+                <w:sz w:val="16"/>
+              </w:rPr>
+            </w:r>
+            <w:r>
+              <w:rPr>
+                <w:sz w:val="16"/>
+              </w:rPr>
+              <w:t>28.1 MB</w:t>
             </w:r>
           </w:p>
         </w:tc>
@@ -6687,49 +6687,49 @@
                 <w:rFonts w:ascii="Consolas" w:hAnsi="Consolas"/>
                 <w:sz w:val="16"/>
               </w:rPr>
-              <w:t>data_processed_gotham2025_v1</w:t>
-            </w:r>
-          </w:p>
-        </w:tc>
-        <w:tc>
-          <w:tcPr>
-            <w:tcW w:type="dxa" w:w="1958"/>
-          </w:tcPr>
-          <w:p>
-            <w:pPr>
-              <w:spacing w:after="0"/>
-            </w:pPr>
-            <w:r>
-              <w:rPr>
-                <w:sz w:val="16"/>
-              </w:rPr>
-            </w:r>
-            <w:r>
-              <w:rPr>
-                <w:sz w:val="16"/>
-              </w:rPr>
-              <w:t>5</w:t>
-            </w:r>
-          </w:p>
-        </w:tc>
-        <w:tc>
-          <w:tcPr>
-            <w:tcW w:type="dxa" w:w="1958"/>
-          </w:tcPr>
-          <w:p>
-            <w:pPr>
-              <w:spacing w:after="0"/>
-            </w:pPr>
-            <w:r>
-              <w:rPr>
-                <w:sz w:val="16"/>
-              </w:rPr>
-            </w:r>
-            <w:r>
-              <w:rPr>
-                <w:sz w:val="16"/>
-              </w:rPr>
-              <w:t>10.2 MB</w:t>
+              <w:t>data_processed_cic_natural_v3b</w:t>
+            </w:r>
+          </w:p>
+        </w:tc>
+        <w:tc>
+          <w:tcPr>
+            <w:tcW w:type="dxa" w:w="1958"/>
+          </w:tcPr>
+          <w:p>
+            <w:pPr>
+              <w:spacing w:after="0"/>
+            </w:pPr>
+            <w:r>
+              <w:rPr>
+                <w:sz w:val="16"/>
+              </w:rPr>
+            </w:r>
+            <w:r>
+              <w:rPr>
+                <w:sz w:val="16"/>
+              </w:rPr>
+              <w:t>10</w:t>
+            </w:r>
+          </w:p>
+        </w:tc>
+        <w:tc>
+          <w:tcPr>
+            <w:tcW w:type="dxa" w:w="1958"/>
+          </w:tcPr>
+          <w:p>
+            <w:pPr>
+              <w:spacing w:after="0"/>
+            </w:pPr>
+            <w:r>
+              <w:rPr>
+                <w:sz w:val="16"/>
+              </w:rPr>
+            </w:r>
+            <w:r>
+              <w:rPr>
+                <w:sz w:val="16"/>
+              </w:rPr>
+              <w:t>26.1 MB</w:t>
             </w:r>
           </w:p>
         </w:tc>
@@ -6795,49 +6795,49 @@
                 <w:rFonts w:ascii="Consolas" w:hAnsi="Consolas"/>
                 <w:sz w:val="16"/>
               </w:rPr>
-              <w:t>data_processed_ids2025_v1</w:t>
-            </w:r>
-          </w:p>
-        </w:tc>
-        <w:tc>
-          <w:tcPr>
-            <w:tcW w:type="dxa" w:w="1958"/>
-          </w:tcPr>
-          <w:p>
-            <w:pPr>
-              <w:spacing w:after="0"/>
-            </w:pPr>
-            <w:r>
-              <w:rPr>
-                <w:sz w:val="16"/>
-              </w:rPr>
-            </w:r>
-            <w:r>
-              <w:rPr>
-                <w:sz w:val="16"/>
-              </w:rPr>
-              <w:t>5</w:t>
-            </w:r>
-          </w:p>
-        </w:tc>
-        <w:tc>
-          <w:tcPr>
-            <w:tcW w:type="dxa" w:w="1958"/>
-          </w:tcPr>
-          <w:p>
-            <w:pPr>
-              <w:spacing w:after="0"/>
-            </w:pPr>
-            <w:r>
-              <w:rPr>
-                <w:sz w:val="16"/>
-              </w:rPr>
-            </w:r>
-            <w:r>
-              <w:rPr>
-                <w:sz w:val="16"/>
-              </w:rPr>
-              <w:t>13.4 MB</w:t>
+              <w:t>data_processed_cic_natural_v4_full</w:t>
+            </w:r>
+          </w:p>
+        </w:tc>
+        <w:tc>
+          <w:tcPr>
+            <w:tcW w:type="dxa" w:w="1958"/>
+          </w:tcPr>
+          <w:p>
+            <w:pPr>
+              <w:spacing w:after="0"/>
+            </w:pPr>
+            <w:r>
+              <w:rPr>
+                <w:sz w:val="16"/>
+              </w:rPr>
+            </w:r>
+            <w:r>
+              <w:rPr>
+                <w:sz w:val="16"/>
+              </w:rPr>
+              <w:t>10</w:t>
+            </w:r>
+          </w:p>
+        </w:tc>
+        <w:tc>
+          <w:tcPr>
+            <w:tcW w:type="dxa" w:w="1958"/>
+          </w:tcPr>
+          <w:p>
+            <w:pPr>
+              <w:spacing w:after="0"/>
+            </w:pPr>
+            <w:r>
+              <w:rPr>
+                <w:sz w:val="16"/>
+              </w:rPr>
+            </w:r>
+            <w:r>
+              <w:rPr>
+                <w:sz w:val="16"/>
+              </w:rPr>
+              <w:t>1132.0 MB</w:t>
             </w:r>
           </w:p>
         </w:tc>
@@ -6903,49 +6903,49 @@
                 <w:rFonts w:ascii="Consolas" w:hAnsi="Consolas"/>
                 <w:sz w:val="16"/>
               </w:rPr>
-              <w:t>data_processed_imbalanced</w:t>
-            </w:r>
-          </w:p>
-        </w:tc>
-        <w:tc>
-          <w:tcPr>
-            <w:tcW w:type="dxa" w:w="1958"/>
-          </w:tcPr>
-          <w:p>
-            <w:pPr>
-              <w:spacing w:after="0"/>
-            </w:pPr>
-            <w:r>
-              <w:rPr>
-                <w:sz w:val="16"/>
-              </w:rPr>
-            </w:r>
-            <w:r>
-              <w:rPr>
-                <w:sz w:val="16"/>
-              </w:rPr>
-              <w:t>7</w:t>
-            </w:r>
-          </w:p>
-        </w:tc>
-        <w:tc>
-          <w:tcPr>
-            <w:tcW w:type="dxa" w:w="1958"/>
-          </w:tcPr>
-          <w:p>
-            <w:pPr>
-              <w:spacing w:after="0"/>
-            </w:pPr>
-            <w:r>
-              <w:rPr>
-                <w:sz w:val="16"/>
-              </w:rPr>
-            </w:r>
-            <w:r>
-              <w:rPr>
-                <w:sz w:val="16"/>
-              </w:rPr>
-              <w:t>20.1 MB</w:t>
+              <w:t>data_processed_cic_natural_v4_scale200k</w:t>
+            </w:r>
+          </w:p>
+        </w:tc>
+        <w:tc>
+          <w:tcPr>
+            <w:tcW w:type="dxa" w:w="1958"/>
+          </w:tcPr>
+          <w:p>
+            <w:pPr>
+              <w:spacing w:after="0"/>
+            </w:pPr>
+            <w:r>
+              <w:rPr>
+                <w:sz w:val="16"/>
+              </w:rPr>
+            </w:r>
+            <w:r>
+              <w:rPr>
+                <w:sz w:val="16"/>
+              </w:rPr>
+              <w:t>10</w:t>
+            </w:r>
+          </w:p>
+        </w:tc>
+        <w:tc>
+          <w:tcPr>
+            <w:tcW w:type="dxa" w:w="1958"/>
+          </w:tcPr>
+          <w:p>
+            <w:pPr>
+              <w:spacing w:after="0"/>
+            </w:pPr>
+            <w:r>
+              <w:rPr>
+                <w:sz w:val="16"/>
+              </w:rPr>
+            </w:r>
+            <w:r>
+              <w:rPr>
+                <w:sz w:val="16"/>
+              </w:rPr>
+              <w:t>202.4 MB</w:t>
             </w:r>
           </w:p>
         </w:tc>
@@ -7011,49 +7011,49 @@
                 <w:rFonts w:ascii="Consolas" w:hAnsi="Consolas"/>
                 <w:sz w:val="16"/>
               </w:rPr>
-              <w:t>data_processed_imbalanced_v3</w:t>
-            </w:r>
-          </w:p>
-        </w:tc>
-        <w:tc>
-          <w:tcPr>
-            <w:tcW w:type="dxa" w:w="1958"/>
-          </w:tcPr>
-          <w:p>
-            <w:pPr>
-              <w:spacing w:after="0"/>
-            </w:pPr>
-            <w:r>
-              <w:rPr>
-                <w:sz w:val="16"/>
-              </w:rPr>
-            </w:r>
-            <w:r>
-              <w:rPr>
-                <w:sz w:val="16"/>
-              </w:rPr>
-              <w:t>7</w:t>
-            </w:r>
-          </w:p>
-        </w:tc>
-        <w:tc>
-          <w:tcPr>
-            <w:tcW w:type="dxa" w:w="1958"/>
-          </w:tcPr>
-          <w:p>
-            <w:pPr>
-              <w:spacing w:after="0"/>
-            </w:pPr>
-            <w:r>
-              <w:rPr>
-                <w:sz w:val="16"/>
-              </w:rPr>
-            </w:r>
-            <w:r>
-              <w:rPr>
-                <w:sz w:val="16"/>
-              </w:rPr>
-              <w:t>20.1 MB</w:t>
+              <w:t>data_processed_ctu_idseval6_uncapped_v1</w:t>
+            </w:r>
+          </w:p>
+        </w:tc>
+        <w:tc>
+          <w:tcPr>
+            <w:tcW w:type="dxa" w:w="1958"/>
+          </w:tcPr>
+          <w:p>
+            <w:pPr>
+              <w:spacing w:after="0"/>
+            </w:pPr>
+            <w:r>
+              <w:rPr>
+                <w:sz w:val="16"/>
+              </w:rPr>
+            </w:r>
+            <w:r>
+              <w:rPr>
+                <w:sz w:val="16"/>
+              </w:rPr>
+              <w:t>5</w:t>
+            </w:r>
+          </w:p>
+        </w:tc>
+        <w:tc>
+          <w:tcPr>
+            <w:tcW w:type="dxa" w:w="1958"/>
+          </w:tcPr>
+          <w:p>
+            <w:pPr>
+              <w:spacing w:after="0"/>
+            </w:pPr>
+            <w:r>
+              <w:rPr>
+                <w:sz w:val="16"/>
+              </w:rPr>
+            </w:r>
+            <w:r>
+              <w:rPr>
+                <w:sz w:val="16"/>
+              </w:rPr>
+              <w:t>11.1 MB</w:t>
             </w:r>
           </w:p>
         </w:tc>
@@ -7119,7 +7119,7 @@
                 <w:rFonts w:ascii="Consolas" w:hAnsi="Consolas"/>
                 <w:sz w:val="16"/>
               </w:rPr>
-              <w:t>data_processed_iot23_v1</w:t>
+              <w:t>data_processed_ctu_idseval6_v1</w:t>
             </w:r>
           </w:p>
         </w:tc>
@@ -7161,7 +7161,7 @@
               <w:rPr>
                 <w:sz w:val="16"/>
               </w:rPr>
-              <w:t>0.7 MB</w:t>
+              <w:t>1.0 MB</w:t>
             </w:r>
           </w:p>
         </w:tc>
@@ -7227,7 +7227,7 @@
                 <w:rFonts w:ascii="Consolas" w:hAnsi="Consolas"/>
                 <w:sz w:val="16"/>
               </w:rPr>
-              <w:t>data_processed_litnet2020_v1</w:t>
+              <w:t>data_processed_genis2025_v1</w:t>
             </w:r>
           </w:p>
         </w:tc>
@@ -7269,7 +7269,7 @@
               <w:rPr>
                 <w:sz w:val="16"/>
               </w:rPr>
-              <w:t>8.3 MB</w:t>
+              <w:t>12.6 MB</w:t>
             </w:r>
           </w:p>
         </w:tc>
@@ -7335,7 +7335,7 @@
                 <w:rFonts w:ascii="Consolas" w:hAnsi="Consolas"/>
                 <w:sz w:val="16"/>
               </w:rPr>
-              <w:t>data_processed_nbaiot_v48</w:t>
+              <w:t>data_processed_gotham2025_cap200k</w:t>
             </w:r>
           </w:p>
         </w:tc>
@@ -7377,7 +7377,7 @@
               <w:rPr>
                 <w:sz w:val="16"/>
               </w:rPr>
-              <w:t>164.7 MB</w:t>
+              <w:t>181.7 MB</w:t>
             </w:r>
           </w:p>
         </w:tc>
@@ -7443,7 +7443,7 @@
                 <w:rFonts w:ascii="Consolas" w:hAnsi="Consolas"/>
                 <w:sz w:val="16"/>
               </w:rPr>
-              <w:t>data_processed_rt_iot2022_v1</w:t>
+              <w:t>data_processed_gotham2025_full</w:t>
             </w:r>
           </w:p>
         </w:tc>
@@ -7485,7 +7485,7 @@
               <w:rPr>
                 <w:sz w:val="16"/>
               </w:rPr>
-              <w:t>9.0 MB</w:t>
+              <w:t>2367.1 MB</w:t>
             </w:r>
           </w:p>
         </w:tc>
@@ -7551,49 +7551,49 @@
                 <w:rFonts w:ascii="Consolas" w:hAnsi="Consolas"/>
                 <w:sz w:val="16"/>
               </w:rPr>
-              <w:t>data_processed_rtn2026_v1</w:t>
-            </w:r>
-          </w:p>
-        </w:tc>
-        <w:tc>
-          <w:tcPr>
-            <w:tcW w:type="dxa" w:w="1958"/>
-          </w:tcPr>
-          <w:p>
-            <w:pPr>
-              <w:spacing w:after="0"/>
-            </w:pPr>
-            <w:r>
-              <w:rPr>
-                <w:sz w:val="16"/>
-              </w:rPr>
-            </w:r>
-            <w:r>
-              <w:rPr>
-                <w:sz w:val="16"/>
-              </w:rPr>
-              <w:t>5</w:t>
-            </w:r>
-          </w:p>
-        </w:tc>
-        <w:tc>
-          <w:tcPr>
-            <w:tcW w:type="dxa" w:w="1958"/>
-          </w:tcPr>
-          <w:p>
-            <w:pPr>
-              <w:spacing w:after="0"/>
-            </w:pPr>
-            <w:r>
-              <w:rPr>
-                <w:sz w:val="16"/>
-              </w:rPr>
-            </w:r>
-            <w:r>
-              <w:rPr>
-                <w:sz w:val="16"/>
-              </w:rPr>
-              <w:t>1.0 MB</w:t>
+              <w:t>data_processed_gotham2025_grouped_v1</w:t>
+            </w:r>
+          </w:p>
+        </w:tc>
+        <w:tc>
+          <w:tcPr>
+            <w:tcW w:type="dxa" w:w="1958"/>
+          </w:tcPr>
+          <w:p>
+            <w:pPr>
+              <w:spacing w:after="0"/>
+            </w:pPr>
+            <w:r>
+              <w:rPr>
+                <w:sz w:val="16"/>
+              </w:rPr>
+            </w:r>
+            <w:r>
+              <w:rPr>
+                <w:sz w:val="16"/>
+              </w:rPr>
+              <w:t>1</w:t>
+            </w:r>
+          </w:p>
+        </w:tc>
+        <w:tc>
+          <w:tcPr>
+            <w:tcW w:type="dxa" w:w="1958"/>
+          </w:tcPr>
+          <w:p>
+            <w:pPr>
+              <w:spacing w:after="0"/>
+            </w:pPr>
+            <w:r>
+              <w:rPr>
+                <w:sz w:val="16"/>
+              </w:rPr>
+            </w:r>
+            <w:r>
+              <w:rPr>
+                <w:sz w:val="16"/>
+              </w:rPr>
+              <w:t>11.1 MB</w:t>
             </w:r>
           </w:p>
         </w:tc>
@@ -7659,7 +7659,7 @@
                 <w:rFonts w:ascii="Consolas" w:hAnsi="Consolas"/>
                 <w:sz w:val="16"/>
               </w:rPr>
-              <w:t>data_processed_uavids2025_v1</w:t>
+              <w:t>data_processed_gotham2025_v1</w:t>
             </w:r>
           </w:p>
         </w:tc>
@@ -7701,7 +7701,7 @@
               <w:rPr>
                 <w:sz w:val="16"/>
               </w:rPr>
-              <w:t>5.1 MB</w:t>
+              <w:t>10.2 MB</w:t>
             </w:r>
           </w:p>
         </w:tc>
@@ -7767,91 +7767,91 @@
                 <w:rFonts w:ascii="Consolas" w:hAnsi="Consolas"/>
                 <w:sz w:val="16"/>
               </w:rPr>
-              <w:t>logs</w:t>
-            </w:r>
-          </w:p>
-        </w:tc>
-        <w:tc>
-          <w:tcPr>
-            <w:tcW w:type="dxa" w:w="1958"/>
-          </w:tcPr>
-          <w:p>
-            <w:pPr>
-              <w:spacing w:after="0"/>
-            </w:pPr>
-            <w:r>
-              <w:rPr>
-                <w:sz w:val="16"/>
-              </w:rPr>
-            </w:r>
-            <w:r>
-              <w:rPr>
-                <w:sz w:val="16"/>
-              </w:rPr>
-              <w:t>65</w:t>
-            </w:r>
-          </w:p>
-        </w:tc>
-        <w:tc>
-          <w:tcPr>
-            <w:tcW w:type="dxa" w:w="1958"/>
-          </w:tcPr>
-          <w:p>
-            <w:pPr>
-              <w:spacing w:after="0"/>
-            </w:pPr>
-            <w:r>
-              <w:rPr>
-                <w:sz w:val="16"/>
-              </w:rPr>
-            </w:r>
-            <w:r>
-              <w:rPr>
-                <w:sz w:val="16"/>
-              </w:rPr>
-              <w:t>0.4 MB</w:t>
-            </w:r>
-          </w:p>
-        </w:tc>
-        <w:tc>
-          <w:tcPr>
-            <w:tcW w:type="dxa" w:w="1958"/>
-          </w:tcPr>
-          <w:p>
-            <w:pPr>
-              <w:spacing w:after="0"/>
-            </w:pPr>
-            <w:r>
-              <w:rPr>
-                <w:sz w:val="16"/>
-              </w:rPr>
-            </w:r>
-            <w:r>
-              <w:rPr>
-                <w:sz w:val="16"/>
-              </w:rPr>
-              <w:t>运行日志仅 4 份随包留档，其余为本地临时输出</w:t>
-            </w:r>
-          </w:p>
-        </w:tc>
-        <w:tc>
-          <w:tcPr>
-            <w:tcW w:type="dxa" w:w="1958"/>
-          </w:tcPr>
-          <w:p>
-            <w:pPr>
-              <w:spacing w:after="0"/>
-            </w:pPr>
-            <w:r>
-              <w:rPr>
-                <w:sz w:val="16"/>
-              </w:rPr>
-            </w:r>
-            <w:r>
-              <w:rPr>
-                <w:sz w:val="16"/>
-              </w:rPr>
-              <w:t>见《实验代码与运行记录》附录 B</w:t>
+              <w:t>data_processed_ids2025_v1</w:t>
+            </w:r>
+          </w:p>
+        </w:tc>
+        <w:tc>
+          <w:tcPr>
+            <w:tcW w:type="dxa" w:w="1958"/>
+          </w:tcPr>
+          <w:p>
+            <w:pPr>
+              <w:spacing w:after="0"/>
+            </w:pPr>
+            <w:r>
+              <w:rPr>
+                <w:sz w:val="16"/>
+              </w:rPr>
+            </w:r>
+            <w:r>
+              <w:rPr>
+                <w:sz w:val="16"/>
+              </w:rPr>
+              <w:t>5</w:t>
+            </w:r>
+          </w:p>
+        </w:tc>
+        <w:tc>
+          <w:tcPr>
+            <w:tcW w:type="dxa" w:w="1958"/>
+          </w:tcPr>
+          <w:p>
+            <w:pPr>
+              <w:spacing w:after="0"/>
+            </w:pPr>
+            <w:r>
+              <w:rPr>
+                <w:sz w:val="16"/>
+              </w:rPr>
+            </w:r>
+            <w:r>
+              <w:rPr>
+                <w:sz w:val="16"/>
+              </w:rPr>
+              <w:t>13.4 MB</w:t>
+            </w:r>
+          </w:p>
+        </w:tc>
+        <w:tc>
+          <w:tcPr>
+            <w:tcW w:type="dxa" w:w="1958"/>
+          </w:tcPr>
+          <w:p>
+            <w:pPr>
+              <w:spacing w:after="0"/>
+            </w:pPr>
+            <w:r>
+              <w:rPr>
+                <w:sz w:val="16"/>
+              </w:rPr>
+            </w:r>
+            <w:r>
+              <w:rPr>
+                <w:sz w:val="16"/>
+              </w:rPr>
+              <w:t>处理后数据由脚本从原始文件重建，体积 1.5 GB 以上</w:t>
+            </w:r>
+          </w:p>
+        </w:tc>
+        <w:tc>
+          <w:tcPr>
+            <w:tcW w:type="dxa" w:w="1958"/>
+          </w:tcPr>
+          <w:p>
+            <w:pPr>
+              <w:spacing w:after="0"/>
+            </w:pPr>
+            <w:r>
+              <w:rPr>
+                <w:sz w:val="16"/>
+              </w:rPr>
+            </w:r>
+            <w:r>
+              <w:rPr>
+                <w:sz w:val="16"/>
+              </w:rPr>
+              <w:t>跑 scripts/audit_data_processing_v1.py</w:t>
             </w:r>
           </w:p>
         </w:tc>
@@ -7875,91 +7875,91 @@
                 <w:rFonts w:ascii="Consolas" w:hAnsi="Consolas"/>
                 <w:sz w:val="16"/>
               </w:rPr>
-              <w:t>.gitignore</w:t>
-            </w:r>
-          </w:p>
-        </w:tc>
-        <w:tc>
-          <w:tcPr>
-            <w:tcW w:type="dxa" w:w="1958"/>
-          </w:tcPr>
-          <w:p>
-            <w:pPr>
-              <w:spacing w:after="0"/>
-            </w:pPr>
-            <w:r>
-              <w:rPr>
-                <w:sz w:val="16"/>
-              </w:rPr>
-            </w:r>
-            <w:r>
-              <w:rPr>
-                <w:sz w:val="16"/>
-              </w:rPr>
-              <w:t>1</w:t>
-            </w:r>
-          </w:p>
-        </w:tc>
-        <w:tc>
-          <w:tcPr>
-            <w:tcW w:type="dxa" w:w="1958"/>
-          </w:tcPr>
-          <w:p>
-            <w:pPr>
-              <w:spacing w:after="0"/>
-            </w:pPr>
-            <w:r>
-              <w:rPr>
-                <w:sz w:val="16"/>
-              </w:rPr>
-            </w:r>
-            <w:r>
-              <w:rPr>
-                <w:sz w:val="16"/>
-              </w:rPr>
-              <w:t>0.0 MB</w:t>
-            </w:r>
-          </w:p>
-        </w:tc>
-        <w:tc>
-          <w:tcPr>
-            <w:tcW w:type="dxa" w:w="1958"/>
-          </w:tcPr>
-          <w:p>
-            <w:pPr>
-              <w:spacing w:after="0"/>
-            </w:pPr>
-            <w:r>
-              <w:rPr>
-                <w:sz w:val="16"/>
-              </w:rPr>
-            </w:r>
-            <w:r>
-              <w:rPr>
-                <w:sz w:val="16"/>
-              </w:rPr>
-              <w:t>本地保留</w:t>
-            </w:r>
-          </w:p>
-        </w:tc>
-        <w:tc>
-          <w:tcPr>
-            <w:tcW w:type="dxa" w:w="1958"/>
-          </w:tcPr>
-          <w:p>
-            <w:pPr>
-              <w:spacing w:after="0"/>
-            </w:pPr>
-            <w:r>
-              <w:rPr>
-                <w:sz w:val="16"/>
-              </w:rPr>
-            </w:r>
-            <w:r>
-              <w:rPr>
-                <w:sz w:val="16"/>
-              </w:rPr>
-              <w:t>—</w:t>
+              <w:t>data_processed_imbalanced</w:t>
+            </w:r>
+          </w:p>
+        </w:tc>
+        <w:tc>
+          <w:tcPr>
+            <w:tcW w:type="dxa" w:w="1958"/>
+          </w:tcPr>
+          <w:p>
+            <w:pPr>
+              <w:spacing w:after="0"/>
+            </w:pPr>
+            <w:r>
+              <w:rPr>
+                <w:sz w:val="16"/>
+              </w:rPr>
+            </w:r>
+            <w:r>
+              <w:rPr>
+                <w:sz w:val="16"/>
+              </w:rPr>
+              <w:t>7</w:t>
+            </w:r>
+          </w:p>
+        </w:tc>
+        <w:tc>
+          <w:tcPr>
+            <w:tcW w:type="dxa" w:w="1958"/>
+          </w:tcPr>
+          <w:p>
+            <w:pPr>
+              <w:spacing w:after="0"/>
+            </w:pPr>
+            <w:r>
+              <w:rPr>
+                <w:sz w:val="16"/>
+              </w:rPr>
+            </w:r>
+            <w:r>
+              <w:rPr>
+                <w:sz w:val="16"/>
+              </w:rPr>
+              <w:t>20.1 MB</w:t>
+            </w:r>
+          </w:p>
+        </w:tc>
+        <w:tc>
+          <w:tcPr>
+            <w:tcW w:type="dxa" w:w="1958"/>
+          </w:tcPr>
+          <w:p>
+            <w:pPr>
+              <w:spacing w:after="0"/>
+            </w:pPr>
+            <w:r>
+              <w:rPr>
+                <w:sz w:val="16"/>
+              </w:rPr>
+            </w:r>
+            <w:r>
+              <w:rPr>
+                <w:sz w:val="16"/>
+              </w:rPr>
+              <w:t>处理后数据由脚本从原始文件重建，体积 1.5 GB 以上</w:t>
+            </w:r>
+          </w:p>
+        </w:tc>
+        <w:tc>
+          <w:tcPr>
+            <w:tcW w:type="dxa" w:w="1958"/>
+          </w:tcPr>
+          <w:p>
+            <w:pPr>
+              <w:spacing w:after="0"/>
+            </w:pPr>
+            <w:r>
+              <w:rPr>
+                <w:sz w:val="16"/>
+              </w:rPr>
+            </w:r>
+            <w:r>
+              <w:rPr>
+                <w:sz w:val="16"/>
+              </w:rPr>
+              <w:t>跑 scripts/audit_data_processing_v1.py</w:t>
             </w:r>
           </w:p>
         </w:tc>
@@ -7983,91 +7983,91 @@
                 <w:rFonts w:ascii="Consolas" w:hAnsi="Consolas"/>
                 <w:sz w:val="16"/>
               </w:rPr>
-              <w:t>RCCF_FULL_RESEARCH_ARCHIVE_20260912.tar.gz</w:t>
-            </w:r>
-          </w:p>
-        </w:tc>
-        <w:tc>
-          <w:tcPr>
-            <w:tcW w:type="dxa" w:w="1958"/>
-          </w:tcPr>
-          <w:p>
-            <w:pPr>
-              <w:spacing w:after="0"/>
-            </w:pPr>
-            <w:r>
-              <w:rPr>
-                <w:sz w:val="16"/>
-              </w:rPr>
-            </w:r>
-            <w:r>
-              <w:rPr>
-                <w:sz w:val="16"/>
-              </w:rPr>
-              <w:t>1</w:t>
-            </w:r>
-          </w:p>
-        </w:tc>
-        <w:tc>
-          <w:tcPr>
-            <w:tcW w:type="dxa" w:w="1958"/>
-          </w:tcPr>
-          <w:p>
-            <w:pPr>
-              <w:spacing w:after="0"/>
-            </w:pPr>
-            <w:r>
-              <w:rPr>
-                <w:sz w:val="16"/>
-              </w:rPr>
-            </w:r>
-            <w:r>
-              <w:rPr>
-                <w:sz w:val="16"/>
-              </w:rPr>
-              <w:t>392.8 MB</w:t>
-            </w:r>
-          </w:p>
-        </w:tc>
-        <w:tc>
-          <w:tcPr>
-            <w:tcW w:type="dxa" w:w="1958"/>
-          </w:tcPr>
-          <w:p>
-            <w:pPr>
-              <w:spacing w:after="0"/>
-            </w:pPr>
-            <w:r>
-              <w:rPr>
-                <w:sz w:val="16"/>
-              </w:rPr>
-            </w:r>
-            <w:r>
-              <w:rPr>
-                <w:sz w:val="16"/>
-              </w:rPr>
-              <w:t>完整研究档案 374–393 MB/个，本地保存</w:t>
-            </w:r>
-          </w:p>
-        </w:tc>
-        <w:tc>
-          <w:tcPr>
-            <w:tcW w:type="dxa" w:w="1958"/>
-          </w:tcPr>
-          <w:p>
-            <w:pPr>
-              <w:spacing w:after="0"/>
-            </w:pPr>
-            <w:r>
-              <w:rPr>
-                <w:sz w:val="16"/>
-              </w:rPr>
-            </w:r>
-            <w:r>
-              <w:rPr>
-                <w:sz w:val="16"/>
-              </w:rPr>
-              <w:t>按《数据与资料来源总表》的校验值核对</w:t>
+              <w:t>data_processed_imbalanced_v3</w:t>
+            </w:r>
+          </w:p>
+        </w:tc>
+        <w:tc>
+          <w:tcPr>
+            <w:tcW w:type="dxa" w:w="1958"/>
+          </w:tcPr>
+          <w:p>
+            <w:pPr>
+              <w:spacing w:after="0"/>
+            </w:pPr>
+            <w:r>
+              <w:rPr>
+                <w:sz w:val="16"/>
+              </w:rPr>
+            </w:r>
+            <w:r>
+              <w:rPr>
+                <w:sz w:val="16"/>
+              </w:rPr>
+              <w:t>7</w:t>
+            </w:r>
+          </w:p>
+        </w:tc>
+        <w:tc>
+          <w:tcPr>
+            <w:tcW w:type="dxa" w:w="1958"/>
+          </w:tcPr>
+          <w:p>
+            <w:pPr>
+              <w:spacing w:after="0"/>
+            </w:pPr>
+            <w:r>
+              <w:rPr>
+                <w:sz w:val="16"/>
+              </w:rPr>
+            </w:r>
+            <w:r>
+              <w:rPr>
+                <w:sz w:val="16"/>
+              </w:rPr>
+              <w:t>20.1 MB</w:t>
+            </w:r>
+          </w:p>
+        </w:tc>
+        <w:tc>
+          <w:tcPr>
+            <w:tcW w:type="dxa" w:w="1958"/>
+          </w:tcPr>
+          <w:p>
+            <w:pPr>
+              <w:spacing w:after="0"/>
+            </w:pPr>
+            <w:r>
+              <w:rPr>
+                <w:sz w:val="16"/>
+              </w:rPr>
+            </w:r>
+            <w:r>
+              <w:rPr>
+                <w:sz w:val="16"/>
+              </w:rPr>
+              <w:t>处理后数据由脚本从原始文件重建，体积 1.5 GB 以上</w:t>
+            </w:r>
+          </w:p>
+        </w:tc>
+        <w:tc>
+          <w:tcPr>
+            <w:tcW w:type="dxa" w:w="1958"/>
+          </w:tcPr>
+          <w:p>
+            <w:pPr>
+              <w:spacing w:after="0"/>
+            </w:pPr>
+            <w:r>
+              <w:rPr>
+                <w:sz w:val="16"/>
+              </w:rPr>
+            </w:r>
+            <w:r>
+              <w:rPr>
+                <w:sz w:val="16"/>
+              </w:rPr>
+              <w:t>跑 scripts/audit_data_processing_v1.py</w:t>
             </w:r>
           </w:p>
         </w:tc>
@@ -8091,91 +8091,91 @@
                 <w:rFonts w:ascii="Consolas" w:hAnsi="Consolas"/>
                 <w:sz w:val="16"/>
               </w:rPr>
-              <w:t>RCCF_FULL_RESEARCH_ARCHIVE_v2_20260912.tar.gz</w:t>
-            </w:r>
-          </w:p>
-        </w:tc>
-        <w:tc>
-          <w:tcPr>
-            <w:tcW w:type="dxa" w:w="1958"/>
-          </w:tcPr>
-          <w:p>
-            <w:pPr>
-              <w:spacing w:after="0"/>
-            </w:pPr>
-            <w:r>
-              <w:rPr>
-                <w:sz w:val="16"/>
-              </w:rPr>
-            </w:r>
-            <w:r>
-              <w:rPr>
-                <w:sz w:val="16"/>
-              </w:rPr>
-              <w:t>1</w:t>
-            </w:r>
-          </w:p>
-        </w:tc>
-        <w:tc>
-          <w:tcPr>
-            <w:tcW w:type="dxa" w:w="1958"/>
-          </w:tcPr>
-          <w:p>
-            <w:pPr>
-              <w:spacing w:after="0"/>
-            </w:pPr>
-            <w:r>
-              <w:rPr>
-                <w:sz w:val="16"/>
-              </w:rPr>
-            </w:r>
-            <w:r>
-              <w:rPr>
-                <w:sz w:val="16"/>
-              </w:rPr>
-              <w:t>411.7 MB</w:t>
-            </w:r>
-          </w:p>
-        </w:tc>
-        <w:tc>
-          <w:tcPr>
-            <w:tcW w:type="dxa" w:w="1958"/>
-          </w:tcPr>
-          <w:p>
-            <w:pPr>
-              <w:spacing w:after="0"/>
-            </w:pPr>
-            <w:r>
-              <w:rPr>
-                <w:sz w:val="16"/>
-              </w:rPr>
-            </w:r>
-            <w:r>
-              <w:rPr>
-                <w:sz w:val="16"/>
-              </w:rPr>
-              <w:t>完整研究档案 374–393 MB/个，本地保存</w:t>
-            </w:r>
-          </w:p>
-        </w:tc>
-        <w:tc>
-          <w:tcPr>
-            <w:tcW w:type="dxa" w:w="1958"/>
-          </w:tcPr>
-          <w:p>
-            <w:pPr>
-              <w:spacing w:after="0"/>
-            </w:pPr>
-            <w:r>
-              <w:rPr>
-                <w:sz w:val="16"/>
-              </w:rPr>
-            </w:r>
-            <w:r>
-              <w:rPr>
-                <w:sz w:val="16"/>
-              </w:rPr>
-              <w:t>按《数据与资料来源总表》的校验值核对</w:t>
+              <w:t>data_processed_iot23_v1</w:t>
+            </w:r>
+          </w:p>
+        </w:tc>
+        <w:tc>
+          <w:tcPr>
+            <w:tcW w:type="dxa" w:w="1958"/>
+          </w:tcPr>
+          <w:p>
+            <w:pPr>
+              <w:spacing w:after="0"/>
+            </w:pPr>
+            <w:r>
+              <w:rPr>
+                <w:sz w:val="16"/>
+              </w:rPr>
+            </w:r>
+            <w:r>
+              <w:rPr>
+                <w:sz w:val="16"/>
+              </w:rPr>
+              <w:t>5</w:t>
+            </w:r>
+          </w:p>
+        </w:tc>
+        <w:tc>
+          <w:tcPr>
+            <w:tcW w:type="dxa" w:w="1958"/>
+          </w:tcPr>
+          <w:p>
+            <w:pPr>
+              <w:spacing w:after="0"/>
+            </w:pPr>
+            <w:r>
+              <w:rPr>
+                <w:sz w:val="16"/>
+              </w:rPr>
+            </w:r>
+            <w:r>
+              <w:rPr>
+                <w:sz w:val="16"/>
+              </w:rPr>
+              <w:t>0.7 MB</w:t>
+            </w:r>
+          </w:p>
+        </w:tc>
+        <w:tc>
+          <w:tcPr>
+            <w:tcW w:type="dxa" w:w="1958"/>
+          </w:tcPr>
+          <w:p>
+            <w:pPr>
+              <w:spacing w:after="0"/>
+            </w:pPr>
+            <w:r>
+              <w:rPr>
+                <w:sz w:val="16"/>
+              </w:rPr>
+            </w:r>
+            <w:r>
+              <w:rPr>
+                <w:sz w:val="16"/>
+              </w:rPr>
+              <w:t>处理后数据由脚本从原始文件重建，体积 1.5 GB 以上</w:t>
+            </w:r>
+          </w:p>
+        </w:tc>
+        <w:tc>
+          <w:tcPr>
+            <w:tcW w:type="dxa" w:w="1958"/>
+          </w:tcPr>
+          <w:p>
+            <w:pPr>
+              <w:spacing w:after="0"/>
+            </w:pPr>
+            <w:r>
+              <w:rPr>
+                <w:sz w:val="16"/>
+              </w:rPr>
+            </w:r>
+            <w:r>
+              <w:rPr>
+                <w:sz w:val="16"/>
+              </w:rPr>
+              <w:t>跑 scripts/audit_data_processing_v1.py</w:t>
             </w:r>
           </w:p>
         </w:tc>
@@ -8199,91 +8199,91 @@
                 <w:rFonts w:ascii="Consolas" w:hAnsi="Consolas"/>
                 <w:sz w:val="16"/>
               </w:rPr>
-              <w:t>RCCF_v3b_complete_package_20260912.zip</w:t>
-            </w:r>
-          </w:p>
-        </w:tc>
-        <w:tc>
-          <w:tcPr>
-            <w:tcW w:type="dxa" w:w="1958"/>
-          </w:tcPr>
-          <w:p>
-            <w:pPr>
-              <w:spacing w:after="0"/>
-            </w:pPr>
-            <w:r>
-              <w:rPr>
-                <w:sz w:val="16"/>
-              </w:rPr>
-            </w:r>
-            <w:r>
-              <w:rPr>
-                <w:sz w:val="16"/>
-              </w:rPr>
-              <w:t>1</w:t>
-            </w:r>
-          </w:p>
-        </w:tc>
-        <w:tc>
-          <w:tcPr>
-            <w:tcW w:type="dxa" w:w="1958"/>
-          </w:tcPr>
-          <w:p>
-            <w:pPr>
-              <w:spacing w:after="0"/>
-            </w:pPr>
-            <w:r>
-              <w:rPr>
-                <w:sz w:val="16"/>
-              </w:rPr>
-            </w:r>
-            <w:r>
-              <w:rPr>
-                <w:sz w:val="16"/>
-              </w:rPr>
-              <w:t>27.9 MB</w:t>
-            </w:r>
-          </w:p>
-        </w:tc>
-        <w:tc>
-          <w:tcPr>
-            <w:tcW w:type="dxa" w:w="1958"/>
-          </w:tcPr>
-          <w:p>
-            <w:pPr>
-              <w:spacing w:after="0"/>
-            </w:pPr>
-            <w:r>
-              <w:rPr>
-                <w:sz w:val="16"/>
-              </w:rPr>
-            </w:r>
-            <w:r>
-              <w:rPr>
-                <w:sz w:val="16"/>
-              </w:rPr>
-              <w:t>完整研究档案 374–393 MB/个，本地保存</w:t>
-            </w:r>
-          </w:p>
-        </w:tc>
-        <w:tc>
-          <w:tcPr>
-            <w:tcW w:type="dxa" w:w="1958"/>
-          </w:tcPr>
-          <w:p>
-            <w:pPr>
-              <w:spacing w:after="0"/>
-            </w:pPr>
-            <w:r>
-              <w:rPr>
-                <w:sz w:val="16"/>
-              </w:rPr>
-            </w:r>
-            <w:r>
-              <w:rPr>
-                <w:sz w:val="16"/>
-              </w:rPr>
-              <w:t>按《数据与资料来源总表》的校验值核对</w:t>
+              <w:t>data_processed_litnet2020_v1</w:t>
+            </w:r>
+          </w:p>
+        </w:tc>
+        <w:tc>
+          <w:tcPr>
+            <w:tcW w:type="dxa" w:w="1958"/>
+          </w:tcPr>
+          <w:p>
+            <w:pPr>
+              <w:spacing w:after="0"/>
+            </w:pPr>
+            <w:r>
+              <w:rPr>
+                <w:sz w:val="16"/>
+              </w:rPr>
+            </w:r>
+            <w:r>
+              <w:rPr>
+                <w:sz w:val="16"/>
+              </w:rPr>
+              <w:t>5</w:t>
+            </w:r>
+          </w:p>
+        </w:tc>
+        <w:tc>
+          <w:tcPr>
+            <w:tcW w:type="dxa" w:w="1958"/>
+          </w:tcPr>
+          <w:p>
+            <w:pPr>
+              <w:spacing w:after="0"/>
+            </w:pPr>
+            <w:r>
+              <w:rPr>
+                <w:sz w:val="16"/>
+              </w:rPr>
+            </w:r>
+            <w:r>
+              <w:rPr>
+                <w:sz w:val="16"/>
+              </w:rPr>
+              <w:t>8.3 MB</w:t>
+            </w:r>
+          </w:p>
+        </w:tc>
+        <w:tc>
+          <w:tcPr>
+            <w:tcW w:type="dxa" w:w="1958"/>
+          </w:tcPr>
+          <w:p>
+            <w:pPr>
+              <w:spacing w:after="0"/>
+            </w:pPr>
+            <w:r>
+              <w:rPr>
+                <w:sz w:val="16"/>
+              </w:rPr>
+            </w:r>
+            <w:r>
+              <w:rPr>
+                <w:sz w:val="16"/>
+              </w:rPr>
+              <w:t>处理后数据由脚本从原始文件重建，体积 1.5 GB 以上</w:t>
+            </w:r>
+          </w:p>
+        </w:tc>
+        <w:tc>
+          <w:tcPr>
+            <w:tcW w:type="dxa" w:w="1958"/>
+          </w:tcPr>
+          <w:p>
+            <w:pPr>
+              <w:spacing w:after="0"/>
+            </w:pPr>
+            <w:r>
+              <w:rPr>
+                <w:sz w:val="16"/>
+              </w:rPr>
+            </w:r>
+            <w:r>
+              <w:rPr>
+                <w:sz w:val="16"/>
+              </w:rPr>
+              <w:t>跑 scripts/audit_data_processing_v1.py</w:t>
             </w:r>
           </w:p>
         </w:tc>
@@ -8307,91 +8307,91 @@
                 <w:rFonts w:ascii="Consolas" w:hAnsi="Consolas"/>
                 <w:sz w:val="16"/>
               </w:rPr>
-              <w:t>RCCF_v3b_reproducibility_package_20260912.zip</w:t>
-            </w:r>
-          </w:p>
-        </w:tc>
-        <w:tc>
-          <w:tcPr>
-            <w:tcW w:type="dxa" w:w="1958"/>
-          </w:tcPr>
-          <w:p>
-            <w:pPr>
-              <w:spacing w:after="0"/>
-            </w:pPr>
-            <w:r>
-              <w:rPr>
-                <w:sz w:val="16"/>
-              </w:rPr>
-            </w:r>
-            <w:r>
-              <w:rPr>
-                <w:sz w:val="16"/>
-              </w:rPr>
-              <w:t>1</w:t>
-            </w:r>
-          </w:p>
-        </w:tc>
-        <w:tc>
-          <w:tcPr>
-            <w:tcW w:type="dxa" w:w="1958"/>
-          </w:tcPr>
-          <w:p>
-            <w:pPr>
-              <w:spacing w:after="0"/>
-            </w:pPr>
-            <w:r>
-              <w:rPr>
-                <w:sz w:val="16"/>
-              </w:rPr>
-            </w:r>
-            <w:r>
-              <w:rPr>
-                <w:sz w:val="16"/>
-              </w:rPr>
-              <w:t>27.6 MB</w:t>
-            </w:r>
-          </w:p>
-        </w:tc>
-        <w:tc>
-          <w:tcPr>
-            <w:tcW w:type="dxa" w:w="1958"/>
-          </w:tcPr>
-          <w:p>
-            <w:pPr>
-              <w:spacing w:after="0"/>
-            </w:pPr>
-            <w:r>
-              <w:rPr>
-                <w:sz w:val="16"/>
-              </w:rPr>
-            </w:r>
-            <w:r>
-              <w:rPr>
-                <w:sz w:val="16"/>
-              </w:rPr>
-              <w:t>完整研究档案 374–393 MB/个，本地保存</w:t>
-            </w:r>
-          </w:p>
-        </w:tc>
-        <w:tc>
-          <w:tcPr>
-            <w:tcW w:type="dxa" w:w="1958"/>
-          </w:tcPr>
-          <w:p>
-            <w:pPr>
-              <w:spacing w:after="0"/>
-            </w:pPr>
-            <w:r>
-              <w:rPr>
-                <w:sz w:val="16"/>
-              </w:rPr>
-            </w:r>
-            <w:r>
-              <w:rPr>
-                <w:sz w:val="16"/>
-              </w:rPr>
-              <w:t>按《数据与资料来源总表》的校验值核对</w:t>
+              <w:t>data_processed_nbaiot_v48</w:t>
+            </w:r>
+          </w:p>
+        </w:tc>
+        <w:tc>
+          <w:tcPr>
+            <w:tcW w:type="dxa" w:w="1958"/>
+          </w:tcPr>
+          <w:p>
+            <w:pPr>
+              <w:spacing w:after="0"/>
+            </w:pPr>
+            <w:r>
+              <w:rPr>
+                <w:sz w:val="16"/>
+              </w:rPr>
+            </w:r>
+            <w:r>
+              <w:rPr>
+                <w:sz w:val="16"/>
+              </w:rPr>
+              <w:t>5</w:t>
+            </w:r>
+          </w:p>
+        </w:tc>
+        <w:tc>
+          <w:tcPr>
+            <w:tcW w:type="dxa" w:w="1958"/>
+          </w:tcPr>
+          <w:p>
+            <w:pPr>
+              <w:spacing w:after="0"/>
+            </w:pPr>
+            <w:r>
+              <w:rPr>
+                <w:sz w:val="16"/>
+              </w:rPr>
+            </w:r>
+            <w:r>
+              <w:rPr>
+                <w:sz w:val="16"/>
+              </w:rPr>
+              <w:t>164.7 MB</w:t>
+            </w:r>
+          </w:p>
+        </w:tc>
+        <w:tc>
+          <w:tcPr>
+            <w:tcW w:type="dxa" w:w="1958"/>
+          </w:tcPr>
+          <w:p>
+            <w:pPr>
+              <w:spacing w:after="0"/>
+            </w:pPr>
+            <w:r>
+              <w:rPr>
+                <w:sz w:val="16"/>
+              </w:rPr>
+            </w:r>
+            <w:r>
+              <w:rPr>
+                <w:sz w:val="16"/>
+              </w:rPr>
+              <w:t>处理后数据由脚本从原始文件重建，体积 1.5 GB 以上</w:t>
+            </w:r>
+          </w:p>
+        </w:tc>
+        <w:tc>
+          <w:tcPr>
+            <w:tcW w:type="dxa" w:w="1958"/>
+          </w:tcPr>
+          <w:p>
+            <w:pPr>
+              <w:spacing w:after="0"/>
+            </w:pPr>
+            <w:r>
+              <w:rPr>
+                <w:sz w:val="16"/>
+              </w:rPr>
+            </w:r>
+            <w:r>
+              <w:rPr>
+                <w:sz w:val="16"/>
+              </w:rPr>
+              <w:t>跑 scripts/audit_data_processing_v1.py</w:t>
             </w:r>
           </w:p>
         </w:tc>
@@ -8415,91 +8415,91 @@
                 <w:rFonts w:ascii="Consolas" w:hAnsi="Consolas"/>
                 <w:sz w:val="16"/>
               </w:rPr>
-              <w:t>RCCF_v3b_submission_package_20260912.zip</w:t>
-            </w:r>
-          </w:p>
-        </w:tc>
-        <w:tc>
-          <w:tcPr>
-            <w:tcW w:type="dxa" w:w="1958"/>
-          </w:tcPr>
-          <w:p>
-            <w:pPr>
-              <w:spacing w:after="0"/>
-            </w:pPr>
-            <w:r>
-              <w:rPr>
-                <w:sz w:val="16"/>
-              </w:rPr>
-            </w:r>
-            <w:r>
-              <w:rPr>
-                <w:sz w:val="16"/>
-              </w:rPr>
-              <w:t>1</w:t>
-            </w:r>
-          </w:p>
-        </w:tc>
-        <w:tc>
-          <w:tcPr>
-            <w:tcW w:type="dxa" w:w="1958"/>
-          </w:tcPr>
-          <w:p>
-            <w:pPr>
-              <w:spacing w:after="0"/>
-            </w:pPr>
-            <w:r>
-              <w:rPr>
-                <w:sz w:val="16"/>
-              </w:rPr>
-            </w:r>
-            <w:r>
-              <w:rPr>
-                <w:sz w:val="16"/>
-              </w:rPr>
-              <w:t>0.3 MB</w:t>
-            </w:r>
-          </w:p>
-        </w:tc>
-        <w:tc>
-          <w:tcPr>
-            <w:tcW w:type="dxa" w:w="1958"/>
-          </w:tcPr>
-          <w:p>
-            <w:pPr>
-              <w:spacing w:after="0"/>
-            </w:pPr>
-            <w:r>
-              <w:rPr>
-                <w:sz w:val="16"/>
-              </w:rPr>
-            </w:r>
-            <w:r>
-              <w:rPr>
-                <w:sz w:val="16"/>
-              </w:rPr>
-              <w:t>完整研究档案 374–393 MB/个，本地保存</w:t>
-            </w:r>
-          </w:p>
-        </w:tc>
-        <w:tc>
-          <w:tcPr>
-            <w:tcW w:type="dxa" w:w="1958"/>
-          </w:tcPr>
-          <w:p>
-            <w:pPr>
-              <w:spacing w:after="0"/>
-            </w:pPr>
-            <w:r>
-              <w:rPr>
-                <w:sz w:val="16"/>
-              </w:rPr>
-            </w:r>
-            <w:r>
-              <w:rPr>
-                <w:sz w:val="16"/>
-              </w:rPr>
-              <w:t>按《数据与资料来源总表》的校验值核对</w:t>
+              <w:t>data_processed_rt_iot2022_v1</w:t>
+            </w:r>
+          </w:p>
+        </w:tc>
+        <w:tc>
+          <w:tcPr>
+            <w:tcW w:type="dxa" w:w="1958"/>
+          </w:tcPr>
+          <w:p>
+            <w:pPr>
+              <w:spacing w:after="0"/>
+            </w:pPr>
+            <w:r>
+              <w:rPr>
+                <w:sz w:val="16"/>
+              </w:rPr>
+            </w:r>
+            <w:r>
+              <w:rPr>
+                <w:sz w:val="16"/>
+              </w:rPr>
+              <w:t>5</w:t>
+            </w:r>
+          </w:p>
+        </w:tc>
+        <w:tc>
+          <w:tcPr>
+            <w:tcW w:type="dxa" w:w="1958"/>
+          </w:tcPr>
+          <w:p>
+            <w:pPr>
+              <w:spacing w:after="0"/>
+            </w:pPr>
+            <w:r>
+              <w:rPr>
+                <w:sz w:val="16"/>
+              </w:rPr>
+            </w:r>
+            <w:r>
+              <w:rPr>
+                <w:sz w:val="16"/>
+              </w:rPr>
+              <w:t>9.0 MB</w:t>
+            </w:r>
+          </w:p>
+        </w:tc>
+        <w:tc>
+          <w:tcPr>
+            <w:tcW w:type="dxa" w:w="1958"/>
+          </w:tcPr>
+          <w:p>
+            <w:pPr>
+              <w:spacing w:after="0"/>
+            </w:pPr>
+            <w:r>
+              <w:rPr>
+                <w:sz w:val="16"/>
+              </w:rPr>
+            </w:r>
+            <w:r>
+              <w:rPr>
+                <w:sz w:val="16"/>
+              </w:rPr>
+              <w:t>处理后数据由脚本从原始文件重建，体积 1.5 GB 以上</w:t>
+            </w:r>
+          </w:p>
+        </w:tc>
+        <w:tc>
+          <w:tcPr>
+            <w:tcW w:type="dxa" w:w="1958"/>
+          </w:tcPr>
+          <w:p>
+            <w:pPr>
+              <w:spacing w:after="0"/>
+            </w:pPr>
+            <w:r>
+              <w:rPr>
+                <w:sz w:val="16"/>
+              </w:rPr>
+            </w:r>
+            <w:r>
+              <w:rPr>
+                <w:sz w:val="16"/>
+              </w:rPr>
+              <w:t>跑 scripts/audit_data_processing_v1.py</w:t>
             </w:r>
           </w:p>
         </w:tc>
@@ -8523,91 +8523,91 @@
                 <w:rFonts w:ascii="Consolas" w:hAnsi="Consolas"/>
                 <w:sz w:val="16"/>
               </w:rPr>
-              <w:t>RCCF_完整研究档案_v2_20260912.tar.gz</w:t>
-            </w:r>
-          </w:p>
-        </w:tc>
-        <w:tc>
-          <w:tcPr>
-            <w:tcW w:type="dxa" w:w="1958"/>
-          </w:tcPr>
-          <w:p>
-            <w:pPr>
-              <w:spacing w:after="0"/>
-            </w:pPr>
-            <w:r>
-              <w:rPr>
-                <w:sz w:val="16"/>
-              </w:rPr>
-            </w:r>
-            <w:r>
-              <w:rPr>
-                <w:sz w:val="16"/>
-              </w:rPr>
-              <w:t>1</w:t>
-            </w:r>
-          </w:p>
-        </w:tc>
-        <w:tc>
-          <w:tcPr>
-            <w:tcW w:type="dxa" w:w="1958"/>
-          </w:tcPr>
-          <w:p>
-            <w:pPr>
-              <w:spacing w:after="0"/>
-            </w:pPr>
-            <w:r>
-              <w:rPr>
-                <w:sz w:val="16"/>
-              </w:rPr>
-            </w:r>
-            <w:r>
-              <w:rPr>
-                <w:sz w:val="16"/>
-              </w:rPr>
-              <w:t>411.9 MB</w:t>
-            </w:r>
-          </w:p>
-        </w:tc>
-        <w:tc>
-          <w:tcPr>
-            <w:tcW w:type="dxa" w:w="1958"/>
-          </w:tcPr>
-          <w:p>
-            <w:pPr>
-              <w:spacing w:after="0"/>
-            </w:pPr>
-            <w:r>
-              <w:rPr>
-                <w:sz w:val="16"/>
-              </w:rPr>
-            </w:r>
-            <w:r>
-              <w:rPr>
-                <w:sz w:val="16"/>
-              </w:rPr>
-              <w:t>完整研究档案 374–393 MB/个，本地保存</w:t>
-            </w:r>
-          </w:p>
-        </w:tc>
-        <w:tc>
-          <w:tcPr>
-            <w:tcW w:type="dxa" w:w="1958"/>
-          </w:tcPr>
-          <w:p>
-            <w:pPr>
-              <w:spacing w:after="0"/>
-            </w:pPr>
-            <w:r>
-              <w:rPr>
-                <w:sz w:val="16"/>
-              </w:rPr>
-            </w:r>
-            <w:r>
-              <w:rPr>
-                <w:sz w:val="16"/>
-              </w:rPr>
-              <w:t>按《数据与资料来源总表》的校验值核对</w:t>
+              <w:t>data_processed_rtn2026_v1</w:t>
+            </w:r>
+          </w:p>
+        </w:tc>
+        <w:tc>
+          <w:tcPr>
+            <w:tcW w:type="dxa" w:w="1958"/>
+          </w:tcPr>
+          <w:p>
+            <w:pPr>
+              <w:spacing w:after="0"/>
+            </w:pPr>
+            <w:r>
+              <w:rPr>
+                <w:sz w:val="16"/>
+              </w:rPr>
+            </w:r>
+            <w:r>
+              <w:rPr>
+                <w:sz w:val="16"/>
+              </w:rPr>
+              <w:t>5</w:t>
+            </w:r>
+          </w:p>
+        </w:tc>
+        <w:tc>
+          <w:tcPr>
+            <w:tcW w:type="dxa" w:w="1958"/>
+          </w:tcPr>
+          <w:p>
+            <w:pPr>
+              <w:spacing w:after="0"/>
+            </w:pPr>
+            <w:r>
+              <w:rPr>
+                <w:sz w:val="16"/>
+              </w:rPr>
+            </w:r>
+            <w:r>
+              <w:rPr>
+                <w:sz w:val="16"/>
+              </w:rPr>
+              <w:t>1.0 MB</w:t>
+            </w:r>
+          </w:p>
+        </w:tc>
+        <w:tc>
+          <w:tcPr>
+            <w:tcW w:type="dxa" w:w="1958"/>
+          </w:tcPr>
+          <w:p>
+            <w:pPr>
+              <w:spacing w:after="0"/>
+            </w:pPr>
+            <w:r>
+              <w:rPr>
+                <w:sz w:val="16"/>
+              </w:rPr>
+            </w:r>
+            <w:r>
+              <w:rPr>
+                <w:sz w:val="16"/>
+              </w:rPr>
+              <w:t>处理后数据由脚本从原始文件重建，体积 1.5 GB 以上</w:t>
+            </w:r>
+          </w:p>
+        </w:tc>
+        <w:tc>
+          <w:tcPr>
+            <w:tcW w:type="dxa" w:w="1958"/>
+          </w:tcPr>
+          <w:p>
+            <w:pPr>
+              <w:spacing w:after="0"/>
+            </w:pPr>
+            <w:r>
+              <w:rPr>
+                <w:sz w:val="16"/>
+              </w:rPr>
+            </w:r>
+            <w:r>
+              <w:rPr>
+                <w:sz w:val="16"/>
+              </w:rPr>
+              <w:t>跑 scripts/audit_data_processing_v1.py</w:t>
             </w:r>
           </w:p>
         </w:tc>
@@ -8631,91 +8631,91 @@
                 <w:rFonts w:ascii="Consolas" w:hAnsi="Consolas"/>
                 <w:sz w:val="16"/>
               </w:rPr>
-              <w:t>这是本地快照，不等于安全审计。第三方</w:t>
-            </w:r>
-          </w:p>
-        </w:tc>
-        <w:tc>
-          <w:tcPr>
-            <w:tcW w:type="dxa" w:w="1958"/>
-          </w:tcPr>
-          <w:p>
-            <w:pPr>
-              <w:spacing w:after="0"/>
-            </w:pPr>
-            <w:r>
-              <w:rPr>
-                <w:sz w:val="16"/>
-              </w:rPr>
-            </w:r>
-            <w:r>
-              <w:rPr>
-                <w:sz w:val="16"/>
-              </w:rPr>
-              <w:t>1</w:t>
-            </w:r>
-          </w:p>
-        </w:tc>
-        <w:tc>
-          <w:tcPr>
-            <w:tcW w:type="dxa" w:w="1958"/>
-          </w:tcPr>
-          <w:p>
-            <w:pPr>
-              <w:spacing w:after="0"/>
-            </w:pPr>
-            <w:r>
-              <w:rPr>
-                <w:sz w:val="16"/>
-              </w:rPr>
-            </w:r>
-            <w:r>
-              <w:rPr>
-                <w:sz w:val="16"/>
-              </w:rPr>
-              <w:t>0.0 MB</w:t>
-            </w:r>
-          </w:p>
-        </w:tc>
-        <w:tc>
-          <w:tcPr>
-            <w:tcW w:type="dxa" w:w="1958"/>
-          </w:tcPr>
-          <w:p>
-            <w:pPr>
-              <w:spacing w:after="0"/>
-            </w:pPr>
-            <w:r>
-              <w:rPr>
-                <w:sz w:val="16"/>
-              </w:rPr>
-            </w:r>
-            <w:r>
-              <w:rPr>
-                <w:sz w:val="16"/>
-              </w:rPr>
-              <w:t>本地保留</w:t>
-            </w:r>
-          </w:p>
-        </w:tc>
-        <w:tc>
-          <w:tcPr>
-            <w:tcW w:type="dxa" w:w="1958"/>
-          </w:tcPr>
-          <w:p>
-            <w:pPr>
-              <w:spacing w:after="0"/>
-            </w:pPr>
-            <w:r>
-              <w:rPr>
-                <w:sz w:val="16"/>
-              </w:rPr>
-            </w:r>
-            <w:r>
-              <w:rPr>
-                <w:sz w:val="16"/>
-              </w:rPr>
-              <w:t>—</w:t>
+              <w:t>data_processed_uavids2025_v1</w:t>
+            </w:r>
+          </w:p>
+        </w:tc>
+        <w:tc>
+          <w:tcPr>
+            <w:tcW w:type="dxa" w:w="1958"/>
+          </w:tcPr>
+          <w:p>
+            <w:pPr>
+              <w:spacing w:after="0"/>
+            </w:pPr>
+            <w:r>
+              <w:rPr>
+                <w:sz w:val="16"/>
+              </w:rPr>
+            </w:r>
+            <w:r>
+              <w:rPr>
+                <w:sz w:val="16"/>
+              </w:rPr>
+              <w:t>5</w:t>
+            </w:r>
+          </w:p>
+        </w:tc>
+        <w:tc>
+          <w:tcPr>
+            <w:tcW w:type="dxa" w:w="1958"/>
+          </w:tcPr>
+          <w:p>
+            <w:pPr>
+              <w:spacing w:after="0"/>
+            </w:pPr>
+            <w:r>
+              <w:rPr>
+                <w:sz w:val="16"/>
+              </w:rPr>
+            </w:r>
+            <w:r>
+              <w:rPr>
+                <w:sz w:val="16"/>
+              </w:rPr>
+              <w:t>5.1 MB</w:t>
+            </w:r>
+          </w:p>
+        </w:tc>
+        <w:tc>
+          <w:tcPr>
+            <w:tcW w:type="dxa" w:w="1958"/>
+          </w:tcPr>
+          <w:p>
+            <w:pPr>
+              <w:spacing w:after="0"/>
+            </w:pPr>
+            <w:r>
+              <w:rPr>
+                <w:sz w:val="16"/>
+              </w:rPr>
+            </w:r>
+            <w:r>
+              <w:rPr>
+                <w:sz w:val="16"/>
+              </w:rPr>
+              <w:t>处理后数据由脚本从原始文件重建，体积 1.5 GB 以上</w:t>
+            </w:r>
+          </w:p>
+        </w:tc>
+        <w:tc>
+          <w:tcPr>
+            <w:tcW w:type="dxa" w:w="1958"/>
+          </w:tcPr>
+          <w:p>
+            <w:pPr>
+              <w:spacing w:after="0"/>
+            </w:pPr>
+            <w:r>
+              <w:rPr>
+                <w:sz w:val="16"/>
+              </w:rPr>
+            </w:r>
+            <w:r>
+              <w:rPr>
+                <w:sz w:val="16"/>
+              </w:rPr>
+              <w:t>跑 scripts/audit_data_processing_v1.py</w:t>
             </w:r>
           </w:p>
         </w:tc>
@@ -8739,55 +8739,1027 @@
                 <w:rFonts w:ascii="Consolas" w:hAnsi="Consolas"/>
                 <w:sz w:val="16"/>
               </w:rPr>
+              <w:t>logs</w:t>
+            </w:r>
+          </w:p>
+        </w:tc>
+        <w:tc>
+          <w:tcPr>
+            <w:tcW w:type="dxa" w:w="1958"/>
+          </w:tcPr>
+          <w:p>
+            <w:pPr>
+              <w:spacing w:after="0"/>
+            </w:pPr>
+            <w:r>
+              <w:rPr>
+                <w:sz w:val="16"/>
+              </w:rPr>
+            </w:r>
+            <w:r>
+              <w:rPr>
+                <w:sz w:val="16"/>
+              </w:rPr>
+              <w:t>102</w:t>
+            </w:r>
+          </w:p>
+        </w:tc>
+        <w:tc>
+          <w:tcPr>
+            <w:tcW w:type="dxa" w:w="1958"/>
+          </w:tcPr>
+          <w:p>
+            <w:pPr>
+              <w:spacing w:after="0"/>
+            </w:pPr>
+            <w:r>
+              <w:rPr>
+                <w:sz w:val="16"/>
+              </w:rPr>
+            </w:r>
+            <w:r>
+              <w:rPr>
+                <w:sz w:val="16"/>
+              </w:rPr>
+              <w:t>0.5 MB</w:t>
+            </w:r>
+          </w:p>
+        </w:tc>
+        <w:tc>
+          <w:tcPr>
+            <w:tcW w:type="dxa" w:w="1958"/>
+          </w:tcPr>
+          <w:p>
+            <w:pPr>
+              <w:spacing w:after="0"/>
+            </w:pPr>
+            <w:r>
+              <w:rPr>
+                <w:sz w:val="16"/>
+              </w:rPr>
+            </w:r>
+            <w:r>
+              <w:rPr>
+                <w:sz w:val="16"/>
+              </w:rPr>
+              <w:t>运行日志仅 4 份随包留档，其余为本地临时输出</w:t>
+            </w:r>
+          </w:p>
+        </w:tc>
+        <w:tc>
+          <w:tcPr>
+            <w:tcW w:type="dxa" w:w="1958"/>
+          </w:tcPr>
+          <w:p>
+            <w:pPr>
+              <w:spacing w:after="0"/>
+            </w:pPr>
+            <w:r>
+              <w:rPr>
+                <w:sz w:val="16"/>
+              </w:rPr>
+            </w:r>
+            <w:r>
+              <w:rPr>
+                <w:sz w:val="16"/>
+              </w:rPr>
+              <w:t>见《实验代码与运行记录》附录 B</w:t>
+            </w:r>
+          </w:p>
+        </w:tc>
+      </w:tr>
+      <w:tr>
+        <w:tc>
+          <w:tcPr>
+            <w:tcW w:type="dxa" w:w="1958"/>
+          </w:tcPr>
+          <w:p>
+            <w:pPr>
+              <w:spacing w:after="0"/>
+            </w:pPr>
+            <w:r>
+              <w:rPr>
+                <w:sz w:val="16"/>
+              </w:rPr>
+            </w:r>
+            <w:r>
+              <w:rPr>
+                <w:rFonts w:ascii="Consolas" w:hAnsi="Consolas"/>
+                <w:sz w:val="16"/>
+              </w:rPr>
+              <w:t>.gitignore</w:t>
+            </w:r>
+          </w:p>
+        </w:tc>
+        <w:tc>
+          <w:tcPr>
+            <w:tcW w:type="dxa" w:w="1958"/>
+          </w:tcPr>
+          <w:p>
+            <w:pPr>
+              <w:spacing w:after="0"/>
+            </w:pPr>
+            <w:r>
+              <w:rPr>
+                <w:sz w:val="16"/>
+              </w:rPr>
+            </w:r>
+            <w:r>
+              <w:rPr>
+                <w:sz w:val="16"/>
+              </w:rPr>
+              <w:t>1</w:t>
+            </w:r>
+          </w:p>
+        </w:tc>
+        <w:tc>
+          <w:tcPr>
+            <w:tcW w:type="dxa" w:w="1958"/>
+          </w:tcPr>
+          <w:p>
+            <w:pPr>
+              <w:spacing w:after="0"/>
+            </w:pPr>
+            <w:r>
+              <w:rPr>
+                <w:sz w:val="16"/>
+              </w:rPr>
+            </w:r>
+            <w:r>
+              <w:rPr>
+                <w:sz w:val="16"/>
+              </w:rPr>
+              <w:t>0.0 MB</w:t>
+            </w:r>
+          </w:p>
+        </w:tc>
+        <w:tc>
+          <w:tcPr>
+            <w:tcW w:type="dxa" w:w="1958"/>
+          </w:tcPr>
+          <w:p>
+            <w:pPr>
+              <w:spacing w:after="0"/>
+            </w:pPr>
+            <w:r>
+              <w:rPr>
+                <w:sz w:val="16"/>
+              </w:rPr>
+            </w:r>
+            <w:r>
+              <w:rPr>
+                <w:sz w:val="16"/>
+              </w:rPr>
+              <w:t>本地保留</w:t>
+            </w:r>
+          </w:p>
+        </w:tc>
+        <w:tc>
+          <w:tcPr>
+            <w:tcW w:type="dxa" w:w="1958"/>
+          </w:tcPr>
+          <w:p>
+            <w:pPr>
+              <w:spacing w:after="0"/>
+            </w:pPr>
+            <w:r>
+              <w:rPr>
+                <w:sz w:val="16"/>
+              </w:rPr>
+            </w:r>
+            <w:r>
+              <w:rPr>
+                <w:sz w:val="16"/>
+              </w:rPr>
+              <w:t>—</w:t>
+            </w:r>
+          </w:p>
+        </w:tc>
+      </w:tr>
+      <w:tr>
+        <w:tc>
+          <w:tcPr>
+            <w:tcW w:type="dxa" w:w="1958"/>
+          </w:tcPr>
+          <w:p>
+            <w:pPr>
+              <w:spacing w:after="0"/>
+            </w:pPr>
+            <w:r>
+              <w:rPr>
+                <w:sz w:val="16"/>
+              </w:rPr>
+            </w:r>
+            <w:r>
+              <w:rPr>
+                <w:rFonts w:ascii="Consolas" w:hAnsi="Consolas"/>
+                <w:sz w:val="16"/>
+              </w:rPr>
+              <w:t>RCCF_FULL_RESEARCH_ARCHIVE_20260912.tar.gz</w:t>
+            </w:r>
+          </w:p>
+        </w:tc>
+        <w:tc>
+          <w:tcPr>
+            <w:tcW w:type="dxa" w:w="1958"/>
+          </w:tcPr>
+          <w:p>
+            <w:pPr>
+              <w:spacing w:after="0"/>
+            </w:pPr>
+            <w:r>
+              <w:rPr>
+                <w:sz w:val="16"/>
+              </w:rPr>
+            </w:r>
+            <w:r>
+              <w:rPr>
+                <w:sz w:val="16"/>
+              </w:rPr>
+              <w:t>1</w:t>
+            </w:r>
+          </w:p>
+        </w:tc>
+        <w:tc>
+          <w:tcPr>
+            <w:tcW w:type="dxa" w:w="1958"/>
+          </w:tcPr>
+          <w:p>
+            <w:pPr>
+              <w:spacing w:after="0"/>
+            </w:pPr>
+            <w:r>
+              <w:rPr>
+                <w:sz w:val="16"/>
+              </w:rPr>
+            </w:r>
+            <w:r>
+              <w:rPr>
+                <w:sz w:val="16"/>
+              </w:rPr>
+              <w:t>392.8 MB</w:t>
+            </w:r>
+          </w:p>
+        </w:tc>
+        <w:tc>
+          <w:tcPr>
+            <w:tcW w:type="dxa" w:w="1958"/>
+          </w:tcPr>
+          <w:p>
+            <w:pPr>
+              <w:spacing w:after="0"/>
+            </w:pPr>
+            <w:r>
+              <w:rPr>
+                <w:sz w:val="16"/>
+              </w:rPr>
+            </w:r>
+            <w:r>
+              <w:rPr>
+                <w:sz w:val="16"/>
+              </w:rPr>
+              <w:t>完整研究档案 374–393 MB/个，本地保存</w:t>
+            </w:r>
+          </w:p>
+        </w:tc>
+        <w:tc>
+          <w:tcPr>
+            <w:tcW w:type="dxa" w:w="1958"/>
+          </w:tcPr>
+          <w:p>
+            <w:pPr>
+              <w:spacing w:after="0"/>
+            </w:pPr>
+            <w:r>
+              <w:rPr>
+                <w:sz w:val="16"/>
+              </w:rPr>
+            </w:r>
+            <w:r>
+              <w:rPr>
+                <w:sz w:val="16"/>
+              </w:rPr>
+              <w:t>按《数据与资料来源总表》的校验值核对</w:t>
+            </w:r>
+          </w:p>
+        </w:tc>
+      </w:tr>
+      <w:tr>
+        <w:tc>
+          <w:tcPr>
+            <w:tcW w:type="dxa" w:w="1958"/>
+          </w:tcPr>
+          <w:p>
+            <w:pPr>
+              <w:spacing w:after="0"/>
+            </w:pPr>
+            <w:r>
+              <w:rPr>
+                <w:sz w:val="16"/>
+              </w:rPr>
+            </w:r>
+            <w:r>
+              <w:rPr>
+                <w:rFonts w:ascii="Consolas" w:hAnsi="Consolas"/>
+                <w:sz w:val="16"/>
+              </w:rPr>
+              <w:t>RCCF_FULL_RESEARCH_ARCHIVE_v2_20260912.tar.gz</w:t>
+            </w:r>
+          </w:p>
+        </w:tc>
+        <w:tc>
+          <w:tcPr>
+            <w:tcW w:type="dxa" w:w="1958"/>
+          </w:tcPr>
+          <w:p>
+            <w:pPr>
+              <w:spacing w:after="0"/>
+            </w:pPr>
+            <w:r>
+              <w:rPr>
+                <w:sz w:val="16"/>
+              </w:rPr>
+            </w:r>
+            <w:r>
+              <w:rPr>
+                <w:sz w:val="16"/>
+              </w:rPr>
+              <w:t>1</w:t>
+            </w:r>
+          </w:p>
+        </w:tc>
+        <w:tc>
+          <w:tcPr>
+            <w:tcW w:type="dxa" w:w="1958"/>
+          </w:tcPr>
+          <w:p>
+            <w:pPr>
+              <w:spacing w:after="0"/>
+            </w:pPr>
+            <w:r>
+              <w:rPr>
+                <w:sz w:val="16"/>
+              </w:rPr>
+            </w:r>
+            <w:r>
+              <w:rPr>
+                <w:sz w:val="16"/>
+              </w:rPr>
+              <w:t>411.7 MB</w:t>
+            </w:r>
+          </w:p>
+        </w:tc>
+        <w:tc>
+          <w:tcPr>
+            <w:tcW w:type="dxa" w:w="1958"/>
+          </w:tcPr>
+          <w:p>
+            <w:pPr>
+              <w:spacing w:after="0"/>
+            </w:pPr>
+            <w:r>
+              <w:rPr>
+                <w:sz w:val="16"/>
+              </w:rPr>
+            </w:r>
+            <w:r>
+              <w:rPr>
+                <w:sz w:val="16"/>
+              </w:rPr>
+              <w:t>完整研究档案 374–393 MB/个，本地保存</w:t>
+            </w:r>
+          </w:p>
+        </w:tc>
+        <w:tc>
+          <w:tcPr>
+            <w:tcW w:type="dxa" w:w="1958"/>
+          </w:tcPr>
+          <w:p>
+            <w:pPr>
+              <w:spacing w:after="0"/>
+            </w:pPr>
+            <w:r>
+              <w:rPr>
+                <w:sz w:val="16"/>
+              </w:rPr>
+            </w:r>
+            <w:r>
+              <w:rPr>
+                <w:sz w:val="16"/>
+              </w:rPr>
+              <w:t>按《数据与资料来源总表》的校验值核对</w:t>
+            </w:r>
+          </w:p>
+        </w:tc>
+      </w:tr>
+      <w:tr>
+        <w:tc>
+          <w:tcPr>
+            <w:tcW w:type="dxa" w:w="1958"/>
+          </w:tcPr>
+          <w:p>
+            <w:pPr>
+              <w:spacing w:after="0"/>
+            </w:pPr>
+            <w:r>
+              <w:rPr>
+                <w:sz w:val="16"/>
+              </w:rPr>
+            </w:r>
+            <w:r>
+              <w:rPr>
+                <w:rFonts w:ascii="Consolas" w:hAnsi="Consolas"/>
+                <w:sz w:val="16"/>
+              </w:rPr>
+              <w:t>RCCF_v3b_complete_package_20260912.zip</w:t>
+            </w:r>
+          </w:p>
+        </w:tc>
+        <w:tc>
+          <w:tcPr>
+            <w:tcW w:type="dxa" w:w="1958"/>
+          </w:tcPr>
+          <w:p>
+            <w:pPr>
+              <w:spacing w:after="0"/>
+            </w:pPr>
+            <w:r>
+              <w:rPr>
+                <w:sz w:val="16"/>
+              </w:rPr>
+            </w:r>
+            <w:r>
+              <w:rPr>
+                <w:sz w:val="16"/>
+              </w:rPr>
+              <w:t>1</w:t>
+            </w:r>
+          </w:p>
+        </w:tc>
+        <w:tc>
+          <w:tcPr>
+            <w:tcW w:type="dxa" w:w="1958"/>
+          </w:tcPr>
+          <w:p>
+            <w:pPr>
+              <w:spacing w:after="0"/>
+            </w:pPr>
+            <w:r>
+              <w:rPr>
+                <w:sz w:val="16"/>
+              </w:rPr>
+            </w:r>
+            <w:r>
+              <w:rPr>
+                <w:sz w:val="16"/>
+              </w:rPr>
+              <w:t>27.9 MB</w:t>
+            </w:r>
+          </w:p>
+        </w:tc>
+        <w:tc>
+          <w:tcPr>
+            <w:tcW w:type="dxa" w:w="1958"/>
+          </w:tcPr>
+          <w:p>
+            <w:pPr>
+              <w:spacing w:after="0"/>
+            </w:pPr>
+            <w:r>
+              <w:rPr>
+                <w:sz w:val="16"/>
+              </w:rPr>
+            </w:r>
+            <w:r>
+              <w:rPr>
+                <w:sz w:val="16"/>
+              </w:rPr>
+              <w:t>完整研究档案 374–393 MB/个，本地保存</w:t>
+            </w:r>
+          </w:p>
+        </w:tc>
+        <w:tc>
+          <w:tcPr>
+            <w:tcW w:type="dxa" w:w="1958"/>
+          </w:tcPr>
+          <w:p>
+            <w:pPr>
+              <w:spacing w:after="0"/>
+            </w:pPr>
+            <w:r>
+              <w:rPr>
+                <w:sz w:val="16"/>
+              </w:rPr>
+            </w:r>
+            <w:r>
+              <w:rPr>
+                <w:sz w:val="16"/>
+              </w:rPr>
+              <w:t>按《数据与资料来源总表》的校验值核对</w:t>
+            </w:r>
+          </w:p>
+        </w:tc>
+      </w:tr>
+      <w:tr>
+        <w:tc>
+          <w:tcPr>
+            <w:tcW w:type="dxa" w:w="1958"/>
+          </w:tcPr>
+          <w:p>
+            <w:pPr>
+              <w:spacing w:after="0"/>
+            </w:pPr>
+            <w:r>
+              <w:rPr>
+                <w:sz w:val="16"/>
+              </w:rPr>
+            </w:r>
+            <w:r>
+              <w:rPr>
+                <w:rFonts w:ascii="Consolas" w:hAnsi="Consolas"/>
+                <w:sz w:val="16"/>
+              </w:rPr>
+              <w:t>RCCF_v3b_reproducibility_package_20260912.zip</w:t>
+            </w:r>
+          </w:p>
+        </w:tc>
+        <w:tc>
+          <w:tcPr>
+            <w:tcW w:type="dxa" w:w="1958"/>
+          </w:tcPr>
+          <w:p>
+            <w:pPr>
+              <w:spacing w:after="0"/>
+            </w:pPr>
+            <w:r>
+              <w:rPr>
+                <w:sz w:val="16"/>
+              </w:rPr>
+            </w:r>
+            <w:r>
+              <w:rPr>
+                <w:sz w:val="16"/>
+              </w:rPr>
+              <w:t>1</w:t>
+            </w:r>
+          </w:p>
+        </w:tc>
+        <w:tc>
+          <w:tcPr>
+            <w:tcW w:type="dxa" w:w="1958"/>
+          </w:tcPr>
+          <w:p>
+            <w:pPr>
+              <w:spacing w:after="0"/>
+            </w:pPr>
+            <w:r>
+              <w:rPr>
+                <w:sz w:val="16"/>
+              </w:rPr>
+            </w:r>
+            <w:r>
+              <w:rPr>
+                <w:sz w:val="16"/>
+              </w:rPr>
+              <w:t>27.6 MB</w:t>
+            </w:r>
+          </w:p>
+        </w:tc>
+        <w:tc>
+          <w:tcPr>
+            <w:tcW w:type="dxa" w:w="1958"/>
+          </w:tcPr>
+          <w:p>
+            <w:pPr>
+              <w:spacing w:after="0"/>
+            </w:pPr>
+            <w:r>
+              <w:rPr>
+                <w:sz w:val="16"/>
+              </w:rPr>
+            </w:r>
+            <w:r>
+              <w:rPr>
+                <w:sz w:val="16"/>
+              </w:rPr>
+              <w:t>完整研究档案 374–393 MB/个，本地保存</w:t>
+            </w:r>
+          </w:p>
+        </w:tc>
+        <w:tc>
+          <w:tcPr>
+            <w:tcW w:type="dxa" w:w="1958"/>
+          </w:tcPr>
+          <w:p>
+            <w:pPr>
+              <w:spacing w:after="0"/>
+            </w:pPr>
+            <w:r>
+              <w:rPr>
+                <w:sz w:val="16"/>
+              </w:rPr>
+            </w:r>
+            <w:r>
+              <w:rPr>
+                <w:sz w:val="16"/>
+              </w:rPr>
+              <w:t>按《数据与资料来源总表》的校验值核对</w:t>
+            </w:r>
+          </w:p>
+        </w:tc>
+      </w:tr>
+      <w:tr>
+        <w:tc>
+          <w:tcPr>
+            <w:tcW w:type="dxa" w:w="1958"/>
+          </w:tcPr>
+          <w:p>
+            <w:pPr>
+              <w:spacing w:after="0"/>
+            </w:pPr>
+            <w:r>
+              <w:rPr>
+                <w:sz w:val="16"/>
+              </w:rPr>
+            </w:r>
+            <w:r>
+              <w:rPr>
+                <w:rFonts w:ascii="Consolas" w:hAnsi="Consolas"/>
+                <w:sz w:val="16"/>
+              </w:rPr>
+              <w:t>RCCF_v3b_submission_package_20260912.zip</w:t>
+            </w:r>
+          </w:p>
+        </w:tc>
+        <w:tc>
+          <w:tcPr>
+            <w:tcW w:type="dxa" w:w="1958"/>
+          </w:tcPr>
+          <w:p>
+            <w:pPr>
+              <w:spacing w:after="0"/>
+            </w:pPr>
+            <w:r>
+              <w:rPr>
+                <w:sz w:val="16"/>
+              </w:rPr>
+            </w:r>
+            <w:r>
+              <w:rPr>
+                <w:sz w:val="16"/>
+              </w:rPr>
+              <w:t>1</w:t>
+            </w:r>
+          </w:p>
+        </w:tc>
+        <w:tc>
+          <w:tcPr>
+            <w:tcW w:type="dxa" w:w="1958"/>
+          </w:tcPr>
+          <w:p>
+            <w:pPr>
+              <w:spacing w:after="0"/>
+            </w:pPr>
+            <w:r>
+              <w:rPr>
+                <w:sz w:val="16"/>
+              </w:rPr>
+            </w:r>
+            <w:r>
+              <w:rPr>
+                <w:sz w:val="16"/>
+              </w:rPr>
+              <w:t>0.3 MB</w:t>
+            </w:r>
+          </w:p>
+        </w:tc>
+        <w:tc>
+          <w:tcPr>
+            <w:tcW w:type="dxa" w:w="1958"/>
+          </w:tcPr>
+          <w:p>
+            <w:pPr>
+              <w:spacing w:after="0"/>
+            </w:pPr>
+            <w:r>
+              <w:rPr>
+                <w:sz w:val="16"/>
+              </w:rPr>
+            </w:r>
+            <w:r>
+              <w:rPr>
+                <w:sz w:val="16"/>
+              </w:rPr>
+              <w:t>完整研究档案 374–393 MB/个，本地保存</w:t>
+            </w:r>
+          </w:p>
+        </w:tc>
+        <w:tc>
+          <w:tcPr>
+            <w:tcW w:type="dxa" w:w="1958"/>
+          </w:tcPr>
+          <w:p>
+            <w:pPr>
+              <w:spacing w:after="0"/>
+            </w:pPr>
+            <w:r>
+              <w:rPr>
+                <w:sz w:val="16"/>
+              </w:rPr>
+            </w:r>
+            <w:r>
+              <w:rPr>
+                <w:sz w:val="16"/>
+              </w:rPr>
+              <w:t>按《数据与资料来源总表》的校验值核对</w:t>
+            </w:r>
+          </w:p>
+        </w:tc>
+      </w:tr>
+      <w:tr>
+        <w:tc>
+          <w:tcPr>
+            <w:tcW w:type="dxa" w:w="1958"/>
+          </w:tcPr>
+          <w:p>
+            <w:pPr>
+              <w:spacing w:after="0"/>
+            </w:pPr>
+            <w:r>
+              <w:rPr>
+                <w:sz w:val="16"/>
+              </w:rPr>
+            </w:r>
+            <w:r>
+              <w:rPr>
+                <w:rFonts w:ascii="Consolas" w:hAnsi="Consolas"/>
+                <w:sz w:val="16"/>
+              </w:rPr>
+              <w:t>RCCF_完整研究档案_v2_20260912.tar.gz</w:t>
+            </w:r>
+          </w:p>
+        </w:tc>
+        <w:tc>
+          <w:tcPr>
+            <w:tcW w:type="dxa" w:w="1958"/>
+          </w:tcPr>
+          <w:p>
+            <w:pPr>
+              <w:spacing w:after="0"/>
+            </w:pPr>
+            <w:r>
+              <w:rPr>
+                <w:sz w:val="16"/>
+              </w:rPr>
+            </w:r>
+            <w:r>
+              <w:rPr>
+                <w:sz w:val="16"/>
+              </w:rPr>
+              <w:t>1</w:t>
+            </w:r>
+          </w:p>
+        </w:tc>
+        <w:tc>
+          <w:tcPr>
+            <w:tcW w:type="dxa" w:w="1958"/>
+          </w:tcPr>
+          <w:p>
+            <w:pPr>
+              <w:spacing w:after="0"/>
+            </w:pPr>
+            <w:r>
+              <w:rPr>
+                <w:sz w:val="16"/>
+              </w:rPr>
+            </w:r>
+            <w:r>
+              <w:rPr>
+                <w:sz w:val="16"/>
+              </w:rPr>
+              <w:t>411.9 MB</w:t>
+            </w:r>
+          </w:p>
+        </w:tc>
+        <w:tc>
+          <w:tcPr>
+            <w:tcW w:type="dxa" w:w="1958"/>
+          </w:tcPr>
+          <w:p>
+            <w:pPr>
+              <w:spacing w:after="0"/>
+            </w:pPr>
+            <w:r>
+              <w:rPr>
+                <w:sz w:val="16"/>
+              </w:rPr>
+            </w:r>
+            <w:r>
+              <w:rPr>
+                <w:sz w:val="16"/>
+              </w:rPr>
+              <w:t>完整研究档案 374–393 MB/个，本地保存</w:t>
+            </w:r>
+          </w:p>
+        </w:tc>
+        <w:tc>
+          <w:tcPr>
+            <w:tcW w:type="dxa" w:w="1958"/>
+          </w:tcPr>
+          <w:p>
+            <w:pPr>
+              <w:spacing w:after="0"/>
+            </w:pPr>
+            <w:r>
+              <w:rPr>
+                <w:sz w:val="16"/>
+              </w:rPr>
+            </w:r>
+            <w:r>
+              <w:rPr>
+                <w:sz w:val="16"/>
+              </w:rPr>
+              <w:t>按《数据与资料来源总表》的校验值核对</w:t>
+            </w:r>
+          </w:p>
+        </w:tc>
+      </w:tr>
+      <w:tr>
+        <w:tc>
+          <w:tcPr>
+            <w:tcW w:type="dxa" w:w="1958"/>
+          </w:tcPr>
+          <w:p>
+            <w:pPr>
+              <w:spacing w:after="0"/>
+            </w:pPr>
+            <w:r>
+              <w:rPr>
+                <w:sz w:val="16"/>
+              </w:rPr>
+            </w:r>
+            <w:r>
+              <w:rPr>
+                <w:rFonts w:ascii="Consolas" w:hAnsi="Consolas"/>
+                <w:sz w:val="16"/>
+              </w:rPr>
+              <w:t>这是本地快照，不等于安全审计。第三方</w:t>
+            </w:r>
+          </w:p>
+        </w:tc>
+        <w:tc>
+          <w:tcPr>
+            <w:tcW w:type="dxa" w:w="1958"/>
+          </w:tcPr>
+          <w:p>
+            <w:pPr>
+              <w:spacing w:after="0"/>
+            </w:pPr>
+            <w:r>
+              <w:rPr>
+                <w:sz w:val="16"/>
+              </w:rPr>
+            </w:r>
+            <w:r>
+              <w:rPr>
+                <w:sz w:val="16"/>
+              </w:rPr>
+              <w:t>1</w:t>
+            </w:r>
+          </w:p>
+        </w:tc>
+        <w:tc>
+          <w:tcPr>
+            <w:tcW w:type="dxa" w:w="1958"/>
+          </w:tcPr>
+          <w:p>
+            <w:pPr>
+              <w:spacing w:after="0"/>
+            </w:pPr>
+            <w:r>
+              <w:rPr>
+                <w:sz w:val="16"/>
+              </w:rPr>
+            </w:r>
+            <w:r>
+              <w:rPr>
+                <w:sz w:val="16"/>
+              </w:rPr>
+              <w:t>0.0 MB</w:t>
+            </w:r>
+          </w:p>
+        </w:tc>
+        <w:tc>
+          <w:tcPr>
+            <w:tcW w:type="dxa" w:w="1958"/>
+          </w:tcPr>
+          <w:p>
+            <w:pPr>
+              <w:spacing w:after="0"/>
+            </w:pPr>
+            <w:r>
+              <w:rPr>
+                <w:sz w:val="16"/>
+              </w:rPr>
+            </w:r>
+            <w:r>
+              <w:rPr>
+                <w:sz w:val="16"/>
+              </w:rPr>
+              <w:t>本地保留</w:t>
+            </w:r>
+          </w:p>
+        </w:tc>
+        <w:tc>
+          <w:tcPr>
+            <w:tcW w:type="dxa" w:w="1958"/>
+          </w:tcPr>
+          <w:p>
+            <w:pPr>
+              <w:spacing w:after="0"/>
+            </w:pPr>
+            <w:r>
+              <w:rPr>
+                <w:sz w:val="16"/>
+              </w:rPr>
+            </w:r>
+            <w:r>
+              <w:rPr>
+                <w:sz w:val="16"/>
+              </w:rPr>
+              <w:t>—</w:t>
+            </w:r>
+          </w:p>
+        </w:tc>
+      </w:tr>
+      <w:tr>
+        <w:tc>
+          <w:tcPr>
+            <w:tcW w:type="dxa" w:w="1958"/>
+          </w:tcPr>
+          <w:p>
+            <w:pPr>
+              <w:spacing w:after="0"/>
+            </w:pPr>
+            <w:r>
+              <w:rPr>
+                <w:sz w:val="16"/>
+              </w:rPr>
+            </w:r>
+            <w:r>
+              <w:rPr>
+                <w:rFonts w:ascii="Consolas" w:hAnsi="Consolas"/>
+                <w:sz w:val="16"/>
+              </w:rPr>
               <w:t>results_*</w:t>
             </w:r>
             <w:r>
               <w:rPr>
                 <w:sz w:val="16"/>
               </w:rPr>
-              <w:t>（186 个结果目录）</w:t>
-            </w:r>
-          </w:p>
-        </w:tc>
-        <w:tc>
-          <w:tcPr>
-            <w:tcW w:type="dxa" w:w="1958"/>
-          </w:tcPr>
-          <w:p>
-            <w:pPr>
-              <w:spacing w:after="0"/>
-            </w:pPr>
-            <w:r>
-              <w:rPr>
-                <w:sz w:val="16"/>
-              </w:rPr>
-            </w:r>
-            <w:r>
-              <w:rPr>
-                <w:sz w:val="16"/>
-              </w:rPr>
-              <w:t>3,933</w:t>
-            </w:r>
-          </w:p>
-        </w:tc>
-        <w:tc>
-          <w:tcPr>
-            <w:tcW w:type="dxa" w:w="1958"/>
-          </w:tcPr>
-          <w:p>
-            <w:pPr>
-              <w:spacing w:after="0"/>
-            </w:pPr>
-            <w:r>
-              <w:rPr>
-                <w:sz w:val="16"/>
-              </w:rPr>
-            </w:r>
-            <w:r>
-              <w:rPr>
-                <w:sz w:val="16"/>
-              </w:rPr>
-              <w:t>4220.0 MB</w:t>
+              <w:t>（212 个结果目录）</w:t>
+            </w:r>
+          </w:p>
+        </w:tc>
+        <w:tc>
+          <w:tcPr>
+            <w:tcW w:type="dxa" w:w="1958"/>
+          </w:tcPr>
+          <w:p>
+            <w:pPr>
+              <w:spacing w:after="0"/>
+            </w:pPr>
+            <w:r>
+              <w:rPr>
+                <w:sz w:val="16"/>
+              </w:rPr>
+            </w:r>
+            <w:r>
+              <w:rPr>
+                <w:sz w:val="16"/>
+              </w:rPr>
+              <w:t>4,452</w:t>
+            </w:r>
+          </w:p>
+        </w:tc>
+        <w:tc>
+          <w:tcPr>
+            <w:tcW w:type="dxa" w:w="1958"/>
+          </w:tcPr>
+          <w:p>
+            <w:pPr>
+              <w:spacing w:after="0"/>
+            </w:pPr>
+            <w:r>
+              <w:rPr>
+                <w:sz w:val="16"/>
+              </w:rPr>
+            </w:r>
+            <w:r>
+              <w:rPr>
+                <w:sz w:val="16"/>
+              </w:rPr>
+              <w:t>78115.5 MB</w:t>
             </w:r>
           </w:p>
         </w:tc>

--- a/重构版论文_v4_20260915/材料完整性清单.docx
+++ b/重构版论文_v4_20260915/材料完整性清单.docx
@@ -609,7 +609,7 @@
               <w:rPr>
                 <w:sz w:val="16"/>
               </w:rPr>
-              <w:t>22</w:t>
+              <w:t>24</w:t>
             </w:r>
           </w:p>
         </w:tc>
@@ -789,7 +789,7 @@
               <w:rPr>
                 <w:sz w:val="16"/>
               </w:rPr>
-              <w:t>761</w:t>
+              <w:t>766</w:t>
             </w:r>
           </w:p>
         </w:tc>
@@ -1398,7 +1398,7 @@
               <w:rPr>
                 <w:sz w:val="16"/>
               </w:rPr>
-              <w:t>56</w:t>
+              <w:t>57</w:t>
             </w:r>
           </w:p>
         </w:tc>
@@ -1614,7 +1614,7 @@
               <w:rPr>
                 <w:sz w:val="16"/>
               </w:rPr>
-              <w:t>411</w:t>
+              <w:t>415</w:t>
             </w:r>
           </w:p>
         </w:tc>
@@ -1851,7 +1851,7 @@
               <w:rPr>
                 <w:sz w:val="16"/>
               </w:rPr>
-              <w:t>32.5 MB</w:t>
+              <w:t>33.1 MB</w:t>
             </w:r>
           </w:p>
         </w:tc>
@@ -2154,28 +2154,28 @@
               <w:rPr>
                 <w:sz w:val="16"/>
               </w:rPr>
-              <w:t>620</w:t>
-            </w:r>
-          </w:p>
-        </w:tc>
-        <w:tc>
-          <w:tcPr>
-            <w:tcW w:type="dxa" w:w="1958"/>
-          </w:tcPr>
-          <w:p>
-            <w:pPr>
-              <w:spacing w:after="0"/>
-            </w:pPr>
-            <w:r>
-              <w:rPr>
-                <w:sz w:val="16"/>
-              </w:rPr>
-            </w:r>
-            <w:r>
-              <w:rPr>
-                <w:sz w:val="16"/>
-              </w:rPr>
-              <w:t>23.4 MB</w:t>
+              <w:t>626</w:t>
+            </w:r>
+          </w:p>
+        </w:tc>
+        <w:tc>
+          <w:tcPr>
+            <w:tcW w:type="dxa" w:w="1958"/>
+          </w:tcPr>
+          <w:p>
+            <w:pPr>
+              <w:spacing w:after="0"/>
+            </w:pPr>
+            <w:r>
+              <w:rPr>
+                <w:sz w:val="16"/>
+              </w:rPr>
+            </w:r>
+            <w:r>
+              <w:rPr>
+                <w:sz w:val="16"/>
+              </w:rPr>
+              <w:t>24.0 MB</w:t>
             </w:r>
           </w:p>
         </w:tc>
@@ -8760,28 +8760,28 @@
               <w:rPr>
                 <w:sz w:val="16"/>
               </w:rPr>
-              <w:t>102</w:t>
-            </w:r>
-          </w:p>
-        </w:tc>
-        <w:tc>
-          <w:tcPr>
-            <w:tcW w:type="dxa" w:w="1958"/>
-          </w:tcPr>
-          <w:p>
-            <w:pPr>
-              <w:spacing w:after="0"/>
-            </w:pPr>
-            <w:r>
-              <w:rPr>
-                <w:sz w:val="16"/>
-              </w:rPr>
-            </w:r>
-            <w:r>
-              <w:rPr>
-                <w:sz w:val="16"/>
-              </w:rPr>
-              <w:t>0.5 MB</w:t>
+              <w:t>109</w:t>
+            </w:r>
+          </w:p>
+        </w:tc>
+        <w:tc>
+          <w:tcPr>
+            <w:tcW w:type="dxa" w:w="1958"/>
+          </w:tcPr>
+          <w:p>
+            <w:pPr>
+              <w:spacing w:after="0"/>
+            </w:pPr>
+            <w:r>
+              <w:rPr>
+                <w:sz w:val="16"/>
+              </w:rPr>
+            </w:r>
+            <w:r>
+              <w:rPr>
+                <w:sz w:val="16"/>
+              </w:rPr>
+              <w:t>0.6 MB</w:t>
             </w:r>
           </w:p>
         </w:tc>

--- a/重构版论文_v4_20260915/材料完整性清单.docx
+++ b/重构版论文_v4_20260915/材料完整性清单.docx
@@ -8760,7 +8760,7 @@
               <w:rPr>
                 <w:sz w:val="16"/>
               </w:rPr>
-              <w:t>109</w:t>
+              <w:t>110</w:t>
             </w:r>
           </w:p>
         </w:tc>

--- a/重构版论文_v4_20260915/材料完整性清单.docx
+++ b/重构版论文_v4_20260915/材料完整性清单.docx
@@ -8760,7 +8760,7 @@
               <w:rPr>
                 <w:sz w:val="16"/>
               </w:rPr>
-              <w:t>110</w:t>
+              <w:t>116</w:t>
             </w:r>
           </w:p>
         </w:tc>

--- a/重构版论文_v4_20260915/材料完整性清单.docx
+++ b/重构版论文_v4_20260915/材料完整性清单.docx
@@ -789,7 +789,7 @@
               <w:rPr>
                 <w:sz w:val="16"/>
               </w:rPr>
-              <w:t>766</w:t>
+              <w:t>767</w:t>
             </w:r>
           </w:p>
         </w:tc>
@@ -1614,7 +1614,7 @@
               <w:rPr>
                 <w:sz w:val="16"/>
               </w:rPr>
-              <w:t>415</w:t>
+              <w:t>416</w:t>
             </w:r>
           </w:p>
         </w:tc>
@@ -2154,7 +2154,7 @@
               <w:rPr>
                 <w:sz w:val="16"/>
               </w:rPr>
-              <w:t>626</w:t>
+              <w:t>627</w:t>
             </w:r>
           </w:p>
         </w:tc>
@@ -8760,7 +8760,7 @@
               <w:rPr>
                 <w:sz w:val="16"/>
               </w:rPr>
-              <w:t>116</w:t>
+              <w:t>120</w:t>
             </w:r>
           </w:p>
         </w:tc>

--- a/重构版论文_v4_20260915/材料完整性清单.docx
+++ b/重构版论文_v4_20260915/材料完整性清单.docx
@@ -2175,7 +2175,7 @@
               <w:rPr>
                 <w:sz w:val="16"/>
               </w:rPr>
-              <w:t>24.0 MB</w:t>
+              <w:t>24.1 MB</w:t>
             </w:r>
           </w:p>
         </w:tc>
@@ -8760,7 +8760,7 @@
               <w:rPr>
                 <w:sz w:val="16"/>
               </w:rPr>
-              <w:t>120</w:t>
+              <w:t>122</w:t>
             </w:r>
           </w:p>
         </w:tc>

--- a/重构版论文_v4_20260915/材料完整性清单.docx
+++ b/重构版论文_v4_20260915/材料完整性清单.docx
@@ -789,7 +789,7 @@
               <w:rPr>
                 <w:sz w:val="16"/>
               </w:rPr>
-              <w:t>767</w:t>
+              <w:t>768</w:t>
             </w:r>
           </w:p>
         </w:tc>
@@ -1614,7 +1614,7 @@
               <w:rPr>
                 <w:sz w:val="16"/>
               </w:rPr>
-              <w:t>416</w:t>
+              <w:t>417</w:t>
             </w:r>
           </w:p>
         </w:tc>
@@ -2154,7 +2154,7 @@
               <w:rPr>
                 <w:sz w:val="16"/>
               </w:rPr>
-              <w:t>627</w:t>
+              <w:t>628</w:t>
             </w:r>
           </w:p>
         </w:tc>

--- a/重构版论文_v4_20260915/材料完整性清单.docx
+++ b/重构版论文_v4_20260915/材料完整性清单.docx
@@ -2154,28 +2154,28 @@
               <w:rPr>
                 <w:sz w:val="16"/>
               </w:rPr>
-              <w:t>628</w:t>
-            </w:r>
-          </w:p>
-        </w:tc>
-        <w:tc>
-          <w:tcPr>
-            <w:tcW w:type="dxa" w:w="1958"/>
-          </w:tcPr>
-          <w:p>
-            <w:pPr>
-              <w:spacing w:after="0"/>
-            </w:pPr>
-            <w:r>
-              <w:rPr>
-                <w:sz w:val="16"/>
-              </w:rPr>
-            </w:r>
-            <w:r>
-              <w:rPr>
-                <w:sz w:val="16"/>
-              </w:rPr>
-              <w:t>24.1 MB</w:t>
+              <w:t>629</w:t>
+            </w:r>
+          </w:p>
+        </w:tc>
+        <w:tc>
+          <w:tcPr>
+            <w:tcW w:type="dxa" w:w="1958"/>
+          </w:tcPr>
+          <w:p>
+            <w:pPr>
+              <w:spacing w:after="0"/>
+            </w:pPr>
+            <w:r>
+              <w:rPr>
+                <w:sz w:val="16"/>
+              </w:rPr>
+            </w:r>
+            <w:r>
+              <w:rPr>
+                <w:sz w:val="16"/>
+              </w:rPr>
+              <w:t>23.5 MB</w:t>
             </w:r>
           </w:p>
         </w:tc>
@@ -8760,28 +8760,28 @@
               <w:rPr>
                 <w:sz w:val="16"/>
               </w:rPr>
-              <w:t>122</w:t>
-            </w:r>
-          </w:p>
-        </w:tc>
-        <w:tc>
-          <w:tcPr>
-            <w:tcW w:type="dxa" w:w="1958"/>
-          </w:tcPr>
-          <w:p>
-            <w:pPr>
-              <w:spacing w:after="0"/>
-            </w:pPr>
-            <w:r>
-              <w:rPr>
-                <w:sz w:val="16"/>
-              </w:rPr>
-            </w:r>
-            <w:r>
-              <w:rPr>
-                <w:sz w:val="16"/>
-              </w:rPr>
-              <w:t>0.6 MB</w:t>
+              <w:t>127</w:t>
+            </w:r>
+          </w:p>
+        </w:tc>
+        <w:tc>
+          <w:tcPr>
+            <w:tcW w:type="dxa" w:w="1958"/>
+          </w:tcPr>
+          <w:p>
+            <w:pPr>
+              <w:spacing w:after="0"/>
+            </w:pPr>
+            <w:r>
+              <w:rPr>
+                <w:sz w:val="16"/>
+              </w:rPr>
+            </w:r>
+            <w:r>
+              <w:rPr>
+                <w:sz w:val="16"/>
+              </w:rPr>
+              <w:t>0.7 MB</w:t>
             </w:r>
           </w:p>
         </w:tc>

--- a/重构版论文_v4_20260915/材料完整性清单.docx
+++ b/重构版论文_v4_20260915/材料完整性清单.docx
@@ -789,7 +789,7 @@
               <w:rPr>
                 <w:sz w:val="16"/>
               </w:rPr>
-              <w:t>768</w:t>
+              <w:t>769</w:t>
             </w:r>
           </w:p>
         </w:tc>
@@ -1614,28 +1614,28 @@
               <w:rPr>
                 <w:sz w:val="16"/>
               </w:rPr>
-              <w:t>417</w:t>
-            </w:r>
-          </w:p>
-        </w:tc>
-        <w:tc>
-          <w:tcPr>
-            <w:tcW w:type="dxa" w:w="1958"/>
-          </w:tcPr>
-          <w:p>
-            <w:pPr>
-              <w:spacing w:after="0"/>
-            </w:pPr>
-            <w:r>
-              <w:rPr>
-                <w:sz w:val="16"/>
-              </w:rPr>
-            </w:r>
-            <w:r>
-              <w:rPr>
-                <w:sz w:val="16"/>
-              </w:rPr>
-              <w:t>2.4 MB</w:t>
+              <w:t>418</w:t>
+            </w:r>
+          </w:p>
+        </w:tc>
+        <w:tc>
+          <w:tcPr>
+            <w:tcW w:type="dxa" w:w="1958"/>
+          </w:tcPr>
+          <w:p>
+            <w:pPr>
+              <w:spacing w:after="0"/>
+            </w:pPr>
+            <w:r>
+              <w:rPr>
+                <w:sz w:val="16"/>
+              </w:rPr>
+            </w:r>
+            <w:r>
+              <w:rPr>
+                <w:sz w:val="16"/>
+              </w:rPr>
+              <w:t>2.5 MB</w:t>
             </w:r>
           </w:p>
         </w:tc>
@@ -2154,28 +2154,28 @@
               <w:rPr>
                 <w:sz w:val="16"/>
               </w:rPr>
-              <w:t>629</w:t>
-            </w:r>
-          </w:p>
-        </w:tc>
-        <w:tc>
-          <w:tcPr>
-            <w:tcW w:type="dxa" w:w="1958"/>
-          </w:tcPr>
-          <w:p>
-            <w:pPr>
-              <w:spacing w:after="0"/>
-            </w:pPr>
-            <w:r>
-              <w:rPr>
-                <w:sz w:val="16"/>
-              </w:rPr>
-            </w:r>
-            <w:r>
-              <w:rPr>
-                <w:sz w:val="16"/>
-              </w:rPr>
-              <w:t>23.5 MB</w:t>
+              <w:t>630</w:t>
+            </w:r>
+          </w:p>
+        </w:tc>
+        <w:tc>
+          <w:tcPr>
+            <w:tcW w:type="dxa" w:w="1958"/>
+          </w:tcPr>
+          <w:p>
+            <w:pPr>
+              <w:spacing w:after="0"/>
+            </w:pPr>
+            <w:r>
+              <w:rPr>
+                <w:sz w:val="16"/>
+              </w:rPr>
+            </w:r>
+            <w:r>
+              <w:rPr>
+                <w:sz w:val="16"/>
+              </w:rPr>
+              <w:t>24.1 MB</w:t>
             </w:r>
           </w:p>
         </w:tc>
@@ -8760,7 +8760,7 @@
               <w:rPr>
                 <w:sz w:val="16"/>
               </w:rPr>
-              <w:t>127</w:t>
+              <w:t>128</w:t>
             </w:r>
           </w:p>
         </w:tc>
@@ -9759,7 +9759,7 @@
               <w:rPr>
                 <w:sz w:val="16"/>
               </w:rPr>
-              <w:t>78115.5 MB</w:t>
+              <w:t>78115.6 MB</w:t>
             </w:r>
           </w:p>
         </w:tc>

--- a/重构版论文_v4_20260915/材料完整性清单.docx
+++ b/重构版论文_v4_20260915/材料完整性清单.docx
@@ -948,6 +948,51 @@
                 <w:rFonts w:ascii="Consolas" w:hAnsi="Consolas"/>
                 <w:sz w:val="16"/>
               </w:rPr>
+              <w:t>11_计算机学报排版版</w:t>
+            </w:r>
+          </w:p>
+        </w:tc>
+        <w:tc>
+          <w:tcPr>
+            <w:tcW w:type="dxa" w:w="4896"/>
+          </w:tcPr>
+          <w:p>
+            <w:pPr>
+              <w:spacing w:after="0"/>
+            </w:pPr>
+            <w:r>
+              <w:rPr>
+                <w:sz w:val="16"/>
+              </w:rPr>
+            </w:r>
+            <w:r>
+              <w:rPr>
+                <w:sz w:val="16"/>
+              </w:rPr>
+              <w:t>2</w:t>
+            </w:r>
+          </w:p>
+        </w:tc>
+      </w:tr>
+      <w:tr>
+        <w:tc>
+          <w:tcPr>
+            <w:tcW w:type="dxa" w:w="4896"/>
+          </w:tcPr>
+          <w:p>
+            <w:pPr>
+              <w:spacing w:after="0"/>
+            </w:pPr>
+            <w:r>
+              <w:rPr>
+                <w:sz w:val="16"/>
+              </w:rPr>
+            </w:r>
+            <w:r>
+              <w:rPr>
+                <w:rFonts w:ascii="Consolas" w:hAnsi="Consolas"/>
+                <w:sz w:val="16"/>
+              </w:rPr>
               <w:t>checksums.sha256</w:t>
             </w:r>
           </w:p>
@@ -1614,7 +1659,7 @@
               <w:rPr>
                 <w:sz w:val="16"/>
               </w:rPr>
-              <w:t>418</w:t>
+              <w:t>420</w:t>
             </w:r>
           </w:p>
         </w:tc>
@@ -1851,7 +1896,7 @@
               <w:rPr>
                 <w:sz w:val="16"/>
               </w:rPr>
-              <w:t>33.1 MB</w:t>
+              <w:t>35.4 MB</w:t>
             </w:r>
           </w:p>
         </w:tc>
@@ -2154,28 +2199,28 @@
               <w:rPr>
                 <w:sz w:val="16"/>
               </w:rPr>
-              <w:t>630</w:t>
-            </w:r>
-          </w:p>
-        </w:tc>
-        <w:tc>
-          <w:tcPr>
-            <w:tcW w:type="dxa" w:w="1958"/>
-          </w:tcPr>
-          <w:p>
-            <w:pPr>
-              <w:spacing w:after="0"/>
-            </w:pPr>
-            <w:r>
-              <w:rPr>
-                <w:sz w:val="16"/>
-              </w:rPr>
-            </w:r>
-            <w:r>
-              <w:rPr>
-                <w:sz w:val="16"/>
-              </w:rPr>
-              <w:t>24.1 MB</w:t>
+              <w:t>632</w:t>
+            </w:r>
+          </w:p>
+        </w:tc>
+        <w:tc>
+          <w:tcPr>
+            <w:tcW w:type="dxa" w:w="1958"/>
+          </w:tcPr>
+          <w:p>
+            <w:pPr>
+              <w:spacing w:after="0"/>
+            </w:pPr>
+            <w:r>
+              <w:rPr>
+                <w:sz w:val="16"/>
+              </w:rPr>
+            </w:r>
+            <w:r>
+              <w:rPr>
+                <w:sz w:val="16"/>
+              </w:rPr>
+              <w:t>26.8 MB</w:t>
             </w:r>
           </w:p>
         </w:tc>
@@ -8760,28 +8805,28 @@
               <w:rPr>
                 <w:sz w:val="16"/>
               </w:rPr>
-              <w:t>128</w:t>
-            </w:r>
-          </w:p>
-        </w:tc>
-        <w:tc>
-          <w:tcPr>
-            <w:tcW w:type="dxa" w:w="1958"/>
-          </w:tcPr>
-          <w:p>
-            <w:pPr>
-              <w:spacing w:after="0"/>
-            </w:pPr>
-            <w:r>
-              <w:rPr>
-                <w:sz w:val="16"/>
-              </w:rPr>
-            </w:r>
-            <w:r>
-              <w:rPr>
-                <w:sz w:val="16"/>
-              </w:rPr>
-              <w:t>0.7 MB</w:t>
+              <w:t>142</w:t>
+            </w:r>
+          </w:p>
+        </w:tc>
+        <w:tc>
+          <w:tcPr>
+            <w:tcW w:type="dxa" w:w="1958"/>
+          </w:tcPr>
+          <w:p>
+            <w:pPr>
+              <w:spacing w:after="0"/>
+            </w:pPr>
+            <w:r>
+              <w:rPr>
+                <w:sz w:val="16"/>
+              </w:rPr>
+            </w:r>
+            <w:r>
+              <w:rPr>
+                <w:sz w:val="16"/>
+              </w:rPr>
+              <w:t>7.4 MB</w:t>
             </w:r>
           </w:p>
         </w:tc>

--- a/重构版论文_v4_20260915/材料完整性清单.docx
+++ b/重构版论文_v4_20260915/材料完整性清单.docx
@@ -789,7 +789,7 @@
               <w:rPr>
                 <w:sz w:val="16"/>
               </w:rPr>
-              <w:t>769</w:t>
+              <w:t>771</w:t>
             </w:r>
           </w:p>
         </w:tc>
@@ -2199,7 +2199,7 @@
               <w:rPr>
                 <w:sz w:val="16"/>
               </w:rPr>
-              <w:t>632</w:t>
+              <w:t>634</w:t>
             </w:r>
           </w:p>
         </w:tc>

--- a/重构版论文_v4_20260915/材料完整性清单.docx
+++ b/重构版论文_v4_20260915/材料完整性清单.docx
@@ -834,7 +834,7 @@
               <w:rPr>
                 <w:sz w:val="16"/>
               </w:rPr>
-              <w:t>10</w:t>
+              <w:t>11</w:t>
             </w:r>
           </w:p>
         </w:tc>
@@ -1551,7 +1551,7 @@
               <w:rPr>
                 <w:sz w:val="16"/>
               </w:rPr>
-              <w:t>180</w:t>
+              <w:t>181</w:t>
             </w:r>
           </w:p>
         </w:tc>
@@ -2220,7 +2220,7 @@
               <w:rPr>
                 <w:sz w:val="16"/>
               </w:rPr>
-              <w:t>26.8 MB</w:t>
+              <w:t>26.5 MB</w:t>
             </w:r>
           </w:p>
         </w:tc>
@@ -8805,28 +8805,28 @@
               <w:rPr>
                 <w:sz w:val="16"/>
               </w:rPr>
-              <w:t>142</w:t>
-            </w:r>
-          </w:p>
-        </w:tc>
-        <w:tc>
-          <w:tcPr>
-            <w:tcW w:type="dxa" w:w="1958"/>
-          </w:tcPr>
-          <w:p>
-            <w:pPr>
-              <w:spacing w:after="0"/>
-            </w:pPr>
-            <w:r>
-              <w:rPr>
-                <w:sz w:val="16"/>
-              </w:rPr>
-            </w:r>
-            <w:r>
-              <w:rPr>
-                <w:sz w:val="16"/>
-              </w:rPr>
-              <w:t>7.4 MB</w:t>
+              <w:t>144</w:t>
+            </w:r>
+          </w:p>
+        </w:tc>
+        <w:tc>
+          <w:tcPr>
+            <w:tcW w:type="dxa" w:w="1958"/>
+          </w:tcPr>
+          <w:p>
+            <w:pPr>
+              <w:spacing w:after="0"/>
+            </w:pPr>
+            <w:r>
+              <w:rPr>
+                <w:sz w:val="16"/>
+              </w:rPr>
+            </w:r>
+            <w:r>
+              <w:rPr>
+                <w:sz w:val="16"/>
+              </w:rPr>
+              <w:t>8.5 MB</w:t>
             </w:r>
           </w:p>
         </w:tc>
